--- a/Phase 2(1).docx
+++ b/Phase 2(1).docx
@@ -1,6 +1,6 @@
 
 <file path=word/document.xml><?xml version="1.0" encoding="utf-8"?>
-<w:document xmlns:wpc="http://schemas.microsoft.com/office/word/2010/wordprocessingCanvas" xmlns:cx="http://schemas.microsoft.com/office/drawing/2014/chartex" xmlns:cx1="http://schemas.microsoft.com/office/drawing/2015/9/8/chartex" xmlns:cx2="http://schemas.microsoft.com/office/drawing/2015/10/21/chartex" xmlns:cx3="http://schemas.microsoft.com/office/drawing/2016/5/9/chartex" xmlns:cx4="http://schemas.microsoft.com/office/drawing/2016/5/10/chartex" xmlns:cx5="http://schemas.microsoft.com/office/drawing/2016/5/11/chartex" xmlns:cx6="http://schemas.microsoft.com/office/drawing/2016/5/12/chartex" xmlns:cx7="http://schemas.microsoft.com/office/drawing/2016/5/13/chartex" xmlns:cx8="http://schemas.microsoft.com/office/drawing/2016/5/14/chartex" xmlns:mc="http://schemas.openxmlformats.org/markup-compatibility/2006" xmlns:aink="http://schemas.microsoft.com/office/drawing/2016/ink" xmlns:am3d="http://schemas.microsoft.com/office/drawing/2017/model3d" xmlns:o="urn:schemas-microsoft-com:office:office" xmlns:oel="http://schemas.microsoft.com/office/2019/extlst" xmlns:r="http://schemas.openxmlformats.org/officeDocument/2006/relationships" xmlns:m="http://schemas.openxmlformats.org/officeDocument/2006/math" xmlns:v="urn:schemas-microsoft-com:vml" xmlns:wp14="http://schemas.microsoft.com/office/word/2010/wordprocessingDrawing" xmlns:wp="http://schemas.openxmlformats.org/drawingml/2006/wordprocessingDrawing" xmlns:w10="urn:schemas-microsoft-com:office:word" xmlns:w="http://schemas.openxmlformats.org/wordprocessingml/2006/main" xmlns:w14="http://schemas.microsoft.com/office/word/2010/wordml" xmlns:w15="http://schemas.microsoft.com/office/word/2012/wordml" xmlns:w16cex="http://schemas.microsoft.com/office/word/2018/wordml/cex" xmlns:w16cid="http://schemas.microsoft.com/office/word/2016/wordml/cid" xmlns:w16="http://schemas.microsoft.com/office/word/2018/wordml" xmlns:w16du="http://schemas.microsoft.com/office/word/2023/wordml/word16du" xmlns:w16sdtdh="http://schemas.microsoft.com/office/word/2020/wordml/sdtdatahash" xmlns:w16sdtfl="http://schemas.microsoft.com/office/word/2024/wordml/sdtformatlock" xmlns:w16se="http://schemas.microsoft.com/office/word/2015/wordml/symex" xmlns:wpg="http://schemas.microsoft.com/office/word/2010/wordprocessingGroup" xmlns:wpi="http://schemas.microsoft.com/office/word/2010/wordprocessingInk" xmlns:wne="http://schemas.microsoft.com/office/word/2006/wordml" xmlns:wps="http://schemas.microsoft.com/office/word/2010/wordprocessingShape" xmlns:a="http://schemas.openxmlformats.org/drawingml/2006/main" xmlns:pic="http://schemas.openxmlformats.org/drawingml/2006/picture" xmlns:a14="http://schemas.microsoft.com/office/drawing/2010/main" mc:Ignorable="w14 w15 w16se w16cid w16 w16cex w16sdtdh w16sdtfl w16du wp14">
+<w:document xmlns:wpc="http://schemas.microsoft.com/office/word/2010/wordprocessingCanvas" xmlns:cx="http://schemas.microsoft.com/office/drawing/2014/chartex" xmlns:cx1="http://schemas.microsoft.com/office/drawing/2015/9/8/chartex" xmlns:cx2="http://schemas.microsoft.com/office/drawing/2015/10/21/chartex" xmlns:cx3="http://schemas.microsoft.com/office/drawing/2016/5/9/chartex" xmlns:cx4="http://schemas.microsoft.com/office/drawing/2016/5/10/chartex" xmlns:cx5="http://schemas.microsoft.com/office/drawing/2016/5/11/chartex" xmlns:cx6="http://schemas.microsoft.com/office/drawing/2016/5/12/chartex" xmlns:cx7="http://schemas.microsoft.com/office/drawing/2016/5/13/chartex" xmlns:cx8="http://schemas.microsoft.com/office/drawing/2016/5/14/chartex" xmlns:mc="http://schemas.openxmlformats.org/markup-compatibility/2006" xmlns:aink="http://schemas.microsoft.com/office/drawing/2016/ink" xmlns:am3d="http://schemas.microsoft.com/office/drawing/2017/model3d" xmlns:o="urn:schemas-microsoft-com:office:office" xmlns:oel="http://schemas.microsoft.com/office/2019/extlst" xmlns:r="http://schemas.openxmlformats.org/officeDocument/2006/relationships" xmlns:m="http://schemas.openxmlformats.org/officeDocument/2006/math" xmlns:v="urn:schemas-microsoft-com:vml" xmlns:wp14="http://schemas.microsoft.com/office/word/2010/wordprocessingDrawing" xmlns:wp="http://schemas.openxmlformats.org/drawingml/2006/wordprocessingDrawing" xmlns:w10="urn:schemas-microsoft-com:office:word" xmlns:w="http://schemas.openxmlformats.org/wordprocessingml/2006/main" xmlns:w14="http://schemas.microsoft.com/office/word/2010/wordml" xmlns:w15="http://schemas.microsoft.com/office/word/2012/wordml" xmlns:w16cex="http://schemas.microsoft.com/office/word/2018/wordml/cex" xmlns:w16cid="http://schemas.microsoft.com/office/word/2016/wordml/cid" xmlns:w16="http://schemas.microsoft.com/office/word/2018/wordml" xmlns:w16du="http://schemas.microsoft.com/office/word/2023/wordml/word16du" xmlns:w16sdtdh="http://schemas.microsoft.com/office/word/2020/wordml/sdtdatahash" xmlns:w16sdtfl="http://schemas.microsoft.com/office/word/2024/wordml/sdtformatlock" xmlns:w16se="http://schemas.microsoft.com/office/word/2015/wordml/symex" xmlns:wpg="http://schemas.microsoft.com/office/word/2010/wordprocessingGroup" xmlns:wpi="http://schemas.microsoft.com/office/word/2010/wordprocessingInk" xmlns:wne="http://schemas.microsoft.com/office/word/2006/wordml" xmlns:wps="http://schemas.microsoft.com/office/word/2010/wordprocessingShape" mc:Ignorable="w14 w15 w16se w16cid w16 w16cex w16sdtdh w16sdtfl w16du wp14">
   <w:body>
     <w:p>
       <w:pPr>
@@ -208,8 +208,6 @@
     <w:p>
       <w:r>
         <w:br/>
-      </w:r>
-      <w:r>
         <w:t xml:space="preserve">Group </w:t>
       </w:r>
       <w:proofErr w:type="gramStart"/>
@@ -518,410 +516,76 @@
         <w:pStyle w:val="ListParagraph"/>
         <w:numPr>
           <w:ilvl w:val="0"/>
-          <w:numId w:val="10"/>
+          <w:numId w:val="1"/>
         </w:numPr>
-        <w:spacing w:before="0" w:beforeAutospacing="off" w:after="0" w:afterAutospacing="off"/>
+        <w:spacing w:after="0"/>
         <w:rPr>
-          <w:rFonts w:ascii="Cambria" w:hAnsi="Cambria" w:eastAsia="Cambria" w:cs="Cambria"/>
-          <w:noProof w:val="0"/>
-          <w:sz w:val="22"/>
-          <w:szCs w:val="22"/>
-          <w:lang w:val="en-US"/>
+          <w:rFonts w:ascii="Cambria" w:eastAsia="Cambria" w:hAnsi="Cambria" w:cs="Cambria"/>
         </w:rPr>
       </w:pPr>
       <w:r>
         <w:rPr>
-          <w:rFonts w:ascii="Cambria" w:hAnsi="Cambria" w:eastAsia="Cambria" w:cs="Cambria"/>
-          <w:noProof w:val="0"/>
-          <w:sz w:val="22"/>
-          <w:szCs w:val="22"/>
+          <w:rFonts w:ascii="Cambria" w:eastAsia="Cambria" w:hAnsi="Cambria" w:cs="Cambria"/>
           <w:u w:val="single"/>
-          <w:lang w:val="en-US"/>
         </w:rPr>
         <w:t>Class Diagram:</w:t>
       </w:r>
       <w:r>
         <w:rPr>
-          <w:rFonts w:ascii="Cambria" w:hAnsi="Cambria" w:eastAsia="Cambria" w:cs="Cambria"/>
-          <w:noProof w:val="0"/>
-          <w:sz w:val="22"/>
-          <w:szCs w:val="22"/>
-          <w:lang w:val="en-US"/>
+          <w:rFonts w:ascii="Cambria" w:eastAsia="Cambria" w:hAnsi="Cambria" w:cs="Cambria"/>
         </w:rPr>
-        <w:t xml:space="preserve"> The system consists of classes such as Customer, Vehicle, </w:t>
+        <w:t xml:space="preserve"> The system consists of classes such as Customer, Vehicle, ServiceManager, ServiceRecord, BillingManager and MainApp. Customer class represents the customer who requests vehicle </w:t>
       </w:r>
       <w:r>
         <w:rPr>
-          <w:rFonts w:ascii="Cambria" w:hAnsi="Cambria" w:eastAsia="Cambria" w:cs="Cambria"/>
-          <w:noProof w:val="0"/>
-          <w:sz w:val="22"/>
-          <w:szCs w:val="22"/>
-          <w:lang w:val="en-US"/>
-        </w:rPr>
-        <w:t>ServiceManager</w:t>
-      </w:r>
-      <w:r>
-        <w:rPr>
-          <w:rFonts w:ascii="Cambria" w:hAnsi="Cambria" w:eastAsia="Cambria" w:cs="Cambria"/>
-          <w:noProof w:val="0"/>
-          <w:sz w:val="22"/>
-          <w:szCs w:val="22"/>
-          <w:lang w:val="en-US"/>
-        </w:rPr>
-        <w:t xml:space="preserve">, </w:t>
-      </w:r>
-      <w:r>
-        <w:rPr>
-          <w:rFonts w:ascii="Cambria" w:hAnsi="Cambria" w:eastAsia="Cambria" w:cs="Cambria"/>
-          <w:noProof w:val="0"/>
-          <w:sz w:val="22"/>
-          <w:szCs w:val="22"/>
-          <w:lang w:val="en-US"/>
-        </w:rPr>
-        <w:t>ServiceRecord</w:t>
-      </w:r>
-      <w:r>
-        <w:rPr>
-          <w:rFonts w:ascii="Cambria" w:hAnsi="Cambria" w:eastAsia="Cambria" w:cs="Cambria"/>
-          <w:noProof w:val="0"/>
-          <w:sz w:val="22"/>
-          <w:szCs w:val="22"/>
-          <w:lang w:val="en-US"/>
-        </w:rPr>
-        <w:t xml:space="preserve">, </w:t>
-      </w:r>
-      <w:r>
-        <w:rPr>
-          <w:rFonts w:ascii="Cambria" w:hAnsi="Cambria" w:eastAsia="Cambria" w:cs="Cambria"/>
-          <w:noProof w:val="0"/>
-          <w:sz w:val="22"/>
-          <w:szCs w:val="22"/>
-          <w:lang w:val="en-US"/>
-        </w:rPr>
-        <w:t>BillingManager</w:t>
-      </w:r>
-      <w:r>
-        <w:rPr>
-          <w:rFonts w:ascii="Cambria" w:hAnsi="Cambria" w:eastAsia="Cambria" w:cs="Cambria"/>
-          <w:noProof w:val="0"/>
-          <w:sz w:val="22"/>
-          <w:szCs w:val="22"/>
-          <w:lang w:val="en-US"/>
-        </w:rPr>
-        <w:t xml:space="preserve"> and </w:t>
-      </w:r>
-      <w:r>
-        <w:rPr>
-          <w:rFonts w:ascii="Cambria" w:hAnsi="Cambria" w:eastAsia="Cambria" w:cs="Cambria"/>
-          <w:noProof w:val="0"/>
-          <w:sz w:val="22"/>
-          <w:szCs w:val="22"/>
-          <w:lang w:val="en-US"/>
-        </w:rPr>
-        <w:t>MainApp</w:t>
-      </w:r>
-      <w:r>
-        <w:rPr>
-          <w:rFonts w:ascii="Cambria" w:hAnsi="Cambria" w:eastAsia="Cambria" w:cs="Cambria"/>
-          <w:noProof w:val="0"/>
-          <w:sz w:val="22"/>
-          <w:szCs w:val="22"/>
-          <w:lang w:val="en-US"/>
-        </w:rPr>
-        <w:t xml:space="preserve">. Customer class </w:t>
-      </w:r>
-      <w:r>
-        <w:rPr>
-          <w:rFonts w:ascii="Cambria" w:hAnsi="Cambria" w:eastAsia="Cambria" w:cs="Cambria"/>
-          <w:noProof w:val="0"/>
-          <w:sz w:val="22"/>
-          <w:szCs w:val="22"/>
-          <w:lang w:val="en-US"/>
-        </w:rPr>
-        <w:t>represents</w:t>
-      </w:r>
-      <w:r>
-        <w:rPr>
-          <w:rFonts w:ascii="Cambria" w:hAnsi="Cambria" w:eastAsia="Cambria" w:cs="Cambria"/>
-          <w:noProof w:val="0"/>
-          <w:sz w:val="22"/>
-          <w:szCs w:val="22"/>
-          <w:lang w:val="en-US"/>
-        </w:rPr>
-        <w:t xml:space="preserve"> the customer who requests vehicle </w:t>
-      </w:r>
-      <w:r>
-        <w:rPr>
-          <w:rFonts w:ascii="Cambria" w:hAnsi="Cambria" w:eastAsia="Cambria" w:cs="Cambria"/>
-          <w:noProof w:val="0"/>
-          <w:sz w:val="22"/>
-          <w:szCs w:val="22"/>
-          <w:lang w:val="en-US"/>
+          <w:rFonts w:ascii="Cambria" w:eastAsia="Cambria" w:hAnsi="Cambria" w:cs="Cambria"/>
         </w:rPr>
         <w:t>service</w:t>
       </w:r>
       <w:r>
         <w:rPr>
-          <w:rFonts w:ascii="Cambria" w:hAnsi="Cambria" w:eastAsia="Cambria" w:cs="Cambria"/>
-          <w:noProof w:val="0"/>
-          <w:sz w:val="22"/>
-          <w:szCs w:val="22"/>
-          <w:lang w:val="en-US"/>
+          <w:rFonts w:ascii="Cambria" w:eastAsia="Cambria" w:hAnsi="Cambria" w:cs="Cambria"/>
         </w:rPr>
         <w:t xml:space="preserve">. Vehicle class stores vehicle details such as vehicle number, </w:t>
       </w:r>
       <w:r>
         <w:rPr>
-          <w:rFonts w:ascii="Cambria" w:hAnsi="Cambria" w:eastAsia="Cambria" w:cs="Cambria"/>
-          <w:noProof w:val="0"/>
-          <w:sz w:val="22"/>
-          <w:szCs w:val="22"/>
-          <w:lang w:val="en-US"/>
+          <w:rFonts w:ascii="Cambria" w:eastAsia="Cambria" w:hAnsi="Cambria" w:cs="Cambria"/>
         </w:rPr>
         <w:t>model,</w:t>
       </w:r>
       <w:r>
         <w:rPr>
-          <w:rFonts w:ascii="Cambria" w:hAnsi="Cambria" w:eastAsia="Cambria" w:cs="Cambria"/>
-          <w:noProof w:val="0"/>
-          <w:sz w:val="22"/>
-          <w:szCs w:val="22"/>
-          <w:lang w:val="en-US"/>
+          <w:rFonts w:ascii="Cambria" w:eastAsia="Cambria" w:hAnsi="Cambria" w:cs="Cambria"/>
         </w:rPr>
-        <w:t xml:space="preserve"> and service status. </w:t>
+        <w:t xml:space="preserve"> and service status. ServiceManager handles service booking confirmation and vehicle checking. ServiceRecord maintains service record information. BillingManager generates the final service bill. MainApp acts as the main execution class that coordinates all operations. Relationships </w:t>
       </w:r>
       <w:r>
         <w:rPr>
-          <w:rFonts w:ascii="Cambria" w:hAnsi="Cambria" w:eastAsia="Cambria" w:cs="Cambria"/>
-          <w:noProof w:val="0"/>
-          <w:sz w:val="22"/>
-          <w:szCs w:val="22"/>
-          <w:lang w:val="en-US"/>
-        </w:rPr>
-        <w:t>ServiceManager</w:t>
-      </w:r>
-      <w:r>
-        <w:rPr>
-          <w:rFonts w:ascii="Cambria" w:hAnsi="Cambria" w:eastAsia="Cambria" w:cs="Cambria"/>
-          <w:noProof w:val="0"/>
-          <w:sz w:val="22"/>
-          <w:szCs w:val="22"/>
-          <w:lang w:val="en-US"/>
-        </w:rPr>
-        <w:t xml:space="preserve"> handles service booking confirmation and vehicle checking. </w:t>
-      </w:r>
-      <w:r>
-        <w:rPr>
-          <w:rFonts w:ascii="Cambria" w:hAnsi="Cambria" w:eastAsia="Cambria" w:cs="Cambria"/>
-          <w:noProof w:val="0"/>
-          <w:sz w:val="22"/>
-          <w:szCs w:val="22"/>
-          <w:lang w:val="en-US"/>
-        </w:rPr>
-        <w:t>ServiceRecord</w:t>
-      </w:r>
-      <w:r>
-        <w:rPr>
-          <w:rFonts w:ascii="Cambria" w:hAnsi="Cambria" w:eastAsia="Cambria" w:cs="Cambria"/>
-          <w:noProof w:val="0"/>
-          <w:sz w:val="22"/>
-          <w:szCs w:val="22"/>
-          <w:lang w:val="en-US"/>
-        </w:rPr>
-        <w:t xml:space="preserve"> maintains service record information. </w:t>
-      </w:r>
-      <w:r>
-        <w:rPr>
-          <w:rFonts w:ascii="Cambria" w:hAnsi="Cambria" w:eastAsia="Cambria" w:cs="Cambria"/>
-          <w:noProof w:val="0"/>
-          <w:sz w:val="22"/>
-          <w:szCs w:val="22"/>
-          <w:lang w:val="en-US"/>
-        </w:rPr>
-        <w:t>BillingManager</w:t>
-      </w:r>
-      <w:r>
-        <w:rPr>
-          <w:rFonts w:ascii="Cambria" w:hAnsi="Cambria" w:eastAsia="Cambria" w:cs="Cambria"/>
-          <w:noProof w:val="0"/>
-          <w:sz w:val="22"/>
-          <w:szCs w:val="22"/>
-          <w:lang w:val="en-US"/>
-        </w:rPr>
-        <w:t xml:space="preserve"> generates the final service bill. </w:t>
-      </w:r>
-      <w:r>
-        <w:rPr>
-          <w:rFonts w:ascii="Cambria" w:hAnsi="Cambria" w:eastAsia="Cambria" w:cs="Cambria"/>
-          <w:noProof w:val="0"/>
-          <w:sz w:val="22"/>
-          <w:szCs w:val="22"/>
-          <w:lang w:val="en-US"/>
-        </w:rPr>
-        <w:t>MainApp</w:t>
-      </w:r>
-      <w:r>
-        <w:rPr>
-          <w:rFonts w:ascii="Cambria" w:hAnsi="Cambria" w:eastAsia="Cambria" w:cs="Cambria"/>
-          <w:noProof w:val="0"/>
-          <w:sz w:val="22"/>
-          <w:szCs w:val="22"/>
-          <w:lang w:val="en-US"/>
-        </w:rPr>
-        <w:t xml:space="preserve"> acts as the main execution class that coordinates all operations. Relationships </w:t>
-      </w:r>
-      <w:r>
-        <w:rPr>
-          <w:rFonts w:ascii="Cambria" w:hAnsi="Cambria" w:eastAsia="Cambria" w:cs="Cambria"/>
-          <w:noProof w:val="0"/>
-          <w:sz w:val="22"/>
-          <w:szCs w:val="22"/>
-          <w:lang w:val="en-US"/>
+          <w:rFonts w:ascii="Cambria" w:eastAsia="Cambria" w:hAnsi="Cambria" w:cs="Cambria"/>
         </w:rPr>
         <w:t>include</w:t>
       </w:r>
       <w:r>
         <w:rPr>
-          <w:rFonts w:ascii="Cambria" w:hAnsi="Cambria" w:eastAsia="Cambria" w:cs="Cambria"/>
-          <w:noProof w:val="0"/>
-          <w:sz w:val="22"/>
-          <w:szCs w:val="22"/>
-          <w:lang w:val="en-US"/>
+          <w:rFonts w:ascii="Cambria" w:eastAsia="Cambria" w:hAnsi="Cambria" w:cs="Cambria"/>
         </w:rPr>
-        <w:t xml:space="preserve"> Association between Customer and Vehicle Association between </w:t>
+        <w:t xml:space="preserve"> Association between Customer and Vehicle Association between ServiceManager </w:t>
       </w:r>
       <w:r>
         <w:rPr>
-          <w:rFonts w:ascii="Cambria" w:hAnsi="Cambria" w:eastAsia="Cambria" w:cs="Cambria"/>
-          <w:noProof w:val="0"/>
-          <w:sz w:val="22"/>
-          <w:szCs w:val="22"/>
-          <w:lang w:val="en-US"/>
+          <w:rFonts w:ascii="Cambria" w:eastAsia="Cambria" w:hAnsi="Cambria" w:cs="Cambria"/>
         </w:rPr>
-        <w:t>ServiceManager</w:t>
-      </w:r>
-      <w:r>
-        <w:rPr>
-          <w:rFonts w:ascii="Cambria" w:hAnsi="Cambria" w:eastAsia="Cambria" w:cs="Cambria"/>
-          <w:noProof w:val="0"/>
-          <w:sz w:val="22"/>
-          <w:szCs w:val="22"/>
-          <w:lang w:val="en-US"/>
-        </w:rPr>
-        <w:t xml:space="preserve"> and Vehicle Association between </w:t>
-      </w:r>
-      <w:r>
-        <w:rPr>
-          <w:rFonts w:ascii="Cambria" w:hAnsi="Cambria" w:eastAsia="Cambria" w:cs="Cambria"/>
-          <w:noProof w:val="0"/>
-          <w:sz w:val="22"/>
-          <w:szCs w:val="22"/>
-          <w:lang w:val="en-US"/>
-        </w:rPr>
-        <w:t>ServiceManager</w:t>
-      </w:r>
-      <w:r>
-        <w:rPr>
-          <w:rFonts w:ascii="Cambria" w:hAnsi="Cambria" w:eastAsia="Cambria" w:cs="Cambria"/>
-          <w:noProof w:val="0"/>
-          <w:sz w:val="22"/>
-          <w:szCs w:val="22"/>
-          <w:lang w:val="en-US"/>
-        </w:rPr>
-        <w:t xml:space="preserve"> and </w:t>
-      </w:r>
-      <w:r>
-        <w:rPr>
-          <w:rFonts w:ascii="Cambria" w:hAnsi="Cambria" w:eastAsia="Cambria" w:cs="Cambria"/>
-          <w:noProof w:val="0"/>
-          <w:sz w:val="22"/>
-          <w:szCs w:val="22"/>
-          <w:lang w:val="en-US"/>
-        </w:rPr>
-        <w:t>ServiceRecord</w:t>
-      </w:r>
-      <w:r>
-        <w:rPr>
-          <w:rFonts w:ascii="Cambria" w:hAnsi="Cambria" w:eastAsia="Cambria" w:cs="Cambria"/>
-          <w:noProof w:val="0"/>
-          <w:sz w:val="22"/>
-          <w:szCs w:val="22"/>
-          <w:lang w:val="en-US"/>
-        </w:rPr>
-        <w:t xml:space="preserve"> Association between </w:t>
-      </w:r>
-      <w:r>
-        <w:rPr>
-          <w:rFonts w:ascii="Cambria" w:hAnsi="Cambria" w:eastAsia="Cambria" w:cs="Cambria"/>
-          <w:noProof w:val="0"/>
-          <w:sz w:val="22"/>
-          <w:szCs w:val="22"/>
-          <w:lang w:val="en-US"/>
-        </w:rPr>
-        <w:t>ServiceManager</w:t>
-      </w:r>
-      <w:r>
-        <w:rPr>
-          <w:rFonts w:ascii="Cambria" w:hAnsi="Cambria" w:eastAsia="Cambria" w:cs="Cambria"/>
-          <w:noProof w:val="0"/>
-          <w:sz w:val="22"/>
-          <w:szCs w:val="22"/>
-          <w:lang w:val="en-US"/>
-        </w:rPr>
-        <w:t xml:space="preserve"> and </w:t>
-      </w:r>
-      <w:r>
-        <w:rPr>
-          <w:rFonts w:ascii="Cambria" w:hAnsi="Cambria" w:eastAsia="Cambria" w:cs="Cambria"/>
-          <w:noProof w:val="0"/>
-          <w:sz w:val="22"/>
-          <w:szCs w:val="22"/>
-          <w:lang w:val="en-US"/>
-        </w:rPr>
-        <w:t>BillingManager</w:t>
-      </w:r>
-      <w:r>
-        <w:rPr>
-          <w:rFonts w:ascii="Cambria" w:hAnsi="Cambria" w:eastAsia="Cambria" w:cs="Cambria"/>
-          <w:noProof w:val="0"/>
-          <w:sz w:val="22"/>
-          <w:szCs w:val="22"/>
-          <w:lang w:val="en-US"/>
-        </w:rPr>
-        <w:t xml:space="preserve"> This modular design improves code organization, </w:t>
-      </w:r>
-      <w:r>
-        <w:rPr>
-          <w:rFonts w:ascii="Cambria" w:hAnsi="Cambria" w:eastAsia="Cambria" w:cs="Cambria"/>
-          <w:noProof w:val="0"/>
-          <w:sz w:val="22"/>
-          <w:szCs w:val="22"/>
-          <w:lang w:val="en-US"/>
-        </w:rPr>
-        <w:t>reusability</w:t>
-      </w:r>
-      <w:r>
-        <w:rPr>
-          <w:rFonts w:ascii="Cambria" w:hAnsi="Cambria" w:eastAsia="Cambria" w:cs="Cambria"/>
-          <w:noProof w:val="0"/>
-          <w:sz w:val="22"/>
-          <w:szCs w:val="22"/>
-          <w:lang w:val="en-US"/>
-        </w:rPr>
-        <w:t xml:space="preserve"> and maintainability.</w:t>
+        <w:lastRenderedPageBreak/>
+        <w:t>and Vehicle Association between ServiceManager and ServiceRecord Association between ServiceManager and BillingManager This modular design improves code organization, reusability and maintainability.</w:t>
       </w:r>
     </w:p>
     <w:p>
       <w:pPr>
         <w:pStyle w:val="ListParagraph"/>
-        <w:spacing w:before="0" w:beforeAutospacing="off" w:after="0" w:afterAutospacing="off"/>
-        <w:ind w:left="720"/>
+        <w:spacing w:after="0"/>
         <w:rPr>
-          <w:rFonts w:ascii="Cambria" w:hAnsi="Cambria" w:eastAsia="Cambria" w:cs="Cambria"/>
-          <w:noProof w:val="0"/>
-          <w:sz w:val="22"/>
-          <w:szCs w:val="22"/>
-          <w:lang w:val="en-US"/>
+          <w:rFonts w:ascii="Cambria" w:eastAsia="Cambria" w:hAnsi="Cambria" w:cs="Cambria"/>
         </w:rPr>
       </w:pPr>
     </w:p>
@@ -930,24 +594,16 @@
         <w:pStyle w:val="ListParagraph"/>
         <w:numPr>
           <w:ilvl w:val="0"/>
-          <w:numId w:val="10"/>
+          <w:numId w:val="1"/>
         </w:numPr>
-        <w:spacing w:before="0" w:beforeAutospacing="off" w:after="0" w:afterAutospacing="off"/>
+        <w:spacing w:after="0"/>
         <w:rPr>
-          <w:rFonts w:ascii="Cambria" w:hAnsi="Cambria" w:eastAsia="Cambria" w:cs="Cambria"/>
-          <w:noProof w:val="0"/>
-          <w:sz w:val="22"/>
-          <w:szCs w:val="22"/>
-          <w:lang w:val="en-US"/>
+          <w:rFonts w:ascii="Cambria" w:eastAsia="Cambria" w:hAnsi="Cambria" w:cs="Cambria"/>
         </w:rPr>
       </w:pPr>
       <w:r>
         <w:rPr>
-          <w:rFonts w:ascii="Cambria" w:hAnsi="Cambria" w:eastAsia="Cambria" w:cs="Cambria"/>
-          <w:noProof w:val="0"/>
-          <w:sz w:val="22"/>
-          <w:szCs w:val="22"/>
-          <w:lang w:val="en-US"/>
+          <w:rFonts w:ascii="Cambria" w:eastAsia="Cambria" w:hAnsi="Cambria" w:cs="Cambria"/>
         </w:rPr>
         <w:t>Use Case Diagram</w:t>
       </w:r>
@@ -955,47 +611,29 @@
     <w:p>
       <w:pPr>
         <w:pStyle w:val="ListParagraph"/>
-        <w:spacing w:before="0" w:beforeAutospacing="off" w:after="0" w:afterAutospacing="off"/>
-        <w:ind w:left="720"/>
+        <w:spacing w:after="0"/>
         <w:rPr>
-          <w:rFonts w:ascii="Cambria" w:hAnsi="Cambria" w:eastAsia="Cambria" w:cs="Cambria"/>
-          <w:noProof w:val="0"/>
-          <w:sz w:val="22"/>
-          <w:szCs w:val="22"/>
-          <w:lang w:val="en-US"/>
+          <w:rFonts w:ascii="Cambria" w:eastAsia="Cambria" w:hAnsi="Cambria" w:cs="Cambria"/>
         </w:rPr>
       </w:pPr>
     </w:p>
     <w:p>
       <w:pPr>
         <w:pStyle w:val="ListParagraph"/>
-        <w:spacing w:before="0" w:beforeAutospacing="off" w:after="0" w:afterAutospacing="off"/>
-        <w:ind w:left="720"/>
+        <w:spacing w:after="0"/>
         <w:rPr>
-          <w:rFonts w:ascii="Cambria" w:hAnsi="Cambria" w:eastAsia="Cambria" w:cs="Cambria"/>
-          <w:noProof w:val="0"/>
-          <w:sz w:val="22"/>
-          <w:szCs w:val="22"/>
-          <w:lang w:val="en-US"/>
+          <w:rFonts w:ascii="Cambria" w:eastAsia="Cambria" w:hAnsi="Cambria" w:cs="Cambria"/>
         </w:rPr>
       </w:pPr>
       <w:r>
         <w:rPr>
-          <w:rFonts w:ascii="Cambria" w:hAnsi="Cambria" w:eastAsia="Cambria" w:cs="Cambria"/>
-          <w:noProof w:val="0"/>
-          <w:sz w:val="22"/>
-          <w:szCs w:val="22"/>
-          <w:lang w:val="en-US"/>
+          <w:rFonts w:ascii="Cambria" w:eastAsia="Cambria" w:hAnsi="Cambria" w:cs="Cambria"/>
         </w:rPr>
         <w:t>A</w:t>
       </w:r>
       <w:r>
         <w:rPr>
-          <w:rFonts w:ascii="Cambria" w:hAnsi="Cambria" w:eastAsia="Cambria" w:cs="Cambria"/>
-          <w:noProof w:val="0"/>
-          <w:sz w:val="22"/>
-          <w:szCs w:val="22"/>
-          <w:lang w:val="en-US"/>
+          <w:rFonts w:ascii="Cambria" w:eastAsia="Cambria" w:hAnsi="Cambria" w:cs="Cambria"/>
         </w:rPr>
         <w:t xml:space="preserve">. List of Actors Customer Service Manager Billing Manager </w:t>
       </w:r>
@@ -1003,33 +641,20 @@
     <w:p>
       <w:pPr>
         <w:pStyle w:val="ListParagraph"/>
-        <w:spacing w:before="0" w:beforeAutospacing="off" w:after="0" w:afterAutospacing="off"/>
-        <w:ind w:left="720"/>
+        <w:spacing w:after="0"/>
         <w:rPr>
-          <w:rFonts w:ascii="Cambria" w:hAnsi="Cambria" w:eastAsia="Cambria" w:cs="Cambria"/>
-          <w:noProof w:val="0"/>
-          <w:sz w:val="22"/>
-          <w:szCs w:val="22"/>
-          <w:lang w:val="en-US"/>
+          <w:rFonts w:ascii="Cambria" w:eastAsia="Cambria" w:hAnsi="Cambria" w:cs="Cambria"/>
         </w:rPr>
       </w:pPr>
       <w:r>
         <w:rPr>
-          <w:rFonts w:ascii="Cambria" w:hAnsi="Cambria" w:eastAsia="Cambria" w:cs="Cambria"/>
-          <w:noProof w:val="0"/>
-          <w:sz w:val="22"/>
-          <w:szCs w:val="22"/>
-          <w:lang w:val="en-US"/>
+          <w:rFonts w:ascii="Cambria" w:eastAsia="Cambria" w:hAnsi="Cambria" w:cs="Cambria"/>
         </w:rPr>
         <w:t>B.</w:t>
       </w:r>
       <w:r>
         <w:rPr>
-          <w:rFonts w:ascii="Cambria" w:hAnsi="Cambria" w:eastAsia="Cambria" w:cs="Cambria"/>
-          <w:noProof w:val="0"/>
-          <w:sz w:val="22"/>
-          <w:szCs w:val="22"/>
-          <w:lang w:val="en-US"/>
+          <w:rFonts w:ascii="Cambria" w:eastAsia="Cambria" w:hAnsi="Cambria" w:cs="Cambria"/>
         </w:rPr>
         <w:t xml:space="preserve"> List of Use Cases Request Vehicle Service Check Vehicle Details Confirm Service Booking Update Vehicle Status Create Service Record Generate Bill View Service Completion Status </w:t>
       </w:r>
@@ -1037,53 +662,32 @@
     <w:p>
       <w:pPr>
         <w:pStyle w:val="ListParagraph"/>
-        <w:spacing w:before="0" w:beforeAutospacing="off" w:after="0" w:afterAutospacing="off"/>
-        <w:ind w:left="720"/>
+        <w:spacing w:after="0"/>
         <w:rPr>
-          <w:rFonts w:ascii="Cambria" w:hAnsi="Cambria" w:eastAsia="Cambria" w:cs="Cambria"/>
-          <w:noProof w:val="0"/>
-          <w:sz w:val="22"/>
-          <w:szCs w:val="22"/>
-          <w:lang w:val="en-US"/>
+          <w:rFonts w:ascii="Cambria" w:eastAsia="Cambria" w:hAnsi="Cambria" w:cs="Cambria"/>
         </w:rPr>
       </w:pPr>
       <w:r>
         <w:rPr>
-          <w:rFonts w:ascii="Cambria" w:hAnsi="Cambria" w:eastAsia="Cambria" w:cs="Cambria"/>
-          <w:noProof w:val="0"/>
-          <w:sz w:val="22"/>
-          <w:szCs w:val="22"/>
-          <w:lang w:val="en-US"/>
+          <w:rFonts w:ascii="Cambria" w:eastAsia="Cambria" w:hAnsi="Cambria" w:cs="Cambria"/>
         </w:rPr>
         <w:t>C.</w:t>
       </w:r>
       <w:r>
         <w:rPr>
-          <w:rFonts w:ascii="Cambria" w:hAnsi="Cambria" w:eastAsia="Cambria" w:cs="Cambria"/>
-          <w:noProof w:val="0"/>
-          <w:sz w:val="22"/>
-          <w:szCs w:val="22"/>
-          <w:lang w:val="en-US"/>
+          <w:rFonts w:ascii="Cambria" w:eastAsia="Cambria" w:hAnsi="Cambria" w:cs="Cambria"/>
         </w:rPr>
         <w:t xml:space="preserve"> Use Case Diagram Description The customer interacts with the system to request vehicle service. The Service Manager checks vehicle details, confirms </w:t>
       </w:r>
       <w:r>
         <w:rPr>
-          <w:rFonts w:ascii="Cambria" w:hAnsi="Cambria" w:eastAsia="Cambria" w:cs="Cambria"/>
-          <w:noProof w:val="0"/>
-          <w:sz w:val="22"/>
-          <w:szCs w:val="22"/>
-          <w:lang w:val="en-US"/>
+          <w:rFonts w:ascii="Cambria" w:eastAsia="Cambria" w:hAnsi="Cambria" w:cs="Cambria"/>
         </w:rPr>
         <w:t>booking,</w:t>
       </w:r>
       <w:r>
         <w:rPr>
-          <w:rFonts w:ascii="Cambria" w:hAnsi="Cambria" w:eastAsia="Cambria" w:cs="Cambria"/>
-          <w:noProof w:val="0"/>
-          <w:sz w:val="22"/>
-          <w:szCs w:val="22"/>
-          <w:lang w:val="en-US"/>
+          <w:rFonts w:ascii="Cambria" w:eastAsia="Cambria" w:hAnsi="Cambria" w:cs="Cambria"/>
         </w:rPr>
         <w:t xml:space="preserve"> and updates service progress. The Billing Manager generates the service bill after completion.</w:t>
       </w:r>
@@ -1091,48 +695,30 @@
     <w:p>
       <w:pPr>
         <w:pStyle w:val="ListParagraph"/>
-        <w:spacing w:before="0" w:beforeAutospacing="off" w:after="0" w:afterAutospacing="off"/>
-        <w:ind w:left="720"/>
+        <w:spacing w:after="0"/>
         <w:rPr>
-          <w:rFonts w:ascii="Cambria" w:hAnsi="Cambria" w:eastAsia="Cambria" w:cs="Cambria"/>
-          <w:noProof w:val="0"/>
-          <w:sz w:val="22"/>
-          <w:szCs w:val="22"/>
-          <w:lang w:val="en-US"/>
+          <w:rFonts w:ascii="Cambria" w:eastAsia="Cambria" w:hAnsi="Cambria" w:cs="Cambria"/>
         </w:rPr>
       </w:pPr>
     </w:p>
     <w:p>
       <w:pPr>
         <w:pStyle w:val="ListParagraph"/>
-        <w:spacing w:before="0" w:beforeAutospacing="off" w:after="0" w:afterAutospacing="off"/>
-        <w:ind w:left="720"/>
+        <w:spacing w:after="0"/>
         <w:rPr>
-          <w:rFonts w:ascii="Cambria" w:hAnsi="Cambria" w:eastAsia="Cambria" w:cs="Cambria"/>
-          <w:noProof w:val="0"/>
-          <w:sz w:val="22"/>
-          <w:szCs w:val="22"/>
-          <w:lang w:val="en-US"/>
+          <w:rFonts w:ascii="Cambria" w:eastAsia="Cambria" w:hAnsi="Cambria" w:cs="Cambria"/>
         </w:rPr>
       </w:pPr>
       <w:r>
         <w:rPr>
-          <w:rFonts w:ascii="Cambria" w:hAnsi="Cambria" w:eastAsia="Cambria" w:cs="Cambria"/>
-          <w:noProof w:val="0"/>
-          <w:sz w:val="22"/>
-          <w:szCs w:val="22"/>
-          <w:lang w:val="en-US"/>
+          <w:rFonts w:ascii="Cambria" w:eastAsia="Cambria" w:hAnsi="Cambria" w:cs="Cambria"/>
         </w:rPr>
         <w:t xml:space="preserve"> </w:t>
       </w:r>
       <w:r>
         <w:rPr>
-          <w:rFonts w:ascii="Cambria" w:hAnsi="Cambria" w:eastAsia="Cambria" w:cs="Cambria"/>
-          <w:noProof w:val="0"/>
-          <w:sz w:val="22"/>
-          <w:szCs w:val="22"/>
+          <w:rFonts w:ascii="Cambria" w:eastAsia="Cambria" w:hAnsi="Cambria" w:cs="Cambria"/>
           <w:u w:val="single"/>
-          <w:lang w:val="en-US"/>
         </w:rPr>
         <w:t>Sequence Diagram</w:t>
       </w:r>
@@ -1140,327 +726,101 @@
     <w:p>
       <w:pPr>
         <w:pStyle w:val="ListParagraph"/>
-        <w:spacing w:before="0" w:beforeAutospacing="off" w:after="0" w:afterAutospacing="off"/>
-        <w:ind w:left="720"/>
+        <w:spacing w:after="0"/>
         <w:rPr>
-          <w:rFonts w:ascii="Cambria" w:hAnsi="Cambria" w:eastAsia="Cambria" w:cs="Cambria"/>
-          <w:noProof w:val="0"/>
-          <w:sz w:val="22"/>
-          <w:szCs w:val="22"/>
-          <w:lang w:val="en-US"/>
+          <w:rFonts w:ascii="Cambria" w:eastAsia="Cambria" w:hAnsi="Cambria" w:cs="Cambria"/>
         </w:rPr>
       </w:pPr>
       <w:r>
         <w:rPr>
-          <w:rFonts w:ascii="Cambria" w:hAnsi="Cambria" w:eastAsia="Cambria" w:cs="Cambria"/>
-          <w:noProof w:val="0"/>
-          <w:sz w:val="22"/>
-          <w:szCs w:val="22"/>
-          <w:lang w:val="en-US"/>
+          <w:rFonts w:ascii="Cambria" w:eastAsia="Cambria" w:hAnsi="Cambria" w:cs="Cambria"/>
         </w:rPr>
         <w:t>A</w:t>
       </w:r>
       <w:r>
         <w:rPr>
-          <w:rFonts w:ascii="Cambria" w:hAnsi="Cambria" w:eastAsia="Cambria" w:cs="Cambria"/>
-          <w:noProof w:val="0"/>
-          <w:sz w:val="22"/>
-          <w:szCs w:val="22"/>
-          <w:lang w:val="en-US"/>
+          <w:rFonts w:ascii="Cambria" w:eastAsia="Cambria" w:hAnsi="Cambria" w:cs="Cambria"/>
         </w:rPr>
         <w:t xml:space="preserve">. Service Booking Scenario A customer requests vehicle service. The service manager checks the vehicle details and confirms the booking. The vehicle service status is </w:t>
       </w:r>
       <w:r>
         <w:rPr>
-          <w:rFonts w:ascii="Cambria" w:hAnsi="Cambria" w:eastAsia="Cambria" w:cs="Cambria"/>
-          <w:noProof w:val="0"/>
-          <w:sz w:val="22"/>
-          <w:szCs w:val="22"/>
-          <w:lang w:val="en-US"/>
+          <w:rFonts w:ascii="Cambria" w:eastAsia="Cambria" w:hAnsi="Cambria" w:cs="Cambria"/>
         </w:rPr>
         <w:t>updated,</w:t>
       </w:r>
       <w:r>
         <w:rPr>
-          <w:rFonts w:ascii="Cambria" w:hAnsi="Cambria" w:eastAsia="Cambria" w:cs="Cambria"/>
-          <w:noProof w:val="0"/>
-          <w:sz w:val="22"/>
-          <w:szCs w:val="22"/>
-          <w:lang w:val="en-US"/>
+          <w:rFonts w:ascii="Cambria" w:eastAsia="Cambria" w:hAnsi="Cambria" w:cs="Cambria"/>
         </w:rPr>
         <w:t xml:space="preserve"> and a service record is created. Steps Customer sends service </w:t>
       </w:r>
       <w:r>
         <w:rPr>
-          <w:rFonts w:ascii="Cambria" w:hAnsi="Cambria" w:eastAsia="Cambria" w:cs="Cambria"/>
-          <w:noProof w:val="0"/>
-          <w:sz w:val="22"/>
-          <w:szCs w:val="22"/>
-          <w:lang w:val="en-US"/>
+          <w:rFonts w:ascii="Cambria" w:eastAsia="Cambria" w:hAnsi="Cambria" w:cs="Cambria"/>
         </w:rPr>
         <w:t>requests</w:t>
       </w:r>
       <w:r>
         <w:rPr>
-          <w:rFonts w:ascii="Cambria" w:hAnsi="Cambria" w:eastAsia="Cambria" w:cs="Cambria"/>
-          <w:noProof w:val="0"/>
-          <w:sz w:val="22"/>
-          <w:szCs w:val="22"/>
-          <w:lang w:val="en-US"/>
+          <w:rFonts w:ascii="Cambria" w:eastAsia="Cambria" w:hAnsi="Cambria" w:cs="Cambria"/>
         </w:rPr>
-        <w:t xml:space="preserve"> to </w:t>
+        <w:t xml:space="preserve"> to ServiceManager. ServiceManager checks vehicle details. Vehicle displays details. ServiceManager confirms booking. Vehicle status is updated to </w:t>
       </w:r>
       <w:r>
         <w:rPr>
-          <w:rFonts w:ascii="Cambria" w:hAnsi="Cambria" w:eastAsia="Cambria" w:cs="Cambria"/>
-          <w:noProof w:val="0"/>
-          <w:sz w:val="22"/>
-          <w:szCs w:val="22"/>
-          <w:lang w:val="en-US"/>
-        </w:rPr>
-        <w:t>ServiceManager</w:t>
-      </w:r>
-      <w:r>
-        <w:rPr>
-          <w:rFonts w:ascii="Cambria" w:hAnsi="Cambria" w:eastAsia="Cambria" w:cs="Cambria"/>
-          <w:noProof w:val="0"/>
-          <w:sz w:val="22"/>
-          <w:szCs w:val="22"/>
-          <w:lang w:val="en-US"/>
-        </w:rPr>
-        <w:t xml:space="preserve">. </w:t>
-      </w:r>
-      <w:r>
-        <w:rPr>
-          <w:rFonts w:ascii="Cambria" w:hAnsi="Cambria" w:eastAsia="Cambria" w:cs="Cambria"/>
-          <w:noProof w:val="0"/>
-          <w:sz w:val="22"/>
-          <w:szCs w:val="22"/>
-          <w:lang w:val="en-US"/>
-        </w:rPr>
-        <w:t>ServiceManager</w:t>
-      </w:r>
-      <w:r>
-        <w:rPr>
-          <w:rFonts w:ascii="Cambria" w:hAnsi="Cambria" w:eastAsia="Cambria" w:cs="Cambria"/>
-          <w:noProof w:val="0"/>
-          <w:sz w:val="22"/>
-          <w:szCs w:val="22"/>
-          <w:lang w:val="en-US"/>
-        </w:rPr>
-        <w:t xml:space="preserve"> checks vehicle details. Vehicle displays details. </w:t>
-      </w:r>
-      <w:r>
-        <w:rPr>
-          <w:rFonts w:ascii="Cambria" w:hAnsi="Cambria" w:eastAsia="Cambria" w:cs="Cambria"/>
-          <w:noProof w:val="0"/>
-          <w:sz w:val="22"/>
-          <w:szCs w:val="22"/>
-          <w:lang w:val="en-US"/>
-        </w:rPr>
-        <w:t>ServiceManager</w:t>
-      </w:r>
-      <w:r>
-        <w:rPr>
-          <w:rFonts w:ascii="Cambria" w:hAnsi="Cambria" w:eastAsia="Cambria" w:cs="Cambria"/>
-          <w:noProof w:val="0"/>
-          <w:sz w:val="22"/>
-          <w:szCs w:val="22"/>
-          <w:lang w:val="en-US"/>
-        </w:rPr>
-        <w:t xml:space="preserve"> confirms booking. Vehicle status is updated to </w:t>
-      </w:r>
-      <w:r>
-        <w:rPr>
-          <w:rFonts w:ascii="Cambria" w:hAnsi="Cambria" w:eastAsia="Cambria" w:cs="Cambria"/>
-          <w:noProof w:val="0"/>
-          <w:sz w:val="22"/>
-          <w:szCs w:val="22"/>
-          <w:lang w:val="en-US"/>
+          <w:rFonts w:ascii="Cambria" w:eastAsia="Cambria" w:hAnsi="Cambria" w:cs="Cambria"/>
         </w:rPr>
         <w:t>service</w:t>
       </w:r>
       <w:r>
         <w:rPr>
-          <w:rFonts w:ascii="Cambria" w:hAnsi="Cambria" w:eastAsia="Cambria" w:cs="Cambria"/>
-          <w:noProof w:val="0"/>
-          <w:sz w:val="22"/>
-          <w:szCs w:val="22"/>
-          <w:lang w:val="en-US"/>
+          <w:rFonts w:ascii="Cambria" w:eastAsia="Cambria" w:hAnsi="Cambria" w:cs="Cambria"/>
         </w:rPr>
-        <w:t xml:space="preserve">. </w:t>
-      </w:r>
-      <w:r>
-        <w:rPr>
-          <w:rFonts w:ascii="Cambria" w:hAnsi="Cambria" w:eastAsia="Cambria" w:cs="Cambria"/>
-          <w:noProof w:val="0"/>
-          <w:sz w:val="22"/>
-          <w:szCs w:val="22"/>
-          <w:lang w:val="en-US"/>
-        </w:rPr>
-        <w:t>ServiceRecord</w:t>
-      </w:r>
-      <w:r>
-        <w:rPr>
-          <w:rFonts w:ascii="Cambria" w:hAnsi="Cambria" w:eastAsia="Cambria" w:cs="Cambria"/>
-          <w:noProof w:val="0"/>
-          <w:sz w:val="22"/>
-          <w:szCs w:val="22"/>
-          <w:lang w:val="en-US"/>
-        </w:rPr>
-        <w:t xml:space="preserve"> is created.</w:t>
+        <w:t>. ServiceRecord is created.</w:t>
       </w:r>
     </w:p>
     <w:p>
       <w:pPr>
         <w:pStyle w:val="ListParagraph"/>
-        <w:spacing w:before="0" w:beforeAutospacing="off" w:after="0" w:afterAutospacing="off"/>
-        <w:ind w:left="720"/>
+        <w:spacing w:after="0"/>
         <w:rPr>
-          <w:rFonts w:ascii="Cambria" w:hAnsi="Cambria" w:eastAsia="Cambria" w:cs="Cambria"/>
-          <w:noProof w:val="0"/>
-          <w:sz w:val="22"/>
-          <w:szCs w:val="22"/>
-          <w:lang w:val="en-US"/>
+          <w:rFonts w:ascii="Cambria" w:eastAsia="Cambria" w:hAnsi="Cambria" w:cs="Cambria"/>
         </w:rPr>
       </w:pPr>
       <w:r>
         <w:rPr>
-          <w:rFonts w:ascii="Cambria" w:hAnsi="Cambria" w:eastAsia="Cambria" w:cs="Cambria"/>
-          <w:noProof w:val="0"/>
-          <w:sz w:val="22"/>
-          <w:szCs w:val="22"/>
-          <w:lang w:val="en-US"/>
+          <w:rFonts w:ascii="Cambria" w:eastAsia="Cambria" w:hAnsi="Cambria" w:cs="Cambria"/>
         </w:rPr>
         <w:t>B</w:t>
       </w:r>
       <w:r>
         <w:rPr>
-          <w:rFonts w:ascii="Cambria" w:hAnsi="Cambria" w:eastAsia="Cambria" w:cs="Cambria"/>
-          <w:noProof w:val="0"/>
-          <w:sz w:val="22"/>
-          <w:szCs w:val="22"/>
-          <w:lang w:val="en-US"/>
+          <w:rFonts w:ascii="Cambria" w:eastAsia="Cambria" w:hAnsi="Cambria" w:cs="Cambria"/>
         </w:rPr>
-        <w:t xml:space="preserve">. </w:t>
+        <w:t xml:space="preserve">. Service Completion and Billing Scenario After the service is completed, the system generates the service bill and informs the customer. Steps ServiceManager updates vehicle service status. ServiceRecord stores service completion details. BillingManager generates </w:t>
       </w:r>
       <w:r>
         <w:rPr>
-          <w:rFonts w:ascii="Cambria" w:hAnsi="Cambria" w:eastAsia="Cambria" w:cs="Cambria"/>
-          <w:noProof w:val="0"/>
-          <w:sz w:val="22"/>
-          <w:szCs w:val="22"/>
-          <w:lang w:val="en-US"/>
-        </w:rPr>
-        <w:t>Service Completion and Billing Scenario After</w:t>
-      </w:r>
-      <w:r>
-        <w:rPr>
-          <w:rFonts w:ascii="Cambria" w:hAnsi="Cambria" w:eastAsia="Cambria" w:cs="Cambria"/>
-          <w:noProof w:val="0"/>
-          <w:sz w:val="22"/>
-          <w:szCs w:val="22"/>
-          <w:lang w:val="en-US"/>
-        </w:rPr>
-        <w:t xml:space="preserve"> the service is completed, the system generates the service bill and informs the customer. Steps </w:t>
-      </w:r>
-      <w:r>
-        <w:rPr>
-          <w:rFonts w:ascii="Cambria" w:hAnsi="Cambria" w:eastAsia="Cambria" w:cs="Cambria"/>
-          <w:noProof w:val="0"/>
-          <w:sz w:val="22"/>
-          <w:szCs w:val="22"/>
-          <w:lang w:val="en-US"/>
-        </w:rPr>
-        <w:t>ServiceManager</w:t>
-      </w:r>
-      <w:r>
-        <w:rPr>
-          <w:rFonts w:ascii="Cambria" w:hAnsi="Cambria" w:eastAsia="Cambria" w:cs="Cambria"/>
-          <w:noProof w:val="0"/>
-          <w:sz w:val="22"/>
-          <w:szCs w:val="22"/>
-          <w:lang w:val="en-US"/>
-        </w:rPr>
-        <w:t xml:space="preserve"> updates vehicle service status. </w:t>
-      </w:r>
-      <w:r>
-        <w:rPr>
-          <w:rFonts w:ascii="Cambria" w:hAnsi="Cambria" w:eastAsia="Cambria" w:cs="Cambria"/>
-          <w:noProof w:val="0"/>
-          <w:sz w:val="22"/>
-          <w:szCs w:val="22"/>
-          <w:lang w:val="en-US"/>
-        </w:rPr>
-        <w:t>ServiceRecord</w:t>
-      </w:r>
-      <w:r>
-        <w:rPr>
-          <w:rFonts w:ascii="Cambria" w:hAnsi="Cambria" w:eastAsia="Cambria" w:cs="Cambria"/>
-          <w:noProof w:val="0"/>
-          <w:sz w:val="22"/>
-          <w:szCs w:val="22"/>
-          <w:lang w:val="en-US"/>
-        </w:rPr>
-        <w:t xml:space="preserve"> stores service completion details. </w:t>
-      </w:r>
-      <w:r>
-        <w:rPr>
-          <w:rFonts w:ascii="Cambria" w:hAnsi="Cambria" w:eastAsia="Cambria" w:cs="Cambria"/>
-          <w:noProof w:val="0"/>
-          <w:sz w:val="22"/>
-          <w:szCs w:val="22"/>
-          <w:lang w:val="en-US"/>
-        </w:rPr>
-        <w:t>BillingManager</w:t>
-      </w:r>
-      <w:r>
-        <w:rPr>
-          <w:rFonts w:ascii="Cambria" w:hAnsi="Cambria" w:eastAsia="Cambria" w:cs="Cambria"/>
-          <w:noProof w:val="0"/>
-          <w:sz w:val="22"/>
-          <w:szCs w:val="22"/>
-          <w:lang w:val="en-US"/>
-        </w:rPr>
-        <w:t xml:space="preserve"> generates </w:t>
-      </w:r>
-      <w:r>
-        <w:rPr>
-          <w:rFonts w:ascii="Cambria" w:hAnsi="Cambria" w:eastAsia="Cambria" w:cs="Cambria"/>
-          <w:noProof w:val="0"/>
-          <w:sz w:val="22"/>
-          <w:szCs w:val="22"/>
-          <w:lang w:val="en-US"/>
+          <w:rFonts w:ascii="Cambria" w:eastAsia="Cambria" w:hAnsi="Cambria" w:cs="Cambria"/>
         </w:rPr>
         <w:t>bills</w:t>
       </w:r>
       <w:r>
         <w:rPr>
-          <w:rFonts w:ascii="Cambria" w:hAnsi="Cambria" w:eastAsia="Cambria" w:cs="Cambria"/>
-          <w:noProof w:val="0"/>
-          <w:sz w:val="22"/>
-          <w:szCs w:val="22"/>
-          <w:lang w:val="en-US"/>
+          <w:rFonts w:ascii="Cambria" w:eastAsia="Cambria" w:hAnsi="Cambria" w:cs="Cambria"/>
         </w:rPr>
         <w:t xml:space="preserve"> based on service </w:t>
       </w:r>
       <w:r>
         <w:rPr>
-          <w:rFonts w:ascii="Cambria" w:hAnsi="Cambria" w:eastAsia="Cambria" w:cs="Cambria"/>
-          <w:noProof w:val="0"/>
-          <w:sz w:val="22"/>
-          <w:szCs w:val="22"/>
-          <w:lang w:val="en-US"/>
+          <w:rFonts w:ascii="Cambria" w:eastAsia="Cambria" w:hAnsi="Cambria" w:cs="Cambria"/>
         </w:rPr>
         <w:t>charges</w:t>
       </w:r>
       <w:r>
         <w:rPr>
-          <w:rFonts w:ascii="Cambria" w:hAnsi="Cambria" w:eastAsia="Cambria" w:cs="Cambria"/>
-          <w:noProof w:val="0"/>
-          <w:sz w:val="22"/>
-          <w:szCs w:val="22"/>
-          <w:lang w:val="en-US"/>
+          <w:rFonts w:ascii="Cambria" w:eastAsia="Cambria" w:hAnsi="Cambria" w:cs="Cambria"/>
         </w:rPr>
         <w:t>. Bill is displayed to the customer. Service completion message is shown.</w:t>
       </w:r>
@@ -1468,14 +828,9 @@
     <w:p>
       <w:pPr>
         <w:pStyle w:val="ListParagraph"/>
-        <w:spacing w:before="0" w:beforeAutospacing="off" w:after="0" w:afterAutospacing="off"/>
-        <w:ind w:left="720"/>
+        <w:spacing w:after="0"/>
         <w:rPr>
-          <w:rFonts w:ascii="Cambria" w:hAnsi="Cambria" w:eastAsia="Cambria" w:cs="Cambria"/>
-          <w:noProof w:val="0"/>
-          <w:sz w:val="22"/>
-          <w:szCs w:val="22"/>
-          <w:lang w:val="en-US"/>
+          <w:rFonts w:ascii="Cambria" w:eastAsia="Cambria" w:hAnsi="Cambria" w:cs="Cambria"/>
         </w:rPr>
       </w:pPr>
     </w:p>
@@ -1484,24 +839,16 @@
         <w:pStyle w:val="ListParagraph"/>
         <w:numPr>
           <w:ilvl w:val="0"/>
-          <w:numId w:val="10"/>
+          <w:numId w:val="1"/>
         </w:numPr>
-        <w:spacing w:before="0" w:beforeAutospacing="off" w:after="0" w:afterAutospacing="off"/>
+        <w:spacing w:after="0"/>
         <w:rPr>
-          <w:rFonts w:ascii="Cambria" w:hAnsi="Cambria" w:eastAsia="Cambria" w:cs="Cambria"/>
-          <w:noProof w:val="0"/>
-          <w:sz w:val="22"/>
-          <w:szCs w:val="22"/>
-          <w:lang w:val="en-US"/>
+          <w:rFonts w:ascii="Cambria" w:eastAsia="Cambria" w:hAnsi="Cambria" w:cs="Cambria"/>
         </w:rPr>
       </w:pPr>
       <w:r>
         <w:rPr>
-          <w:rFonts w:ascii="Cambria" w:hAnsi="Cambria" w:eastAsia="Cambria" w:cs="Cambria"/>
-          <w:noProof w:val="0"/>
-          <w:sz w:val="22"/>
-          <w:szCs w:val="22"/>
-          <w:lang w:val="en-US"/>
+          <w:rFonts w:ascii="Cambria" w:eastAsia="Cambria" w:hAnsi="Cambria" w:cs="Cambria"/>
         </w:rPr>
         <w:t xml:space="preserve">Additional Concepts (CO4) </w:t>
       </w:r>
@@ -1509,187 +856,86 @@
     <w:p>
       <w:pPr>
         <w:pStyle w:val="ListParagraph"/>
-        <w:spacing w:before="0" w:beforeAutospacing="off" w:after="0" w:afterAutospacing="off"/>
-        <w:ind w:left="720"/>
+        <w:spacing w:after="0"/>
         <w:rPr>
-          <w:rFonts w:ascii="Cambria" w:hAnsi="Cambria" w:eastAsia="Cambria" w:cs="Cambria"/>
-          <w:noProof w:val="0"/>
-          <w:sz w:val="22"/>
-          <w:szCs w:val="22"/>
-          <w:lang w:val="en-US"/>
+          <w:rFonts w:ascii="Cambria" w:eastAsia="Cambria" w:hAnsi="Cambria" w:cs="Cambria"/>
         </w:rPr>
       </w:pPr>
       <w:r>
         <w:rPr>
-          <w:rFonts w:ascii="Cambria" w:hAnsi="Cambria" w:eastAsia="Cambria" w:cs="Cambria"/>
-          <w:noProof w:val="0"/>
-          <w:sz w:val="22"/>
-          <w:szCs w:val="22"/>
-          <w:lang w:val="en-US"/>
+          <w:rFonts w:ascii="Cambria" w:eastAsia="Cambria" w:hAnsi="Cambria" w:cs="Cambria"/>
         </w:rPr>
         <w:t>A</w:t>
       </w:r>
       <w:r>
         <w:rPr>
-          <w:rFonts w:ascii="Cambria" w:hAnsi="Cambria" w:eastAsia="Cambria" w:cs="Cambria"/>
-          <w:noProof w:val="0"/>
-          <w:sz w:val="22"/>
-          <w:szCs w:val="22"/>
-          <w:lang w:val="en-US"/>
+          <w:rFonts w:ascii="Cambria" w:eastAsia="Cambria" w:hAnsi="Cambria" w:cs="Cambria"/>
         </w:rPr>
         <w:t>. Encapsulation</w:t>
       </w:r>
       <w:r>
         <w:rPr>
-          <w:rFonts w:ascii="Cambria" w:hAnsi="Cambria" w:eastAsia="Cambria" w:cs="Cambria"/>
-          <w:noProof w:val="0"/>
-          <w:sz w:val="22"/>
-          <w:szCs w:val="22"/>
-          <w:lang w:val="en-US"/>
+          <w:rFonts w:ascii="Cambria" w:eastAsia="Cambria" w:hAnsi="Cambria" w:cs="Cambria"/>
         </w:rPr>
         <w:t>:</w:t>
       </w:r>
       <w:r>
         <w:rPr>
-          <w:rFonts w:ascii="Cambria" w:hAnsi="Cambria" w:eastAsia="Cambria" w:cs="Cambria"/>
-          <w:noProof w:val="0"/>
-          <w:sz w:val="22"/>
-          <w:szCs w:val="22"/>
-          <w:lang w:val="en-US"/>
+          <w:rFonts w:ascii="Cambria" w:eastAsia="Cambria" w:hAnsi="Cambria" w:cs="Cambria"/>
         </w:rPr>
-        <w:t xml:space="preserve"> Encapsulation is used by grouping data members and methods inside classes. Examples: Customer </w:t>
+        <w:t xml:space="preserve"> Encapsulation is used by grouping data members and methods inside classes. Examples: Customer contains customer details and service request method. </w:t>
       </w:r>
       <w:r>
         <w:rPr>
-          <w:rFonts w:ascii="Cambria" w:hAnsi="Cambria" w:eastAsia="Cambria" w:cs="Cambria"/>
-          <w:noProof w:val="0"/>
-          <w:sz w:val="22"/>
-          <w:szCs w:val="22"/>
-          <w:lang w:val="en-US"/>
+          <w:rFonts w:ascii="Cambria" w:eastAsia="Cambria" w:hAnsi="Cambria" w:cs="Cambria"/>
         </w:rPr>
-        <w:t>contains</w:t>
+        <w:t>Vehicles contain</w:t>
       </w:r>
       <w:r>
         <w:rPr>
-          <w:rFonts w:ascii="Cambria" w:hAnsi="Cambria" w:eastAsia="Cambria" w:cs="Cambria"/>
-          <w:noProof w:val="0"/>
-          <w:sz w:val="22"/>
-          <w:szCs w:val="22"/>
-          <w:lang w:val="en-US"/>
+          <w:rFonts w:ascii="Cambria" w:eastAsia="Cambria" w:hAnsi="Cambria" w:cs="Cambria"/>
         </w:rPr>
-        <w:t xml:space="preserve"> customer details and service request method. </w:t>
+        <w:t xml:space="preserve"> vehicle information and status update methods. BillingManager contains bill generation logic. b. Java Libraries Used </w:t>
       </w:r>
+      <w:proofErr w:type="gramStart"/>
       <w:r>
         <w:rPr>
-          <w:rFonts w:ascii="Cambria" w:hAnsi="Cambria" w:eastAsia="Cambria" w:cs="Cambria"/>
-          <w:noProof w:val="0"/>
-          <w:sz w:val="22"/>
-          <w:szCs w:val="22"/>
-          <w:lang w:val="en-US"/>
+          <w:rFonts w:ascii="Cambria" w:eastAsia="Cambria" w:hAnsi="Cambria" w:cs="Cambria"/>
         </w:rPr>
-        <w:t xml:space="preserve">Vehicles </w:t>
+        <w:t>java.util</w:t>
       </w:r>
+      <w:proofErr w:type="gramEnd"/>
       <w:r>
         <w:rPr>
-          <w:rFonts w:ascii="Cambria" w:hAnsi="Cambria" w:eastAsia="Cambria" w:cs="Cambria"/>
-          <w:noProof w:val="0"/>
-          <w:sz w:val="22"/>
-          <w:szCs w:val="22"/>
-          <w:lang w:val="en-US"/>
+          <w:rFonts w:ascii="Cambria" w:eastAsia="Cambria" w:hAnsi="Cambria" w:cs="Cambria"/>
         </w:rPr>
-        <w:t>contain</w:t>
-      </w:r>
-      <w:r>
-        <w:rPr>
-          <w:rFonts w:ascii="Cambria" w:hAnsi="Cambria" w:eastAsia="Cambria" w:cs="Cambria"/>
-          <w:noProof w:val="0"/>
-          <w:sz w:val="22"/>
-          <w:szCs w:val="22"/>
-          <w:lang w:val="en-US"/>
-        </w:rPr>
-        <w:t xml:space="preserve"> vehicle information and status update methods. </w:t>
-      </w:r>
-      <w:r>
-        <w:rPr>
-          <w:rFonts w:ascii="Cambria" w:hAnsi="Cambria" w:eastAsia="Cambria" w:cs="Cambria"/>
-          <w:noProof w:val="0"/>
-          <w:sz w:val="22"/>
-          <w:szCs w:val="22"/>
-          <w:lang w:val="en-US"/>
-        </w:rPr>
-        <w:t>BillingManager</w:t>
-      </w:r>
-      <w:r>
-        <w:rPr>
-          <w:rFonts w:ascii="Cambria" w:hAnsi="Cambria" w:eastAsia="Cambria" w:cs="Cambria"/>
-          <w:noProof w:val="0"/>
-          <w:sz w:val="22"/>
-          <w:szCs w:val="22"/>
-          <w:lang w:val="en-US"/>
-        </w:rPr>
-        <w:t xml:space="preserve"> </w:t>
-      </w:r>
-      <w:r>
-        <w:rPr>
-          <w:rFonts w:ascii="Cambria" w:hAnsi="Cambria" w:eastAsia="Cambria" w:cs="Cambria"/>
-          <w:noProof w:val="0"/>
-          <w:sz w:val="22"/>
-          <w:szCs w:val="22"/>
-          <w:lang w:val="en-US"/>
-        </w:rPr>
-        <w:t>contains</w:t>
-      </w:r>
-      <w:r>
-        <w:rPr>
-          <w:rFonts w:ascii="Cambria" w:hAnsi="Cambria" w:eastAsia="Cambria" w:cs="Cambria"/>
-          <w:noProof w:val="0"/>
-          <w:sz w:val="22"/>
-          <w:szCs w:val="22"/>
-          <w:lang w:val="en-US"/>
-        </w:rPr>
-        <w:t xml:space="preserve"> bill generation logic. b. Java Libraries Used </w:t>
-      </w:r>
-      <w:r>
-        <w:rPr>
-          <w:rFonts w:ascii="Cambria" w:hAnsi="Cambria" w:eastAsia="Cambria" w:cs="Cambria"/>
-          <w:noProof w:val="0"/>
-          <w:sz w:val="22"/>
-          <w:szCs w:val="22"/>
-          <w:lang w:val="en-US"/>
-        </w:rPr>
-        <w:t>java.util.Scanner</w:t>
-      </w:r>
-      <w:r>
-        <w:rPr>
-          <w:rFonts w:ascii="Cambria" w:hAnsi="Cambria" w:eastAsia="Cambria" w:cs="Cambria"/>
-          <w:noProof w:val="0"/>
-          <w:sz w:val="22"/>
-          <w:szCs w:val="22"/>
-          <w:lang w:val="en-US"/>
-        </w:rPr>
-        <w:t xml:space="preserve"> – used for accepting user input.</w:t>
+        <w:t>.Scanner – used for accepting user input.</w:t>
       </w:r>
     </w:p>
     <w:p/>
     <w:p>
       <w:r>
+        <w:rPr>
+          <w:noProof/>
+        </w:rPr>
+        <w:lastRenderedPageBreak/>
         <w:drawing>
-          <wp:inline wp14:editId="6C7D1B0F" wp14:anchorId="57EA6619">
-            <wp:extent cx="5486400" cy="3670935"/>
-            <wp:effectExtent l="0" t="0" r="0" b="5715"/>
-            <wp:docPr id="322336707" name="Picture 2"/>
+          <wp:inline distT="0" distB="0" distL="0" distR="0" wp14:anchorId="46BE4CF1" wp14:editId="124DC56A">
+            <wp:extent cx="5486400" cy="3657600"/>
+            <wp:effectExtent l="0" t="0" r="0" b="0"/>
+            <wp:docPr id="1206279667" name="Picture 1"/>
             <wp:cNvGraphicFramePr>
-              <a:graphicFrameLocks noChangeAspect="1"/>
+              <a:graphicFrameLocks xmlns:a="http://schemas.openxmlformats.org/drawingml/2006/main" noChangeAspect="1"/>
             </wp:cNvGraphicFramePr>
-            <a:graphic>
-              <a:graphicData xmlns:a="http://schemas.openxmlformats.org/drawingml/2006/main" uri="http://schemas.openxmlformats.org/drawingml/2006/picture">
+            <a:graphic xmlns:a="http://schemas.openxmlformats.org/drawingml/2006/main">
+              <a:graphicData uri="http://schemas.openxmlformats.org/drawingml/2006/picture">
                 <pic:pic xmlns:pic="http://schemas.openxmlformats.org/drawingml/2006/picture">
                   <pic:nvPicPr>
-                    <pic:cNvPr id="322336707" name="Picture 322336707"/>
+                    <pic:cNvPr id="1206279667" name="Picture 1206279667"/>
                     <pic:cNvPicPr/>
                   </pic:nvPicPr>
                   <pic:blipFill>
-                    <a:blip xmlns:r="http://schemas.openxmlformats.org/officeDocument/2006/relationships" r:embed="rId6"/>
+                    <a:blip r:embed="rId6"/>
                     <a:stretch>
                       <a:fillRect/>
                     </a:stretch>
@@ -1697,7 +943,7 @@
                   <pic:spPr>
                     <a:xfrm>
                       <a:off x="0" y="0"/>
-                      <a:ext cx="5486400" cy="3670935"/>
+                      <a:ext cx="5486400" cy="3657600"/>
                     </a:xfrm>
                     <a:prstGeom prst="rect">
                       <a:avLst/>
@@ -1713,23 +959,26 @@
     <w:p/>
     <w:p>
       <w:r>
+        <w:rPr>
+          <w:noProof/>
+        </w:rPr>
         <w:drawing>
-          <wp:inline wp14:editId="0E2E4F78" wp14:anchorId="336B2BCE">
+          <wp:inline distT="0" distB="0" distL="0" distR="0" wp14:anchorId="336B2BCE" wp14:editId="0E2E4F78">
             <wp:extent cx="5953125" cy="3400425"/>
             <wp:effectExtent l="0" t="0" r="0" b="0"/>
             <wp:docPr id="1749465859" name="drawing"/>
             <wp:cNvGraphicFramePr>
-              <a:graphicFrameLocks noChangeAspect="1"/>
+              <a:graphicFrameLocks xmlns:a="http://schemas.openxmlformats.org/drawingml/2006/main" noChangeAspect="1"/>
             </wp:cNvGraphicFramePr>
-            <a:graphic>
-              <a:graphicData xmlns:a="http://schemas.openxmlformats.org/drawingml/2006/main" uri="http://schemas.openxmlformats.org/drawingml/2006/picture">
+            <a:graphic xmlns:a="http://schemas.openxmlformats.org/drawingml/2006/main">
+              <a:graphicData uri="http://schemas.openxmlformats.org/drawingml/2006/picture">
                 <pic:pic xmlns:pic="http://schemas.openxmlformats.org/drawingml/2006/picture">
                   <pic:nvPicPr>
                     <pic:cNvPr id="1749465859" name="Picture 1749465859"/>
                     <pic:cNvPicPr/>
                   </pic:nvPicPr>
                   <pic:blipFill>
-                    <a:blip xmlns:r="http://schemas.openxmlformats.org/officeDocument/2006/relationships" r:embed="rId554878598">
+                    <a:blip r:embed="rId7">
                       <a:extLst>
                         <a:ext uri="{28A0092B-C50C-407E-A947-70E740481C1C}">
                           <a14:useLocalDpi xmlns:a14="http://schemas.microsoft.com/office/drawing/2010/main"/>
@@ -1741,7 +990,7 @@
                     </a:stretch>
                   </pic:blipFill>
                   <pic:spPr>
-                    <a:xfrm rot="0">
+                    <a:xfrm>
                       <a:off x="0" y="0"/>
                       <a:ext cx="5953125" cy="3400425"/>
                     </a:xfrm>
@@ -1759,36 +1008,40 @@
     <w:p/>
     <w:p>
       <w:r>
+        <w:rPr>
+          <w:noProof/>
+        </w:rPr>
+        <w:lastRenderedPageBreak/>
         <w:drawing>
-          <wp:inline wp14:editId="28B53BDD" wp14:anchorId="502221CA">
+          <wp:inline distT="0" distB="0" distL="0" distR="0" wp14:anchorId="502221CA" wp14:editId="28B53BDD">
             <wp:extent cx="5486400" cy="3476659"/>
             <wp:effectExtent l="0" t="0" r="0" b="0"/>
             <wp:docPr id="1674314619" name="drawing"/>
             <wp:cNvGraphicFramePr>
-              <a:graphicFrameLocks noChangeAspect="1"/>
+              <a:graphicFrameLocks xmlns:a="http://schemas.openxmlformats.org/drawingml/2006/main" noChangeAspect="1"/>
             </wp:cNvGraphicFramePr>
-            <a:graphic>
-              <a:graphicData xmlns:a="http://schemas.openxmlformats.org/drawingml/2006/main" uri="http://schemas.openxmlformats.org/drawingml/2006/picture">
+            <a:graphic xmlns:a="http://schemas.openxmlformats.org/drawingml/2006/main">
+              <a:graphicData uri="http://schemas.openxmlformats.org/drawingml/2006/picture">
                 <pic:pic xmlns:pic="http://schemas.openxmlformats.org/drawingml/2006/picture">
                   <pic:nvPicPr>
                     <pic:cNvPr id="1674314619" name="Picture 1674314619"/>
                     <pic:cNvPicPr/>
                   </pic:nvPicPr>
                   <pic:blipFill>
-                    <a:blip xmlns:r="http://schemas.openxmlformats.org/officeDocument/2006/relationships" r:embed="rId792737444">
+                    <a:blip r:embed="rId8">
                       <a:extLst>
                         <a:ext uri="{28A0092B-C50C-407E-A947-70E740481C1C}">
                           <a14:useLocalDpi xmlns:a14="http://schemas.microsoft.com/office/drawing/2010/main"/>
                         </a:ext>
                       </a:extLst>
                     </a:blip>
-                    <a:srcRect l="0" t="1302" r="0" b="3645"/>
+                    <a:srcRect t="1302" b="3645"/>
                     <a:stretch>
                       <a:fillRect/>
                     </a:stretch>
                   </pic:blipFill>
                   <pic:spPr>
-                    <a:xfrm rot="0">
+                    <a:xfrm>
                       <a:off x="0" y="0"/>
                       <a:ext cx="5486400" cy="3476659"/>
                     </a:xfrm>
@@ -1805,7 +1058,7 @@
     </w:p>
     <w:p/>
     <w:sectPr>
-      <w:pgSz w:w="12240" w:h="15840" w:orient="portrait"/>
+      <w:pgSz w:w="12240" w:h="15840"/>
       <w:pgMar w:top="1440" w:right="1800" w:bottom="1440" w:left="1800" w:header="720" w:footer="720" w:gutter="0"/>
       <w:cols w:space="720"/>
       <w:docGrid w:linePitch="360"/>
@@ -1816,91 +1069,6 @@
 
 <file path=word/numbering.xml><?xml version="1.0" encoding="utf-8"?>
 <w:numbering xmlns:wpc="http://schemas.microsoft.com/office/word/2010/wordprocessingCanvas" xmlns:cx="http://schemas.microsoft.com/office/drawing/2014/chartex" xmlns:cx1="http://schemas.microsoft.com/office/drawing/2015/9/8/chartex" xmlns:cx2="http://schemas.microsoft.com/office/drawing/2015/10/21/chartex" xmlns:cx3="http://schemas.microsoft.com/office/drawing/2016/5/9/chartex" xmlns:cx4="http://schemas.microsoft.com/office/drawing/2016/5/10/chartex" xmlns:cx5="http://schemas.microsoft.com/office/drawing/2016/5/11/chartex" xmlns:cx6="http://schemas.microsoft.com/office/drawing/2016/5/12/chartex" xmlns:cx7="http://schemas.microsoft.com/office/drawing/2016/5/13/chartex" xmlns:cx8="http://schemas.microsoft.com/office/drawing/2016/5/14/chartex" xmlns:mc="http://schemas.openxmlformats.org/markup-compatibility/2006" xmlns:aink="http://schemas.microsoft.com/office/drawing/2016/ink" xmlns:am3d="http://schemas.microsoft.com/office/drawing/2017/model3d" xmlns:o="urn:schemas-microsoft-com:office:office" xmlns:oel="http://schemas.microsoft.com/office/2019/extlst" xmlns:r="http://schemas.openxmlformats.org/officeDocument/2006/relationships" xmlns:m="http://schemas.openxmlformats.org/officeDocument/2006/math" xmlns:v="urn:schemas-microsoft-com:vml" xmlns:wp14="http://schemas.microsoft.com/office/word/2010/wordprocessingDrawing" xmlns:wp="http://schemas.openxmlformats.org/drawingml/2006/wordprocessingDrawing" xmlns:w10="urn:schemas-microsoft-com:office:word" xmlns:w="http://schemas.openxmlformats.org/wordprocessingml/2006/main" xmlns:w14="http://schemas.microsoft.com/office/word/2010/wordml" xmlns:w15="http://schemas.microsoft.com/office/word/2012/wordml" xmlns:w16cex="http://schemas.microsoft.com/office/word/2018/wordml/cex" xmlns:w16cid="http://schemas.microsoft.com/office/word/2016/wordml/cid" xmlns:w16="http://schemas.microsoft.com/office/word/2018/wordml" xmlns:w16du="http://schemas.microsoft.com/office/word/2023/wordml/word16du" xmlns:w16sdtdh="http://schemas.microsoft.com/office/word/2020/wordml/sdtdatahash" xmlns:w16sdtfl="http://schemas.microsoft.com/office/word/2024/wordml/sdtformatlock" xmlns:w16se="http://schemas.microsoft.com/office/word/2015/wordml/symex" xmlns:wpg="http://schemas.microsoft.com/office/word/2010/wordprocessingGroup" xmlns:wpi="http://schemas.microsoft.com/office/word/2010/wordprocessingInk" xmlns:wne="http://schemas.microsoft.com/office/word/2006/wordml" xmlns:wps="http://schemas.microsoft.com/office/word/2010/wordprocessingShape" mc:Ignorable="w14 w15 w16se w16cid w16 w16cex w16sdtdh w16sdtfl w16du wp14">
-  <w:abstractNum xmlns:w="http://schemas.openxmlformats.org/wordprocessingml/2006/main" w:abstractNumId="9">
-    <w:nsid w:val="57db2543"/>
-    <w:multiLevelType xmlns:w="http://schemas.openxmlformats.org/wordprocessingml/2006/main" w:val="hybridMultilevel"/>
-    <w:lvl xmlns:w="http://schemas.openxmlformats.org/wordprocessingml/2006/main" w:ilvl="0">
-      <w:start w:val="2"/>
-      <w:numFmt w:val="decimal"/>
-      <w:lvlText w:val="%1."/>
-      <w:lvlJc w:val="left"/>
-      <w:pPr>
-        <w:ind w:left="720" w:hanging="360"/>
-      </w:pPr>
-    </w:lvl>
-    <w:lvl xmlns:w="http://schemas.openxmlformats.org/wordprocessingml/2006/main" w:ilvl="1">
-      <w:start w:val="1"/>
-      <w:numFmt w:val="lowerLetter"/>
-      <w:lvlText w:val="%2."/>
-      <w:lvlJc w:val="left"/>
-      <w:pPr>
-        <w:ind w:left="1440" w:hanging="360"/>
-      </w:pPr>
-    </w:lvl>
-    <w:lvl xmlns:w="http://schemas.openxmlformats.org/wordprocessingml/2006/main" w:ilvl="2">
-      <w:start w:val="1"/>
-      <w:numFmt w:val="lowerRoman"/>
-      <w:lvlText w:val="%3."/>
-      <w:lvlJc w:val="right"/>
-      <w:pPr>
-        <w:ind w:left="2160" w:hanging="180"/>
-      </w:pPr>
-    </w:lvl>
-    <w:lvl xmlns:w="http://schemas.openxmlformats.org/wordprocessingml/2006/main" w:ilvl="3">
-      <w:start w:val="1"/>
-      <w:numFmt w:val="decimal"/>
-      <w:lvlText w:val="%4."/>
-      <w:lvlJc w:val="left"/>
-      <w:pPr>
-        <w:ind w:left="2880" w:hanging="360"/>
-      </w:pPr>
-    </w:lvl>
-    <w:lvl xmlns:w="http://schemas.openxmlformats.org/wordprocessingml/2006/main" w:ilvl="4">
-      <w:start w:val="1"/>
-      <w:numFmt w:val="lowerLetter"/>
-      <w:lvlText w:val="%5."/>
-      <w:lvlJc w:val="left"/>
-      <w:pPr>
-        <w:ind w:left="3600" w:hanging="360"/>
-      </w:pPr>
-    </w:lvl>
-    <w:lvl xmlns:w="http://schemas.openxmlformats.org/wordprocessingml/2006/main" w:ilvl="5">
-      <w:start w:val="1"/>
-      <w:numFmt w:val="lowerRoman"/>
-      <w:lvlText w:val="%6."/>
-      <w:lvlJc w:val="right"/>
-      <w:pPr>
-        <w:ind w:left="4320" w:hanging="180"/>
-      </w:pPr>
-    </w:lvl>
-    <w:lvl xmlns:w="http://schemas.openxmlformats.org/wordprocessingml/2006/main" w:ilvl="6">
-      <w:start w:val="1"/>
-      <w:numFmt w:val="decimal"/>
-      <w:lvlText w:val="%7."/>
-      <w:lvlJc w:val="left"/>
-      <w:pPr>
-        <w:ind w:left="5040" w:hanging="360"/>
-      </w:pPr>
-    </w:lvl>
-    <w:lvl xmlns:w="http://schemas.openxmlformats.org/wordprocessingml/2006/main" w:ilvl="7">
-      <w:start w:val="1"/>
-      <w:numFmt w:val="lowerLetter"/>
-      <w:lvlText w:val="%8."/>
-      <w:lvlJc w:val="left"/>
-      <w:pPr>
-        <w:ind w:left="5760" w:hanging="360"/>
-      </w:pPr>
-    </w:lvl>
-    <w:lvl xmlns:w="http://schemas.openxmlformats.org/wordprocessingml/2006/main" w:ilvl="8">
-      <w:start w:val="1"/>
-      <w:numFmt w:val="lowerRoman"/>
-      <w:lvlText w:val="%9."/>
-      <w:lvlJc w:val="right"/>
-      <w:pPr>
-        <w:ind w:left="6480" w:hanging="180"/>
-      </w:pPr>
-    </w:lvl>
-  </w:abstractNum>
   <w:abstractNum w:abstractNumId="0" w15:restartNumberingAfterBreak="0">
     <w:nsid w:val="FFFFFF7C"/>
     <w:multiLevelType w:val="singleLevel"/>
@@ -1987,7 +1155,7 @@
         <w:ind w:left="1440" w:hanging="360"/>
       </w:pPr>
       <w:rPr>
-        <w:rFonts w:hint="default" w:ascii="Symbol" w:hAnsi="Symbol"/>
+        <w:rFonts w:ascii="Symbol" w:hAnsi="Symbol" w:hint="default"/>
       </w:rPr>
     </w:lvl>
   </w:abstractNum>
@@ -2008,7 +1176,7 @@
         <w:ind w:left="1080" w:hanging="360"/>
       </w:pPr>
       <w:rPr>
-        <w:rFonts w:hint="default" w:ascii="Symbol" w:hAnsi="Symbol"/>
+        <w:rFonts w:ascii="Symbol" w:hAnsi="Symbol" w:hint="default"/>
       </w:rPr>
     </w:lvl>
   </w:abstractNum>
@@ -2029,7 +1197,7 @@
         <w:ind w:left="720" w:hanging="360"/>
       </w:pPr>
       <w:rPr>
-        <w:rFonts w:hint="default" w:ascii="Symbol" w:hAnsi="Symbol"/>
+        <w:rFonts w:ascii="Symbol" w:hAnsi="Symbol" w:hint="default"/>
       </w:rPr>
     </w:lvl>
   </w:abstractNum>
@@ -2068,49 +1236,135 @@
         <w:ind w:left="360" w:hanging="360"/>
       </w:pPr>
       <w:rPr>
-        <w:rFonts w:hint="default" w:ascii="Symbol" w:hAnsi="Symbol"/>
+        <w:rFonts w:ascii="Symbol" w:hAnsi="Symbol" w:hint="default"/>
       </w:rPr>
     </w:lvl>
   </w:abstractNum>
-  <w:num w:numId="10">
+  <w:abstractNum w:abstractNumId="9" w15:restartNumberingAfterBreak="0">
+    <w:nsid w:val="57DB2543"/>
+    <w:multiLevelType w:val="hybridMultilevel"/>
+    <w:tmpl w:val="774C2DE2"/>
+    <w:lvl w:ilvl="0" w:tplc="B286618E">
+      <w:start w:val="2"/>
+      <w:numFmt w:val="decimal"/>
+      <w:lvlText w:val="%1."/>
+      <w:lvlJc w:val="left"/>
+      <w:pPr>
+        <w:ind w:left="720" w:hanging="360"/>
+      </w:pPr>
+    </w:lvl>
+    <w:lvl w:ilvl="1" w:tplc="DA1873C6">
+      <w:start w:val="1"/>
+      <w:numFmt w:val="lowerLetter"/>
+      <w:lvlText w:val="%2."/>
+      <w:lvlJc w:val="left"/>
+      <w:pPr>
+        <w:ind w:left="1440" w:hanging="360"/>
+      </w:pPr>
+    </w:lvl>
+    <w:lvl w:ilvl="2" w:tplc="0AE67556">
+      <w:start w:val="1"/>
+      <w:numFmt w:val="lowerRoman"/>
+      <w:lvlText w:val="%3."/>
+      <w:lvlJc w:val="right"/>
+      <w:pPr>
+        <w:ind w:left="2160" w:hanging="180"/>
+      </w:pPr>
+    </w:lvl>
+    <w:lvl w:ilvl="3" w:tplc="D1B803F2">
+      <w:start w:val="1"/>
+      <w:numFmt w:val="decimal"/>
+      <w:lvlText w:val="%4."/>
+      <w:lvlJc w:val="left"/>
+      <w:pPr>
+        <w:ind w:left="2880" w:hanging="360"/>
+      </w:pPr>
+    </w:lvl>
+    <w:lvl w:ilvl="4" w:tplc="A47462F6">
+      <w:start w:val="1"/>
+      <w:numFmt w:val="lowerLetter"/>
+      <w:lvlText w:val="%5."/>
+      <w:lvlJc w:val="left"/>
+      <w:pPr>
+        <w:ind w:left="3600" w:hanging="360"/>
+      </w:pPr>
+    </w:lvl>
+    <w:lvl w:ilvl="5" w:tplc="0248E456">
+      <w:start w:val="1"/>
+      <w:numFmt w:val="lowerRoman"/>
+      <w:lvlText w:val="%6."/>
+      <w:lvlJc w:val="right"/>
+      <w:pPr>
+        <w:ind w:left="4320" w:hanging="180"/>
+      </w:pPr>
+    </w:lvl>
+    <w:lvl w:ilvl="6" w:tplc="6ADAB60C">
+      <w:start w:val="1"/>
+      <w:numFmt w:val="decimal"/>
+      <w:lvlText w:val="%7."/>
+      <w:lvlJc w:val="left"/>
+      <w:pPr>
+        <w:ind w:left="5040" w:hanging="360"/>
+      </w:pPr>
+    </w:lvl>
+    <w:lvl w:ilvl="7" w:tplc="5E58B0C4">
+      <w:start w:val="1"/>
+      <w:numFmt w:val="lowerLetter"/>
+      <w:lvlText w:val="%8."/>
+      <w:lvlJc w:val="left"/>
+      <w:pPr>
+        <w:ind w:left="5760" w:hanging="360"/>
+      </w:pPr>
+    </w:lvl>
+    <w:lvl w:ilvl="8" w:tplc="C2F0F22E">
+      <w:start w:val="1"/>
+      <w:numFmt w:val="lowerRoman"/>
+      <w:lvlText w:val="%9."/>
+      <w:lvlJc w:val="right"/>
+      <w:pPr>
+        <w:ind w:left="6480" w:hanging="180"/>
+      </w:pPr>
+    </w:lvl>
+  </w:abstractNum>
+  <w:num w:numId="1" w16cid:durableId="216934706">
     <w:abstractNumId w:val="9"/>
   </w:num>
-  <w:num w:numId="1" w16cid:durableId="1016273135">
+  <w:num w:numId="2" w16cid:durableId="1016273135">
     <w:abstractNumId w:val="8"/>
   </w:num>
-  <w:num w:numId="2" w16cid:durableId="734821112">
+  <w:num w:numId="3" w16cid:durableId="734821112">
     <w:abstractNumId w:val="6"/>
   </w:num>
-  <w:num w:numId="3" w16cid:durableId="1402751858">
+  <w:num w:numId="4" w16cid:durableId="1402751858">
     <w:abstractNumId w:val="5"/>
   </w:num>
-  <w:num w:numId="4" w16cid:durableId="19747464">
+  <w:num w:numId="5" w16cid:durableId="19747464">
     <w:abstractNumId w:val="4"/>
   </w:num>
-  <w:num w:numId="5" w16cid:durableId="1574967535">
+  <w:num w:numId="6" w16cid:durableId="1574967535">
     <w:abstractNumId w:val="7"/>
   </w:num>
-  <w:num w:numId="6" w16cid:durableId="1871259430">
+  <w:num w:numId="7" w16cid:durableId="1871259430">
     <w:abstractNumId w:val="3"/>
   </w:num>
-  <w:num w:numId="7" w16cid:durableId="1364550734">
+  <w:num w:numId="8" w16cid:durableId="1364550734">
     <w:abstractNumId w:val="2"/>
   </w:num>
-  <w:num w:numId="8" w16cid:durableId="1725790820">
+  <w:num w:numId="9" w16cid:durableId="1725790820">
     <w:abstractNumId w:val="1"/>
   </w:num>
-  <w:num w:numId="9" w16cid:durableId="1212841212">
+  <w:num w:numId="10" w16cid:durableId="1212841212">
     <w:abstractNumId w:val="0"/>
   </w:num>
 </w:numbering>
 </file>
 
 <file path=word/styles.xml><?xml version="1.0" encoding="utf-8"?>
-<w:styles xmlns:wp14="http://schemas.microsoft.com/office/word/2010/wordprocessingDrawing" xmlns:mc="http://schemas.openxmlformats.org/markup-compatibility/2006" xmlns:r="http://schemas.openxmlformats.org/officeDocument/2006/relationships" xmlns:w="http://schemas.openxmlformats.org/wordprocessingml/2006/main" xmlns:w14="http://schemas.microsoft.com/office/word/2010/wordml" xmlns:w15="http://schemas.microsoft.com/office/word/2012/wordml" xmlns:w16cex="http://schemas.microsoft.com/office/word/2018/wordml/cex" xmlns:w16cid="http://schemas.microsoft.com/office/word/2016/wordml/cid" xmlns:w16="http://schemas.microsoft.com/office/word/2018/wordml" xmlns:w16du="http://schemas.microsoft.com/office/word/2023/wordml/word16du" xmlns:w16sdtdh="http://schemas.microsoft.com/office/word/2020/wordml/sdtdatahash" xmlns:w16sdtfl="http://schemas.microsoft.com/office/word/2024/wordml/sdtformatlock" xmlns:w16se="http://schemas.microsoft.com/office/word/2015/wordml/symex" mc:Ignorable="w14 w15 w16se w16cid w16 w16cex w16sdtdh w16sdtfl w16du wp14">
+<w:styles xmlns:mc="http://schemas.openxmlformats.org/markup-compatibility/2006" xmlns:r="http://schemas.openxmlformats.org/officeDocument/2006/relationships" xmlns:w="http://schemas.openxmlformats.org/wordprocessingml/2006/main" xmlns:w14="http://schemas.microsoft.com/office/word/2010/wordml" xmlns:w15="http://schemas.microsoft.com/office/word/2012/wordml" xmlns:w16cex="http://schemas.microsoft.com/office/word/2018/wordml/cex" xmlns:w16cid="http://schemas.microsoft.com/office/word/2016/wordml/cid" xmlns:w16="http://schemas.microsoft.com/office/word/2018/wordml" xmlns:w16du="http://schemas.microsoft.com/office/word/2023/wordml/word16du" xmlns:w16sdtdh="http://schemas.microsoft.com/office/word/2020/wordml/sdtdatahash" xmlns:w16sdtfl="http://schemas.microsoft.com/office/word/2024/wordml/sdtformatlock" xmlns:w16se="http://schemas.microsoft.com/office/word/2015/wordml/symex" mc:Ignorable="w14 w15 w16se w16cid w16 w16cex w16sdtdh w16sdtfl w16du">
   <w:docDefaults>
     <w:rPrDefault>
       <w:rPr>
-        <w:rFonts w:asciiTheme="minorHAnsi" w:hAnsiTheme="minorHAnsi" w:eastAsiaTheme="minorEastAsia" w:cstheme="minorBidi"/>
+        <w:rFonts w:asciiTheme="minorHAnsi" w:eastAsiaTheme="minorEastAsia" w:hAnsiTheme="minorHAnsi" w:cstheme="minorBidi"/>
         <w:sz w:val="22"/>
         <w:szCs w:val="22"/>
         <w:lang w:val="en-US" w:eastAsia="en-US" w:bidi="ar-SA"/>
@@ -2125,14 +1379,14 @@
   <w:latentStyles w:defLockedState="0" w:defUIPriority="99" w:defSemiHidden="0" w:defUnhideWhenUsed="0" w:defQFormat="0" w:count="376">
     <w:lsdException w:name="Normal" w:uiPriority="0" w:qFormat="1"/>
     <w:lsdException w:name="heading 1" w:uiPriority="9" w:qFormat="1"/>
-    <w:lsdException w:name="heading 2" w:uiPriority="9" w:semiHidden="1" w:unhideWhenUsed="1" w:qFormat="1"/>
-    <w:lsdException w:name="heading 3" w:uiPriority="9" w:semiHidden="1" w:unhideWhenUsed="1" w:qFormat="1"/>
-    <w:lsdException w:name="heading 4" w:uiPriority="9" w:semiHidden="1" w:unhideWhenUsed="1" w:qFormat="1"/>
-    <w:lsdException w:name="heading 5" w:uiPriority="9" w:semiHidden="1" w:unhideWhenUsed="1" w:qFormat="1"/>
-    <w:lsdException w:name="heading 6" w:uiPriority="9" w:semiHidden="1" w:unhideWhenUsed="1" w:qFormat="1"/>
-    <w:lsdException w:name="heading 7" w:uiPriority="9" w:semiHidden="1" w:unhideWhenUsed="1" w:qFormat="1"/>
-    <w:lsdException w:name="heading 8" w:uiPriority="9" w:semiHidden="1" w:unhideWhenUsed="1" w:qFormat="1"/>
-    <w:lsdException w:name="heading 9" w:uiPriority="9" w:semiHidden="1" w:unhideWhenUsed="1" w:qFormat="1"/>
+    <w:lsdException w:name="heading 2" w:semiHidden="1" w:uiPriority="9" w:unhideWhenUsed="1" w:qFormat="1"/>
+    <w:lsdException w:name="heading 3" w:semiHidden="1" w:uiPriority="9" w:unhideWhenUsed="1" w:qFormat="1"/>
+    <w:lsdException w:name="heading 4" w:semiHidden="1" w:uiPriority="9" w:unhideWhenUsed="1" w:qFormat="1"/>
+    <w:lsdException w:name="heading 5" w:semiHidden="1" w:uiPriority="9" w:unhideWhenUsed="1" w:qFormat="1"/>
+    <w:lsdException w:name="heading 6" w:semiHidden="1" w:uiPriority="9" w:unhideWhenUsed="1" w:qFormat="1"/>
+    <w:lsdException w:name="heading 7" w:semiHidden="1" w:uiPriority="9" w:unhideWhenUsed="1" w:qFormat="1"/>
+    <w:lsdException w:name="heading 8" w:semiHidden="1" w:uiPriority="9" w:unhideWhenUsed="1" w:qFormat="1"/>
+    <w:lsdException w:name="heading 9" w:semiHidden="1" w:uiPriority="9" w:unhideWhenUsed="1" w:qFormat="1"/>
     <w:lsdException w:name="index 1" w:semiHidden="1" w:unhideWhenUsed="1"/>
     <w:lsdException w:name="index 2" w:semiHidden="1" w:unhideWhenUsed="1"/>
     <w:lsdException w:name="index 3" w:semiHidden="1" w:unhideWhenUsed="1"/>
@@ -2142,22 +1396,22 @@
     <w:lsdException w:name="index 7" w:semiHidden="1" w:unhideWhenUsed="1"/>
     <w:lsdException w:name="index 8" w:semiHidden="1" w:unhideWhenUsed="1"/>
     <w:lsdException w:name="index 9" w:semiHidden="1" w:unhideWhenUsed="1"/>
-    <w:lsdException w:name="toc 1" w:uiPriority="39" w:semiHidden="1" w:unhideWhenUsed="1"/>
-    <w:lsdException w:name="toc 2" w:uiPriority="39" w:semiHidden="1" w:unhideWhenUsed="1"/>
-    <w:lsdException w:name="toc 3" w:uiPriority="39" w:semiHidden="1" w:unhideWhenUsed="1"/>
-    <w:lsdException w:name="toc 4" w:uiPriority="39" w:semiHidden="1" w:unhideWhenUsed="1"/>
-    <w:lsdException w:name="toc 5" w:uiPriority="39" w:semiHidden="1" w:unhideWhenUsed="1"/>
-    <w:lsdException w:name="toc 6" w:uiPriority="39" w:semiHidden="1" w:unhideWhenUsed="1"/>
-    <w:lsdException w:name="toc 7" w:uiPriority="39" w:semiHidden="1" w:unhideWhenUsed="1"/>
-    <w:lsdException w:name="toc 8" w:uiPriority="39" w:semiHidden="1" w:unhideWhenUsed="1"/>
-    <w:lsdException w:name="toc 9" w:uiPriority="39" w:semiHidden="1" w:unhideWhenUsed="1"/>
+    <w:lsdException w:name="toc 1" w:semiHidden="1" w:uiPriority="39" w:unhideWhenUsed="1"/>
+    <w:lsdException w:name="toc 2" w:semiHidden="1" w:uiPriority="39" w:unhideWhenUsed="1"/>
+    <w:lsdException w:name="toc 3" w:semiHidden="1" w:uiPriority="39" w:unhideWhenUsed="1"/>
+    <w:lsdException w:name="toc 4" w:semiHidden="1" w:uiPriority="39" w:unhideWhenUsed="1"/>
+    <w:lsdException w:name="toc 5" w:semiHidden="1" w:uiPriority="39" w:unhideWhenUsed="1"/>
+    <w:lsdException w:name="toc 6" w:semiHidden="1" w:uiPriority="39" w:unhideWhenUsed="1"/>
+    <w:lsdException w:name="toc 7" w:semiHidden="1" w:uiPriority="39" w:unhideWhenUsed="1"/>
+    <w:lsdException w:name="toc 8" w:semiHidden="1" w:uiPriority="39" w:unhideWhenUsed="1"/>
+    <w:lsdException w:name="toc 9" w:semiHidden="1" w:uiPriority="39" w:unhideWhenUsed="1"/>
     <w:lsdException w:name="Normal Indent" w:semiHidden="1" w:unhideWhenUsed="1"/>
     <w:lsdException w:name="footnote text" w:semiHidden="1" w:unhideWhenUsed="1"/>
     <w:lsdException w:name="annotation text" w:semiHidden="1" w:unhideWhenUsed="1"/>
     <w:lsdException w:name="header" w:semiHidden="1" w:unhideWhenUsed="1"/>
     <w:lsdException w:name="footer" w:semiHidden="1" w:unhideWhenUsed="1"/>
     <w:lsdException w:name="index heading" w:semiHidden="1" w:unhideWhenUsed="1"/>
-    <w:lsdException w:name="caption" w:uiPriority="35" w:semiHidden="1" w:unhideWhenUsed="1" w:qFormat="1"/>
+    <w:lsdException w:name="caption" w:semiHidden="1" w:uiPriority="35" w:unhideWhenUsed="1" w:qFormat="1"/>
     <w:lsdException w:name="table of figures" w:semiHidden="1" w:unhideWhenUsed="1"/>
     <w:lsdException w:name="envelope address" w:semiHidden="1" w:unhideWhenUsed="1"/>
     <w:lsdException w:name="envelope return" w:semiHidden="1" w:unhideWhenUsed="1"/>
@@ -2188,7 +1442,7 @@
     <w:lsdException w:name="Title" w:uiPriority="10" w:qFormat="1"/>
     <w:lsdException w:name="Closing" w:semiHidden="1" w:unhideWhenUsed="1"/>
     <w:lsdException w:name="Signature" w:semiHidden="1" w:unhideWhenUsed="1"/>
-    <w:lsdException w:name="Default Paragraph Font" w:uiPriority="1" w:semiHidden="1" w:unhideWhenUsed="1"/>
+    <w:lsdException w:name="Default Paragraph Font" w:semiHidden="1" w:uiPriority="1" w:unhideWhenUsed="1"/>
     <w:lsdException w:name="Body Text" w:semiHidden="1" w:unhideWhenUsed="1"/>
     <w:lsdException w:name="Body Text Indent" w:semiHidden="1" w:unhideWhenUsed="1"/>
     <w:lsdException w:name="List Continue" w:semiHidden="1" w:unhideWhenUsed="1"/>
@@ -2388,8 +1642,8 @@
     <w:lsdException w:name="Subtle Reference" w:uiPriority="31" w:qFormat="1"/>
     <w:lsdException w:name="Intense Reference" w:uiPriority="32" w:qFormat="1"/>
     <w:lsdException w:name="Book Title" w:uiPriority="33" w:qFormat="1"/>
-    <w:lsdException w:name="Bibliography" w:uiPriority="37" w:semiHidden="1" w:unhideWhenUsed="1"/>
-    <w:lsdException w:name="TOC Heading" w:uiPriority="39" w:semiHidden="1" w:unhideWhenUsed="1" w:qFormat="1"/>
+    <w:lsdException w:name="Bibliography" w:semiHidden="1" w:uiPriority="37" w:unhideWhenUsed="1"/>
+    <w:lsdException w:name="TOC Heading" w:semiHidden="1" w:uiPriority="39" w:unhideWhenUsed="1" w:qFormat="1"/>
     <w:lsdException w:name="Grid Table 4" w:uiPriority="49"/>
     <w:lsdException w:name="Grid Table 5 Dark" w:uiPriority="50"/>
     <w:lsdException w:name="Grid Table 6 Colorful" w:uiPriority="51"/>
@@ -2491,7 +1745,7 @@
     <w:lsdException w:name="Unresolved Mention" w:semiHidden="1" w:unhideWhenUsed="1"/>
     <w:lsdException w:name="Smart Link" w:semiHidden="1" w:unhideWhenUsed="1"/>
   </w:latentStyles>
-  <w:style w:type="paragraph" w:styleId="Normal" w:default="1">
+  <w:style w:type="paragraph" w:default="1" w:styleId="Normal">
     <w:name w:val="Normal"/>
     <w:qFormat/>
     <w:rsid w:val="00FC693F"/>
@@ -2511,7 +1765,7 @@
       <w:outlineLvl w:val="0"/>
     </w:pPr>
     <w:rPr>
-      <w:rFonts w:asciiTheme="majorHAnsi" w:hAnsiTheme="majorHAnsi" w:eastAsiaTheme="majorEastAsia" w:cstheme="majorBidi"/>
+      <w:rFonts w:asciiTheme="majorHAnsi" w:eastAsiaTheme="majorEastAsia" w:hAnsiTheme="majorHAnsi" w:cstheme="majorBidi"/>
       <w:b/>
       <w:bCs/>
       <w:color w:val="365F91" w:themeColor="accent1" w:themeShade="BF"/>
@@ -2535,7 +1789,7 @@
       <w:outlineLvl w:val="1"/>
     </w:pPr>
     <w:rPr>
-      <w:rFonts w:asciiTheme="majorHAnsi" w:hAnsiTheme="majorHAnsi" w:eastAsiaTheme="majorEastAsia" w:cstheme="majorBidi"/>
+      <w:rFonts w:asciiTheme="majorHAnsi" w:eastAsiaTheme="majorEastAsia" w:hAnsiTheme="majorHAnsi" w:cstheme="majorBidi"/>
       <w:b/>
       <w:bCs/>
       <w:color w:val="4F81BD" w:themeColor="accent1"/>
@@ -2559,7 +1813,7 @@
       <w:outlineLvl w:val="2"/>
     </w:pPr>
     <w:rPr>
-      <w:rFonts w:asciiTheme="majorHAnsi" w:hAnsiTheme="majorHAnsi" w:eastAsiaTheme="majorEastAsia" w:cstheme="majorBidi"/>
+      <w:rFonts w:asciiTheme="majorHAnsi" w:eastAsiaTheme="majorEastAsia" w:hAnsiTheme="majorHAnsi" w:cstheme="majorBidi"/>
       <w:b/>
       <w:bCs/>
       <w:color w:val="4F81BD" w:themeColor="accent1"/>
@@ -2582,7 +1836,7 @@
       <w:outlineLvl w:val="3"/>
     </w:pPr>
     <w:rPr>
-      <w:rFonts w:asciiTheme="majorHAnsi" w:hAnsiTheme="majorHAnsi" w:eastAsiaTheme="majorEastAsia" w:cstheme="majorBidi"/>
+      <w:rFonts w:asciiTheme="majorHAnsi" w:eastAsiaTheme="majorEastAsia" w:hAnsiTheme="majorHAnsi" w:cstheme="majorBidi"/>
       <w:b/>
       <w:bCs/>
       <w:i/>
@@ -2607,7 +1861,7 @@
       <w:outlineLvl w:val="4"/>
     </w:pPr>
     <w:rPr>
-      <w:rFonts w:asciiTheme="majorHAnsi" w:hAnsiTheme="majorHAnsi" w:eastAsiaTheme="majorEastAsia" w:cstheme="majorBidi"/>
+      <w:rFonts w:asciiTheme="majorHAnsi" w:eastAsiaTheme="majorEastAsia" w:hAnsiTheme="majorHAnsi" w:cstheme="majorBidi"/>
       <w:color w:val="243F60" w:themeColor="accent1" w:themeShade="7F"/>
     </w:rPr>
   </w:style>
@@ -2628,7 +1882,7 @@
       <w:outlineLvl w:val="5"/>
     </w:pPr>
     <w:rPr>
-      <w:rFonts w:asciiTheme="majorHAnsi" w:hAnsiTheme="majorHAnsi" w:eastAsiaTheme="majorEastAsia" w:cstheme="majorBidi"/>
+      <w:rFonts w:asciiTheme="majorHAnsi" w:eastAsiaTheme="majorEastAsia" w:hAnsiTheme="majorHAnsi" w:cstheme="majorBidi"/>
       <w:i/>
       <w:iCs/>
       <w:color w:val="243F60" w:themeColor="accent1" w:themeShade="7F"/>
@@ -2651,7 +1905,7 @@
       <w:outlineLvl w:val="6"/>
     </w:pPr>
     <w:rPr>
-      <w:rFonts w:asciiTheme="majorHAnsi" w:hAnsiTheme="majorHAnsi" w:eastAsiaTheme="majorEastAsia" w:cstheme="majorBidi"/>
+      <w:rFonts w:asciiTheme="majorHAnsi" w:eastAsiaTheme="majorEastAsia" w:hAnsiTheme="majorHAnsi" w:cstheme="majorBidi"/>
       <w:i/>
       <w:iCs/>
       <w:color w:val="404040" w:themeColor="text1" w:themeTint="BF"/>
@@ -2674,7 +1928,7 @@
       <w:outlineLvl w:val="7"/>
     </w:pPr>
     <w:rPr>
-      <w:rFonts w:asciiTheme="majorHAnsi" w:hAnsiTheme="majorHAnsi" w:eastAsiaTheme="majorEastAsia" w:cstheme="majorBidi"/>
+      <w:rFonts w:asciiTheme="majorHAnsi" w:eastAsiaTheme="majorEastAsia" w:hAnsiTheme="majorHAnsi" w:cstheme="majorBidi"/>
       <w:color w:val="4F81BD" w:themeColor="accent1"/>
       <w:sz w:val="20"/>
       <w:szCs w:val="20"/>
@@ -2697,7 +1951,7 @@
       <w:outlineLvl w:val="8"/>
     </w:pPr>
     <w:rPr>
-      <w:rFonts w:asciiTheme="majorHAnsi" w:hAnsiTheme="majorHAnsi" w:eastAsiaTheme="majorEastAsia" w:cstheme="majorBidi"/>
+      <w:rFonts w:asciiTheme="majorHAnsi" w:eastAsiaTheme="majorEastAsia" w:hAnsiTheme="majorHAnsi" w:cstheme="majorBidi"/>
       <w:i/>
       <w:iCs/>
       <w:color w:val="404040" w:themeColor="text1" w:themeTint="BF"/>
@@ -2705,13 +1959,13 @@
       <w:szCs w:val="20"/>
     </w:rPr>
   </w:style>
-  <w:style w:type="character" w:styleId="DefaultParagraphFont" w:default="1">
+  <w:style w:type="character" w:default="1" w:styleId="DefaultParagraphFont">
     <w:name w:val="Default Paragraph Font"/>
     <w:uiPriority w:val="1"/>
     <w:semiHidden/>
     <w:unhideWhenUsed/>
   </w:style>
-  <w:style w:type="table" w:styleId="TableNormal" w:default="1">
+  <w:style w:type="table" w:default="1" w:styleId="TableNormal">
     <w:name w:val="Normal Table"/>
     <w:uiPriority w:val="99"/>
     <w:semiHidden/>
@@ -2726,7 +1980,7 @@
       </w:tblCellMar>
     </w:tblPr>
   </w:style>
-  <w:style w:type="numbering" w:styleId="NoList" w:default="1">
+  <w:style w:type="numbering" w:default="1" w:styleId="NoList">
     <w:name w:val="No List"/>
     <w:uiPriority w:val="99"/>
     <w:semiHidden/>
@@ -2747,7 +2001,7 @@
       <w:spacing w:after="0" w:line="240" w:lineRule="auto"/>
     </w:pPr>
   </w:style>
-  <w:style w:type="character" w:styleId="HeaderChar" w:customStyle="1">
+  <w:style w:type="character" w:customStyle="1" w:styleId="HeaderChar">
     <w:name w:val="Header Char"/>
     <w:basedOn w:val="DefaultParagraphFont"/>
     <w:link w:val="Header"/>
@@ -2769,7 +2023,7 @@
       <w:spacing w:after="0" w:line="240" w:lineRule="auto"/>
     </w:pPr>
   </w:style>
-  <w:style w:type="character" w:styleId="FooterChar" w:customStyle="1">
+  <w:style w:type="character" w:customStyle="1" w:styleId="FooterChar">
     <w:name w:val="Footer Char"/>
     <w:basedOn w:val="DefaultParagraphFont"/>
     <w:link w:val="Footer"/>
@@ -2785,14 +2039,14 @@
       <w:spacing w:after="0" w:line="240" w:lineRule="auto"/>
     </w:pPr>
   </w:style>
-  <w:style w:type="character" w:styleId="Heading1Char" w:customStyle="1">
+  <w:style w:type="character" w:customStyle="1" w:styleId="Heading1Char">
     <w:name w:val="Heading 1 Char"/>
     <w:basedOn w:val="DefaultParagraphFont"/>
     <w:link w:val="Heading1"/>
     <w:uiPriority w:val="9"/>
     <w:rsid w:val="00FC693F"/>
     <w:rPr>
-      <w:rFonts w:asciiTheme="majorHAnsi" w:hAnsiTheme="majorHAnsi" w:eastAsiaTheme="majorEastAsia" w:cstheme="majorBidi"/>
+      <w:rFonts w:asciiTheme="majorHAnsi" w:eastAsiaTheme="majorEastAsia" w:hAnsiTheme="majorHAnsi" w:cstheme="majorBidi"/>
       <w:b/>
       <w:bCs/>
       <w:color w:val="365F91" w:themeColor="accent1" w:themeShade="BF"/>
@@ -2800,14 +2054,14 @@
       <w:szCs w:val="28"/>
     </w:rPr>
   </w:style>
-  <w:style w:type="character" w:styleId="Heading2Char" w:customStyle="1">
+  <w:style w:type="character" w:customStyle="1" w:styleId="Heading2Char">
     <w:name w:val="Heading 2 Char"/>
     <w:basedOn w:val="DefaultParagraphFont"/>
     <w:link w:val="Heading2"/>
     <w:uiPriority w:val="9"/>
     <w:rsid w:val="00FC693F"/>
     <w:rPr>
-      <w:rFonts w:asciiTheme="majorHAnsi" w:hAnsiTheme="majorHAnsi" w:eastAsiaTheme="majorEastAsia" w:cstheme="majorBidi"/>
+      <w:rFonts w:asciiTheme="majorHAnsi" w:eastAsiaTheme="majorEastAsia" w:hAnsiTheme="majorHAnsi" w:cstheme="majorBidi"/>
       <w:b/>
       <w:bCs/>
       <w:color w:val="4F81BD" w:themeColor="accent1"/>
@@ -2815,14 +2069,14 @@
       <w:szCs w:val="26"/>
     </w:rPr>
   </w:style>
-  <w:style w:type="character" w:styleId="Heading3Char" w:customStyle="1">
+  <w:style w:type="character" w:customStyle="1" w:styleId="Heading3Char">
     <w:name w:val="Heading 3 Char"/>
     <w:basedOn w:val="DefaultParagraphFont"/>
     <w:link w:val="Heading3"/>
     <w:uiPriority w:val="9"/>
     <w:rsid w:val="00FC693F"/>
     <w:rPr>
-      <w:rFonts w:asciiTheme="majorHAnsi" w:hAnsiTheme="majorHAnsi" w:eastAsiaTheme="majorEastAsia" w:cstheme="majorBidi"/>
+      <w:rFonts w:asciiTheme="majorHAnsi" w:eastAsiaTheme="majorEastAsia" w:hAnsiTheme="majorHAnsi" w:cstheme="majorBidi"/>
       <w:b/>
       <w:bCs/>
       <w:color w:val="4F81BD" w:themeColor="accent1"/>
@@ -2838,13 +2092,13 @@
     <w:rsid w:val="00FC693F"/>
     <w:pPr>
       <w:pBdr>
-        <w:bottom w:val="single" w:color="4F81BD" w:themeColor="accent1" w:sz="8" w:space="4"/>
+        <w:bottom w:val="single" w:sz="8" w:space="4" w:color="4F81BD" w:themeColor="accent1"/>
       </w:pBdr>
       <w:spacing w:after="300" w:line="240" w:lineRule="auto"/>
       <w:contextualSpacing/>
     </w:pPr>
     <w:rPr>
-      <w:rFonts w:asciiTheme="majorHAnsi" w:hAnsiTheme="majorHAnsi" w:eastAsiaTheme="majorEastAsia" w:cstheme="majorBidi"/>
+      <w:rFonts w:asciiTheme="majorHAnsi" w:eastAsiaTheme="majorEastAsia" w:hAnsiTheme="majorHAnsi" w:cstheme="majorBidi"/>
       <w:color w:val="17365D" w:themeColor="text2" w:themeShade="BF"/>
       <w:spacing w:val="5"/>
       <w:kern w:val="28"/>
@@ -2852,14 +2106,14 @@
       <w:szCs w:val="52"/>
     </w:rPr>
   </w:style>
-  <w:style w:type="character" w:styleId="TitleChar" w:customStyle="1">
+  <w:style w:type="character" w:customStyle="1" w:styleId="TitleChar">
     <w:name w:val="Title Char"/>
     <w:basedOn w:val="DefaultParagraphFont"/>
     <w:link w:val="Title"/>
     <w:uiPriority w:val="10"/>
     <w:rsid w:val="00FC693F"/>
     <w:rPr>
-      <w:rFonts w:asciiTheme="majorHAnsi" w:hAnsiTheme="majorHAnsi" w:eastAsiaTheme="majorEastAsia" w:cstheme="majorBidi"/>
+      <w:rFonts w:asciiTheme="majorHAnsi" w:eastAsiaTheme="majorEastAsia" w:hAnsiTheme="majorHAnsi" w:cstheme="majorBidi"/>
       <w:color w:val="17365D" w:themeColor="text2" w:themeShade="BF"/>
       <w:spacing w:val="5"/>
       <w:kern w:val="28"/>
@@ -2881,7 +2135,7 @@
       </w:numPr>
     </w:pPr>
     <w:rPr>
-      <w:rFonts w:asciiTheme="majorHAnsi" w:hAnsiTheme="majorHAnsi" w:eastAsiaTheme="majorEastAsia" w:cstheme="majorBidi"/>
+      <w:rFonts w:asciiTheme="majorHAnsi" w:eastAsiaTheme="majorEastAsia" w:hAnsiTheme="majorHAnsi" w:cstheme="majorBidi"/>
       <w:i/>
       <w:iCs/>
       <w:color w:val="4F81BD" w:themeColor="accent1"/>
@@ -2890,14 +2144,14 @@
       <w:szCs w:val="24"/>
     </w:rPr>
   </w:style>
-  <w:style w:type="character" w:styleId="SubtitleChar" w:customStyle="1">
+  <w:style w:type="character" w:customStyle="1" w:styleId="SubtitleChar">
     <w:name w:val="Subtitle Char"/>
     <w:basedOn w:val="DefaultParagraphFont"/>
     <w:link w:val="Subtitle"/>
     <w:uiPriority w:val="11"/>
     <w:rsid w:val="00FC693F"/>
     <w:rPr>
-      <w:rFonts w:asciiTheme="majorHAnsi" w:hAnsiTheme="majorHAnsi" w:eastAsiaTheme="majorEastAsia" w:cstheme="majorBidi"/>
+      <w:rFonts w:asciiTheme="majorHAnsi" w:eastAsiaTheme="majorEastAsia" w:hAnsiTheme="majorHAnsi" w:cstheme="majorBidi"/>
       <w:i/>
       <w:iCs/>
       <w:color w:val="4F81BD" w:themeColor="accent1"/>
@@ -2928,7 +2182,7 @@
       <w:spacing w:after="120"/>
     </w:pPr>
   </w:style>
-  <w:style w:type="character" w:styleId="BodyTextChar" w:customStyle="1">
+  <w:style w:type="character" w:customStyle="1" w:styleId="BodyTextChar">
     <w:name w:val="Body Text Char"/>
     <w:basedOn w:val="DefaultParagraphFont"/>
     <w:link w:val="BodyText"/>
@@ -2946,7 +2200,7 @@
       <w:spacing w:after="120" w:line="480" w:lineRule="auto"/>
     </w:pPr>
   </w:style>
-  <w:style w:type="character" w:styleId="BodyText2Char" w:customStyle="1">
+  <w:style w:type="character" w:customStyle="1" w:styleId="BodyText2Char">
     <w:name w:val="Body Text 2 Char"/>
     <w:basedOn w:val="DefaultParagraphFont"/>
     <w:link w:val="BodyText2"/>
@@ -2968,7 +2222,7 @@
       <w:szCs w:val="16"/>
     </w:rPr>
   </w:style>
-  <w:style w:type="character" w:styleId="BodyText3Char" w:customStyle="1">
+  <w:style w:type="character" w:customStyle="1" w:styleId="BodyText3Char">
     <w:name w:val="Body Text 3 Char"/>
     <w:basedOn w:val="DefaultParagraphFont"/>
     <w:link w:val="BodyText3"/>
@@ -3020,7 +2274,7 @@
     <w:rsid w:val="00326F90"/>
     <w:pPr>
       <w:numPr>
-        <w:numId w:val="1"/>
+        <w:numId w:val="2"/>
       </w:numPr>
       <w:contextualSpacing/>
     </w:pPr>
@@ -3033,7 +2287,7 @@
     <w:rsid w:val="00326F90"/>
     <w:pPr>
       <w:numPr>
-        <w:numId w:val="2"/>
+        <w:numId w:val="3"/>
       </w:numPr>
       <w:contextualSpacing/>
     </w:pPr>
@@ -3046,7 +2300,7 @@
     <w:rsid w:val="00326F90"/>
     <w:pPr>
       <w:numPr>
-        <w:numId w:val="3"/>
+        <w:numId w:val="4"/>
       </w:numPr>
       <w:contextualSpacing/>
     </w:pPr>
@@ -3059,7 +2313,7 @@
     <w:rsid w:val="00326F90"/>
     <w:pPr>
       <w:numPr>
-        <w:numId w:val="5"/>
+        <w:numId w:val="6"/>
       </w:numPr>
       <w:contextualSpacing/>
     </w:pPr>
@@ -3072,7 +2326,7 @@
     <w:rsid w:val="0029639D"/>
     <w:pPr>
       <w:numPr>
-        <w:numId w:val="6"/>
+        <w:numId w:val="7"/>
       </w:numPr>
       <w:contextualSpacing/>
     </w:pPr>
@@ -3085,7 +2339,7 @@
     <w:rsid w:val="0029639D"/>
     <w:pPr>
       <w:numPr>
-        <w:numId w:val="7"/>
+        <w:numId w:val="8"/>
       </w:numPr>
       <w:contextualSpacing/>
     </w:pPr>
@@ -3149,7 +2403,7 @@
       <w:szCs w:val="20"/>
     </w:rPr>
   </w:style>
-  <w:style w:type="character" w:styleId="MacroTextChar" w:customStyle="1">
+  <w:style w:type="character" w:customStyle="1" w:styleId="MacroTextChar">
     <w:name w:val="Macro Text Char"/>
     <w:basedOn w:val="DefaultParagraphFont"/>
     <w:link w:val="MacroText"/>
@@ -3175,7 +2429,7 @@
       <w:color w:val="000000" w:themeColor="text1"/>
     </w:rPr>
   </w:style>
-  <w:style w:type="character" w:styleId="QuoteChar" w:customStyle="1">
+  <w:style w:type="character" w:customStyle="1" w:styleId="QuoteChar">
     <w:name w:val="Quote Char"/>
     <w:basedOn w:val="DefaultParagraphFont"/>
     <w:link w:val="Quote"/>
@@ -3187,7 +2441,7 @@
       <w:color w:val="000000" w:themeColor="text1"/>
     </w:rPr>
   </w:style>
-  <w:style w:type="character" w:styleId="Heading4Char" w:customStyle="1">
+  <w:style w:type="character" w:customStyle="1" w:styleId="Heading4Char">
     <w:name w:val="Heading 4 Char"/>
     <w:basedOn w:val="DefaultParagraphFont"/>
     <w:link w:val="Heading4"/>
@@ -3195,7 +2449,7 @@
     <w:semiHidden/>
     <w:rsid w:val="00FC693F"/>
     <w:rPr>
-      <w:rFonts w:asciiTheme="majorHAnsi" w:hAnsiTheme="majorHAnsi" w:eastAsiaTheme="majorEastAsia" w:cstheme="majorBidi"/>
+      <w:rFonts w:asciiTheme="majorHAnsi" w:eastAsiaTheme="majorEastAsia" w:hAnsiTheme="majorHAnsi" w:cstheme="majorBidi"/>
       <w:b/>
       <w:bCs/>
       <w:i/>
@@ -3203,7 +2457,7 @@
       <w:color w:val="4F81BD" w:themeColor="accent1"/>
     </w:rPr>
   </w:style>
-  <w:style w:type="character" w:styleId="Heading5Char" w:customStyle="1">
+  <w:style w:type="character" w:customStyle="1" w:styleId="Heading5Char">
     <w:name w:val="Heading 5 Char"/>
     <w:basedOn w:val="DefaultParagraphFont"/>
     <w:link w:val="Heading5"/>
@@ -3211,11 +2465,11 @@
     <w:semiHidden/>
     <w:rsid w:val="00FC693F"/>
     <w:rPr>
-      <w:rFonts w:asciiTheme="majorHAnsi" w:hAnsiTheme="majorHAnsi" w:eastAsiaTheme="majorEastAsia" w:cstheme="majorBidi"/>
+      <w:rFonts w:asciiTheme="majorHAnsi" w:eastAsiaTheme="majorEastAsia" w:hAnsiTheme="majorHAnsi" w:cstheme="majorBidi"/>
       <w:color w:val="243F60" w:themeColor="accent1" w:themeShade="7F"/>
     </w:rPr>
   </w:style>
-  <w:style w:type="character" w:styleId="Heading6Char" w:customStyle="1">
+  <w:style w:type="character" w:customStyle="1" w:styleId="Heading6Char">
     <w:name w:val="Heading 6 Char"/>
     <w:basedOn w:val="DefaultParagraphFont"/>
     <w:link w:val="Heading6"/>
@@ -3223,13 +2477,13 @@
     <w:semiHidden/>
     <w:rsid w:val="00FC693F"/>
     <w:rPr>
-      <w:rFonts w:asciiTheme="majorHAnsi" w:hAnsiTheme="majorHAnsi" w:eastAsiaTheme="majorEastAsia" w:cstheme="majorBidi"/>
+      <w:rFonts w:asciiTheme="majorHAnsi" w:eastAsiaTheme="majorEastAsia" w:hAnsiTheme="majorHAnsi" w:cstheme="majorBidi"/>
       <w:i/>
       <w:iCs/>
       <w:color w:val="243F60" w:themeColor="accent1" w:themeShade="7F"/>
     </w:rPr>
   </w:style>
-  <w:style w:type="character" w:styleId="Heading7Char" w:customStyle="1">
+  <w:style w:type="character" w:customStyle="1" w:styleId="Heading7Char">
     <w:name w:val="Heading 7 Char"/>
     <w:basedOn w:val="DefaultParagraphFont"/>
     <w:link w:val="Heading7"/>
@@ -3237,13 +2491,13 @@
     <w:semiHidden/>
     <w:rsid w:val="00FC693F"/>
     <w:rPr>
-      <w:rFonts w:asciiTheme="majorHAnsi" w:hAnsiTheme="majorHAnsi" w:eastAsiaTheme="majorEastAsia" w:cstheme="majorBidi"/>
+      <w:rFonts w:asciiTheme="majorHAnsi" w:eastAsiaTheme="majorEastAsia" w:hAnsiTheme="majorHAnsi" w:cstheme="majorBidi"/>
       <w:i/>
       <w:iCs/>
       <w:color w:val="404040" w:themeColor="text1" w:themeTint="BF"/>
     </w:rPr>
   </w:style>
-  <w:style w:type="character" w:styleId="Heading8Char" w:customStyle="1">
+  <w:style w:type="character" w:customStyle="1" w:styleId="Heading8Char">
     <w:name w:val="Heading 8 Char"/>
     <w:basedOn w:val="DefaultParagraphFont"/>
     <w:link w:val="Heading8"/>
@@ -3251,13 +2505,13 @@
     <w:semiHidden/>
     <w:rsid w:val="00FC693F"/>
     <w:rPr>
-      <w:rFonts w:asciiTheme="majorHAnsi" w:hAnsiTheme="majorHAnsi" w:eastAsiaTheme="majorEastAsia" w:cstheme="majorBidi"/>
+      <w:rFonts w:asciiTheme="majorHAnsi" w:eastAsiaTheme="majorEastAsia" w:hAnsiTheme="majorHAnsi" w:cstheme="majorBidi"/>
       <w:color w:val="4F81BD" w:themeColor="accent1"/>
       <w:sz w:val="20"/>
       <w:szCs w:val="20"/>
     </w:rPr>
   </w:style>
-  <w:style w:type="character" w:styleId="Heading9Char" w:customStyle="1">
+  <w:style w:type="character" w:customStyle="1" w:styleId="Heading9Char">
     <w:name w:val="Heading 9 Char"/>
     <w:basedOn w:val="DefaultParagraphFont"/>
     <w:link w:val="Heading9"/>
@@ -3265,7 +2519,7 @@
     <w:semiHidden/>
     <w:rsid w:val="00FC693F"/>
     <w:rPr>
-      <w:rFonts w:asciiTheme="majorHAnsi" w:hAnsiTheme="majorHAnsi" w:eastAsiaTheme="majorEastAsia" w:cstheme="majorBidi"/>
+      <w:rFonts w:asciiTheme="majorHAnsi" w:eastAsiaTheme="majorEastAsia" w:hAnsiTheme="majorHAnsi" w:cstheme="majorBidi"/>
       <w:i/>
       <w:iCs/>
       <w:color w:val="404040" w:themeColor="text1" w:themeTint="BF"/>
@@ -3325,7 +2579,7 @@
     <w:rsid w:val="00FC693F"/>
     <w:pPr>
       <w:pBdr>
-        <w:bottom w:val="single" w:color="4F81BD" w:themeColor="accent1" w:sz="4" w:space="4"/>
+        <w:bottom w:val="single" w:sz="4" w:space="4" w:color="4F81BD" w:themeColor="accent1"/>
       </w:pBdr>
       <w:spacing w:before="200" w:after="280"/>
       <w:ind w:left="936" w:right="936"/>
@@ -3338,7 +2592,7 @@
       <w:color w:val="4F81BD" w:themeColor="accent1"/>
     </w:rPr>
   </w:style>
-  <w:style w:type="character" w:styleId="IntenseQuoteChar" w:customStyle="1">
+  <w:style w:type="character" w:customStyle="1" w:styleId="IntenseQuoteChar">
     <w:name w:val="Intense Quote Char"/>
     <w:basedOn w:val="DefaultParagraphFont"/>
     <w:link w:val="IntenseQuote"/>
@@ -3441,12 +2695,12 @@
     </w:pPr>
     <w:tblPr>
       <w:tblBorders>
-        <w:top w:val="single" w:color="auto" w:sz="4" w:space="0"/>
-        <w:left w:val="single" w:color="auto" w:sz="4" w:space="0"/>
-        <w:bottom w:val="single" w:color="auto" w:sz="4" w:space="0"/>
-        <w:right w:val="single" w:color="auto" w:sz="4" w:space="0"/>
-        <w:insideH w:val="single" w:color="auto" w:sz="4" w:space="0"/>
-        <w:insideV w:val="single" w:color="auto" w:sz="4" w:space="0"/>
+        <w:top w:val="single" w:sz="4" w:space="0" w:color="auto"/>
+        <w:left w:val="single" w:sz="4" w:space="0" w:color="auto"/>
+        <w:bottom w:val="single" w:sz="4" w:space="0" w:color="auto"/>
+        <w:right w:val="single" w:sz="4" w:space="0" w:color="auto"/>
+        <w:insideH w:val="single" w:sz="4" w:space="0" w:color="auto"/>
+        <w:insideV w:val="single" w:sz="4" w:space="0" w:color="auto"/>
       </w:tblBorders>
     </w:tblPr>
   </w:style>
@@ -3465,8 +2719,8 @@
       <w:tblStyleRowBandSize w:val="1"/>
       <w:tblStyleColBandSize w:val="1"/>
       <w:tblBorders>
-        <w:top w:val="single" w:color="000000" w:themeColor="text1" w:sz="8" w:space="0"/>
-        <w:bottom w:val="single" w:color="000000" w:themeColor="text1" w:sz="8" w:space="0"/>
+        <w:top w:val="single" w:sz="8" w:space="0" w:color="000000" w:themeColor="text1"/>
+        <w:bottom w:val="single" w:sz="8" w:space="0" w:color="000000" w:themeColor="text1"/>
       </w:tblBorders>
     </w:tblPr>
     <w:tblStylePr w:type="firstRow">
@@ -3480,9 +2734,9 @@
       <w:tblPr/>
       <w:tcPr>
         <w:tcBorders>
-          <w:top w:val="single" w:color="000000" w:themeColor="text1" w:sz="8" w:space="0"/>
-          <w:left w:val="nil"/>
-          <w:bottom w:val="single" w:color="000000" w:themeColor="text1" w:sz="8" w:space="0"/>
+          <w:top w:val="single" w:sz="8" w:space="0" w:color="000000" w:themeColor="text1"/>
+          <w:left w:val="nil"/>
+          <w:bottom w:val="single" w:sz="8" w:space="0" w:color="000000" w:themeColor="text1"/>
           <w:right w:val="nil"/>
           <w:insideH w:val="nil"/>
           <w:insideV w:val="nil"/>
@@ -3500,9 +2754,9 @@
       <w:tblPr/>
       <w:tcPr>
         <w:tcBorders>
-          <w:top w:val="single" w:color="000000" w:themeColor="text1" w:sz="8" w:space="0"/>
-          <w:left w:val="nil"/>
-          <w:bottom w:val="single" w:color="000000" w:themeColor="text1" w:sz="8" w:space="0"/>
+          <w:top w:val="single" w:sz="8" w:space="0" w:color="000000" w:themeColor="text1"/>
+          <w:left w:val="nil"/>
+          <w:bottom w:val="single" w:sz="8" w:space="0" w:color="000000" w:themeColor="text1"/>
           <w:right w:val="nil"/>
           <w:insideH w:val="nil"/>
           <w:insideV w:val="nil"/>
@@ -3561,8 +2815,8 @@
       <w:tblStyleRowBandSize w:val="1"/>
       <w:tblStyleColBandSize w:val="1"/>
       <w:tblBorders>
-        <w:top w:val="single" w:color="4F81BD" w:themeColor="accent1" w:sz="8" w:space="0"/>
-        <w:bottom w:val="single" w:color="4F81BD" w:themeColor="accent1" w:sz="8" w:space="0"/>
+        <w:top w:val="single" w:sz="8" w:space="0" w:color="4F81BD" w:themeColor="accent1"/>
+        <w:bottom w:val="single" w:sz="8" w:space="0" w:color="4F81BD" w:themeColor="accent1"/>
       </w:tblBorders>
     </w:tblPr>
     <w:tblStylePr w:type="firstRow">
@@ -3576,9 +2830,9 @@
       <w:tblPr/>
       <w:tcPr>
         <w:tcBorders>
-          <w:top w:val="single" w:color="4F81BD" w:themeColor="accent1" w:sz="8" w:space="0"/>
-          <w:left w:val="nil"/>
-          <w:bottom w:val="single" w:color="4F81BD" w:themeColor="accent1" w:sz="8" w:space="0"/>
+          <w:top w:val="single" w:sz="8" w:space="0" w:color="4F81BD" w:themeColor="accent1"/>
+          <w:left w:val="nil"/>
+          <w:bottom w:val="single" w:sz="8" w:space="0" w:color="4F81BD" w:themeColor="accent1"/>
           <w:right w:val="nil"/>
           <w:insideH w:val="nil"/>
           <w:insideV w:val="nil"/>
@@ -3596,9 +2850,9 @@
       <w:tblPr/>
       <w:tcPr>
         <w:tcBorders>
-          <w:top w:val="single" w:color="4F81BD" w:themeColor="accent1" w:sz="8" w:space="0"/>
-          <w:left w:val="nil"/>
-          <w:bottom w:val="single" w:color="4F81BD" w:themeColor="accent1" w:sz="8" w:space="0"/>
+          <w:top w:val="single" w:sz="8" w:space="0" w:color="4F81BD" w:themeColor="accent1"/>
+          <w:left w:val="nil"/>
+          <w:bottom w:val="single" w:sz="8" w:space="0" w:color="4F81BD" w:themeColor="accent1"/>
           <w:right w:val="nil"/>
           <w:insideH w:val="nil"/>
           <w:insideV w:val="nil"/>
@@ -3657,8 +2911,8 @@
       <w:tblStyleRowBandSize w:val="1"/>
       <w:tblStyleColBandSize w:val="1"/>
       <w:tblBorders>
-        <w:top w:val="single" w:color="C0504D" w:themeColor="accent2" w:sz="8" w:space="0"/>
-        <w:bottom w:val="single" w:color="C0504D" w:themeColor="accent2" w:sz="8" w:space="0"/>
+        <w:top w:val="single" w:sz="8" w:space="0" w:color="C0504D" w:themeColor="accent2"/>
+        <w:bottom w:val="single" w:sz="8" w:space="0" w:color="C0504D" w:themeColor="accent2"/>
       </w:tblBorders>
     </w:tblPr>
     <w:tblStylePr w:type="firstRow">
@@ -3672,9 +2926,9 @@
       <w:tblPr/>
       <w:tcPr>
         <w:tcBorders>
-          <w:top w:val="single" w:color="C0504D" w:themeColor="accent2" w:sz="8" w:space="0"/>
-          <w:left w:val="nil"/>
-          <w:bottom w:val="single" w:color="C0504D" w:themeColor="accent2" w:sz="8" w:space="0"/>
+          <w:top w:val="single" w:sz="8" w:space="0" w:color="C0504D" w:themeColor="accent2"/>
+          <w:left w:val="nil"/>
+          <w:bottom w:val="single" w:sz="8" w:space="0" w:color="C0504D" w:themeColor="accent2"/>
           <w:right w:val="nil"/>
           <w:insideH w:val="nil"/>
           <w:insideV w:val="nil"/>
@@ -3692,9 +2946,9 @@
       <w:tblPr/>
       <w:tcPr>
         <w:tcBorders>
-          <w:top w:val="single" w:color="C0504D" w:themeColor="accent2" w:sz="8" w:space="0"/>
-          <w:left w:val="nil"/>
-          <w:bottom w:val="single" w:color="C0504D" w:themeColor="accent2" w:sz="8" w:space="0"/>
+          <w:top w:val="single" w:sz="8" w:space="0" w:color="C0504D" w:themeColor="accent2"/>
+          <w:left w:val="nil"/>
+          <w:bottom w:val="single" w:sz="8" w:space="0" w:color="C0504D" w:themeColor="accent2"/>
           <w:right w:val="nil"/>
           <w:insideH w:val="nil"/>
           <w:insideV w:val="nil"/>
@@ -3753,8 +3007,8 @@
       <w:tblStyleRowBandSize w:val="1"/>
       <w:tblStyleColBandSize w:val="1"/>
       <w:tblBorders>
-        <w:top w:val="single" w:color="9BBB59" w:themeColor="accent3" w:sz="8" w:space="0"/>
-        <w:bottom w:val="single" w:color="9BBB59" w:themeColor="accent3" w:sz="8" w:space="0"/>
+        <w:top w:val="single" w:sz="8" w:space="0" w:color="9BBB59" w:themeColor="accent3"/>
+        <w:bottom w:val="single" w:sz="8" w:space="0" w:color="9BBB59" w:themeColor="accent3"/>
       </w:tblBorders>
     </w:tblPr>
     <w:tblStylePr w:type="firstRow">
@@ -3768,9 +3022,9 @@
       <w:tblPr/>
       <w:tcPr>
         <w:tcBorders>
-          <w:top w:val="single" w:color="9BBB59" w:themeColor="accent3" w:sz="8" w:space="0"/>
-          <w:left w:val="nil"/>
-          <w:bottom w:val="single" w:color="9BBB59" w:themeColor="accent3" w:sz="8" w:space="0"/>
+          <w:top w:val="single" w:sz="8" w:space="0" w:color="9BBB59" w:themeColor="accent3"/>
+          <w:left w:val="nil"/>
+          <w:bottom w:val="single" w:sz="8" w:space="0" w:color="9BBB59" w:themeColor="accent3"/>
           <w:right w:val="nil"/>
           <w:insideH w:val="nil"/>
           <w:insideV w:val="nil"/>
@@ -3788,9 +3042,9 @@
       <w:tblPr/>
       <w:tcPr>
         <w:tcBorders>
-          <w:top w:val="single" w:color="9BBB59" w:themeColor="accent3" w:sz="8" w:space="0"/>
-          <w:left w:val="nil"/>
-          <w:bottom w:val="single" w:color="9BBB59" w:themeColor="accent3" w:sz="8" w:space="0"/>
+          <w:top w:val="single" w:sz="8" w:space="0" w:color="9BBB59" w:themeColor="accent3"/>
+          <w:left w:val="nil"/>
+          <w:bottom w:val="single" w:sz="8" w:space="0" w:color="9BBB59" w:themeColor="accent3"/>
           <w:right w:val="nil"/>
           <w:insideH w:val="nil"/>
           <w:insideV w:val="nil"/>
@@ -3849,8 +3103,8 @@
       <w:tblStyleRowBandSize w:val="1"/>
       <w:tblStyleColBandSize w:val="1"/>
       <w:tblBorders>
-        <w:top w:val="single" w:color="8064A2" w:themeColor="accent4" w:sz="8" w:space="0"/>
-        <w:bottom w:val="single" w:color="8064A2" w:themeColor="accent4" w:sz="8" w:space="0"/>
+        <w:top w:val="single" w:sz="8" w:space="0" w:color="8064A2" w:themeColor="accent4"/>
+        <w:bottom w:val="single" w:sz="8" w:space="0" w:color="8064A2" w:themeColor="accent4"/>
       </w:tblBorders>
     </w:tblPr>
     <w:tblStylePr w:type="firstRow">
@@ -3864,9 +3118,9 @@
       <w:tblPr/>
       <w:tcPr>
         <w:tcBorders>
-          <w:top w:val="single" w:color="8064A2" w:themeColor="accent4" w:sz="8" w:space="0"/>
-          <w:left w:val="nil"/>
-          <w:bottom w:val="single" w:color="8064A2" w:themeColor="accent4" w:sz="8" w:space="0"/>
+          <w:top w:val="single" w:sz="8" w:space="0" w:color="8064A2" w:themeColor="accent4"/>
+          <w:left w:val="nil"/>
+          <w:bottom w:val="single" w:sz="8" w:space="0" w:color="8064A2" w:themeColor="accent4"/>
           <w:right w:val="nil"/>
           <w:insideH w:val="nil"/>
           <w:insideV w:val="nil"/>
@@ -3884,9 +3138,9 @@
       <w:tblPr/>
       <w:tcPr>
         <w:tcBorders>
-          <w:top w:val="single" w:color="8064A2" w:themeColor="accent4" w:sz="8" w:space="0"/>
-          <w:left w:val="nil"/>
-          <w:bottom w:val="single" w:color="8064A2" w:themeColor="accent4" w:sz="8" w:space="0"/>
+          <w:top w:val="single" w:sz="8" w:space="0" w:color="8064A2" w:themeColor="accent4"/>
+          <w:left w:val="nil"/>
+          <w:bottom w:val="single" w:sz="8" w:space="0" w:color="8064A2" w:themeColor="accent4"/>
           <w:right w:val="nil"/>
           <w:insideH w:val="nil"/>
           <w:insideV w:val="nil"/>
@@ -3945,8 +3199,8 @@
       <w:tblStyleRowBandSize w:val="1"/>
       <w:tblStyleColBandSize w:val="1"/>
       <w:tblBorders>
-        <w:top w:val="single" w:color="4BACC6" w:themeColor="accent5" w:sz="8" w:space="0"/>
-        <w:bottom w:val="single" w:color="4BACC6" w:themeColor="accent5" w:sz="8" w:space="0"/>
+        <w:top w:val="single" w:sz="8" w:space="0" w:color="4BACC6" w:themeColor="accent5"/>
+        <w:bottom w:val="single" w:sz="8" w:space="0" w:color="4BACC6" w:themeColor="accent5"/>
       </w:tblBorders>
     </w:tblPr>
     <w:tblStylePr w:type="firstRow">
@@ -3960,9 +3214,9 @@
       <w:tblPr/>
       <w:tcPr>
         <w:tcBorders>
-          <w:top w:val="single" w:color="4BACC6" w:themeColor="accent5" w:sz="8" w:space="0"/>
-          <w:left w:val="nil"/>
-          <w:bottom w:val="single" w:color="4BACC6" w:themeColor="accent5" w:sz="8" w:space="0"/>
+          <w:top w:val="single" w:sz="8" w:space="0" w:color="4BACC6" w:themeColor="accent5"/>
+          <w:left w:val="nil"/>
+          <w:bottom w:val="single" w:sz="8" w:space="0" w:color="4BACC6" w:themeColor="accent5"/>
           <w:right w:val="nil"/>
           <w:insideH w:val="nil"/>
           <w:insideV w:val="nil"/>
@@ -3980,9 +3234,9 @@
       <w:tblPr/>
       <w:tcPr>
         <w:tcBorders>
-          <w:top w:val="single" w:color="4BACC6" w:themeColor="accent5" w:sz="8" w:space="0"/>
-          <w:left w:val="nil"/>
-          <w:bottom w:val="single" w:color="4BACC6" w:themeColor="accent5" w:sz="8" w:space="0"/>
+          <w:top w:val="single" w:sz="8" w:space="0" w:color="4BACC6" w:themeColor="accent5"/>
+          <w:left w:val="nil"/>
+          <w:bottom w:val="single" w:sz="8" w:space="0" w:color="4BACC6" w:themeColor="accent5"/>
           <w:right w:val="nil"/>
           <w:insideH w:val="nil"/>
           <w:insideV w:val="nil"/>
@@ -4041,8 +3295,8 @@
       <w:tblStyleRowBandSize w:val="1"/>
       <w:tblStyleColBandSize w:val="1"/>
       <w:tblBorders>
-        <w:top w:val="single" w:color="F79646" w:themeColor="accent6" w:sz="8" w:space="0"/>
-        <w:bottom w:val="single" w:color="F79646" w:themeColor="accent6" w:sz="8" w:space="0"/>
+        <w:top w:val="single" w:sz="8" w:space="0" w:color="F79646" w:themeColor="accent6"/>
+        <w:bottom w:val="single" w:sz="8" w:space="0" w:color="F79646" w:themeColor="accent6"/>
       </w:tblBorders>
     </w:tblPr>
     <w:tblStylePr w:type="firstRow">
@@ -4056,9 +3310,9 @@
       <w:tblPr/>
       <w:tcPr>
         <w:tcBorders>
-          <w:top w:val="single" w:color="F79646" w:themeColor="accent6" w:sz="8" w:space="0"/>
-          <w:left w:val="nil"/>
-          <w:bottom w:val="single" w:color="F79646" w:themeColor="accent6" w:sz="8" w:space="0"/>
+          <w:top w:val="single" w:sz="8" w:space="0" w:color="F79646" w:themeColor="accent6"/>
+          <w:left w:val="nil"/>
+          <w:bottom w:val="single" w:sz="8" w:space="0" w:color="F79646" w:themeColor="accent6"/>
           <w:right w:val="nil"/>
           <w:insideH w:val="nil"/>
           <w:insideV w:val="nil"/>
@@ -4076,9 +3330,9 @@
       <w:tblPr/>
       <w:tcPr>
         <w:tcBorders>
-          <w:top w:val="single" w:color="F79646" w:themeColor="accent6" w:sz="8" w:space="0"/>
-          <w:left w:val="nil"/>
-          <w:bottom w:val="single" w:color="F79646" w:themeColor="accent6" w:sz="8" w:space="0"/>
+          <w:top w:val="single" w:sz="8" w:space="0" w:color="F79646" w:themeColor="accent6"/>
+          <w:left w:val="nil"/>
+          <w:bottom w:val="single" w:sz="8" w:space="0" w:color="F79646" w:themeColor="accent6"/>
           <w:right w:val="nil"/>
           <w:insideH w:val="nil"/>
           <w:insideV w:val="nil"/>
@@ -4134,10 +3388,10 @@
       <w:tblStyleRowBandSize w:val="1"/>
       <w:tblStyleColBandSize w:val="1"/>
       <w:tblBorders>
-        <w:top w:val="single" w:color="000000" w:themeColor="text1" w:sz="8" w:space="0"/>
-        <w:left w:val="single" w:color="000000" w:themeColor="text1" w:sz="8" w:space="0"/>
-        <w:bottom w:val="single" w:color="000000" w:themeColor="text1" w:sz="8" w:space="0"/>
-        <w:right w:val="single" w:color="000000" w:themeColor="text1" w:sz="8" w:space="0"/>
+        <w:top w:val="single" w:sz="8" w:space="0" w:color="000000" w:themeColor="text1"/>
+        <w:left w:val="single" w:sz="8" w:space="0" w:color="000000" w:themeColor="text1"/>
+        <w:bottom w:val="single" w:sz="8" w:space="0" w:color="000000" w:themeColor="text1"/>
+        <w:right w:val="single" w:sz="8" w:space="0" w:color="000000" w:themeColor="text1"/>
       </w:tblBorders>
     </w:tblPr>
     <w:tblStylePr w:type="firstRow">
@@ -4165,10 +3419,10 @@
       <w:tblPr/>
       <w:tcPr>
         <w:tcBorders>
-          <w:top w:val="double" w:color="000000" w:themeColor="text1" w:sz="6" w:space="0"/>
-          <w:left w:val="single" w:color="000000" w:themeColor="text1" w:sz="8" w:space="0"/>
-          <w:bottom w:val="single" w:color="000000" w:themeColor="text1" w:sz="8" w:space="0"/>
-          <w:right w:val="single" w:color="000000" w:themeColor="text1" w:sz="8" w:space="0"/>
+          <w:top w:val="double" w:sz="6" w:space="0" w:color="000000" w:themeColor="text1"/>
+          <w:left w:val="single" w:sz="8" w:space="0" w:color="000000" w:themeColor="text1"/>
+          <w:bottom w:val="single" w:sz="8" w:space="0" w:color="000000" w:themeColor="text1"/>
+          <w:right w:val="single" w:sz="8" w:space="0" w:color="000000" w:themeColor="text1"/>
         </w:tcBorders>
       </w:tcPr>
     </w:tblStylePr>
@@ -4188,10 +3442,10 @@
       <w:tblPr/>
       <w:tcPr>
         <w:tcBorders>
-          <w:top w:val="single" w:color="000000" w:themeColor="text1" w:sz="8" w:space="0"/>
-          <w:left w:val="single" w:color="000000" w:themeColor="text1" w:sz="8" w:space="0"/>
-          <w:bottom w:val="single" w:color="000000" w:themeColor="text1" w:sz="8" w:space="0"/>
-          <w:right w:val="single" w:color="000000" w:themeColor="text1" w:sz="8" w:space="0"/>
+          <w:top w:val="single" w:sz="8" w:space="0" w:color="000000" w:themeColor="text1"/>
+          <w:left w:val="single" w:sz="8" w:space="0" w:color="000000" w:themeColor="text1"/>
+          <w:bottom w:val="single" w:sz="8" w:space="0" w:color="000000" w:themeColor="text1"/>
+          <w:right w:val="single" w:sz="8" w:space="0" w:color="000000" w:themeColor="text1"/>
         </w:tcBorders>
       </w:tcPr>
     </w:tblStylePr>
@@ -4199,10 +3453,10 @@
       <w:tblPr/>
       <w:tcPr>
         <w:tcBorders>
-          <w:top w:val="single" w:color="000000" w:themeColor="text1" w:sz="8" w:space="0"/>
-          <w:left w:val="single" w:color="000000" w:themeColor="text1" w:sz="8" w:space="0"/>
-          <w:bottom w:val="single" w:color="000000" w:themeColor="text1" w:sz="8" w:space="0"/>
-          <w:right w:val="single" w:color="000000" w:themeColor="text1" w:sz="8" w:space="0"/>
+          <w:top w:val="single" w:sz="8" w:space="0" w:color="000000" w:themeColor="text1"/>
+          <w:left w:val="single" w:sz="8" w:space="0" w:color="000000" w:themeColor="text1"/>
+          <w:bottom w:val="single" w:sz="8" w:space="0" w:color="000000" w:themeColor="text1"/>
+          <w:right w:val="single" w:sz="8" w:space="0" w:color="000000" w:themeColor="text1"/>
         </w:tcBorders>
       </w:tcPr>
     </w:tblStylePr>
@@ -4219,10 +3473,10 @@
       <w:tblStyleRowBandSize w:val="1"/>
       <w:tblStyleColBandSize w:val="1"/>
       <w:tblBorders>
-        <w:top w:val="single" w:color="4F81BD" w:themeColor="accent1" w:sz="8" w:space="0"/>
-        <w:left w:val="single" w:color="4F81BD" w:themeColor="accent1" w:sz="8" w:space="0"/>
-        <w:bottom w:val="single" w:color="4F81BD" w:themeColor="accent1" w:sz="8" w:space="0"/>
-        <w:right w:val="single" w:color="4F81BD" w:themeColor="accent1" w:sz="8" w:space="0"/>
+        <w:top w:val="single" w:sz="8" w:space="0" w:color="4F81BD" w:themeColor="accent1"/>
+        <w:left w:val="single" w:sz="8" w:space="0" w:color="4F81BD" w:themeColor="accent1"/>
+        <w:bottom w:val="single" w:sz="8" w:space="0" w:color="4F81BD" w:themeColor="accent1"/>
+        <w:right w:val="single" w:sz="8" w:space="0" w:color="4F81BD" w:themeColor="accent1"/>
       </w:tblBorders>
     </w:tblPr>
     <w:tblStylePr w:type="firstRow">
@@ -4250,10 +3504,10 @@
       <w:tblPr/>
       <w:tcPr>
         <w:tcBorders>
-          <w:top w:val="double" w:color="4F81BD" w:themeColor="accent1" w:sz="6" w:space="0"/>
-          <w:left w:val="single" w:color="4F81BD" w:themeColor="accent1" w:sz="8" w:space="0"/>
-          <w:bottom w:val="single" w:color="4F81BD" w:themeColor="accent1" w:sz="8" w:space="0"/>
-          <w:right w:val="single" w:color="4F81BD" w:themeColor="accent1" w:sz="8" w:space="0"/>
+          <w:top w:val="double" w:sz="6" w:space="0" w:color="4F81BD" w:themeColor="accent1"/>
+          <w:left w:val="single" w:sz="8" w:space="0" w:color="4F81BD" w:themeColor="accent1"/>
+          <w:bottom w:val="single" w:sz="8" w:space="0" w:color="4F81BD" w:themeColor="accent1"/>
+          <w:right w:val="single" w:sz="8" w:space="0" w:color="4F81BD" w:themeColor="accent1"/>
         </w:tcBorders>
       </w:tcPr>
     </w:tblStylePr>
@@ -4273,10 +3527,10 @@
       <w:tblPr/>
       <w:tcPr>
         <w:tcBorders>
-          <w:top w:val="single" w:color="4F81BD" w:themeColor="accent1" w:sz="8" w:space="0"/>
-          <w:left w:val="single" w:color="4F81BD" w:themeColor="accent1" w:sz="8" w:space="0"/>
-          <w:bottom w:val="single" w:color="4F81BD" w:themeColor="accent1" w:sz="8" w:space="0"/>
-          <w:right w:val="single" w:color="4F81BD" w:themeColor="accent1" w:sz="8" w:space="0"/>
+          <w:top w:val="single" w:sz="8" w:space="0" w:color="4F81BD" w:themeColor="accent1"/>
+          <w:left w:val="single" w:sz="8" w:space="0" w:color="4F81BD" w:themeColor="accent1"/>
+          <w:bottom w:val="single" w:sz="8" w:space="0" w:color="4F81BD" w:themeColor="accent1"/>
+          <w:right w:val="single" w:sz="8" w:space="0" w:color="4F81BD" w:themeColor="accent1"/>
         </w:tcBorders>
       </w:tcPr>
     </w:tblStylePr>
@@ -4284,10 +3538,10 @@
       <w:tblPr/>
       <w:tcPr>
         <w:tcBorders>
-          <w:top w:val="single" w:color="4F81BD" w:themeColor="accent1" w:sz="8" w:space="0"/>
-          <w:left w:val="single" w:color="4F81BD" w:themeColor="accent1" w:sz="8" w:space="0"/>
-          <w:bottom w:val="single" w:color="4F81BD" w:themeColor="accent1" w:sz="8" w:space="0"/>
-          <w:right w:val="single" w:color="4F81BD" w:themeColor="accent1" w:sz="8" w:space="0"/>
+          <w:top w:val="single" w:sz="8" w:space="0" w:color="4F81BD" w:themeColor="accent1"/>
+          <w:left w:val="single" w:sz="8" w:space="0" w:color="4F81BD" w:themeColor="accent1"/>
+          <w:bottom w:val="single" w:sz="8" w:space="0" w:color="4F81BD" w:themeColor="accent1"/>
+          <w:right w:val="single" w:sz="8" w:space="0" w:color="4F81BD" w:themeColor="accent1"/>
         </w:tcBorders>
       </w:tcPr>
     </w:tblStylePr>
@@ -4304,10 +3558,10 @@
       <w:tblStyleRowBandSize w:val="1"/>
       <w:tblStyleColBandSize w:val="1"/>
       <w:tblBorders>
-        <w:top w:val="single" w:color="C0504D" w:themeColor="accent2" w:sz="8" w:space="0"/>
-        <w:left w:val="single" w:color="C0504D" w:themeColor="accent2" w:sz="8" w:space="0"/>
-        <w:bottom w:val="single" w:color="C0504D" w:themeColor="accent2" w:sz="8" w:space="0"/>
-        <w:right w:val="single" w:color="C0504D" w:themeColor="accent2" w:sz="8" w:space="0"/>
+        <w:top w:val="single" w:sz="8" w:space="0" w:color="C0504D" w:themeColor="accent2"/>
+        <w:left w:val="single" w:sz="8" w:space="0" w:color="C0504D" w:themeColor="accent2"/>
+        <w:bottom w:val="single" w:sz="8" w:space="0" w:color="C0504D" w:themeColor="accent2"/>
+        <w:right w:val="single" w:sz="8" w:space="0" w:color="C0504D" w:themeColor="accent2"/>
       </w:tblBorders>
     </w:tblPr>
     <w:tblStylePr w:type="firstRow">
@@ -4335,10 +3589,10 @@
       <w:tblPr/>
       <w:tcPr>
         <w:tcBorders>
-          <w:top w:val="double" w:color="C0504D" w:themeColor="accent2" w:sz="6" w:space="0"/>
-          <w:left w:val="single" w:color="C0504D" w:themeColor="accent2" w:sz="8" w:space="0"/>
-          <w:bottom w:val="single" w:color="C0504D" w:themeColor="accent2" w:sz="8" w:space="0"/>
-          <w:right w:val="single" w:color="C0504D" w:themeColor="accent2" w:sz="8" w:space="0"/>
+          <w:top w:val="double" w:sz="6" w:space="0" w:color="C0504D" w:themeColor="accent2"/>
+          <w:left w:val="single" w:sz="8" w:space="0" w:color="C0504D" w:themeColor="accent2"/>
+          <w:bottom w:val="single" w:sz="8" w:space="0" w:color="C0504D" w:themeColor="accent2"/>
+          <w:right w:val="single" w:sz="8" w:space="0" w:color="C0504D" w:themeColor="accent2"/>
         </w:tcBorders>
       </w:tcPr>
     </w:tblStylePr>
@@ -4358,10 +3612,10 @@
       <w:tblPr/>
       <w:tcPr>
         <w:tcBorders>
-          <w:top w:val="single" w:color="C0504D" w:themeColor="accent2" w:sz="8" w:space="0"/>
-          <w:left w:val="single" w:color="C0504D" w:themeColor="accent2" w:sz="8" w:space="0"/>
-          <w:bottom w:val="single" w:color="C0504D" w:themeColor="accent2" w:sz="8" w:space="0"/>
-          <w:right w:val="single" w:color="C0504D" w:themeColor="accent2" w:sz="8" w:space="0"/>
+          <w:top w:val="single" w:sz="8" w:space="0" w:color="C0504D" w:themeColor="accent2"/>
+          <w:left w:val="single" w:sz="8" w:space="0" w:color="C0504D" w:themeColor="accent2"/>
+          <w:bottom w:val="single" w:sz="8" w:space="0" w:color="C0504D" w:themeColor="accent2"/>
+          <w:right w:val="single" w:sz="8" w:space="0" w:color="C0504D" w:themeColor="accent2"/>
         </w:tcBorders>
       </w:tcPr>
     </w:tblStylePr>
@@ -4369,10 +3623,10 @@
       <w:tblPr/>
       <w:tcPr>
         <w:tcBorders>
-          <w:top w:val="single" w:color="C0504D" w:themeColor="accent2" w:sz="8" w:space="0"/>
-          <w:left w:val="single" w:color="C0504D" w:themeColor="accent2" w:sz="8" w:space="0"/>
-          <w:bottom w:val="single" w:color="C0504D" w:themeColor="accent2" w:sz="8" w:space="0"/>
-          <w:right w:val="single" w:color="C0504D" w:themeColor="accent2" w:sz="8" w:space="0"/>
+          <w:top w:val="single" w:sz="8" w:space="0" w:color="C0504D" w:themeColor="accent2"/>
+          <w:left w:val="single" w:sz="8" w:space="0" w:color="C0504D" w:themeColor="accent2"/>
+          <w:bottom w:val="single" w:sz="8" w:space="0" w:color="C0504D" w:themeColor="accent2"/>
+          <w:right w:val="single" w:sz="8" w:space="0" w:color="C0504D" w:themeColor="accent2"/>
         </w:tcBorders>
       </w:tcPr>
     </w:tblStylePr>
@@ -4389,10 +3643,10 @@
       <w:tblStyleRowBandSize w:val="1"/>
       <w:tblStyleColBandSize w:val="1"/>
       <w:tblBorders>
-        <w:top w:val="single" w:color="9BBB59" w:themeColor="accent3" w:sz="8" w:space="0"/>
-        <w:left w:val="single" w:color="9BBB59" w:themeColor="accent3" w:sz="8" w:space="0"/>
-        <w:bottom w:val="single" w:color="9BBB59" w:themeColor="accent3" w:sz="8" w:space="0"/>
-        <w:right w:val="single" w:color="9BBB59" w:themeColor="accent3" w:sz="8" w:space="0"/>
+        <w:top w:val="single" w:sz="8" w:space="0" w:color="9BBB59" w:themeColor="accent3"/>
+        <w:left w:val="single" w:sz="8" w:space="0" w:color="9BBB59" w:themeColor="accent3"/>
+        <w:bottom w:val="single" w:sz="8" w:space="0" w:color="9BBB59" w:themeColor="accent3"/>
+        <w:right w:val="single" w:sz="8" w:space="0" w:color="9BBB59" w:themeColor="accent3"/>
       </w:tblBorders>
     </w:tblPr>
     <w:tblStylePr w:type="firstRow">
@@ -4420,10 +3674,10 @@
       <w:tblPr/>
       <w:tcPr>
         <w:tcBorders>
-          <w:top w:val="double" w:color="9BBB59" w:themeColor="accent3" w:sz="6" w:space="0"/>
-          <w:left w:val="single" w:color="9BBB59" w:themeColor="accent3" w:sz="8" w:space="0"/>
-          <w:bottom w:val="single" w:color="9BBB59" w:themeColor="accent3" w:sz="8" w:space="0"/>
-          <w:right w:val="single" w:color="9BBB59" w:themeColor="accent3" w:sz="8" w:space="0"/>
+          <w:top w:val="double" w:sz="6" w:space="0" w:color="9BBB59" w:themeColor="accent3"/>
+          <w:left w:val="single" w:sz="8" w:space="0" w:color="9BBB59" w:themeColor="accent3"/>
+          <w:bottom w:val="single" w:sz="8" w:space="0" w:color="9BBB59" w:themeColor="accent3"/>
+          <w:right w:val="single" w:sz="8" w:space="0" w:color="9BBB59" w:themeColor="accent3"/>
         </w:tcBorders>
       </w:tcPr>
     </w:tblStylePr>
@@ -4443,10 +3697,10 @@
       <w:tblPr/>
       <w:tcPr>
         <w:tcBorders>
-          <w:top w:val="single" w:color="9BBB59" w:themeColor="accent3" w:sz="8" w:space="0"/>
-          <w:left w:val="single" w:color="9BBB59" w:themeColor="accent3" w:sz="8" w:space="0"/>
-          <w:bottom w:val="single" w:color="9BBB59" w:themeColor="accent3" w:sz="8" w:space="0"/>
-          <w:right w:val="single" w:color="9BBB59" w:themeColor="accent3" w:sz="8" w:space="0"/>
+          <w:top w:val="single" w:sz="8" w:space="0" w:color="9BBB59" w:themeColor="accent3"/>
+          <w:left w:val="single" w:sz="8" w:space="0" w:color="9BBB59" w:themeColor="accent3"/>
+          <w:bottom w:val="single" w:sz="8" w:space="0" w:color="9BBB59" w:themeColor="accent3"/>
+          <w:right w:val="single" w:sz="8" w:space="0" w:color="9BBB59" w:themeColor="accent3"/>
         </w:tcBorders>
       </w:tcPr>
     </w:tblStylePr>
@@ -4454,10 +3708,10 @@
       <w:tblPr/>
       <w:tcPr>
         <w:tcBorders>
-          <w:top w:val="single" w:color="9BBB59" w:themeColor="accent3" w:sz="8" w:space="0"/>
-          <w:left w:val="single" w:color="9BBB59" w:themeColor="accent3" w:sz="8" w:space="0"/>
-          <w:bottom w:val="single" w:color="9BBB59" w:themeColor="accent3" w:sz="8" w:space="0"/>
-          <w:right w:val="single" w:color="9BBB59" w:themeColor="accent3" w:sz="8" w:space="0"/>
+          <w:top w:val="single" w:sz="8" w:space="0" w:color="9BBB59" w:themeColor="accent3"/>
+          <w:left w:val="single" w:sz="8" w:space="0" w:color="9BBB59" w:themeColor="accent3"/>
+          <w:bottom w:val="single" w:sz="8" w:space="0" w:color="9BBB59" w:themeColor="accent3"/>
+          <w:right w:val="single" w:sz="8" w:space="0" w:color="9BBB59" w:themeColor="accent3"/>
         </w:tcBorders>
       </w:tcPr>
     </w:tblStylePr>
@@ -4474,10 +3728,10 @@
       <w:tblStyleRowBandSize w:val="1"/>
       <w:tblStyleColBandSize w:val="1"/>
       <w:tblBorders>
-        <w:top w:val="single" w:color="8064A2" w:themeColor="accent4" w:sz="8" w:space="0"/>
-        <w:left w:val="single" w:color="8064A2" w:themeColor="accent4" w:sz="8" w:space="0"/>
-        <w:bottom w:val="single" w:color="8064A2" w:themeColor="accent4" w:sz="8" w:space="0"/>
-        <w:right w:val="single" w:color="8064A2" w:themeColor="accent4" w:sz="8" w:space="0"/>
+        <w:top w:val="single" w:sz="8" w:space="0" w:color="8064A2" w:themeColor="accent4"/>
+        <w:left w:val="single" w:sz="8" w:space="0" w:color="8064A2" w:themeColor="accent4"/>
+        <w:bottom w:val="single" w:sz="8" w:space="0" w:color="8064A2" w:themeColor="accent4"/>
+        <w:right w:val="single" w:sz="8" w:space="0" w:color="8064A2" w:themeColor="accent4"/>
       </w:tblBorders>
     </w:tblPr>
     <w:tblStylePr w:type="firstRow">
@@ -4505,10 +3759,10 @@
       <w:tblPr/>
       <w:tcPr>
         <w:tcBorders>
-          <w:top w:val="double" w:color="8064A2" w:themeColor="accent4" w:sz="6" w:space="0"/>
-          <w:left w:val="single" w:color="8064A2" w:themeColor="accent4" w:sz="8" w:space="0"/>
-          <w:bottom w:val="single" w:color="8064A2" w:themeColor="accent4" w:sz="8" w:space="0"/>
-          <w:right w:val="single" w:color="8064A2" w:themeColor="accent4" w:sz="8" w:space="0"/>
+          <w:top w:val="double" w:sz="6" w:space="0" w:color="8064A2" w:themeColor="accent4"/>
+          <w:left w:val="single" w:sz="8" w:space="0" w:color="8064A2" w:themeColor="accent4"/>
+          <w:bottom w:val="single" w:sz="8" w:space="0" w:color="8064A2" w:themeColor="accent4"/>
+          <w:right w:val="single" w:sz="8" w:space="0" w:color="8064A2" w:themeColor="accent4"/>
         </w:tcBorders>
       </w:tcPr>
     </w:tblStylePr>
@@ -4528,10 +3782,10 @@
       <w:tblPr/>
       <w:tcPr>
         <w:tcBorders>
-          <w:top w:val="single" w:color="8064A2" w:themeColor="accent4" w:sz="8" w:space="0"/>
-          <w:left w:val="single" w:color="8064A2" w:themeColor="accent4" w:sz="8" w:space="0"/>
-          <w:bottom w:val="single" w:color="8064A2" w:themeColor="accent4" w:sz="8" w:space="0"/>
-          <w:right w:val="single" w:color="8064A2" w:themeColor="accent4" w:sz="8" w:space="0"/>
+          <w:top w:val="single" w:sz="8" w:space="0" w:color="8064A2" w:themeColor="accent4"/>
+          <w:left w:val="single" w:sz="8" w:space="0" w:color="8064A2" w:themeColor="accent4"/>
+          <w:bottom w:val="single" w:sz="8" w:space="0" w:color="8064A2" w:themeColor="accent4"/>
+          <w:right w:val="single" w:sz="8" w:space="0" w:color="8064A2" w:themeColor="accent4"/>
         </w:tcBorders>
       </w:tcPr>
     </w:tblStylePr>
@@ -4539,10 +3793,10 @@
       <w:tblPr/>
       <w:tcPr>
         <w:tcBorders>
-          <w:top w:val="single" w:color="8064A2" w:themeColor="accent4" w:sz="8" w:space="0"/>
-          <w:left w:val="single" w:color="8064A2" w:themeColor="accent4" w:sz="8" w:space="0"/>
-          <w:bottom w:val="single" w:color="8064A2" w:themeColor="accent4" w:sz="8" w:space="0"/>
-          <w:right w:val="single" w:color="8064A2" w:themeColor="accent4" w:sz="8" w:space="0"/>
+          <w:top w:val="single" w:sz="8" w:space="0" w:color="8064A2" w:themeColor="accent4"/>
+          <w:left w:val="single" w:sz="8" w:space="0" w:color="8064A2" w:themeColor="accent4"/>
+          <w:bottom w:val="single" w:sz="8" w:space="0" w:color="8064A2" w:themeColor="accent4"/>
+          <w:right w:val="single" w:sz="8" w:space="0" w:color="8064A2" w:themeColor="accent4"/>
         </w:tcBorders>
       </w:tcPr>
     </w:tblStylePr>
@@ -4559,10 +3813,10 @@
       <w:tblStyleRowBandSize w:val="1"/>
       <w:tblStyleColBandSize w:val="1"/>
       <w:tblBorders>
-        <w:top w:val="single" w:color="4BACC6" w:themeColor="accent5" w:sz="8" w:space="0"/>
-        <w:left w:val="single" w:color="4BACC6" w:themeColor="accent5" w:sz="8" w:space="0"/>
-        <w:bottom w:val="single" w:color="4BACC6" w:themeColor="accent5" w:sz="8" w:space="0"/>
-        <w:right w:val="single" w:color="4BACC6" w:themeColor="accent5" w:sz="8" w:space="0"/>
+        <w:top w:val="single" w:sz="8" w:space="0" w:color="4BACC6" w:themeColor="accent5"/>
+        <w:left w:val="single" w:sz="8" w:space="0" w:color="4BACC6" w:themeColor="accent5"/>
+        <w:bottom w:val="single" w:sz="8" w:space="0" w:color="4BACC6" w:themeColor="accent5"/>
+        <w:right w:val="single" w:sz="8" w:space="0" w:color="4BACC6" w:themeColor="accent5"/>
       </w:tblBorders>
     </w:tblPr>
     <w:tblStylePr w:type="firstRow">
@@ -4590,10 +3844,10 @@
       <w:tblPr/>
       <w:tcPr>
         <w:tcBorders>
-          <w:top w:val="double" w:color="4BACC6" w:themeColor="accent5" w:sz="6" w:space="0"/>
-          <w:left w:val="single" w:color="4BACC6" w:themeColor="accent5" w:sz="8" w:space="0"/>
-          <w:bottom w:val="single" w:color="4BACC6" w:themeColor="accent5" w:sz="8" w:space="0"/>
-          <w:right w:val="single" w:color="4BACC6" w:themeColor="accent5" w:sz="8" w:space="0"/>
+          <w:top w:val="double" w:sz="6" w:space="0" w:color="4BACC6" w:themeColor="accent5"/>
+          <w:left w:val="single" w:sz="8" w:space="0" w:color="4BACC6" w:themeColor="accent5"/>
+          <w:bottom w:val="single" w:sz="8" w:space="0" w:color="4BACC6" w:themeColor="accent5"/>
+          <w:right w:val="single" w:sz="8" w:space="0" w:color="4BACC6" w:themeColor="accent5"/>
         </w:tcBorders>
       </w:tcPr>
     </w:tblStylePr>
@@ -4613,10 +3867,10 @@
       <w:tblPr/>
       <w:tcPr>
         <w:tcBorders>
-          <w:top w:val="single" w:color="4BACC6" w:themeColor="accent5" w:sz="8" w:space="0"/>
-          <w:left w:val="single" w:color="4BACC6" w:themeColor="accent5" w:sz="8" w:space="0"/>
-          <w:bottom w:val="single" w:color="4BACC6" w:themeColor="accent5" w:sz="8" w:space="0"/>
-          <w:right w:val="single" w:color="4BACC6" w:themeColor="accent5" w:sz="8" w:space="0"/>
+          <w:top w:val="single" w:sz="8" w:space="0" w:color="4BACC6" w:themeColor="accent5"/>
+          <w:left w:val="single" w:sz="8" w:space="0" w:color="4BACC6" w:themeColor="accent5"/>
+          <w:bottom w:val="single" w:sz="8" w:space="0" w:color="4BACC6" w:themeColor="accent5"/>
+          <w:right w:val="single" w:sz="8" w:space="0" w:color="4BACC6" w:themeColor="accent5"/>
         </w:tcBorders>
       </w:tcPr>
     </w:tblStylePr>
@@ -4624,10 +3878,10 @@
       <w:tblPr/>
       <w:tcPr>
         <w:tcBorders>
-          <w:top w:val="single" w:color="4BACC6" w:themeColor="accent5" w:sz="8" w:space="0"/>
-          <w:left w:val="single" w:color="4BACC6" w:themeColor="accent5" w:sz="8" w:space="0"/>
-          <w:bottom w:val="single" w:color="4BACC6" w:themeColor="accent5" w:sz="8" w:space="0"/>
-          <w:right w:val="single" w:color="4BACC6" w:themeColor="accent5" w:sz="8" w:space="0"/>
+          <w:top w:val="single" w:sz="8" w:space="0" w:color="4BACC6" w:themeColor="accent5"/>
+          <w:left w:val="single" w:sz="8" w:space="0" w:color="4BACC6" w:themeColor="accent5"/>
+          <w:bottom w:val="single" w:sz="8" w:space="0" w:color="4BACC6" w:themeColor="accent5"/>
+          <w:right w:val="single" w:sz="8" w:space="0" w:color="4BACC6" w:themeColor="accent5"/>
         </w:tcBorders>
       </w:tcPr>
     </w:tblStylePr>
@@ -4644,10 +3898,10 @@
       <w:tblStyleRowBandSize w:val="1"/>
       <w:tblStyleColBandSize w:val="1"/>
       <w:tblBorders>
-        <w:top w:val="single" w:color="F79646" w:themeColor="accent6" w:sz="8" w:space="0"/>
-        <w:left w:val="single" w:color="F79646" w:themeColor="accent6" w:sz="8" w:space="0"/>
-        <w:bottom w:val="single" w:color="F79646" w:themeColor="accent6" w:sz="8" w:space="0"/>
-        <w:right w:val="single" w:color="F79646" w:themeColor="accent6" w:sz="8" w:space="0"/>
+        <w:top w:val="single" w:sz="8" w:space="0" w:color="F79646" w:themeColor="accent6"/>
+        <w:left w:val="single" w:sz="8" w:space="0" w:color="F79646" w:themeColor="accent6"/>
+        <w:bottom w:val="single" w:sz="8" w:space="0" w:color="F79646" w:themeColor="accent6"/>
+        <w:right w:val="single" w:sz="8" w:space="0" w:color="F79646" w:themeColor="accent6"/>
       </w:tblBorders>
     </w:tblPr>
     <w:tblStylePr w:type="firstRow">
@@ -4675,10 +3929,10 @@
       <w:tblPr/>
       <w:tcPr>
         <w:tcBorders>
-          <w:top w:val="double" w:color="F79646" w:themeColor="accent6" w:sz="6" w:space="0"/>
-          <w:left w:val="single" w:color="F79646" w:themeColor="accent6" w:sz="8" w:space="0"/>
-          <w:bottom w:val="single" w:color="F79646" w:themeColor="accent6" w:sz="8" w:space="0"/>
-          <w:right w:val="single" w:color="F79646" w:themeColor="accent6" w:sz="8" w:space="0"/>
+          <w:top w:val="double" w:sz="6" w:space="0" w:color="F79646" w:themeColor="accent6"/>
+          <w:left w:val="single" w:sz="8" w:space="0" w:color="F79646" w:themeColor="accent6"/>
+          <w:bottom w:val="single" w:sz="8" w:space="0" w:color="F79646" w:themeColor="accent6"/>
+          <w:right w:val="single" w:sz="8" w:space="0" w:color="F79646" w:themeColor="accent6"/>
         </w:tcBorders>
       </w:tcPr>
     </w:tblStylePr>
@@ -4698,10 +3952,10 @@
       <w:tblPr/>
       <w:tcPr>
         <w:tcBorders>
-          <w:top w:val="single" w:color="F79646" w:themeColor="accent6" w:sz="8" w:space="0"/>
-          <w:left w:val="single" w:color="F79646" w:themeColor="accent6" w:sz="8" w:space="0"/>
-          <w:bottom w:val="single" w:color="F79646" w:themeColor="accent6" w:sz="8" w:space="0"/>
-          <w:right w:val="single" w:color="F79646" w:themeColor="accent6" w:sz="8" w:space="0"/>
+          <w:top w:val="single" w:sz="8" w:space="0" w:color="F79646" w:themeColor="accent6"/>
+          <w:left w:val="single" w:sz="8" w:space="0" w:color="F79646" w:themeColor="accent6"/>
+          <w:bottom w:val="single" w:sz="8" w:space="0" w:color="F79646" w:themeColor="accent6"/>
+          <w:right w:val="single" w:sz="8" w:space="0" w:color="F79646" w:themeColor="accent6"/>
         </w:tcBorders>
       </w:tcPr>
     </w:tblStylePr>
@@ -4709,10 +3963,10 @@
       <w:tblPr/>
       <w:tcPr>
         <w:tcBorders>
-          <w:top w:val="single" w:color="F79646" w:themeColor="accent6" w:sz="8" w:space="0"/>
-          <w:left w:val="single" w:color="F79646" w:themeColor="accent6" w:sz="8" w:space="0"/>
-          <w:bottom w:val="single" w:color="F79646" w:themeColor="accent6" w:sz="8" w:space="0"/>
-          <w:right w:val="single" w:color="F79646" w:themeColor="accent6" w:sz="8" w:space="0"/>
+          <w:top w:val="single" w:sz="8" w:space="0" w:color="F79646" w:themeColor="accent6"/>
+          <w:left w:val="single" w:sz="8" w:space="0" w:color="F79646" w:themeColor="accent6"/>
+          <w:bottom w:val="single" w:sz="8" w:space="0" w:color="F79646" w:themeColor="accent6"/>
+          <w:right w:val="single" w:sz="8" w:space="0" w:color="F79646" w:themeColor="accent6"/>
         </w:tcBorders>
       </w:tcPr>
     </w:tblStylePr>
@@ -4729,12 +3983,12 @@
       <w:tblStyleRowBandSize w:val="1"/>
       <w:tblStyleColBandSize w:val="1"/>
       <w:tblBorders>
-        <w:top w:val="single" w:color="000000" w:themeColor="text1" w:sz="8" w:space="0"/>
-        <w:left w:val="single" w:color="000000" w:themeColor="text1" w:sz="8" w:space="0"/>
-        <w:bottom w:val="single" w:color="000000" w:themeColor="text1" w:sz="8" w:space="0"/>
-        <w:right w:val="single" w:color="000000" w:themeColor="text1" w:sz="8" w:space="0"/>
-        <w:insideH w:val="single" w:color="000000" w:themeColor="text1" w:sz="8" w:space="0"/>
-        <w:insideV w:val="single" w:color="000000" w:themeColor="text1" w:sz="8" w:space="0"/>
+        <w:top w:val="single" w:sz="8" w:space="0" w:color="000000" w:themeColor="text1"/>
+        <w:left w:val="single" w:sz="8" w:space="0" w:color="000000" w:themeColor="text1"/>
+        <w:bottom w:val="single" w:sz="8" w:space="0" w:color="000000" w:themeColor="text1"/>
+        <w:right w:val="single" w:sz="8" w:space="0" w:color="000000" w:themeColor="text1"/>
+        <w:insideH w:val="single" w:sz="8" w:space="0" w:color="000000" w:themeColor="text1"/>
+        <w:insideV w:val="single" w:sz="8" w:space="0" w:color="000000" w:themeColor="text1"/>
       </w:tblBorders>
     </w:tblPr>
     <w:tblStylePr w:type="firstRow">
@@ -4742,19 +3996,19 @@
         <w:spacing w:before="0" w:after="0" w:line="240" w:lineRule="auto"/>
       </w:pPr>
       <w:rPr>
-        <w:rFonts w:asciiTheme="majorHAnsi" w:hAnsiTheme="majorHAnsi" w:eastAsiaTheme="majorEastAsia" w:cstheme="majorBidi"/>
-        <w:b/>
-        <w:bCs/>
-      </w:rPr>
-      <w:tblPr/>
-      <w:tcPr>
-        <w:tcBorders>
-          <w:top w:val="single" w:color="000000" w:themeColor="text1" w:sz="8" w:space="0"/>
-          <w:left w:val="single" w:color="000000" w:themeColor="text1" w:sz="8" w:space="0"/>
-          <w:bottom w:val="single" w:color="000000" w:themeColor="text1" w:sz="18" w:space="0"/>
-          <w:right w:val="single" w:color="000000" w:themeColor="text1" w:sz="8" w:space="0"/>
-          <w:insideH w:val="nil"/>
-          <w:insideV w:val="single" w:color="000000" w:themeColor="text1" w:sz="8" w:space="0"/>
+        <w:rFonts w:asciiTheme="majorHAnsi" w:eastAsiaTheme="majorEastAsia" w:hAnsiTheme="majorHAnsi" w:cstheme="majorBidi"/>
+        <w:b/>
+        <w:bCs/>
+      </w:rPr>
+      <w:tblPr/>
+      <w:tcPr>
+        <w:tcBorders>
+          <w:top w:val="single" w:sz="8" w:space="0" w:color="000000" w:themeColor="text1"/>
+          <w:left w:val="single" w:sz="8" w:space="0" w:color="000000" w:themeColor="text1"/>
+          <w:bottom w:val="single" w:sz="18" w:space="0" w:color="000000" w:themeColor="text1"/>
+          <w:right w:val="single" w:sz="8" w:space="0" w:color="000000" w:themeColor="text1"/>
+          <w:insideH w:val="nil"/>
+          <w:insideV w:val="single" w:sz="8" w:space="0" w:color="000000" w:themeColor="text1"/>
         </w:tcBorders>
       </w:tcPr>
     </w:tblStylePr>
@@ -4763,42 +4017,42 @@
         <w:spacing w:before="0" w:after="0" w:line="240" w:lineRule="auto"/>
       </w:pPr>
       <w:rPr>
-        <w:rFonts w:asciiTheme="majorHAnsi" w:hAnsiTheme="majorHAnsi" w:eastAsiaTheme="majorEastAsia" w:cstheme="majorBidi"/>
-        <w:b/>
-        <w:bCs/>
-      </w:rPr>
-      <w:tblPr/>
-      <w:tcPr>
-        <w:tcBorders>
-          <w:top w:val="double" w:color="000000" w:themeColor="text1" w:sz="6" w:space="0"/>
-          <w:left w:val="single" w:color="000000" w:themeColor="text1" w:sz="8" w:space="0"/>
-          <w:bottom w:val="single" w:color="000000" w:themeColor="text1" w:sz="8" w:space="0"/>
-          <w:right w:val="single" w:color="000000" w:themeColor="text1" w:sz="8" w:space="0"/>
-          <w:insideH w:val="nil"/>
-          <w:insideV w:val="single" w:color="000000" w:themeColor="text1" w:sz="8" w:space="0"/>
+        <w:rFonts w:asciiTheme="majorHAnsi" w:eastAsiaTheme="majorEastAsia" w:hAnsiTheme="majorHAnsi" w:cstheme="majorBidi"/>
+        <w:b/>
+        <w:bCs/>
+      </w:rPr>
+      <w:tblPr/>
+      <w:tcPr>
+        <w:tcBorders>
+          <w:top w:val="double" w:sz="6" w:space="0" w:color="000000" w:themeColor="text1"/>
+          <w:left w:val="single" w:sz="8" w:space="0" w:color="000000" w:themeColor="text1"/>
+          <w:bottom w:val="single" w:sz="8" w:space="0" w:color="000000" w:themeColor="text1"/>
+          <w:right w:val="single" w:sz="8" w:space="0" w:color="000000" w:themeColor="text1"/>
+          <w:insideH w:val="nil"/>
+          <w:insideV w:val="single" w:sz="8" w:space="0" w:color="000000" w:themeColor="text1"/>
         </w:tcBorders>
       </w:tcPr>
     </w:tblStylePr>
     <w:tblStylePr w:type="firstCol">
       <w:rPr>
-        <w:rFonts w:asciiTheme="majorHAnsi" w:hAnsiTheme="majorHAnsi" w:eastAsiaTheme="majorEastAsia" w:cstheme="majorBidi"/>
+        <w:rFonts w:asciiTheme="majorHAnsi" w:eastAsiaTheme="majorEastAsia" w:hAnsiTheme="majorHAnsi" w:cstheme="majorBidi"/>
         <w:b/>
         <w:bCs/>
       </w:rPr>
     </w:tblStylePr>
     <w:tblStylePr w:type="lastCol">
       <w:rPr>
-        <w:rFonts w:asciiTheme="majorHAnsi" w:hAnsiTheme="majorHAnsi" w:eastAsiaTheme="majorEastAsia" w:cstheme="majorBidi"/>
-        <w:b/>
-        <w:bCs/>
-      </w:rPr>
-      <w:tblPr/>
-      <w:tcPr>
-        <w:tcBorders>
-          <w:top w:val="single" w:color="000000" w:themeColor="text1" w:sz="8" w:space="0"/>
-          <w:left w:val="single" w:color="000000" w:themeColor="text1" w:sz="8" w:space="0"/>
-          <w:bottom w:val="single" w:color="000000" w:themeColor="text1" w:sz="8" w:space="0"/>
-          <w:right w:val="single" w:color="000000" w:themeColor="text1" w:sz="8" w:space="0"/>
+        <w:rFonts w:asciiTheme="majorHAnsi" w:eastAsiaTheme="majorEastAsia" w:hAnsiTheme="majorHAnsi" w:cstheme="majorBidi"/>
+        <w:b/>
+        <w:bCs/>
+      </w:rPr>
+      <w:tblPr/>
+      <w:tcPr>
+        <w:tcBorders>
+          <w:top w:val="single" w:sz="8" w:space="0" w:color="000000" w:themeColor="text1"/>
+          <w:left w:val="single" w:sz="8" w:space="0" w:color="000000" w:themeColor="text1"/>
+          <w:bottom w:val="single" w:sz="8" w:space="0" w:color="000000" w:themeColor="text1"/>
+          <w:right w:val="single" w:sz="8" w:space="0" w:color="000000" w:themeColor="text1"/>
         </w:tcBorders>
       </w:tcPr>
     </w:tblStylePr>
@@ -4806,10 +4060,10 @@
       <w:tblPr/>
       <w:tcPr>
         <w:tcBorders>
-          <w:top w:val="single" w:color="000000" w:themeColor="text1" w:sz="8" w:space="0"/>
-          <w:left w:val="single" w:color="000000" w:themeColor="text1" w:sz="8" w:space="0"/>
-          <w:bottom w:val="single" w:color="000000" w:themeColor="text1" w:sz="8" w:space="0"/>
-          <w:right w:val="single" w:color="000000" w:themeColor="text1" w:sz="8" w:space="0"/>
+          <w:top w:val="single" w:sz="8" w:space="0" w:color="000000" w:themeColor="text1"/>
+          <w:left w:val="single" w:sz="8" w:space="0" w:color="000000" w:themeColor="text1"/>
+          <w:bottom w:val="single" w:sz="8" w:space="0" w:color="000000" w:themeColor="text1"/>
+          <w:right w:val="single" w:sz="8" w:space="0" w:color="000000" w:themeColor="text1"/>
         </w:tcBorders>
         <w:shd w:val="clear" w:color="auto" w:fill="C0C0C0" w:themeFill="text1" w:themeFillTint="3F"/>
       </w:tcPr>
@@ -4818,11 +4072,11 @@
       <w:tblPr/>
       <w:tcPr>
         <w:tcBorders>
-          <w:top w:val="single" w:color="000000" w:themeColor="text1" w:sz="8" w:space="0"/>
-          <w:left w:val="single" w:color="000000" w:themeColor="text1" w:sz="8" w:space="0"/>
-          <w:bottom w:val="single" w:color="000000" w:themeColor="text1" w:sz="8" w:space="0"/>
-          <w:right w:val="single" w:color="000000" w:themeColor="text1" w:sz="8" w:space="0"/>
-          <w:insideV w:val="single" w:color="000000" w:themeColor="text1" w:sz="8" w:space="0"/>
+          <w:top w:val="single" w:sz="8" w:space="0" w:color="000000" w:themeColor="text1"/>
+          <w:left w:val="single" w:sz="8" w:space="0" w:color="000000" w:themeColor="text1"/>
+          <w:bottom w:val="single" w:sz="8" w:space="0" w:color="000000" w:themeColor="text1"/>
+          <w:right w:val="single" w:sz="8" w:space="0" w:color="000000" w:themeColor="text1"/>
+          <w:insideV w:val="single" w:sz="8" w:space="0" w:color="000000" w:themeColor="text1"/>
         </w:tcBorders>
         <w:shd w:val="clear" w:color="auto" w:fill="C0C0C0" w:themeFill="text1" w:themeFillTint="3F"/>
       </w:tcPr>
@@ -4831,11 +4085,11 @@
       <w:tblPr/>
       <w:tcPr>
         <w:tcBorders>
-          <w:top w:val="single" w:color="000000" w:themeColor="text1" w:sz="8" w:space="0"/>
-          <w:left w:val="single" w:color="000000" w:themeColor="text1" w:sz="8" w:space="0"/>
-          <w:bottom w:val="single" w:color="000000" w:themeColor="text1" w:sz="8" w:space="0"/>
-          <w:right w:val="single" w:color="000000" w:themeColor="text1" w:sz="8" w:space="0"/>
-          <w:insideV w:val="single" w:color="000000" w:themeColor="text1" w:sz="8" w:space="0"/>
+          <w:top w:val="single" w:sz="8" w:space="0" w:color="000000" w:themeColor="text1"/>
+          <w:left w:val="single" w:sz="8" w:space="0" w:color="000000" w:themeColor="text1"/>
+          <w:bottom w:val="single" w:sz="8" w:space="0" w:color="000000" w:themeColor="text1"/>
+          <w:right w:val="single" w:sz="8" w:space="0" w:color="000000" w:themeColor="text1"/>
+          <w:insideV w:val="single" w:sz="8" w:space="0" w:color="000000" w:themeColor="text1"/>
         </w:tcBorders>
       </w:tcPr>
     </w:tblStylePr>
@@ -4852,12 +4106,12 @@
       <w:tblStyleRowBandSize w:val="1"/>
       <w:tblStyleColBandSize w:val="1"/>
       <w:tblBorders>
-        <w:top w:val="single" w:color="4F81BD" w:themeColor="accent1" w:sz="8" w:space="0"/>
-        <w:left w:val="single" w:color="4F81BD" w:themeColor="accent1" w:sz="8" w:space="0"/>
-        <w:bottom w:val="single" w:color="4F81BD" w:themeColor="accent1" w:sz="8" w:space="0"/>
-        <w:right w:val="single" w:color="4F81BD" w:themeColor="accent1" w:sz="8" w:space="0"/>
-        <w:insideH w:val="single" w:color="4F81BD" w:themeColor="accent1" w:sz="8" w:space="0"/>
-        <w:insideV w:val="single" w:color="4F81BD" w:themeColor="accent1" w:sz="8" w:space="0"/>
+        <w:top w:val="single" w:sz="8" w:space="0" w:color="4F81BD" w:themeColor="accent1"/>
+        <w:left w:val="single" w:sz="8" w:space="0" w:color="4F81BD" w:themeColor="accent1"/>
+        <w:bottom w:val="single" w:sz="8" w:space="0" w:color="4F81BD" w:themeColor="accent1"/>
+        <w:right w:val="single" w:sz="8" w:space="0" w:color="4F81BD" w:themeColor="accent1"/>
+        <w:insideH w:val="single" w:sz="8" w:space="0" w:color="4F81BD" w:themeColor="accent1"/>
+        <w:insideV w:val="single" w:sz="8" w:space="0" w:color="4F81BD" w:themeColor="accent1"/>
       </w:tblBorders>
     </w:tblPr>
     <w:tblStylePr w:type="firstRow">
@@ -4865,19 +4119,19 @@
         <w:spacing w:before="0" w:after="0" w:line="240" w:lineRule="auto"/>
       </w:pPr>
       <w:rPr>
-        <w:rFonts w:asciiTheme="majorHAnsi" w:hAnsiTheme="majorHAnsi" w:eastAsiaTheme="majorEastAsia" w:cstheme="majorBidi"/>
-        <w:b/>
-        <w:bCs/>
-      </w:rPr>
-      <w:tblPr/>
-      <w:tcPr>
-        <w:tcBorders>
-          <w:top w:val="single" w:color="4F81BD" w:themeColor="accent1" w:sz="8" w:space="0"/>
-          <w:left w:val="single" w:color="4F81BD" w:themeColor="accent1" w:sz="8" w:space="0"/>
-          <w:bottom w:val="single" w:color="4F81BD" w:themeColor="accent1" w:sz="18" w:space="0"/>
-          <w:right w:val="single" w:color="4F81BD" w:themeColor="accent1" w:sz="8" w:space="0"/>
-          <w:insideH w:val="nil"/>
-          <w:insideV w:val="single" w:color="4F81BD" w:themeColor="accent1" w:sz="8" w:space="0"/>
+        <w:rFonts w:asciiTheme="majorHAnsi" w:eastAsiaTheme="majorEastAsia" w:hAnsiTheme="majorHAnsi" w:cstheme="majorBidi"/>
+        <w:b/>
+        <w:bCs/>
+      </w:rPr>
+      <w:tblPr/>
+      <w:tcPr>
+        <w:tcBorders>
+          <w:top w:val="single" w:sz="8" w:space="0" w:color="4F81BD" w:themeColor="accent1"/>
+          <w:left w:val="single" w:sz="8" w:space="0" w:color="4F81BD" w:themeColor="accent1"/>
+          <w:bottom w:val="single" w:sz="18" w:space="0" w:color="4F81BD" w:themeColor="accent1"/>
+          <w:right w:val="single" w:sz="8" w:space="0" w:color="4F81BD" w:themeColor="accent1"/>
+          <w:insideH w:val="nil"/>
+          <w:insideV w:val="single" w:sz="8" w:space="0" w:color="4F81BD" w:themeColor="accent1"/>
         </w:tcBorders>
       </w:tcPr>
     </w:tblStylePr>
@@ -4886,42 +4140,42 @@
         <w:spacing w:before="0" w:after="0" w:line="240" w:lineRule="auto"/>
       </w:pPr>
       <w:rPr>
-        <w:rFonts w:asciiTheme="majorHAnsi" w:hAnsiTheme="majorHAnsi" w:eastAsiaTheme="majorEastAsia" w:cstheme="majorBidi"/>
-        <w:b/>
-        <w:bCs/>
-      </w:rPr>
-      <w:tblPr/>
-      <w:tcPr>
-        <w:tcBorders>
-          <w:top w:val="double" w:color="4F81BD" w:themeColor="accent1" w:sz="6" w:space="0"/>
-          <w:left w:val="single" w:color="4F81BD" w:themeColor="accent1" w:sz="8" w:space="0"/>
-          <w:bottom w:val="single" w:color="4F81BD" w:themeColor="accent1" w:sz="8" w:space="0"/>
-          <w:right w:val="single" w:color="4F81BD" w:themeColor="accent1" w:sz="8" w:space="0"/>
-          <w:insideH w:val="nil"/>
-          <w:insideV w:val="single" w:color="4F81BD" w:themeColor="accent1" w:sz="8" w:space="0"/>
+        <w:rFonts w:asciiTheme="majorHAnsi" w:eastAsiaTheme="majorEastAsia" w:hAnsiTheme="majorHAnsi" w:cstheme="majorBidi"/>
+        <w:b/>
+        <w:bCs/>
+      </w:rPr>
+      <w:tblPr/>
+      <w:tcPr>
+        <w:tcBorders>
+          <w:top w:val="double" w:sz="6" w:space="0" w:color="4F81BD" w:themeColor="accent1"/>
+          <w:left w:val="single" w:sz="8" w:space="0" w:color="4F81BD" w:themeColor="accent1"/>
+          <w:bottom w:val="single" w:sz="8" w:space="0" w:color="4F81BD" w:themeColor="accent1"/>
+          <w:right w:val="single" w:sz="8" w:space="0" w:color="4F81BD" w:themeColor="accent1"/>
+          <w:insideH w:val="nil"/>
+          <w:insideV w:val="single" w:sz="8" w:space="0" w:color="4F81BD" w:themeColor="accent1"/>
         </w:tcBorders>
       </w:tcPr>
     </w:tblStylePr>
     <w:tblStylePr w:type="firstCol">
       <w:rPr>
-        <w:rFonts w:asciiTheme="majorHAnsi" w:hAnsiTheme="majorHAnsi" w:eastAsiaTheme="majorEastAsia" w:cstheme="majorBidi"/>
+        <w:rFonts w:asciiTheme="majorHAnsi" w:eastAsiaTheme="majorEastAsia" w:hAnsiTheme="majorHAnsi" w:cstheme="majorBidi"/>
         <w:b/>
         <w:bCs/>
       </w:rPr>
     </w:tblStylePr>
     <w:tblStylePr w:type="lastCol">
       <w:rPr>
-        <w:rFonts w:asciiTheme="majorHAnsi" w:hAnsiTheme="majorHAnsi" w:eastAsiaTheme="majorEastAsia" w:cstheme="majorBidi"/>
-        <w:b/>
-        <w:bCs/>
-      </w:rPr>
-      <w:tblPr/>
-      <w:tcPr>
-        <w:tcBorders>
-          <w:top w:val="single" w:color="4F81BD" w:themeColor="accent1" w:sz="8" w:space="0"/>
-          <w:left w:val="single" w:color="4F81BD" w:themeColor="accent1" w:sz="8" w:space="0"/>
-          <w:bottom w:val="single" w:color="4F81BD" w:themeColor="accent1" w:sz="8" w:space="0"/>
-          <w:right w:val="single" w:color="4F81BD" w:themeColor="accent1" w:sz="8" w:space="0"/>
+        <w:rFonts w:asciiTheme="majorHAnsi" w:eastAsiaTheme="majorEastAsia" w:hAnsiTheme="majorHAnsi" w:cstheme="majorBidi"/>
+        <w:b/>
+        <w:bCs/>
+      </w:rPr>
+      <w:tblPr/>
+      <w:tcPr>
+        <w:tcBorders>
+          <w:top w:val="single" w:sz="8" w:space="0" w:color="4F81BD" w:themeColor="accent1"/>
+          <w:left w:val="single" w:sz="8" w:space="0" w:color="4F81BD" w:themeColor="accent1"/>
+          <w:bottom w:val="single" w:sz="8" w:space="0" w:color="4F81BD" w:themeColor="accent1"/>
+          <w:right w:val="single" w:sz="8" w:space="0" w:color="4F81BD" w:themeColor="accent1"/>
         </w:tcBorders>
       </w:tcPr>
     </w:tblStylePr>
@@ -4929,10 +4183,10 @@
       <w:tblPr/>
       <w:tcPr>
         <w:tcBorders>
-          <w:top w:val="single" w:color="4F81BD" w:themeColor="accent1" w:sz="8" w:space="0"/>
-          <w:left w:val="single" w:color="4F81BD" w:themeColor="accent1" w:sz="8" w:space="0"/>
-          <w:bottom w:val="single" w:color="4F81BD" w:themeColor="accent1" w:sz="8" w:space="0"/>
-          <w:right w:val="single" w:color="4F81BD" w:themeColor="accent1" w:sz="8" w:space="0"/>
+          <w:top w:val="single" w:sz="8" w:space="0" w:color="4F81BD" w:themeColor="accent1"/>
+          <w:left w:val="single" w:sz="8" w:space="0" w:color="4F81BD" w:themeColor="accent1"/>
+          <w:bottom w:val="single" w:sz="8" w:space="0" w:color="4F81BD" w:themeColor="accent1"/>
+          <w:right w:val="single" w:sz="8" w:space="0" w:color="4F81BD" w:themeColor="accent1"/>
         </w:tcBorders>
         <w:shd w:val="clear" w:color="auto" w:fill="D3DFEE" w:themeFill="accent1" w:themeFillTint="3F"/>
       </w:tcPr>
@@ -4941,11 +4195,11 @@
       <w:tblPr/>
       <w:tcPr>
         <w:tcBorders>
-          <w:top w:val="single" w:color="4F81BD" w:themeColor="accent1" w:sz="8" w:space="0"/>
-          <w:left w:val="single" w:color="4F81BD" w:themeColor="accent1" w:sz="8" w:space="0"/>
-          <w:bottom w:val="single" w:color="4F81BD" w:themeColor="accent1" w:sz="8" w:space="0"/>
-          <w:right w:val="single" w:color="4F81BD" w:themeColor="accent1" w:sz="8" w:space="0"/>
-          <w:insideV w:val="single" w:color="4F81BD" w:themeColor="accent1" w:sz="8" w:space="0"/>
+          <w:top w:val="single" w:sz="8" w:space="0" w:color="4F81BD" w:themeColor="accent1"/>
+          <w:left w:val="single" w:sz="8" w:space="0" w:color="4F81BD" w:themeColor="accent1"/>
+          <w:bottom w:val="single" w:sz="8" w:space="0" w:color="4F81BD" w:themeColor="accent1"/>
+          <w:right w:val="single" w:sz="8" w:space="0" w:color="4F81BD" w:themeColor="accent1"/>
+          <w:insideV w:val="single" w:sz="8" w:space="0" w:color="4F81BD" w:themeColor="accent1"/>
         </w:tcBorders>
         <w:shd w:val="clear" w:color="auto" w:fill="D3DFEE" w:themeFill="accent1" w:themeFillTint="3F"/>
       </w:tcPr>
@@ -4954,11 +4208,11 @@
       <w:tblPr/>
       <w:tcPr>
         <w:tcBorders>
-          <w:top w:val="single" w:color="4F81BD" w:themeColor="accent1" w:sz="8" w:space="0"/>
-          <w:left w:val="single" w:color="4F81BD" w:themeColor="accent1" w:sz="8" w:space="0"/>
-          <w:bottom w:val="single" w:color="4F81BD" w:themeColor="accent1" w:sz="8" w:space="0"/>
-          <w:right w:val="single" w:color="4F81BD" w:themeColor="accent1" w:sz="8" w:space="0"/>
-          <w:insideV w:val="single" w:color="4F81BD" w:themeColor="accent1" w:sz="8" w:space="0"/>
+          <w:top w:val="single" w:sz="8" w:space="0" w:color="4F81BD" w:themeColor="accent1"/>
+          <w:left w:val="single" w:sz="8" w:space="0" w:color="4F81BD" w:themeColor="accent1"/>
+          <w:bottom w:val="single" w:sz="8" w:space="0" w:color="4F81BD" w:themeColor="accent1"/>
+          <w:right w:val="single" w:sz="8" w:space="0" w:color="4F81BD" w:themeColor="accent1"/>
+          <w:insideV w:val="single" w:sz="8" w:space="0" w:color="4F81BD" w:themeColor="accent1"/>
         </w:tcBorders>
       </w:tcPr>
     </w:tblStylePr>
@@ -4975,12 +4229,12 @@
       <w:tblStyleRowBandSize w:val="1"/>
       <w:tblStyleColBandSize w:val="1"/>
       <w:tblBorders>
-        <w:top w:val="single" w:color="C0504D" w:themeColor="accent2" w:sz="8" w:space="0"/>
-        <w:left w:val="single" w:color="C0504D" w:themeColor="accent2" w:sz="8" w:space="0"/>
-        <w:bottom w:val="single" w:color="C0504D" w:themeColor="accent2" w:sz="8" w:space="0"/>
-        <w:right w:val="single" w:color="C0504D" w:themeColor="accent2" w:sz="8" w:space="0"/>
-        <w:insideH w:val="single" w:color="C0504D" w:themeColor="accent2" w:sz="8" w:space="0"/>
-        <w:insideV w:val="single" w:color="C0504D" w:themeColor="accent2" w:sz="8" w:space="0"/>
+        <w:top w:val="single" w:sz="8" w:space="0" w:color="C0504D" w:themeColor="accent2"/>
+        <w:left w:val="single" w:sz="8" w:space="0" w:color="C0504D" w:themeColor="accent2"/>
+        <w:bottom w:val="single" w:sz="8" w:space="0" w:color="C0504D" w:themeColor="accent2"/>
+        <w:right w:val="single" w:sz="8" w:space="0" w:color="C0504D" w:themeColor="accent2"/>
+        <w:insideH w:val="single" w:sz="8" w:space="0" w:color="C0504D" w:themeColor="accent2"/>
+        <w:insideV w:val="single" w:sz="8" w:space="0" w:color="C0504D" w:themeColor="accent2"/>
       </w:tblBorders>
     </w:tblPr>
     <w:tblStylePr w:type="firstRow">
@@ -4988,19 +4242,19 @@
         <w:spacing w:before="0" w:after="0" w:line="240" w:lineRule="auto"/>
       </w:pPr>
       <w:rPr>
-        <w:rFonts w:asciiTheme="majorHAnsi" w:hAnsiTheme="majorHAnsi" w:eastAsiaTheme="majorEastAsia" w:cstheme="majorBidi"/>
-        <w:b/>
-        <w:bCs/>
-      </w:rPr>
-      <w:tblPr/>
-      <w:tcPr>
-        <w:tcBorders>
-          <w:top w:val="single" w:color="C0504D" w:themeColor="accent2" w:sz="8" w:space="0"/>
-          <w:left w:val="single" w:color="C0504D" w:themeColor="accent2" w:sz="8" w:space="0"/>
-          <w:bottom w:val="single" w:color="C0504D" w:themeColor="accent2" w:sz="18" w:space="0"/>
-          <w:right w:val="single" w:color="C0504D" w:themeColor="accent2" w:sz="8" w:space="0"/>
-          <w:insideH w:val="nil"/>
-          <w:insideV w:val="single" w:color="C0504D" w:themeColor="accent2" w:sz="8" w:space="0"/>
+        <w:rFonts w:asciiTheme="majorHAnsi" w:eastAsiaTheme="majorEastAsia" w:hAnsiTheme="majorHAnsi" w:cstheme="majorBidi"/>
+        <w:b/>
+        <w:bCs/>
+      </w:rPr>
+      <w:tblPr/>
+      <w:tcPr>
+        <w:tcBorders>
+          <w:top w:val="single" w:sz="8" w:space="0" w:color="C0504D" w:themeColor="accent2"/>
+          <w:left w:val="single" w:sz="8" w:space="0" w:color="C0504D" w:themeColor="accent2"/>
+          <w:bottom w:val="single" w:sz="18" w:space="0" w:color="C0504D" w:themeColor="accent2"/>
+          <w:right w:val="single" w:sz="8" w:space="0" w:color="C0504D" w:themeColor="accent2"/>
+          <w:insideH w:val="nil"/>
+          <w:insideV w:val="single" w:sz="8" w:space="0" w:color="C0504D" w:themeColor="accent2"/>
         </w:tcBorders>
       </w:tcPr>
     </w:tblStylePr>
@@ -5009,42 +4263,42 @@
         <w:spacing w:before="0" w:after="0" w:line="240" w:lineRule="auto"/>
       </w:pPr>
       <w:rPr>
-        <w:rFonts w:asciiTheme="majorHAnsi" w:hAnsiTheme="majorHAnsi" w:eastAsiaTheme="majorEastAsia" w:cstheme="majorBidi"/>
-        <w:b/>
-        <w:bCs/>
-      </w:rPr>
-      <w:tblPr/>
-      <w:tcPr>
-        <w:tcBorders>
-          <w:top w:val="double" w:color="C0504D" w:themeColor="accent2" w:sz="6" w:space="0"/>
-          <w:left w:val="single" w:color="C0504D" w:themeColor="accent2" w:sz="8" w:space="0"/>
-          <w:bottom w:val="single" w:color="C0504D" w:themeColor="accent2" w:sz="8" w:space="0"/>
-          <w:right w:val="single" w:color="C0504D" w:themeColor="accent2" w:sz="8" w:space="0"/>
-          <w:insideH w:val="nil"/>
-          <w:insideV w:val="single" w:color="C0504D" w:themeColor="accent2" w:sz="8" w:space="0"/>
+        <w:rFonts w:asciiTheme="majorHAnsi" w:eastAsiaTheme="majorEastAsia" w:hAnsiTheme="majorHAnsi" w:cstheme="majorBidi"/>
+        <w:b/>
+        <w:bCs/>
+      </w:rPr>
+      <w:tblPr/>
+      <w:tcPr>
+        <w:tcBorders>
+          <w:top w:val="double" w:sz="6" w:space="0" w:color="C0504D" w:themeColor="accent2"/>
+          <w:left w:val="single" w:sz="8" w:space="0" w:color="C0504D" w:themeColor="accent2"/>
+          <w:bottom w:val="single" w:sz="8" w:space="0" w:color="C0504D" w:themeColor="accent2"/>
+          <w:right w:val="single" w:sz="8" w:space="0" w:color="C0504D" w:themeColor="accent2"/>
+          <w:insideH w:val="nil"/>
+          <w:insideV w:val="single" w:sz="8" w:space="0" w:color="C0504D" w:themeColor="accent2"/>
         </w:tcBorders>
       </w:tcPr>
     </w:tblStylePr>
     <w:tblStylePr w:type="firstCol">
       <w:rPr>
-        <w:rFonts w:asciiTheme="majorHAnsi" w:hAnsiTheme="majorHAnsi" w:eastAsiaTheme="majorEastAsia" w:cstheme="majorBidi"/>
+        <w:rFonts w:asciiTheme="majorHAnsi" w:eastAsiaTheme="majorEastAsia" w:hAnsiTheme="majorHAnsi" w:cstheme="majorBidi"/>
         <w:b/>
         <w:bCs/>
       </w:rPr>
     </w:tblStylePr>
     <w:tblStylePr w:type="lastCol">
       <w:rPr>
-        <w:rFonts w:asciiTheme="majorHAnsi" w:hAnsiTheme="majorHAnsi" w:eastAsiaTheme="majorEastAsia" w:cstheme="majorBidi"/>
-        <w:b/>
-        <w:bCs/>
-      </w:rPr>
-      <w:tblPr/>
-      <w:tcPr>
-        <w:tcBorders>
-          <w:top w:val="single" w:color="C0504D" w:themeColor="accent2" w:sz="8" w:space="0"/>
-          <w:left w:val="single" w:color="C0504D" w:themeColor="accent2" w:sz="8" w:space="0"/>
-          <w:bottom w:val="single" w:color="C0504D" w:themeColor="accent2" w:sz="8" w:space="0"/>
-          <w:right w:val="single" w:color="C0504D" w:themeColor="accent2" w:sz="8" w:space="0"/>
+        <w:rFonts w:asciiTheme="majorHAnsi" w:eastAsiaTheme="majorEastAsia" w:hAnsiTheme="majorHAnsi" w:cstheme="majorBidi"/>
+        <w:b/>
+        <w:bCs/>
+      </w:rPr>
+      <w:tblPr/>
+      <w:tcPr>
+        <w:tcBorders>
+          <w:top w:val="single" w:sz="8" w:space="0" w:color="C0504D" w:themeColor="accent2"/>
+          <w:left w:val="single" w:sz="8" w:space="0" w:color="C0504D" w:themeColor="accent2"/>
+          <w:bottom w:val="single" w:sz="8" w:space="0" w:color="C0504D" w:themeColor="accent2"/>
+          <w:right w:val="single" w:sz="8" w:space="0" w:color="C0504D" w:themeColor="accent2"/>
         </w:tcBorders>
       </w:tcPr>
     </w:tblStylePr>
@@ -5052,10 +4306,10 @@
       <w:tblPr/>
       <w:tcPr>
         <w:tcBorders>
-          <w:top w:val="single" w:color="C0504D" w:themeColor="accent2" w:sz="8" w:space="0"/>
-          <w:left w:val="single" w:color="C0504D" w:themeColor="accent2" w:sz="8" w:space="0"/>
-          <w:bottom w:val="single" w:color="C0504D" w:themeColor="accent2" w:sz="8" w:space="0"/>
-          <w:right w:val="single" w:color="C0504D" w:themeColor="accent2" w:sz="8" w:space="0"/>
+          <w:top w:val="single" w:sz="8" w:space="0" w:color="C0504D" w:themeColor="accent2"/>
+          <w:left w:val="single" w:sz="8" w:space="0" w:color="C0504D" w:themeColor="accent2"/>
+          <w:bottom w:val="single" w:sz="8" w:space="0" w:color="C0504D" w:themeColor="accent2"/>
+          <w:right w:val="single" w:sz="8" w:space="0" w:color="C0504D" w:themeColor="accent2"/>
         </w:tcBorders>
         <w:shd w:val="clear" w:color="auto" w:fill="EFD3D2" w:themeFill="accent2" w:themeFillTint="3F"/>
       </w:tcPr>
@@ -5064,11 +4318,11 @@
       <w:tblPr/>
       <w:tcPr>
         <w:tcBorders>
-          <w:top w:val="single" w:color="C0504D" w:themeColor="accent2" w:sz="8" w:space="0"/>
-          <w:left w:val="single" w:color="C0504D" w:themeColor="accent2" w:sz="8" w:space="0"/>
-          <w:bottom w:val="single" w:color="C0504D" w:themeColor="accent2" w:sz="8" w:space="0"/>
-          <w:right w:val="single" w:color="C0504D" w:themeColor="accent2" w:sz="8" w:space="0"/>
-          <w:insideV w:val="single" w:color="C0504D" w:themeColor="accent2" w:sz="8" w:space="0"/>
+          <w:top w:val="single" w:sz="8" w:space="0" w:color="C0504D" w:themeColor="accent2"/>
+          <w:left w:val="single" w:sz="8" w:space="0" w:color="C0504D" w:themeColor="accent2"/>
+          <w:bottom w:val="single" w:sz="8" w:space="0" w:color="C0504D" w:themeColor="accent2"/>
+          <w:right w:val="single" w:sz="8" w:space="0" w:color="C0504D" w:themeColor="accent2"/>
+          <w:insideV w:val="single" w:sz="8" w:space="0" w:color="C0504D" w:themeColor="accent2"/>
         </w:tcBorders>
         <w:shd w:val="clear" w:color="auto" w:fill="EFD3D2" w:themeFill="accent2" w:themeFillTint="3F"/>
       </w:tcPr>
@@ -5077,11 +4331,11 @@
       <w:tblPr/>
       <w:tcPr>
         <w:tcBorders>
-          <w:top w:val="single" w:color="C0504D" w:themeColor="accent2" w:sz="8" w:space="0"/>
-          <w:left w:val="single" w:color="C0504D" w:themeColor="accent2" w:sz="8" w:space="0"/>
-          <w:bottom w:val="single" w:color="C0504D" w:themeColor="accent2" w:sz="8" w:space="0"/>
-          <w:right w:val="single" w:color="C0504D" w:themeColor="accent2" w:sz="8" w:space="0"/>
-          <w:insideV w:val="single" w:color="C0504D" w:themeColor="accent2" w:sz="8" w:space="0"/>
+          <w:top w:val="single" w:sz="8" w:space="0" w:color="C0504D" w:themeColor="accent2"/>
+          <w:left w:val="single" w:sz="8" w:space="0" w:color="C0504D" w:themeColor="accent2"/>
+          <w:bottom w:val="single" w:sz="8" w:space="0" w:color="C0504D" w:themeColor="accent2"/>
+          <w:right w:val="single" w:sz="8" w:space="0" w:color="C0504D" w:themeColor="accent2"/>
+          <w:insideV w:val="single" w:sz="8" w:space="0" w:color="C0504D" w:themeColor="accent2"/>
         </w:tcBorders>
       </w:tcPr>
     </w:tblStylePr>
@@ -5098,12 +4352,12 @@
       <w:tblStyleRowBandSize w:val="1"/>
       <w:tblStyleColBandSize w:val="1"/>
       <w:tblBorders>
-        <w:top w:val="single" w:color="9BBB59" w:themeColor="accent3" w:sz="8" w:space="0"/>
-        <w:left w:val="single" w:color="9BBB59" w:themeColor="accent3" w:sz="8" w:space="0"/>
-        <w:bottom w:val="single" w:color="9BBB59" w:themeColor="accent3" w:sz="8" w:space="0"/>
-        <w:right w:val="single" w:color="9BBB59" w:themeColor="accent3" w:sz="8" w:space="0"/>
-        <w:insideH w:val="single" w:color="9BBB59" w:themeColor="accent3" w:sz="8" w:space="0"/>
-        <w:insideV w:val="single" w:color="9BBB59" w:themeColor="accent3" w:sz="8" w:space="0"/>
+        <w:top w:val="single" w:sz="8" w:space="0" w:color="9BBB59" w:themeColor="accent3"/>
+        <w:left w:val="single" w:sz="8" w:space="0" w:color="9BBB59" w:themeColor="accent3"/>
+        <w:bottom w:val="single" w:sz="8" w:space="0" w:color="9BBB59" w:themeColor="accent3"/>
+        <w:right w:val="single" w:sz="8" w:space="0" w:color="9BBB59" w:themeColor="accent3"/>
+        <w:insideH w:val="single" w:sz="8" w:space="0" w:color="9BBB59" w:themeColor="accent3"/>
+        <w:insideV w:val="single" w:sz="8" w:space="0" w:color="9BBB59" w:themeColor="accent3"/>
       </w:tblBorders>
     </w:tblPr>
     <w:tblStylePr w:type="firstRow">
@@ -5111,19 +4365,19 @@
         <w:spacing w:before="0" w:after="0" w:line="240" w:lineRule="auto"/>
       </w:pPr>
       <w:rPr>
-        <w:rFonts w:asciiTheme="majorHAnsi" w:hAnsiTheme="majorHAnsi" w:eastAsiaTheme="majorEastAsia" w:cstheme="majorBidi"/>
-        <w:b/>
-        <w:bCs/>
-      </w:rPr>
-      <w:tblPr/>
-      <w:tcPr>
-        <w:tcBorders>
-          <w:top w:val="single" w:color="9BBB59" w:themeColor="accent3" w:sz="8" w:space="0"/>
-          <w:left w:val="single" w:color="9BBB59" w:themeColor="accent3" w:sz="8" w:space="0"/>
-          <w:bottom w:val="single" w:color="9BBB59" w:themeColor="accent3" w:sz="18" w:space="0"/>
-          <w:right w:val="single" w:color="9BBB59" w:themeColor="accent3" w:sz="8" w:space="0"/>
-          <w:insideH w:val="nil"/>
-          <w:insideV w:val="single" w:color="9BBB59" w:themeColor="accent3" w:sz="8" w:space="0"/>
+        <w:rFonts w:asciiTheme="majorHAnsi" w:eastAsiaTheme="majorEastAsia" w:hAnsiTheme="majorHAnsi" w:cstheme="majorBidi"/>
+        <w:b/>
+        <w:bCs/>
+      </w:rPr>
+      <w:tblPr/>
+      <w:tcPr>
+        <w:tcBorders>
+          <w:top w:val="single" w:sz="8" w:space="0" w:color="9BBB59" w:themeColor="accent3"/>
+          <w:left w:val="single" w:sz="8" w:space="0" w:color="9BBB59" w:themeColor="accent3"/>
+          <w:bottom w:val="single" w:sz="18" w:space="0" w:color="9BBB59" w:themeColor="accent3"/>
+          <w:right w:val="single" w:sz="8" w:space="0" w:color="9BBB59" w:themeColor="accent3"/>
+          <w:insideH w:val="nil"/>
+          <w:insideV w:val="single" w:sz="8" w:space="0" w:color="9BBB59" w:themeColor="accent3"/>
         </w:tcBorders>
       </w:tcPr>
     </w:tblStylePr>
@@ -5132,42 +4386,42 @@
         <w:spacing w:before="0" w:after="0" w:line="240" w:lineRule="auto"/>
       </w:pPr>
       <w:rPr>
-        <w:rFonts w:asciiTheme="majorHAnsi" w:hAnsiTheme="majorHAnsi" w:eastAsiaTheme="majorEastAsia" w:cstheme="majorBidi"/>
-        <w:b/>
-        <w:bCs/>
-      </w:rPr>
-      <w:tblPr/>
-      <w:tcPr>
-        <w:tcBorders>
-          <w:top w:val="double" w:color="9BBB59" w:themeColor="accent3" w:sz="6" w:space="0"/>
-          <w:left w:val="single" w:color="9BBB59" w:themeColor="accent3" w:sz="8" w:space="0"/>
-          <w:bottom w:val="single" w:color="9BBB59" w:themeColor="accent3" w:sz="8" w:space="0"/>
-          <w:right w:val="single" w:color="9BBB59" w:themeColor="accent3" w:sz="8" w:space="0"/>
-          <w:insideH w:val="nil"/>
-          <w:insideV w:val="single" w:color="9BBB59" w:themeColor="accent3" w:sz="8" w:space="0"/>
+        <w:rFonts w:asciiTheme="majorHAnsi" w:eastAsiaTheme="majorEastAsia" w:hAnsiTheme="majorHAnsi" w:cstheme="majorBidi"/>
+        <w:b/>
+        <w:bCs/>
+      </w:rPr>
+      <w:tblPr/>
+      <w:tcPr>
+        <w:tcBorders>
+          <w:top w:val="double" w:sz="6" w:space="0" w:color="9BBB59" w:themeColor="accent3"/>
+          <w:left w:val="single" w:sz="8" w:space="0" w:color="9BBB59" w:themeColor="accent3"/>
+          <w:bottom w:val="single" w:sz="8" w:space="0" w:color="9BBB59" w:themeColor="accent3"/>
+          <w:right w:val="single" w:sz="8" w:space="0" w:color="9BBB59" w:themeColor="accent3"/>
+          <w:insideH w:val="nil"/>
+          <w:insideV w:val="single" w:sz="8" w:space="0" w:color="9BBB59" w:themeColor="accent3"/>
         </w:tcBorders>
       </w:tcPr>
     </w:tblStylePr>
     <w:tblStylePr w:type="firstCol">
       <w:rPr>
-        <w:rFonts w:asciiTheme="majorHAnsi" w:hAnsiTheme="majorHAnsi" w:eastAsiaTheme="majorEastAsia" w:cstheme="majorBidi"/>
+        <w:rFonts w:asciiTheme="majorHAnsi" w:eastAsiaTheme="majorEastAsia" w:hAnsiTheme="majorHAnsi" w:cstheme="majorBidi"/>
         <w:b/>
         <w:bCs/>
       </w:rPr>
     </w:tblStylePr>
     <w:tblStylePr w:type="lastCol">
       <w:rPr>
-        <w:rFonts w:asciiTheme="majorHAnsi" w:hAnsiTheme="majorHAnsi" w:eastAsiaTheme="majorEastAsia" w:cstheme="majorBidi"/>
-        <w:b/>
-        <w:bCs/>
-      </w:rPr>
-      <w:tblPr/>
-      <w:tcPr>
-        <w:tcBorders>
-          <w:top w:val="single" w:color="9BBB59" w:themeColor="accent3" w:sz="8" w:space="0"/>
-          <w:left w:val="single" w:color="9BBB59" w:themeColor="accent3" w:sz="8" w:space="0"/>
-          <w:bottom w:val="single" w:color="9BBB59" w:themeColor="accent3" w:sz="8" w:space="0"/>
-          <w:right w:val="single" w:color="9BBB59" w:themeColor="accent3" w:sz="8" w:space="0"/>
+        <w:rFonts w:asciiTheme="majorHAnsi" w:eastAsiaTheme="majorEastAsia" w:hAnsiTheme="majorHAnsi" w:cstheme="majorBidi"/>
+        <w:b/>
+        <w:bCs/>
+      </w:rPr>
+      <w:tblPr/>
+      <w:tcPr>
+        <w:tcBorders>
+          <w:top w:val="single" w:sz="8" w:space="0" w:color="9BBB59" w:themeColor="accent3"/>
+          <w:left w:val="single" w:sz="8" w:space="0" w:color="9BBB59" w:themeColor="accent3"/>
+          <w:bottom w:val="single" w:sz="8" w:space="0" w:color="9BBB59" w:themeColor="accent3"/>
+          <w:right w:val="single" w:sz="8" w:space="0" w:color="9BBB59" w:themeColor="accent3"/>
         </w:tcBorders>
       </w:tcPr>
     </w:tblStylePr>
@@ -5175,10 +4429,10 @@
       <w:tblPr/>
       <w:tcPr>
         <w:tcBorders>
-          <w:top w:val="single" w:color="9BBB59" w:themeColor="accent3" w:sz="8" w:space="0"/>
-          <w:left w:val="single" w:color="9BBB59" w:themeColor="accent3" w:sz="8" w:space="0"/>
-          <w:bottom w:val="single" w:color="9BBB59" w:themeColor="accent3" w:sz="8" w:space="0"/>
-          <w:right w:val="single" w:color="9BBB59" w:themeColor="accent3" w:sz="8" w:space="0"/>
+          <w:top w:val="single" w:sz="8" w:space="0" w:color="9BBB59" w:themeColor="accent3"/>
+          <w:left w:val="single" w:sz="8" w:space="0" w:color="9BBB59" w:themeColor="accent3"/>
+          <w:bottom w:val="single" w:sz="8" w:space="0" w:color="9BBB59" w:themeColor="accent3"/>
+          <w:right w:val="single" w:sz="8" w:space="0" w:color="9BBB59" w:themeColor="accent3"/>
         </w:tcBorders>
         <w:shd w:val="clear" w:color="auto" w:fill="E6EED5" w:themeFill="accent3" w:themeFillTint="3F"/>
       </w:tcPr>
@@ -5187,11 +4441,11 @@
       <w:tblPr/>
       <w:tcPr>
         <w:tcBorders>
-          <w:top w:val="single" w:color="9BBB59" w:themeColor="accent3" w:sz="8" w:space="0"/>
-          <w:left w:val="single" w:color="9BBB59" w:themeColor="accent3" w:sz="8" w:space="0"/>
-          <w:bottom w:val="single" w:color="9BBB59" w:themeColor="accent3" w:sz="8" w:space="0"/>
-          <w:right w:val="single" w:color="9BBB59" w:themeColor="accent3" w:sz="8" w:space="0"/>
-          <w:insideV w:val="single" w:color="9BBB59" w:themeColor="accent3" w:sz="8" w:space="0"/>
+          <w:top w:val="single" w:sz="8" w:space="0" w:color="9BBB59" w:themeColor="accent3"/>
+          <w:left w:val="single" w:sz="8" w:space="0" w:color="9BBB59" w:themeColor="accent3"/>
+          <w:bottom w:val="single" w:sz="8" w:space="0" w:color="9BBB59" w:themeColor="accent3"/>
+          <w:right w:val="single" w:sz="8" w:space="0" w:color="9BBB59" w:themeColor="accent3"/>
+          <w:insideV w:val="single" w:sz="8" w:space="0" w:color="9BBB59" w:themeColor="accent3"/>
         </w:tcBorders>
         <w:shd w:val="clear" w:color="auto" w:fill="E6EED5" w:themeFill="accent3" w:themeFillTint="3F"/>
       </w:tcPr>
@@ -5200,11 +4454,11 @@
       <w:tblPr/>
       <w:tcPr>
         <w:tcBorders>
-          <w:top w:val="single" w:color="9BBB59" w:themeColor="accent3" w:sz="8" w:space="0"/>
-          <w:left w:val="single" w:color="9BBB59" w:themeColor="accent3" w:sz="8" w:space="0"/>
-          <w:bottom w:val="single" w:color="9BBB59" w:themeColor="accent3" w:sz="8" w:space="0"/>
-          <w:right w:val="single" w:color="9BBB59" w:themeColor="accent3" w:sz="8" w:space="0"/>
-          <w:insideV w:val="single" w:color="9BBB59" w:themeColor="accent3" w:sz="8" w:space="0"/>
+          <w:top w:val="single" w:sz="8" w:space="0" w:color="9BBB59" w:themeColor="accent3"/>
+          <w:left w:val="single" w:sz="8" w:space="0" w:color="9BBB59" w:themeColor="accent3"/>
+          <w:bottom w:val="single" w:sz="8" w:space="0" w:color="9BBB59" w:themeColor="accent3"/>
+          <w:right w:val="single" w:sz="8" w:space="0" w:color="9BBB59" w:themeColor="accent3"/>
+          <w:insideV w:val="single" w:sz="8" w:space="0" w:color="9BBB59" w:themeColor="accent3"/>
         </w:tcBorders>
       </w:tcPr>
     </w:tblStylePr>
@@ -5221,12 +4475,12 @@
       <w:tblStyleRowBandSize w:val="1"/>
       <w:tblStyleColBandSize w:val="1"/>
       <w:tblBorders>
-        <w:top w:val="single" w:color="8064A2" w:themeColor="accent4" w:sz="8" w:space="0"/>
-        <w:left w:val="single" w:color="8064A2" w:themeColor="accent4" w:sz="8" w:space="0"/>
-        <w:bottom w:val="single" w:color="8064A2" w:themeColor="accent4" w:sz="8" w:space="0"/>
-        <w:right w:val="single" w:color="8064A2" w:themeColor="accent4" w:sz="8" w:space="0"/>
-        <w:insideH w:val="single" w:color="8064A2" w:themeColor="accent4" w:sz="8" w:space="0"/>
-        <w:insideV w:val="single" w:color="8064A2" w:themeColor="accent4" w:sz="8" w:space="0"/>
+        <w:top w:val="single" w:sz="8" w:space="0" w:color="8064A2" w:themeColor="accent4"/>
+        <w:left w:val="single" w:sz="8" w:space="0" w:color="8064A2" w:themeColor="accent4"/>
+        <w:bottom w:val="single" w:sz="8" w:space="0" w:color="8064A2" w:themeColor="accent4"/>
+        <w:right w:val="single" w:sz="8" w:space="0" w:color="8064A2" w:themeColor="accent4"/>
+        <w:insideH w:val="single" w:sz="8" w:space="0" w:color="8064A2" w:themeColor="accent4"/>
+        <w:insideV w:val="single" w:sz="8" w:space="0" w:color="8064A2" w:themeColor="accent4"/>
       </w:tblBorders>
     </w:tblPr>
     <w:tblStylePr w:type="firstRow">
@@ -5234,19 +4488,19 @@
         <w:spacing w:before="0" w:after="0" w:line="240" w:lineRule="auto"/>
       </w:pPr>
       <w:rPr>
-        <w:rFonts w:asciiTheme="majorHAnsi" w:hAnsiTheme="majorHAnsi" w:eastAsiaTheme="majorEastAsia" w:cstheme="majorBidi"/>
-        <w:b/>
-        <w:bCs/>
-      </w:rPr>
-      <w:tblPr/>
-      <w:tcPr>
-        <w:tcBorders>
-          <w:top w:val="single" w:color="8064A2" w:themeColor="accent4" w:sz="8" w:space="0"/>
-          <w:left w:val="single" w:color="8064A2" w:themeColor="accent4" w:sz="8" w:space="0"/>
-          <w:bottom w:val="single" w:color="8064A2" w:themeColor="accent4" w:sz="18" w:space="0"/>
-          <w:right w:val="single" w:color="8064A2" w:themeColor="accent4" w:sz="8" w:space="0"/>
-          <w:insideH w:val="nil"/>
-          <w:insideV w:val="single" w:color="8064A2" w:themeColor="accent4" w:sz="8" w:space="0"/>
+        <w:rFonts w:asciiTheme="majorHAnsi" w:eastAsiaTheme="majorEastAsia" w:hAnsiTheme="majorHAnsi" w:cstheme="majorBidi"/>
+        <w:b/>
+        <w:bCs/>
+      </w:rPr>
+      <w:tblPr/>
+      <w:tcPr>
+        <w:tcBorders>
+          <w:top w:val="single" w:sz="8" w:space="0" w:color="8064A2" w:themeColor="accent4"/>
+          <w:left w:val="single" w:sz="8" w:space="0" w:color="8064A2" w:themeColor="accent4"/>
+          <w:bottom w:val="single" w:sz="18" w:space="0" w:color="8064A2" w:themeColor="accent4"/>
+          <w:right w:val="single" w:sz="8" w:space="0" w:color="8064A2" w:themeColor="accent4"/>
+          <w:insideH w:val="nil"/>
+          <w:insideV w:val="single" w:sz="8" w:space="0" w:color="8064A2" w:themeColor="accent4"/>
         </w:tcBorders>
       </w:tcPr>
     </w:tblStylePr>
@@ -5255,42 +4509,42 @@
         <w:spacing w:before="0" w:after="0" w:line="240" w:lineRule="auto"/>
       </w:pPr>
       <w:rPr>
-        <w:rFonts w:asciiTheme="majorHAnsi" w:hAnsiTheme="majorHAnsi" w:eastAsiaTheme="majorEastAsia" w:cstheme="majorBidi"/>
-        <w:b/>
-        <w:bCs/>
-      </w:rPr>
-      <w:tblPr/>
-      <w:tcPr>
-        <w:tcBorders>
-          <w:top w:val="double" w:color="8064A2" w:themeColor="accent4" w:sz="6" w:space="0"/>
-          <w:left w:val="single" w:color="8064A2" w:themeColor="accent4" w:sz="8" w:space="0"/>
-          <w:bottom w:val="single" w:color="8064A2" w:themeColor="accent4" w:sz="8" w:space="0"/>
-          <w:right w:val="single" w:color="8064A2" w:themeColor="accent4" w:sz="8" w:space="0"/>
-          <w:insideH w:val="nil"/>
-          <w:insideV w:val="single" w:color="8064A2" w:themeColor="accent4" w:sz="8" w:space="0"/>
+        <w:rFonts w:asciiTheme="majorHAnsi" w:eastAsiaTheme="majorEastAsia" w:hAnsiTheme="majorHAnsi" w:cstheme="majorBidi"/>
+        <w:b/>
+        <w:bCs/>
+      </w:rPr>
+      <w:tblPr/>
+      <w:tcPr>
+        <w:tcBorders>
+          <w:top w:val="double" w:sz="6" w:space="0" w:color="8064A2" w:themeColor="accent4"/>
+          <w:left w:val="single" w:sz="8" w:space="0" w:color="8064A2" w:themeColor="accent4"/>
+          <w:bottom w:val="single" w:sz="8" w:space="0" w:color="8064A2" w:themeColor="accent4"/>
+          <w:right w:val="single" w:sz="8" w:space="0" w:color="8064A2" w:themeColor="accent4"/>
+          <w:insideH w:val="nil"/>
+          <w:insideV w:val="single" w:sz="8" w:space="0" w:color="8064A2" w:themeColor="accent4"/>
         </w:tcBorders>
       </w:tcPr>
     </w:tblStylePr>
     <w:tblStylePr w:type="firstCol">
       <w:rPr>
-        <w:rFonts w:asciiTheme="majorHAnsi" w:hAnsiTheme="majorHAnsi" w:eastAsiaTheme="majorEastAsia" w:cstheme="majorBidi"/>
+        <w:rFonts w:asciiTheme="majorHAnsi" w:eastAsiaTheme="majorEastAsia" w:hAnsiTheme="majorHAnsi" w:cstheme="majorBidi"/>
         <w:b/>
         <w:bCs/>
       </w:rPr>
     </w:tblStylePr>
     <w:tblStylePr w:type="lastCol">
       <w:rPr>
-        <w:rFonts w:asciiTheme="majorHAnsi" w:hAnsiTheme="majorHAnsi" w:eastAsiaTheme="majorEastAsia" w:cstheme="majorBidi"/>
-        <w:b/>
-        <w:bCs/>
-      </w:rPr>
-      <w:tblPr/>
-      <w:tcPr>
-        <w:tcBorders>
-          <w:top w:val="single" w:color="8064A2" w:themeColor="accent4" w:sz="8" w:space="0"/>
-          <w:left w:val="single" w:color="8064A2" w:themeColor="accent4" w:sz="8" w:space="0"/>
-          <w:bottom w:val="single" w:color="8064A2" w:themeColor="accent4" w:sz="8" w:space="0"/>
-          <w:right w:val="single" w:color="8064A2" w:themeColor="accent4" w:sz="8" w:space="0"/>
+        <w:rFonts w:asciiTheme="majorHAnsi" w:eastAsiaTheme="majorEastAsia" w:hAnsiTheme="majorHAnsi" w:cstheme="majorBidi"/>
+        <w:b/>
+        <w:bCs/>
+      </w:rPr>
+      <w:tblPr/>
+      <w:tcPr>
+        <w:tcBorders>
+          <w:top w:val="single" w:sz="8" w:space="0" w:color="8064A2" w:themeColor="accent4"/>
+          <w:left w:val="single" w:sz="8" w:space="0" w:color="8064A2" w:themeColor="accent4"/>
+          <w:bottom w:val="single" w:sz="8" w:space="0" w:color="8064A2" w:themeColor="accent4"/>
+          <w:right w:val="single" w:sz="8" w:space="0" w:color="8064A2" w:themeColor="accent4"/>
         </w:tcBorders>
       </w:tcPr>
     </w:tblStylePr>
@@ -5298,10 +4552,10 @@
       <w:tblPr/>
       <w:tcPr>
         <w:tcBorders>
-          <w:top w:val="single" w:color="8064A2" w:themeColor="accent4" w:sz="8" w:space="0"/>
-          <w:left w:val="single" w:color="8064A2" w:themeColor="accent4" w:sz="8" w:space="0"/>
-          <w:bottom w:val="single" w:color="8064A2" w:themeColor="accent4" w:sz="8" w:space="0"/>
-          <w:right w:val="single" w:color="8064A2" w:themeColor="accent4" w:sz="8" w:space="0"/>
+          <w:top w:val="single" w:sz="8" w:space="0" w:color="8064A2" w:themeColor="accent4"/>
+          <w:left w:val="single" w:sz="8" w:space="0" w:color="8064A2" w:themeColor="accent4"/>
+          <w:bottom w:val="single" w:sz="8" w:space="0" w:color="8064A2" w:themeColor="accent4"/>
+          <w:right w:val="single" w:sz="8" w:space="0" w:color="8064A2" w:themeColor="accent4"/>
         </w:tcBorders>
         <w:shd w:val="clear" w:color="auto" w:fill="DFD8E8" w:themeFill="accent4" w:themeFillTint="3F"/>
       </w:tcPr>
@@ -5310,11 +4564,11 @@
       <w:tblPr/>
       <w:tcPr>
         <w:tcBorders>
-          <w:top w:val="single" w:color="8064A2" w:themeColor="accent4" w:sz="8" w:space="0"/>
-          <w:left w:val="single" w:color="8064A2" w:themeColor="accent4" w:sz="8" w:space="0"/>
-          <w:bottom w:val="single" w:color="8064A2" w:themeColor="accent4" w:sz="8" w:space="0"/>
-          <w:right w:val="single" w:color="8064A2" w:themeColor="accent4" w:sz="8" w:space="0"/>
-          <w:insideV w:val="single" w:color="8064A2" w:themeColor="accent4" w:sz="8" w:space="0"/>
+          <w:top w:val="single" w:sz="8" w:space="0" w:color="8064A2" w:themeColor="accent4"/>
+          <w:left w:val="single" w:sz="8" w:space="0" w:color="8064A2" w:themeColor="accent4"/>
+          <w:bottom w:val="single" w:sz="8" w:space="0" w:color="8064A2" w:themeColor="accent4"/>
+          <w:right w:val="single" w:sz="8" w:space="0" w:color="8064A2" w:themeColor="accent4"/>
+          <w:insideV w:val="single" w:sz="8" w:space="0" w:color="8064A2" w:themeColor="accent4"/>
         </w:tcBorders>
         <w:shd w:val="clear" w:color="auto" w:fill="DFD8E8" w:themeFill="accent4" w:themeFillTint="3F"/>
       </w:tcPr>
@@ -5323,11 +4577,11 @@
       <w:tblPr/>
       <w:tcPr>
         <w:tcBorders>
-          <w:top w:val="single" w:color="8064A2" w:themeColor="accent4" w:sz="8" w:space="0"/>
-          <w:left w:val="single" w:color="8064A2" w:themeColor="accent4" w:sz="8" w:space="0"/>
-          <w:bottom w:val="single" w:color="8064A2" w:themeColor="accent4" w:sz="8" w:space="0"/>
-          <w:right w:val="single" w:color="8064A2" w:themeColor="accent4" w:sz="8" w:space="0"/>
-          <w:insideV w:val="single" w:color="8064A2" w:themeColor="accent4" w:sz="8" w:space="0"/>
+          <w:top w:val="single" w:sz="8" w:space="0" w:color="8064A2" w:themeColor="accent4"/>
+          <w:left w:val="single" w:sz="8" w:space="0" w:color="8064A2" w:themeColor="accent4"/>
+          <w:bottom w:val="single" w:sz="8" w:space="0" w:color="8064A2" w:themeColor="accent4"/>
+          <w:right w:val="single" w:sz="8" w:space="0" w:color="8064A2" w:themeColor="accent4"/>
+          <w:insideV w:val="single" w:sz="8" w:space="0" w:color="8064A2" w:themeColor="accent4"/>
         </w:tcBorders>
       </w:tcPr>
     </w:tblStylePr>
@@ -5344,12 +4598,12 @@
       <w:tblStyleRowBandSize w:val="1"/>
       <w:tblStyleColBandSize w:val="1"/>
       <w:tblBorders>
-        <w:top w:val="single" w:color="4BACC6" w:themeColor="accent5" w:sz="8" w:space="0"/>
-        <w:left w:val="single" w:color="4BACC6" w:themeColor="accent5" w:sz="8" w:space="0"/>
-        <w:bottom w:val="single" w:color="4BACC6" w:themeColor="accent5" w:sz="8" w:space="0"/>
-        <w:right w:val="single" w:color="4BACC6" w:themeColor="accent5" w:sz="8" w:space="0"/>
-        <w:insideH w:val="single" w:color="4BACC6" w:themeColor="accent5" w:sz="8" w:space="0"/>
-        <w:insideV w:val="single" w:color="4BACC6" w:themeColor="accent5" w:sz="8" w:space="0"/>
+        <w:top w:val="single" w:sz="8" w:space="0" w:color="4BACC6" w:themeColor="accent5"/>
+        <w:left w:val="single" w:sz="8" w:space="0" w:color="4BACC6" w:themeColor="accent5"/>
+        <w:bottom w:val="single" w:sz="8" w:space="0" w:color="4BACC6" w:themeColor="accent5"/>
+        <w:right w:val="single" w:sz="8" w:space="0" w:color="4BACC6" w:themeColor="accent5"/>
+        <w:insideH w:val="single" w:sz="8" w:space="0" w:color="4BACC6" w:themeColor="accent5"/>
+        <w:insideV w:val="single" w:sz="8" w:space="0" w:color="4BACC6" w:themeColor="accent5"/>
       </w:tblBorders>
     </w:tblPr>
     <w:tblStylePr w:type="firstRow">
@@ -5357,19 +4611,19 @@
         <w:spacing w:before="0" w:after="0" w:line="240" w:lineRule="auto"/>
       </w:pPr>
       <w:rPr>
-        <w:rFonts w:asciiTheme="majorHAnsi" w:hAnsiTheme="majorHAnsi" w:eastAsiaTheme="majorEastAsia" w:cstheme="majorBidi"/>
-        <w:b/>
-        <w:bCs/>
-      </w:rPr>
-      <w:tblPr/>
-      <w:tcPr>
-        <w:tcBorders>
-          <w:top w:val="single" w:color="4BACC6" w:themeColor="accent5" w:sz="8" w:space="0"/>
-          <w:left w:val="single" w:color="4BACC6" w:themeColor="accent5" w:sz="8" w:space="0"/>
-          <w:bottom w:val="single" w:color="4BACC6" w:themeColor="accent5" w:sz="18" w:space="0"/>
-          <w:right w:val="single" w:color="4BACC6" w:themeColor="accent5" w:sz="8" w:space="0"/>
-          <w:insideH w:val="nil"/>
-          <w:insideV w:val="single" w:color="4BACC6" w:themeColor="accent5" w:sz="8" w:space="0"/>
+        <w:rFonts w:asciiTheme="majorHAnsi" w:eastAsiaTheme="majorEastAsia" w:hAnsiTheme="majorHAnsi" w:cstheme="majorBidi"/>
+        <w:b/>
+        <w:bCs/>
+      </w:rPr>
+      <w:tblPr/>
+      <w:tcPr>
+        <w:tcBorders>
+          <w:top w:val="single" w:sz="8" w:space="0" w:color="4BACC6" w:themeColor="accent5"/>
+          <w:left w:val="single" w:sz="8" w:space="0" w:color="4BACC6" w:themeColor="accent5"/>
+          <w:bottom w:val="single" w:sz="18" w:space="0" w:color="4BACC6" w:themeColor="accent5"/>
+          <w:right w:val="single" w:sz="8" w:space="0" w:color="4BACC6" w:themeColor="accent5"/>
+          <w:insideH w:val="nil"/>
+          <w:insideV w:val="single" w:sz="8" w:space="0" w:color="4BACC6" w:themeColor="accent5"/>
         </w:tcBorders>
       </w:tcPr>
     </w:tblStylePr>
@@ -5378,42 +4632,42 @@
         <w:spacing w:before="0" w:after="0" w:line="240" w:lineRule="auto"/>
       </w:pPr>
       <w:rPr>
-        <w:rFonts w:asciiTheme="majorHAnsi" w:hAnsiTheme="majorHAnsi" w:eastAsiaTheme="majorEastAsia" w:cstheme="majorBidi"/>
-        <w:b/>
-        <w:bCs/>
-      </w:rPr>
-      <w:tblPr/>
-      <w:tcPr>
-        <w:tcBorders>
-          <w:top w:val="double" w:color="4BACC6" w:themeColor="accent5" w:sz="6" w:space="0"/>
-          <w:left w:val="single" w:color="4BACC6" w:themeColor="accent5" w:sz="8" w:space="0"/>
-          <w:bottom w:val="single" w:color="4BACC6" w:themeColor="accent5" w:sz="8" w:space="0"/>
-          <w:right w:val="single" w:color="4BACC6" w:themeColor="accent5" w:sz="8" w:space="0"/>
-          <w:insideH w:val="nil"/>
-          <w:insideV w:val="single" w:color="4BACC6" w:themeColor="accent5" w:sz="8" w:space="0"/>
+        <w:rFonts w:asciiTheme="majorHAnsi" w:eastAsiaTheme="majorEastAsia" w:hAnsiTheme="majorHAnsi" w:cstheme="majorBidi"/>
+        <w:b/>
+        <w:bCs/>
+      </w:rPr>
+      <w:tblPr/>
+      <w:tcPr>
+        <w:tcBorders>
+          <w:top w:val="double" w:sz="6" w:space="0" w:color="4BACC6" w:themeColor="accent5"/>
+          <w:left w:val="single" w:sz="8" w:space="0" w:color="4BACC6" w:themeColor="accent5"/>
+          <w:bottom w:val="single" w:sz="8" w:space="0" w:color="4BACC6" w:themeColor="accent5"/>
+          <w:right w:val="single" w:sz="8" w:space="0" w:color="4BACC6" w:themeColor="accent5"/>
+          <w:insideH w:val="nil"/>
+          <w:insideV w:val="single" w:sz="8" w:space="0" w:color="4BACC6" w:themeColor="accent5"/>
         </w:tcBorders>
       </w:tcPr>
     </w:tblStylePr>
     <w:tblStylePr w:type="firstCol">
       <w:rPr>
-        <w:rFonts w:asciiTheme="majorHAnsi" w:hAnsiTheme="majorHAnsi" w:eastAsiaTheme="majorEastAsia" w:cstheme="majorBidi"/>
+        <w:rFonts w:asciiTheme="majorHAnsi" w:eastAsiaTheme="majorEastAsia" w:hAnsiTheme="majorHAnsi" w:cstheme="majorBidi"/>
         <w:b/>
         <w:bCs/>
       </w:rPr>
     </w:tblStylePr>
     <w:tblStylePr w:type="lastCol">
       <w:rPr>
-        <w:rFonts w:asciiTheme="majorHAnsi" w:hAnsiTheme="majorHAnsi" w:eastAsiaTheme="majorEastAsia" w:cstheme="majorBidi"/>
-        <w:b/>
-        <w:bCs/>
-      </w:rPr>
-      <w:tblPr/>
-      <w:tcPr>
-        <w:tcBorders>
-          <w:top w:val="single" w:color="4BACC6" w:themeColor="accent5" w:sz="8" w:space="0"/>
-          <w:left w:val="single" w:color="4BACC6" w:themeColor="accent5" w:sz="8" w:space="0"/>
-          <w:bottom w:val="single" w:color="4BACC6" w:themeColor="accent5" w:sz="8" w:space="0"/>
-          <w:right w:val="single" w:color="4BACC6" w:themeColor="accent5" w:sz="8" w:space="0"/>
+        <w:rFonts w:asciiTheme="majorHAnsi" w:eastAsiaTheme="majorEastAsia" w:hAnsiTheme="majorHAnsi" w:cstheme="majorBidi"/>
+        <w:b/>
+        <w:bCs/>
+      </w:rPr>
+      <w:tblPr/>
+      <w:tcPr>
+        <w:tcBorders>
+          <w:top w:val="single" w:sz="8" w:space="0" w:color="4BACC6" w:themeColor="accent5"/>
+          <w:left w:val="single" w:sz="8" w:space="0" w:color="4BACC6" w:themeColor="accent5"/>
+          <w:bottom w:val="single" w:sz="8" w:space="0" w:color="4BACC6" w:themeColor="accent5"/>
+          <w:right w:val="single" w:sz="8" w:space="0" w:color="4BACC6" w:themeColor="accent5"/>
         </w:tcBorders>
       </w:tcPr>
     </w:tblStylePr>
@@ -5421,10 +4675,10 @@
       <w:tblPr/>
       <w:tcPr>
         <w:tcBorders>
-          <w:top w:val="single" w:color="4BACC6" w:themeColor="accent5" w:sz="8" w:space="0"/>
-          <w:left w:val="single" w:color="4BACC6" w:themeColor="accent5" w:sz="8" w:space="0"/>
-          <w:bottom w:val="single" w:color="4BACC6" w:themeColor="accent5" w:sz="8" w:space="0"/>
-          <w:right w:val="single" w:color="4BACC6" w:themeColor="accent5" w:sz="8" w:space="0"/>
+          <w:top w:val="single" w:sz="8" w:space="0" w:color="4BACC6" w:themeColor="accent5"/>
+          <w:left w:val="single" w:sz="8" w:space="0" w:color="4BACC6" w:themeColor="accent5"/>
+          <w:bottom w:val="single" w:sz="8" w:space="0" w:color="4BACC6" w:themeColor="accent5"/>
+          <w:right w:val="single" w:sz="8" w:space="0" w:color="4BACC6" w:themeColor="accent5"/>
         </w:tcBorders>
         <w:shd w:val="clear" w:color="auto" w:fill="D2EAF1" w:themeFill="accent5" w:themeFillTint="3F"/>
       </w:tcPr>
@@ -5433,11 +4687,11 @@
       <w:tblPr/>
       <w:tcPr>
         <w:tcBorders>
-          <w:top w:val="single" w:color="4BACC6" w:themeColor="accent5" w:sz="8" w:space="0"/>
-          <w:left w:val="single" w:color="4BACC6" w:themeColor="accent5" w:sz="8" w:space="0"/>
-          <w:bottom w:val="single" w:color="4BACC6" w:themeColor="accent5" w:sz="8" w:space="0"/>
-          <w:right w:val="single" w:color="4BACC6" w:themeColor="accent5" w:sz="8" w:space="0"/>
-          <w:insideV w:val="single" w:color="4BACC6" w:themeColor="accent5" w:sz="8" w:space="0"/>
+          <w:top w:val="single" w:sz="8" w:space="0" w:color="4BACC6" w:themeColor="accent5"/>
+          <w:left w:val="single" w:sz="8" w:space="0" w:color="4BACC6" w:themeColor="accent5"/>
+          <w:bottom w:val="single" w:sz="8" w:space="0" w:color="4BACC6" w:themeColor="accent5"/>
+          <w:right w:val="single" w:sz="8" w:space="0" w:color="4BACC6" w:themeColor="accent5"/>
+          <w:insideV w:val="single" w:sz="8" w:space="0" w:color="4BACC6" w:themeColor="accent5"/>
         </w:tcBorders>
         <w:shd w:val="clear" w:color="auto" w:fill="D2EAF1" w:themeFill="accent5" w:themeFillTint="3F"/>
       </w:tcPr>
@@ -5446,11 +4700,11 @@
       <w:tblPr/>
       <w:tcPr>
         <w:tcBorders>
-          <w:top w:val="single" w:color="4BACC6" w:themeColor="accent5" w:sz="8" w:space="0"/>
-          <w:left w:val="single" w:color="4BACC6" w:themeColor="accent5" w:sz="8" w:space="0"/>
-          <w:bottom w:val="single" w:color="4BACC6" w:themeColor="accent5" w:sz="8" w:space="0"/>
-          <w:right w:val="single" w:color="4BACC6" w:themeColor="accent5" w:sz="8" w:space="0"/>
-          <w:insideV w:val="single" w:color="4BACC6" w:themeColor="accent5" w:sz="8" w:space="0"/>
+          <w:top w:val="single" w:sz="8" w:space="0" w:color="4BACC6" w:themeColor="accent5"/>
+          <w:left w:val="single" w:sz="8" w:space="0" w:color="4BACC6" w:themeColor="accent5"/>
+          <w:bottom w:val="single" w:sz="8" w:space="0" w:color="4BACC6" w:themeColor="accent5"/>
+          <w:right w:val="single" w:sz="8" w:space="0" w:color="4BACC6" w:themeColor="accent5"/>
+          <w:insideV w:val="single" w:sz="8" w:space="0" w:color="4BACC6" w:themeColor="accent5"/>
         </w:tcBorders>
       </w:tcPr>
     </w:tblStylePr>
@@ -5467,12 +4721,12 @@
       <w:tblStyleRowBandSize w:val="1"/>
       <w:tblStyleColBandSize w:val="1"/>
       <w:tblBorders>
-        <w:top w:val="single" w:color="F79646" w:themeColor="accent6" w:sz="8" w:space="0"/>
-        <w:left w:val="single" w:color="F79646" w:themeColor="accent6" w:sz="8" w:space="0"/>
-        <w:bottom w:val="single" w:color="F79646" w:themeColor="accent6" w:sz="8" w:space="0"/>
-        <w:right w:val="single" w:color="F79646" w:themeColor="accent6" w:sz="8" w:space="0"/>
-        <w:insideH w:val="single" w:color="F79646" w:themeColor="accent6" w:sz="8" w:space="0"/>
-        <w:insideV w:val="single" w:color="F79646" w:themeColor="accent6" w:sz="8" w:space="0"/>
+        <w:top w:val="single" w:sz="8" w:space="0" w:color="F79646" w:themeColor="accent6"/>
+        <w:left w:val="single" w:sz="8" w:space="0" w:color="F79646" w:themeColor="accent6"/>
+        <w:bottom w:val="single" w:sz="8" w:space="0" w:color="F79646" w:themeColor="accent6"/>
+        <w:right w:val="single" w:sz="8" w:space="0" w:color="F79646" w:themeColor="accent6"/>
+        <w:insideH w:val="single" w:sz="8" w:space="0" w:color="F79646" w:themeColor="accent6"/>
+        <w:insideV w:val="single" w:sz="8" w:space="0" w:color="F79646" w:themeColor="accent6"/>
       </w:tblBorders>
     </w:tblPr>
     <w:tblStylePr w:type="firstRow">
@@ -5480,19 +4734,19 @@
         <w:spacing w:before="0" w:after="0" w:line="240" w:lineRule="auto"/>
       </w:pPr>
       <w:rPr>
-        <w:rFonts w:asciiTheme="majorHAnsi" w:hAnsiTheme="majorHAnsi" w:eastAsiaTheme="majorEastAsia" w:cstheme="majorBidi"/>
-        <w:b/>
-        <w:bCs/>
-      </w:rPr>
-      <w:tblPr/>
-      <w:tcPr>
-        <w:tcBorders>
-          <w:top w:val="single" w:color="F79646" w:themeColor="accent6" w:sz="8" w:space="0"/>
-          <w:left w:val="single" w:color="F79646" w:themeColor="accent6" w:sz="8" w:space="0"/>
-          <w:bottom w:val="single" w:color="F79646" w:themeColor="accent6" w:sz="18" w:space="0"/>
-          <w:right w:val="single" w:color="F79646" w:themeColor="accent6" w:sz="8" w:space="0"/>
-          <w:insideH w:val="nil"/>
-          <w:insideV w:val="single" w:color="F79646" w:themeColor="accent6" w:sz="8" w:space="0"/>
+        <w:rFonts w:asciiTheme="majorHAnsi" w:eastAsiaTheme="majorEastAsia" w:hAnsiTheme="majorHAnsi" w:cstheme="majorBidi"/>
+        <w:b/>
+        <w:bCs/>
+      </w:rPr>
+      <w:tblPr/>
+      <w:tcPr>
+        <w:tcBorders>
+          <w:top w:val="single" w:sz="8" w:space="0" w:color="F79646" w:themeColor="accent6"/>
+          <w:left w:val="single" w:sz="8" w:space="0" w:color="F79646" w:themeColor="accent6"/>
+          <w:bottom w:val="single" w:sz="18" w:space="0" w:color="F79646" w:themeColor="accent6"/>
+          <w:right w:val="single" w:sz="8" w:space="0" w:color="F79646" w:themeColor="accent6"/>
+          <w:insideH w:val="nil"/>
+          <w:insideV w:val="single" w:sz="8" w:space="0" w:color="F79646" w:themeColor="accent6"/>
         </w:tcBorders>
       </w:tcPr>
     </w:tblStylePr>
@@ -5501,42 +4755,42 @@
         <w:spacing w:before="0" w:after="0" w:line="240" w:lineRule="auto"/>
       </w:pPr>
       <w:rPr>
-        <w:rFonts w:asciiTheme="majorHAnsi" w:hAnsiTheme="majorHAnsi" w:eastAsiaTheme="majorEastAsia" w:cstheme="majorBidi"/>
-        <w:b/>
-        <w:bCs/>
-      </w:rPr>
-      <w:tblPr/>
-      <w:tcPr>
-        <w:tcBorders>
-          <w:top w:val="double" w:color="F79646" w:themeColor="accent6" w:sz="6" w:space="0"/>
-          <w:left w:val="single" w:color="F79646" w:themeColor="accent6" w:sz="8" w:space="0"/>
-          <w:bottom w:val="single" w:color="F79646" w:themeColor="accent6" w:sz="8" w:space="0"/>
-          <w:right w:val="single" w:color="F79646" w:themeColor="accent6" w:sz="8" w:space="0"/>
-          <w:insideH w:val="nil"/>
-          <w:insideV w:val="single" w:color="F79646" w:themeColor="accent6" w:sz="8" w:space="0"/>
+        <w:rFonts w:asciiTheme="majorHAnsi" w:eastAsiaTheme="majorEastAsia" w:hAnsiTheme="majorHAnsi" w:cstheme="majorBidi"/>
+        <w:b/>
+        <w:bCs/>
+      </w:rPr>
+      <w:tblPr/>
+      <w:tcPr>
+        <w:tcBorders>
+          <w:top w:val="double" w:sz="6" w:space="0" w:color="F79646" w:themeColor="accent6"/>
+          <w:left w:val="single" w:sz="8" w:space="0" w:color="F79646" w:themeColor="accent6"/>
+          <w:bottom w:val="single" w:sz="8" w:space="0" w:color="F79646" w:themeColor="accent6"/>
+          <w:right w:val="single" w:sz="8" w:space="0" w:color="F79646" w:themeColor="accent6"/>
+          <w:insideH w:val="nil"/>
+          <w:insideV w:val="single" w:sz="8" w:space="0" w:color="F79646" w:themeColor="accent6"/>
         </w:tcBorders>
       </w:tcPr>
     </w:tblStylePr>
     <w:tblStylePr w:type="firstCol">
       <w:rPr>
-        <w:rFonts w:asciiTheme="majorHAnsi" w:hAnsiTheme="majorHAnsi" w:eastAsiaTheme="majorEastAsia" w:cstheme="majorBidi"/>
+        <w:rFonts w:asciiTheme="majorHAnsi" w:eastAsiaTheme="majorEastAsia" w:hAnsiTheme="majorHAnsi" w:cstheme="majorBidi"/>
         <w:b/>
         <w:bCs/>
       </w:rPr>
     </w:tblStylePr>
     <w:tblStylePr w:type="lastCol">
       <w:rPr>
-        <w:rFonts w:asciiTheme="majorHAnsi" w:hAnsiTheme="majorHAnsi" w:eastAsiaTheme="majorEastAsia" w:cstheme="majorBidi"/>
-        <w:b/>
-        <w:bCs/>
-      </w:rPr>
-      <w:tblPr/>
-      <w:tcPr>
-        <w:tcBorders>
-          <w:top w:val="single" w:color="F79646" w:themeColor="accent6" w:sz="8" w:space="0"/>
-          <w:left w:val="single" w:color="F79646" w:themeColor="accent6" w:sz="8" w:space="0"/>
-          <w:bottom w:val="single" w:color="F79646" w:themeColor="accent6" w:sz="8" w:space="0"/>
-          <w:right w:val="single" w:color="F79646" w:themeColor="accent6" w:sz="8" w:space="0"/>
+        <w:rFonts w:asciiTheme="majorHAnsi" w:eastAsiaTheme="majorEastAsia" w:hAnsiTheme="majorHAnsi" w:cstheme="majorBidi"/>
+        <w:b/>
+        <w:bCs/>
+      </w:rPr>
+      <w:tblPr/>
+      <w:tcPr>
+        <w:tcBorders>
+          <w:top w:val="single" w:sz="8" w:space="0" w:color="F79646" w:themeColor="accent6"/>
+          <w:left w:val="single" w:sz="8" w:space="0" w:color="F79646" w:themeColor="accent6"/>
+          <w:bottom w:val="single" w:sz="8" w:space="0" w:color="F79646" w:themeColor="accent6"/>
+          <w:right w:val="single" w:sz="8" w:space="0" w:color="F79646" w:themeColor="accent6"/>
         </w:tcBorders>
       </w:tcPr>
     </w:tblStylePr>
@@ -5544,10 +4798,10 @@
       <w:tblPr/>
       <w:tcPr>
         <w:tcBorders>
-          <w:top w:val="single" w:color="F79646" w:themeColor="accent6" w:sz="8" w:space="0"/>
-          <w:left w:val="single" w:color="F79646" w:themeColor="accent6" w:sz="8" w:space="0"/>
-          <w:bottom w:val="single" w:color="F79646" w:themeColor="accent6" w:sz="8" w:space="0"/>
-          <w:right w:val="single" w:color="F79646" w:themeColor="accent6" w:sz="8" w:space="0"/>
+          <w:top w:val="single" w:sz="8" w:space="0" w:color="F79646" w:themeColor="accent6"/>
+          <w:left w:val="single" w:sz="8" w:space="0" w:color="F79646" w:themeColor="accent6"/>
+          <w:bottom w:val="single" w:sz="8" w:space="0" w:color="F79646" w:themeColor="accent6"/>
+          <w:right w:val="single" w:sz="8" w:space="0" w:color="F79646" w:themeColor="accent6"/>
         </w:tcBorders>
         <w:shd w:val="clear" w:color="auto" w:fill="FDE4D0" w:themeFill="accent6" w:themeFillTint="3F"/>
       </w:tcPr>
@@ -5556,11 +4810,11 @@
       <w:tblPr/>
       <w:tcPr>
         <w:tcBorders>
-          <w:top w:val="single" w:color="F79646" w:themeColor="accent6" w:sz="8" w:space="0"/>
-          <w:left w:val="single" w:color="F79646" w:themeColor="accent6" w:sz="8" w:space="0"/>
-          <w:bottom w:val="single" w:color="F79646" w:themeColor="accent6" w:sz="8" w:space="0"/>
-          <w:right w:val="single" w:color="F79646" w:themeColor="accent6" w:sz="8" w:space="0"/>
-          <w:insideV w:val="single" w:color="F79646" w:themeColor="accent6" w:sz="8" w:space="0"/>
+          <w:top w:val="single" w:sz="8" w:space="0" w:color="F79646" w:themeColor="accent6"/>
+          <w:left w:val="single" w:sz="8" w:space="0" w:color="F79646" w:themeColor="accent6"/>
+          <w:bottom w:val="single" w:sz="8" w:space="0" w:color="F79646" w:themeColor="accent6"/>
+          <w:right w:val="single" w:sz="8" w:space="0" w:color="F79646" w:themeColor="accent6"/>
+          <w:insideV w:val="single" w:sz="8" w:space="0" w:color="F79646" w:themeColor="accent6"/>
         </w:tcBorders>
         <w:shd w:val="clear" w:color="auto" w:fill="FDE4D0" w:themeFill="accent6" w:themeFillTint="3F"/>
       </w:tcPr>
@@ -5569,11 +4823,11 @@
       <w:tblPr/>
       <w:tcPr>
         <w:tcBorders>
-          <w:top w:val="single" w:color="F79646" w:themeColor="accent6" w:sz="8" w:space="0"/>
-          <w:left w:val="single" w:color="F79646" w:themeColor="accent6" w:sz="8" w:space="0"/>
-          <w:bottom w:val="single" w:color="F79646" w:themeColor="accent6" w:sz="8" w:space="0"/>
-          <w:right w:val="single" w:color="F79646" w:themeColor="accent6" w:sz="8" w:space="0"/>
-          <w:insideV w:val="single" w:color="F79646" w:themeColor="accent6" w:sz="8" w:space="0"/>
+          <w:top w:val="single" w:sz="8" w:space="0" w:color="F79646" w:themeColor="accent6"/>
+          <w:left w:val="single" w:sz="8" w:space="0" w:color="F79646" w:themeColor="accent6"/>
+          <w:bottom w:val="single" w:sz="8" w:space="0" w:color="F79646" w:themeColor="accent6"/>
+          <w:right w:val="single" w:sz="8" w:space="0" w:color="F79646" w:themeColor="accent6"/>
+          <w:insideV w:val="single" w:sz="8" w:space="0" w:color="F79646" w:themeColor="accent6"/>
         </w:tcBorders>
       </w:tcPr>
     </w:tblStylePr>
@@ -5590,11 +4844,11 @@
       <w:tblStyleRowBandSize w:val="1"/>
       <w:tblStyleColBandSize w:val="1"/>
       <w:tblBorders>
-        <w:top w:val="single" w:color="404040" w:themeColor="text1" w:themeTint="BF" w:sz="8" w:space="0"/>
-        <w:left w:val="single" w:color="404040" w:themeColor="text1" w:themeTint="BF" w:sz="8" w:space="0"/>
-        <w:bottom w:val="single" w:color="404040" w:themeColor="text1" w:themeTint="BF" w:sz="8" w:space="0"/>
-        <w:right w:val="single" w:color="404040" w:themeColor="text1" w:themeTint="BF" w:sz="8" w:space="0"/>
-        <w:insideH w:val="single" w:color="404040" w:themeColor="text1" w:themeTint="BF" w:sz="8" w:space="0"/>
+        <w:top w:val="single" w:sz="8" w:space="0" w:color="404040" w:themeColor="text1" w:themeTint="BF"/>
+        <w:left w:val="single" w:sz="8" w:space="0" w:color="404040" w:themeColor="text1" w:themeTint="BF"/>
+        <w:bottom w:val="single" w:sz="8" w:space="0" w:color="404040" w:themeColor="text1" w:themeTint="BF"/>
+        <w:right w:val="single" w:sz="8" w:space="0" w:color="404040" w:themeColor="text1" w:themeTint="BF"/>
+        <w:insideH w:val="single" w:sz="8" w:space="0" w:color="404040" w:themeColor="text1" w:themeTint="BF"/>
       </w:tblBorders>
     </w:tblPr>
     <w:tblStylePr w:type="firstRow">
@@ -5609,10 +4863,10 @@
       <w:tblPr/>
       <w:tcPr>
         <w:tcBorders>
-          <w:top w:val="single" w:color="404040" w:themeColor="text1" w:themeTint="BF" w:sz="8" w:space="0"/>
-          <w:left w:val="single" w:color="404040" w:themeColor="text1" w:themeTint="BF" w:sz="8" w:space="0"/>
-          <w:bottom w:val="single" w:color="404040" w:themeColor="text1" w:themeTint="BF" w:sz="8" w:space="0"/>
-          <w:right w:val="single" w:color="404040" w:themeColor="text1" w:themeTint="BF" w:sz="8" w:space="0"/>
+          <w:top w:val="single" w:sz="8" w:space="0" w:color="404040" w:themeColor="text1" w:themeTint="BF"/>
+          <w:left w:val="single" w:sz="8" w:space="0" w:color="404040" w:themeColor="text1" w:themeTint="BF"/>
+          <w:bottom w:val="single" w:sz="8" w:space="0" w:color="404040" w:themeColor="text1" w:themeTint="BF"/>
+          <w:right w:val="single" w:sz="8" w:space="0" w:color="404040" w:themeColor="text1" w:themeTint="BF"/>
           <w:insideH w:val="nil"/>
           <w:insideV w:val="nil"/>
         </w:tcBorders>
@@ -5630,10 +4884,10 @@
       <w:tblPr/>
       <w:tcPr>
         <w:tcBorders>
-          <w:top w:val="double" w:color="404040" w:themeColor="text1" w:themeTint="BF" w:sz="6" w:space="0"/>
-          <w:left w:val="single" w:color="404040" w:themeColor="text1" w:themeTint="BF" w:sz="8" w:space="0"/>
-          <w:bottom w:val="single" w:color="404040" w:themeColor="text1" w:themeTint="BF" w:sz="8" w:space="0"/>
-          <w:right w:val="single" w:color="404040" w:themeColor="text1" w:themeTint="BF" w:sz="8" w:space="0"/>
+          <w:top w:val="double" w:sz="6" w:space="0" w:color="404040" w:themeColor="text1" w:themeTint="BF"/>
+          <w:left w:val="single" w:sz="8" w:space="0" w:color="404040" w:themeColor="text1" w:themeTint="BF"/>
+          <w:bottom w:val="single" w:sz="8" w:space="0" w:color="404040" w:themeColor="text1" w:themeTint="BF"/>
+          <w:right w:val="single" w:sz="8" w:space="0" w:color="404040" w:themeColor="text1" w:themeTint="BF"/>
           <w:insideH w:val="nil"/>
           <w:insideV w:val="nil"/>
         </w:tcBorders>
@@ -5689,11 +4943,11 @@
       <w:tblStyleRowBandSize w:val="1"/>
       <w:tblStyleColBandSize w:val="1"/>
       <w:tblBorders>
-        <w:top w:val="single" w:color="7BA0CD" w:themeColor="accent1" w:themeTint="BF" w:sz="8" w:space="0"/>
-        <w:left w:val="single" w:color="7BA0CD" w:themeColor="accent1" w:themeTint="BF" w:sz="8" w:space="0"/>
-        <w:bottom w:val="single" w:color="7BA0CD" w:themeColor="accent1" w:themeTint="BF" w:sz="8" w:space="0"/>
-        <w:right w:val="single" w:color="7BA0CD" w:themeColor="accent1" w:themeTint="BF" w:sz="8" w:space="0"/>
-        <w:insideH w:val="single" w:color="7BA0CD" w:themeColor="accent1" w:themeTint="BF" w:sz="8" w:space="0"/>
+        <w:top w:val="single" w:sz="8" w:space="0" w:color="7BA0CD" w:themeColor="accent1" w:themeTint="BF"/>
+        <w:left w:val="single" w:sz="8" w:space="0" w:color="7BA0CD" w:themeColor="accent1" w:themeTint="BF"/>
+        <w:bottom w:val="single" w:sz="8" w:space="0" w:color="7BA0CD" w:themeColor="accent1" w:themeTint="BF"/>
+        <w:right w:val="single" w:sz="8" w:space="0" w:color="7BA0CD" w:themeColor="accent1" w:themeTint="BF"/>
+        <w:insideH w:val="single" w:sz="8" w:space="0" w:color="7BA0CD" w:themeColor="accent1" w:themeTint="BF"/>
       </w:tblBorders>
     </w:tblPr>
     <w:tblStylePr w:type="firstRow">
@@ -5708,10 +4962,10 @@
       <w:tblPr/>
       <w:tcPr>
         <w:tcBorders>
-          <w:top w:val="single" w:color="7BA0CD" w:themeColor="accent1" w:themeTint="BF" w:sz="8" w:space="0"/>
-          <w:left w:val="single" w:color="7BA0CD" w:themeColor="accent1" w:themeTint="BF" w:sz="8" w:space="0"/>
-          <w:bottom w:val="single" w:color="7BA0CD" w:themeColor="accent1" w:themeTint="BF" w:sz="8" w:space="0"/>
-          <w:right w:val="single" w:color="7BA0CD" w:themeColor="accent1" w:themeTint="BF" w:sz="8" w:space="0"/>
+          <w:top w:val="single" w:sz="8" w:space="0" w:color="7BA0CD" w:themeColor="accent1" w:themeTint="BF"/>
+          <w:left w:val="single" w:sz="8" w:space="0" w:color="7BA0CD" w:themeColor="accent1" w:themeTint="BF"/>
+          <w:bottom w:val="single" w:sz="8" w:space="0" w:color="7BA0CD" w:themeColor="accent1" w:themeTint="BF"/>
+          <w:right w:val="single" w:sz="8" w:space="0" w:color="7BA0CD" w:themeColor="accent1" w:themeTint="BF"/>
           <w:insideH w:val="nil"/>
           <w:insideV w:val="nil"/>
         </w:tcBorders>
@@ -5729,10 +4983,10 @@
       <w:tblPr/>
       <w:tcPr>
         <w:tcBorders>
-          <w:top w:val="double" w:color="7BA0CD" w:themeColor="accent1" w:themeTint="BF" w:sz="6" w:space="0"/>
-          <w:left w:val="single" w:color="7BA0CD" w:themeColor="accent1" w:themeTint="BF" w:sz="8" w:space="0"/>
-          <w:bottom w:val="single" w:color="7BA0CD" w:themeColor="accent1" w:themeTint="BF" w:sz="8" w:space="0"/>
-          <w:right w:val="single" w:color="7BA0CD" w:themeColor="accent1" w:themeTint="BF" w:sz="8" w:space="0"/>
+          <w:top w:val="double" w:sz="6" w:space="0" w:color="7BA0CD" w:themeColor="accent1" w:themeTint="BF"/>
+          <w:left w:val="single" w:sz="8" w:space="0" w:color="7BA0CD" w:themeColor="accent1" w:themeTint="BF"/>
+          <w:bottom w:val="single" w:sz="8" w:space="0" w:color="7BA0CD" w:themeColor="accent1" w:themeTint="BF"/>
+          <w:right w:val="single" w:sz="8" w:space="0" w:color="7BA0CD" w:themeColor="accent1" w:themeTint="BF"/>
           <w:insideH w:val="nil"/>
           <w:insideV w:val="nil"/>
         </w:tcBorders>
@@ -5788,11 +5042,11 @@
       <w:tblStyleRowBandSize w:val="1"/>
       <w:tblStyleColBandSize w:val="1"/>
       <w:tblBorders>
-        <w:top w:val="single" w:color="CF7B79" w:themeColor="accent2" w:themeTint="BF" w:sz="8" w:space="0"/>
-        <w:left w:val="single" w:color="CF7B79" w:themeColor="accent2" w:themeTint="BF" w:sz="8" w:space="0"/>
-        <w:bottom w:val="single" w:color="CF7B79" w:themeColor="accent2" w:themeTint="BF" w:sz="8" w:space="0"/>
-        <w:right w:val="single" w:color="CF7B79" w:themeColor="accent2" w:themeTint="BF" w:sz="8" w:space="0"/>
-        <w:insideH w:val="single" w:color="CF7B79" w:themeColor="accent2" w:themeTint="BF" w:sz="8" w:space="0"/>
+        <w:top w:val="single" w:sz="8" w:space="0" w:color="CF7B79" w:themeColor="accent2" w:themeTint="BF"/>
+        <w:left w:val="single" w:sz="8" w:space="0" w:color="CF7B79" w:themeColor="accent2" w:themeTint="BF"/>
+        <w:bottom w:val="single" w:sz="8" w:space="0" w:color="CF7B79" w:themeColor="accent2" w:themeTint="BF"/>
+        <w:right w:val="single" w:sz="8" w:space="0" w:color="CF7B79" w:themeColor="accent2" w:themeTint="BF"/>
+        <w:insideH w:val="single" w:sz="8" w:space="0" w:color="CF7B79" w:themeColor="accent2" w:themeTint="BF"/>
       </w:tblBorders>
     </w:tblPr>
     <w:tblStylePr w:type="firstRow">
@@ -5807,10 +5061,10 @@
       <w:tblPr/>
       <w:tcPr>
         <w:tcBorders>
-          <w:top w:val="single" w:color="CF7B79" w:themeColor="accent2" w:themeTint="BF" w:sz="8" w:space="0"/>
-          <w:left w:val="single" w:color="CF7B79" w:themeColor="accent2" w:themeTint="BF" w:sz="8" w:space="0"/>
-          <w:bottom w:val="single" w:color="CF7B79" w:themeColor="accent2" w:themeTint="BF" w:sz="8" w:space="0"/>
-          <w:right w:val="single" w:color="CF7B79" w:themeColor="accent2" w:themeTint="BF" w:sz="8" w:space="0"/>
+          <w:top w:val="single" w:sz="8" w:space="0" w:color="CF7B79" w:themeColor="accent2" w:themeTint="BF"/>
+          <w:left w:val="single" w:sz="8" w:space="0" w:color="CF7B79" w:themeColor="accent2" w:themeTint="BF"/>
+          <w:bottom w:val="single" w:sz="8" w:space="0" w:color="CF7B79" w:themeColor="accent2" w:themeTint="BF"/>
+          <w:right w:val="single" w:sz="8" w:space="0" w:color="CF7B79" w:themeColor="accent2" w:themeTint="BF"/>
           <w:insideH w:val="nil"/>
           <w:insideV w:val="nil"/>
         </w:tcBorders>
@@ -5828,10 +5082,10 @@
       <w:tblPr/>
       <w:tcPr>
         <w:tcBorders>
-          <w:top w:val="double" w:color="CF7B79" w:themeColor="accent2" w:themeTint="BF" w:sz="6" w:space="0"/>
-          <w:left w:val="single" w:color="CF7B79" w:themeColor="accent2" w:themeTint="BF" w:sz="8" w:space="0"/>
-          <w:bottom w:val="single" w:color="CF7B79" w:themeColor="accent2" w:themeTint="BF" w:sz="8" w:space="0"/>
-          <w:right w:val="single" w:color="CF7B79" w:themeColor="accent2" w:themeTint="BF" w:sz="8" w:space="0"/>
+          <w:top w:val="double" w:sz="6" w:space="0" w:color="CF7B79" w:themeColor="accent2" w:themeTint="BF"/>
+          <w:left w:val="single" w:sz="8" w:space="0" w:color="CF7B79" w:themeColor="accent2" w:themeTint="BF"/>
+          <w:bottom w:val="single" w:sz="8" w:space="0" w:color="CF7B79" w:themeColor="accent2" w:themeTint="BF"/>
+          <w:right w:val="single" w:sz="8" w:space="0" w:color="CF7B79" w:themeColor="accent2" w:themeTint="BF"/>
           <w:insideH w:val="nil"/>
           <w:insideV w:val="nil"/>
         </w:tcBorders>
@@ -5887,11 +5141,11 @@
       <w:tblStyleRowBandSize w:val="1"/>
       <w:tblStyleColBandSize w:val="1"/>
       <w:tblBorders>
-        <w:top w:val="single" w:color="B3CC82" w:themeColor="accent3" w:themeTint="BF" w:sz="8" w:space="0"/>
-        <w:left w:val="single" w:color="B3CC82" w:themeColor="accent3" w:themeTint="BF" w:sz="8" w:space="0"/>
-        <w:bottom w:val="single" w:color="B3CC82" w:themeColor="accent3" w:themeTint="BF" w:sz="8" w:space="0"/>
-        <w:right w:val="single" w:color="B3CC82" w:themeColor="accent3" w:themeTint="BF" w:sz="8" w:space="0"/>
-        <w:insideH w:val="single" w:color="B3CC82" w:themeColor="accent3" w:themeTint="BF" w:sz="8" w:space="0"/>
+        <w:top w:val="single" w:sz="8" w:space="0" w:color="B3CC82" w:themeColor="accent3" w:themeTint="BF"/>
+        <w:left w:val="single" w:sz="8" w:space="0" w:color="B3CC82" w:themeColor="accent3" w:themeTint="BF"/>
+        <w:bottom w:val="single" w:sz="8" w:space="0" w:color="B3CC82" w:themeColor="accent3" w:themeTint="BF"/>
+        <w:right w:val="single" w:sz="8" w:space="0" w:color="B3CC82" w:themeColor="accent3" w:themeTint="BF"/>
+        <w:insideH w:val="single" w:sz="8" w:space="0" w:color="B3CC82" w:themeColor="accent3" w:themeTint="BF"/>
       </w:tblBorders>
     </w:tblPr>
     <w:tblStylePr w:type="firstRow">
@@ -5906,10 +5160,10 @@
       <w:tblPr/>
       <w:tcPr>
         <w:tcBorders>
-          <w:top w:val="single" w:color="B3CC82" w:themeColor="accent3" w:themeTint="BF" w:sz="8" w:space="0"/>
-          <w:left w:val="single" w:color="B3CC82" w:themeColor="accent3" w:themeTint="BF" w:sz="8" w:space="0"/>
-          <w:bottom w:val="single" w:color="B3CC82" w:themeColor="accent3" w:themeTint="BF" w:sz="8" w:space="0"/>
-          <w:right w:val="single" w:color="B3CC82" w:themeColor="accent3" w:themeTint="BF" w:sz="8" w:space="0"/>
+          <w:top w:val="single" w:sz="8" w:space="0" w:color="B3CC82" w:themeColor="accent3" w:themeTint="BF"/>
+          <w:left w:val="single" w:sz="8" w:space="0" w:color="B3CC82" w:themeColor="accent3" w:themeTint="BF"/>
+          <w:bottom w:val="single" w:sz="8" w:space="0" w:color="B3CC82" w:themeColor="accent3" w:themeTint="BF"/>
+          <w:right w:val="single" w:sz="8" w:space="0" w:color="B3CC82" w:themeColor="accent3" w:themeTint="BF"/>
           <w:insideH w:val="nil"/>
           <w:insideV w:val="nil"/>
         </w:tcBorders>
@@ -5927,10 +5181,10 @@
       <w:tblPr/>
       <w:tcPr>
         <w:tcBorders>
-          <w:top w:val="double" w:color="B3CC82" w:themeColor="accent3" w:themeTint="BF" w:sz="6" w:space="0"/>
-          <w:left w:val="single" w:color="B3CC82" w:themeColor="accent3" w:themeTint="BF" w:sz="8" w:space="0"/>
-          <w:bottom w:val="single" w:color="B3CC82" w:themeColor="accent3" w:themeTint="BF" w:sz="8" w:space="0"/>
-          <w:right w:val="single" w:color="B3CC82" w:themeColor="accent3" w:themeTint="BF" w:sz="8" w:space="0"/>
+          <w:top w:val="double" w:sz="6" w:space="0" w:color="B3CC82" w:themeColor="accent3" w:themeTint="BF"/>
+          <w:left w:val="single" w:sz="8" w:space="0" w:color="B3CC82" w:themeColor="accent3" w:themeTint="BF"/>
+          <w:bottom w:val="single" w:sz="8" w:space="0" w:color="B3CC82" w:themeColor="accent3" w:themeTint="BF"/>
+          <w:right w:val="single" w:sz="8" w:space="0" w:color="B3CC82" w:themeColor="accent3" w:themeTint="BF"/>
           <w:insideH w:val="nil"/>
           <w:insideV w:val="nil"/>
         </w:tcBorders>
@@ -5986,11 +5240,11 @@
       <w:tblStyleRowBandSize w:val="1"/>
       <w:tblStyleColBandSize w:val="1"/>
       <w:tblBorders>
-        <w:top w:val="single" w:color="9F8AB9" w:themeColor="accent4" w:themeTint="BF" w:sz="8" w:space="0"/>
-        <w:left w:val="single" w:color="9F8AB9" w:themeColor="accent4" w:themeTint="BF" w:sz="8" w:space="0"/>
-        <w:bottom w:val="single" w:color="9F8AB9" w:themeColor="accent4" w:themeTint="BF" w:sz="8" w:space="0"/>
-        <w:right w:val="single" w:color="9F8AB9" w:themeColor="accent4" w:themeTint="BF" w:sz="8" w:space="0"/>
-        <w:insideH w:val="single" w:color="9F8AB9" w:themeColor="accent4" w:themeTint="BF" w:sz="8" w:space="0"/>
+        <w:top w:val="single" w:sz="8" w:space="0" w:color="9F8AB9" w:themeColor="accent4" w:themeTint="BF"/>
+        <w:left w:val="single" w:sz="8" w:space="0" w:color="9F8AB9" w:themeColor="accent4" w:themeTint="BF"/>
+        <w:bottom w:val="single" w:sz="8" w:space="0" w:color="9F8AB9" w:themeColor="accent4" w:themeTint="BF"/>
+        <w:right w:val="single" w:sz="8" w:space="0" w:color="9F8AB9" w:themeColor="accent4" w:themeTint="BF"/>
+        <w:insideH w:val="single" w:sz="8" w:space="0" w:color="9F8AB9" w:themeColor="accent4" w:themeTint="BF"/>
       </w:tblBorders>
     </w:tblPr>
     <w:tblStylePr w:type="firstRow">
@@ -6005,10 +5259,10 @@
       <w:tblPr/>
       <w:tcPr>
         <w:tcBorders>
-          <w:top w:val="single" w:color="9F8AB9" w:themeColor="accent4" w:themeTint="BF" w:sz="8" w:space="0"/>
-          <w:left w:val="single" w:color="9F8AB9" w:themeColor="accent4" w:themeTint="BF" w:sz="8" w:space="0"/>
-          <w:bottom w:val="single" w:color="9F8AB9" w:themeColor="accent4" w:themeTint="BF" w:sz="8" w:space="0"/>
-          <w:right w:val="single" w:color="9F8AB9" w:themeColor="accent4" w:themeTint="BF" w:sz="8" w:space="0"/>
+          <w:top w:val="single" w:sz="8" w:space="0" w:color="9F8AB9" w:themeColor="accent4" w:themeTint="BF"/>
+          <w:left w:val="single" w:sz="8" w:space="0" w:color="9F8AB9" w:themeColor="accent4" w:themeTint="BF"/>
+          <w:bottom w:val="single" w:sz="8" w:space="0" w:color="9F8AB9" w:themeColor="accent4" w:themeTint="BF"/>
+          <w:right w:val="single" w:sz="8" w:space="0" w:color="9F8AB9" w:themeColor="accent4" w:themeTint="BF"/>
           <w:insideH w:val="nil"/>
           <w:insideV w:val="nil"/>
         </w:tcBorders>
@@ -6026,10 +5280,10 @@
       <w:tblPr/>
       <w:tcPr>
         <w:tcBorders>
-          <w:top w:val="double" w:color="9F8AB9" w:themeColor="accent4" w:themeTint="BF" w:sz="6" w:space="0"/>
-          <w:left w:val="single" w:color="9F8AB9" w:themeColor="accent4" w:themeTint="BF" w:sz="8" w:space="0"/>
-          <w:bottom w:val="single" w:color="9F8AB9" w:themeColor="accent4" w:themeTint="BF" w:sz="8" w:space="0"/>
-          <w:right w:val="single" w:color="9F8AB9" w:themeColor="accent4" w:themeTint="BF" w:sz="8" w:space="0"/>
+          <w:top w:val="double" w:sz="6" w:space="0" w:color="9F8AB9" w:themeColor="accent4" w:themeTint="BF"/>
+          <w:left w:val="single" w:sz="8" w:space="0" w:color="9F8AB9" w:themeColor="accent4" w:themeTint="BF"/>
+          <w:bottom w:val="single" w:sz="8" w:space="0" w:color="9F8AB9" w:themeColor="accent4" w:themeTint="BF"/>
+          <w:right w:val="single" w:sz="8" w:space="0" w:color="9F8AB9" w:themeColor="accent4" w:themeTint="BF"/>
           <w:insideH w:val="nil"/>
           <w:insideV w:val="nil"/>
         </w:tcBorders>
@@ -6085,11 +5339,11 @@
       <w:tblStyleRowBandSize w:val="1"/>
       <w:tblStyleColBandSize w:val="1"/>
       <w:tblBorders>
-        <w:top w:val="single" w:color="78C0D4" w:themeColor="accent5" w:themeTint="BF" w:sz="8" w:space="0"/>
-        <w:left w:val="single" w:color="78C0D4" w:themeColor="accent5" w:themeTint="BF" w:sz="8" w:space="0"/>
-        <w:bottom w:val="single" w:color="78C0D4" w:themeColor="accent5" w:themeTint="BF" w:sz="8" w:space="0"/>
-        <w:right w:val="single" w:color="78C0D4" w:themeColor="accent5" w:themeTint="BF" w:sz="8" w:space="0"/>
-        <w:insideH w:val="single" w:color="78C0D4" w:themeColor="accent5" w:themeTint="BF" w:sz="8" w:space="0"/>
+        <w:top w:val="single" w:sz="8" w:space="0" w:color="78C0D4" w:themeColor="accent5" w:themeTint="BF"/>
+        <w:left w:val="single" w:sz="8" w:space="0" w:color="78C0D4" w:themeColor="accent5" w:themeTint="BF"/>
+        <w:bottom w:val="single" w:sz="8" w:space="0" w:color="78C0D4" w:themeColor="accent5" w:themeTint="BF"/>
+        <w:right w:val="single" w:sz="8" w:space="0" w:color="78C0D4" w:themeColor="accent5" w:themeTint="BF"/>
+        <w:insideH w:val="single" w:sz="8" w:space="0" w:color="78C0D4" w:themeColor="accent5" w:themeTint="BF"/>
       </w:tblBorders>
     </w:tblPr>
     <w:tblStylePr w:type="firstRow">
@@ -6104,10 +5358,10 @@
       <w:tblPr/>
       <w:tcPr>
         <w:tcBorders>
-          <w:top w:val="single" w:color="78C0D4" w:themeColor="accent5" w:themeTint="BF" w:sz="8" w:space="0"/>
-          <w:left w:val="single" w:color="78C0D4" w:themeColor="accent5" w:themeTint="BF" w:sz="8" w:space="0"/>
-          <w:bottom w:val="single" w:color="78C0D4" w:themeColor="accent5" w:themeTint="BF" w:sz="8" w:space="0"/>
-          <w:right w:val="single" w:color="78C0D4" w:themeColor="accent5" w:themeTint="BF" w:sz="8" w:space="0"/>
+          <w:top w:val="single" w:sz="8" w:space="0" w:color="78C0D4" w:themeColor="accent5" w:themeTint="BF"/>
+          <w:left w:val="single" w:sz="8" w:space="0" w:color="78C0D4" w:themeColor="accent5" w:themeTint="BF"/>
+          <w:bottom w:val="single" w:sz="8" w:space="0" w:color="78C0D4" w:themeColor="accent5" w:themeTint="BF"/>
+          <w:right w:val="single" w:sz="8" w:space="0" w:color="78C0D4" w:themeColor="accent5" w:themeTint="BF"/>
           <w:insideH w:val="nil"/>
           <w:insideV w:val="nil"/>
         </w:tcBorders>
@@ -6125,10 +5379,10 @@
       <w:tblPr/>
       <w:tcPr>
         <w:tcBorders>
-          <w:top w:val="double" w:color="78C0D4" w:themeColor="accent5" w:themeTint="BF" w:sz="6" w:space="0"/>
-          <w:left w:val="single" w:color="78C0D4" w:themeColor="accent5" w:themeTint="BF" w:sz="8" w:space="0"/>
-          <w:bottom w:val="single" w:color="78C0D4" w:themeColor="accent5" w:themeTint="BF" w:sz="8" w:space="0"/>
-          <w:right w:val="single" w:color="78C0D4" w:themeColor="accent5" w:themeTint="BF" w:sz="8" w:space="0"/>
+          <w:top w:val="double" w:sz="6" w:space="0" w:color="78C0D4" w:themeColor="accent5" w:themeTint="BF"/>
+          <w:left w:val="single" w:sz="8" w:space="0" w:color="78C0D4" w:themeColor="accent5" w:themeTint="BF"/>
+          <w:bottom w:val="single" w:sz="8" w:space="0" w:color="78C0D4" w:themeColor="accent5" w:themeTint="BF"/>
+          <w:right w:val="single" w:sz="8" w:space="0" w:color="78C0D4" w:themeColor="accent5" w:themeTint="BF"/>
           <w:insideH w:val="nil"/>
           <w:insideV w:val="nil"/>
         </w:tcBorders>
@@ -6184,11 +5438,11 @@
       <w:tblStyleRowBandSize w:val="1"/>
       <w:tblStyleColBandSize w:val="1"/>
       <w:tblBorders>
-        <w:top w:val="single" w:color="F9B074" w:themeColor="accent6" w:themeTint="BF" w:sz="8" w:space="0"/>
-        <w:left w:val="single" w:color="F9B074" w:themeColor="accent6" w:themeTint="BF" w:sz="8" w:space="0"/>
-        <w:bottom w:val="single" w:color="F9B074" w:themeColor="accent6" w:themeTint="BF" w:sz="8" w:space="0"/>
-        <w:right w:val="single" w:color="F9B074" w:themeColor="accent6" w:themeTint="BF" w:sz="8" w:space="0"/>
-        <w:insideH w:val="single" w:color="F9B074" w:themeColor="accent6" w:themeTint="BF" w:sz="8" w:space="0"/>
+        <w:top w:val="single" w:sz="8" w:space="0" w:color="F9B074" w:themeColor="accent6" w:themeTint="BF"/>
+        <w:left w:val="single" w:sz="8" w:space="0" w:color="F9B074" w:themeColor="accent6" w:themeTint="BF"/>
+        <w:bottom w:val="single" w:sz="8" w:space="0" w:color="F9B074" w:themeColor="accent6" w:themeTint="BF"/>
+        <w:right w:val="single" w:sz="8" w:space="0" w:color="F9B074" w:themeColor="accent6" w:themeTint="BF"/>
+        <w:insideH w:val="single" w:sz="8" w:space="0" w:color="F9B074" w:themeColor="accent6" w:themeTint="BF"/>
       </w:tblBorders>
     </w:tblPr>
     <w:tblStylePr w:type="firstRow">
@@ -6203,10 +5457,10 @@
       <w:tblPr/>
       <w:tcPr>
         <w:tcBorders>
-          <w:top w:val="single" w:color="F9B074" w:themeColor="accent6" w:themeTint="BF" w:sz="8" w:space="0"/>
-          <w:left w:val="single" w:color="F9B074" w:themeColor="accent6" w:themeTint="BF" w:sz="8" w:space="0"/>
-          <w:bottom w:val="single" w:color="F9B074" w:themeColor="accent6" w:themeTint="BF" w:sz="8" w:space="0"/>
-          <w:right w:val="single" w:color="F9B074" w:themeColor="accent6" w:themeTint="BF" w:sz="8" w:space="0"/>
+          <w:top w:val="single" w:sz="8" w:space="0" w:color="F9B074" w:themeColor="accent6" w:themeTint="BF"/>
+          <w:left w:val="single" w:sz="8" w:space="0" w:color="F9B074" w:themeColor="accent6" w:themeTint="BF"/>
+          <w:bottom w:val="single" w:sz="8" w:space="0" w:color="F9B074" w:themeColor="accent6" w:themeTint="BF"/>
+          <w:right w:val="single" w:sz="8" w:space="0" w:color="F9B074" w:themeColor="accent6" w:themeTint="BF"/>
           <w:insideH w:val="nil"/>
           <w:insideV w:val="nil"/>
         </w:tcBorders>
@@ -6224,10 +5478,10 @@
       <w:tblPr/>
       <w:tcPr>
         <w:tcBorders>
-          <w:top w:val="double" w:color="F9B074" w:themeColor="accent6" w:themeTint="BF" w:sz="6" w:space="0"/>
-          <w:left w:val="single" w:color="F9B074" w:themeColor="accent6" w:themeTint="BF" w:sz="8" w:space="0"/>
-          <w:bottom w:val="single" w:color="F9B074" w:themeColor="accent6" w:themeTint="BF" w:sz="8" w:space="0"/>
-          <w:right w:val="single" w:color="F9B074" w:themeColor="accent6" w:themeTint="BF" w:sz="8" w:space="0"/>
+          <w:top w:val="double" w:sz="6" w:space="0" w:color="F9B074" w:themeColor="accent6" w:themeTint="BF"/>
+          <w:left w:val="single" w:sz="8" w:space="0" w:color="F9B074" w:themeColor="accent6" w:themeTint="BF"/>
+          <w:bottom w:val="single" w:sz="8" w:space="0" w:color="F9B074" w:themeColor="accent6" w:themeTint="BF"/>
+          <w:right w:val="single" w:sz="8" w:space="0" w:color="F9B074" w:themeColor="accent6" w:themeTint="BF"/>
           <w:insideH w:val="nil"/>
           <w:insideV w:val="nil"/>
         </w:tcBorders>
@@ -6283,8 +5537,8 @@
       <w:tblStyleRowBandSize w:val="1"/>
       <w:tblStyleColBandSize w:val="1"/>
       <w:tblBorders>
-        <w:top w:val="single" w:color="auto" w:sz="18" w:space="0"/>
-        <w:bottom w:val="single" w:color="auto" w:sz="18" w:space="0"/>
+        <w:top w:val="single" w:sz="18" w:space="0" w:color="auto"/>
+        <w:bottom w:val="single" w:sz="18" w:space="0" w:color="auto"/>
       </w:tblBorders>
     </w:tblPr>
     <w:tblStylePr w:type="firstRow">
@@ -6299,9 +5553,9 @@
       <w:tblPr/>
       <w:tcPr>
         <w:tcBorders>
-          <w:top w:val="single" w:color="auto" w:sz="18" w:space="0"/>
-          <w:left w:val="nil"/>
-          <w:bottom w:val="single" w:color="auto" w:sz="18" w:space="0"/>
+          <w:top w:val="single" w:sz="18" w:space="0" w:color="auto"/>
+          <w:left w:val="nil"/>
+          <w:bottom w:val="single" w:sz="18" w:space="0" w:color="auto"/>
           <w:right w:val="nil"/>
           <w:insideH w:val="nil"/>
           <w:insideV w:val="nil"/>
@@ -6319,9 +5573,9 @@
       <w:tblPr/>
       <w:tcPr>
         <w:tcBorders>
-          <w:top w:val="double" w:color="auto" w:sz="6" w:space="0"/>
-          <w:left w:val="nil"/>
-          <w:bottom w:val="single" w:color="auto" w:sz="18" w:space="0"/>
+          <w:top w:val="double" w:sz="6" w:space="0" w:color="auto"/>
+          <w:left w:val="nil"/>
+          <w:bottom w:val="single" w:sz="18" w:space="0" w:color="auto"/>
           <w:right w:val="nil"/>
           <w:insideH w:val="nil"/>
           <w:insideV w:val="nil"/>
@@ -6340,7 +5594,7 @@
         <w:tcBorders>
           <w:top w:val="nil"/>
           <w:left w:val="nil"/>
-          <w:bottom w:val="single" w:color="auto" w:sz="18" w:space="0"/>
+          <w:bottom w:val="single" w:sz="18" w:space="0" w:color="auto"/>
           <w:right w:val="nil"/>
           <w:insideH w:val="nil"/>
           <w:insideV w:val="nil"/>
@@ -6387,9 +5641,9 @@
       <w:tblPr/>
       <w:tcPr>
         <w:tcBorders>
-          <w:top w:val="single" w:color="auto" w:sz="18" w:space="0"/>
-          <w:left w:val="nil"/>
-          <w:bottom w:val="single" w:color="auto" w:sz="18" w:space="0"/>
+          <w:top w:val="single" w:sz="18" w:space="0" w:color="auto"/>
+          <w:left w:val="nil"/>
+          <w:bottom w:val="single" w:sz="18" w:space="0" w:color="auto"/>
           <w:right w:val="nil"/>
           <w:insideH w:val="nil"/>
           <w:insideV w:val="nil"/>
@@ -6403,9 +5657,9 @@
       <w:tblPr/>
       <w:tcPr>
         <w:tcBorders>
-          <w:top w:val="single" w:color="auto" w:sz="18" w:space="0"/>
-          <w:left w:val="nil"/>
-          <w:bottom w:val="single" w:color="auto" w:sz="18" w:space="0"/>
+          <w:top w:val="single" w:sz="18" w:space="0" w:color="auto"/>
+          <w:left w:val="nil"/>
+          <w:bottom w:val="single" w:sz="18" w:space="0" w:color="auto"/>
           <w:right w:val="nil"/>
           <w:insideH w:val="nil"/>
           <w:insideV w:val="nil"/>
@@ -6425,8 +5679,8 @@
       <w:tblStyleRowBandSize w:val="1"/>
       <w:tblStyleColBandSize w:val="1"/>
       <w:tblBorders>
-        <w:top w:val="single" w:color="auto" w:sz="18" w:space="0"/>
-        <w:bottom w:val="single" w:color="auto" w:sz="18" w:space="0"/>
+        <w:top w:val="single" w:sz="18" w:space="0" w:color="auto"/>
+        <w:bottom w:val="single" w:sz="18" w:space="0" w:color="auto"/>
       </w:tblBorders>
     </w:tblPr>
     <w:tblStylePr w:type="firstRow">
@@ -6441,9 +5695,9 @@
       <w:tblPr/>
       <w:tcPr>
         <w:tcBorders>
-          <w:top w:val="single" w:color="auto" w:sz="18" w:space="0"/>
-          <w:left w:val="nil"/>
-          <w:bottom w:val="single" w:color="auto" w:sz="18" w:space="0"/>
+          <w:top w:val="single" w:sz="18" w:space="0" w:color="auto"/>
+          <w:left w:val="nil"/>
+          <w:bottom w:val="single" w:sz="18" w:space="0" w:color="auto"/>
           <w:right w:val="nil"/>
           <w:insideH w:val="nil"/>
           <w:insideV w:val="nil"/>
@@ -6461,9 +5715,9 @@
       <w:tblPr/>
       <w:tcPr>
         <w:tcBorders>
-          <w:top w:val="double" w:color="auto" w:sz="6" w:space="0"/>
-          <w:left w:val="nil"/>
-          <w:bottom w:val="single" w:color="auto" w:sz="18" w:space="0"/>
+          <w:top w:val="double" w:sz="6" w:space="0" w:color="auto"/>
+          <w:left w:val="nil"/>
+          <w:bottom w:val="single" w:sz="18" w:space="0" w:color="auto"/>
           <w:right w:val="nil"/>
           <w:insideH w:val="nil"/>
           <w:insideV w:val="nil"/>
@@ -6482,7 +5736,7 @@
         <w:tcBorders>
           <w:top w:val="nil"/>
           <w:left w:val="nil"/>
-          <w:bottom w:val="single" w:color="auto" w:sz="18" w:space="0"/>
+          <w:bottom w:val="single" w:sz="18" w:space="0" w:color="auto"/>
           <w:right w:val="nil"/>
           <w:insideH w:val="nil"/>
           <w:insideV w:val="nil"/>
@@ -6529,9 +5783,9 @@
       <w:tblPr/>
       <w:tcPr>
         <w:tcBorders>
-          <w:top w:val="single" w:color="auto" w:sz="18" w:space="0"/>
-          <w:left w:val="nil"/>
-          <w:bottom w:val="single" w:color="auto" w:sz="18" w:space="0"/>
+          <w:top w:val="single" w:sz="18" w:space="0" w:color="auto"/>
+          <w:left w:val="nil"/>
+          <w:bottom w:val="single" w:sz="18" w:space="0" w:color="auto"/>
           <w:right w:val="nil"/>
           <w:insideH w:val="nil"/>
           <w:insideV w:val="nil"/>
@@ -6545,9 +5799,9 @@
       <w:tblPr/>
       <w:tcPr>
         <w:tcBorders>
-          <w:top w:val="single" w:color="auto" w:sz="18" w:space="0"/>
-          <w:left w:val="nil"/>
-          <w:bottom w:val="single" w:color="auto" w:sz="18" w:space="0"/>
+          <w:top w:val="single" w:sz="18" w:space="0" w:color="auto"/>
+          <w:left w:val="nil"/>
+          <w:bottom w:val="single" w:sz="18" w:space="0" w:color="auto"/>
           <w:right w:val="nil"/>
           <w:insideH w:val="nil"/>
           <w:insideV w:val="nil"/>
@@ -6567,8 +5821,8 @@
       <w:tblStyleRowBandSize w:val="1"/>
       <w:tblStyleColBandSize w:val="1"/>
       <w:tblBorders>
-        <w:top w:val="single" w:color="auto" w:sz="18" w:space="0"/>
-        <w:bottom w:val="single" w:color="auto" w:sz="18" w:space="0"/>
+        <w:top w:val="single" w:sz="18" w:space="0" w:color="auto"/>
+        <w:bottom w:val="single" w:sz="18" w:space="0" w:color="auto"/>
       </w:tblBorders>
     </w:tblPr>
     <w:tblStylePr w:type="firstRow">
@@ -6583,9 +5837,9 @@
       <w:tblPr/>
       <w:tcPr>
         <w:tcBorders>
-          <w:top w:val="single" w:color="auto" w:sz="18" w:space="0"/>
-          <w:left w:val="nil"/>
-          <w:bottom w:val="single" w:color="auto" w:sz="18" w:space="0"/>
+          <w:top w:val="single" w:sz="18" w:space="0" w:color="auto"/>
+          <w:left w:val="nil"/>
+          <w:bottom w:val="single" w:sz="18" w:space="0" w:color="auto"/>
           <w:right w:val="nil"/>
           <w:insideH w:val="nil"/>
           <w:insideV w:val="nil"/>
@@ -6603,9 +5857,9 @@
       <w:tblPr/>
       <w:tcPr>
         <w:tcBorders>
-          <w:top w:val="double" w:color="auto" w:sz="6" w:space="0"/>
-          <w:left w:val="nil"/>
-          <w:bottom w:val="single" w:color="auto" w:sz="18" w:space="0"/>
+          <w:top w:val="double" w:sz="6" w:space="0" w:color="auto"/>
+          <w:left w:val="nil"/>
+          <w:bottom w:val="single" w:sz="18" w:space="0" w:color="auto"/>
           <w:right w:val="nil"/>
           <w:insideH w:val="nil"/>
           <w:insideV w:val="nil"/>
@@ -6624,7 +5878,7 @@
         <w:tcBorders>
           <w:top w:val="nil"/>
           <w:left w:val="nil"/>
-          <w:bottom w:val="single" w:color="auto" w:sz="18" w:space="0"/>
+          <w:bottom w:val="single" w:sz="18" w:space="0" w:color="auto"/>
           <w:right w:val="nil"/>
           <w:insideH w:val="nil"/>
           <w:insideV w:val="nil"/>
@@ -6671,9 +5925,9 @@
       <w:tblPr/>
       <w:tcPr>
         <w:tcBorders>
-          <w:top w:val="single" w:color="auto" w:sz="18" w:space="0"/>
-          <w:left w:val="nil"/>
-          <w:bottom w:val="single" w:color="auto" w:sz="18" w:space="0"/>
+          <w:top w:val="single" w:sz="18" w:space="0" w:color="auto"/>
+          <w:left w:val="nil"/>
+          <w:bottom w:val="single" w:sz="18" w:space="0" w:color="auto"/>
           <w:right w:val="nil"/>
           <w:insideH w:val="nil"/>
           <w:insideV w:val="nil"/>
@@ -6687,9 +5941,9 @@
       <w:tblPr/>
       <w:tcPr>
         <w:tcBorders>
-          <w:top w:val="single" w:color="auto" w:sz="18" w:space="0"/>
-          <w:left w:val="nil"/>
-          <w:bottom w:val="single" w:color="auto" w:sz="18" w:space="0"/>
+          <w:top w:val="single" w:sz="18" w:space="0" w:color="auto"/>
+          <w:left w:val="nil"/>
+          <w:bottom w:val="single" w:sz="18" w:space="0" w:color="auto"/>
           <w:right w:val="nil"/>
           <w:insideH w:val="nil"/>
           <w:insideV w:val="nil"/>
@@ -6709,8 +5963,8 @@
       <w:tblStyleRowBandSize w:val="1"/>
       <w:tblStyleColBandSize w:val="1"/>
       <w:tblBorders>
-        <w:top w:val="single" w:color="auto" w:sz="18" w:space="0"/>
-        <w:bottom w:val="single" w:color="auto" w:sz="18" w:space="0"/>
+        <w:top w:val="single" w:sz="18" w:space="0" w:color="auto"/>
+        <w:bottom w:val="single" w:sz="18" w:space="0" w:color="auto"/>
       </w:tblBorders>
     </w:tblPr>
     <w:tblStylePr w:type="firstRow">
@@ -6725,9 +5979,9 @@
       <w:tblPr/>
       <w:tcPr>
         <w:tcBorders>
-          <w:top w:val="single" w:color="auto" w:sz="18" w:space="0"/>
-          <w:left w:val="nil"/>
-          <w:bottom w:val="single" w:color="auto" w:sz="18" w:space="0"/>
+          <w:top w:val="single" w:sz="18" w:space="0" w:color="auto"/>
+          <w:left w:val="nil"/>
+          <w:bottom w:val="single" w:sz="18" w:space="0" w:color="auto"/>
           <w:right w:val="nil"/>
           <w:insideH w:val="nil"/>
           <w:insideV w:val="nil"/>
@@ -6745,9 +5999,9 @@
       <w:tblPr/>
       <w:tcPr>
         <w:tcBorders>
-          <w:top w:val="double" w:color="auto" w:sz="6" w:space="0"/>
-          <w:left w:val="nil"/>
-          <w:bottom w:val="single" w:color="auto" w:sz="18" w:space="0"/>
+          <w:top w:val="double" w:sz="6" w:space="0" w:color="auto"/>
+          <w:left w:val="nil"/>
+          <w:bottom w:val="single" w:sz="18" w:space="0" w:color="auto"/>
           <w:right w:val="nil"/>
           <w:insideH w:val="nil"/>
           <w:insideV w:val="nil"/>
@@ -6766,7 +6020,7 @@
         <w:tcBorders>
           <w:top w:val="nil"/>
           <w:left w:val="nil"/>
-          <w:bottom w:val="single" w:color="auto" w:sz="18" w:space="0"/>
+          <w:bottom w:val="single" w:sz="18" w:space="0" w:color="auto"/>
           <w:right w:val="nil"/>
           <w:insideH w:val="nil"/>
           <w:insideV w:val="nil"/>
@@ -6813,9 +6067,9 @@
       <w:tblPr/>
       <w:tcPr>
         <w:tcBorders>
-          <w:top w:val="single" w:color="auto" w:sz="18" w:space="0"/>
-          <w:left w:val="nil"/>
-          <w:bottom w:val="single" w:color="auto" w:sz="18" w:space="0"/>
+          <w:top w:val="single" w:sz="18" w:space="0" w:color="auto"/>
+          <w:left w:val="nil"/>
+          <w:bottom w:val="single" w:sz="18" w:space="0" w:color="auto"/>
           <w:right w:val="nil"/>
           <w:insideH w:val="nil"/>
           <w:insideV w:val="nil"/>
@@ -6829,9 +6083,9 @@
       <w:tblPr/>
       <w:tcPr>
         <w:tcBorders>
-          <w:top w:val="single" w:color="auto" w:sz="18" w:space="0"/>
-          <w:left w:val="nil"/>
-          <w:bottom w:val="single" w:color="auto" w:sz="18" w:space="0"/>
+          <w:top w:val="single" w:sz="18" w:space="0" w:color="auto"/>
+          <w:left w:val="nil"/>
+          <w:bottom w:val="single" w:sz="18" w:space="0" w:color="auto"/>
           <w:right w:val="nil"/>
           <w:insideH w:val="nil"/>
           <w:insideV w:val="nil"/>
@@ -6851,8 +6105,8 @@
       <w:tblStyleRowBandSize w:val="1"/>
       <w:tblStyleColBandSize w:val="1"/>
       <w:tblBorders>
-        <w:top w:val="single" w:color="auto" w:sz="18" w:space="0"/>
-        <w:bottom w:val="single" w:color="auto" w:sz="18" w:space="0"/>
+        <w:top w:val="single" w:sz="18" w:space="0" w:color="auto"/>
+        <w:bottom w:val="single" w:sz="18" w:space="0" w:color="auto"/>
       </w:tblBorders>
     </w:tblPr>
     <w:tblStylePr w:type="firstRow">
@@ -6867,9 +6121,9 @@
       <w:tblPr/>
       <w:tcPr>
         <w:tcBorders>
-          <w:top w:val="single" w:color="auto" w:sz="18" w:space="0"/>
-          <w:left w:val="nil"/>
-          <w:bottom w:val="single" w:color="auto" w:sz="18" w:space="0"/>
+          <w:top w:val="single" w:sz="18" w:space="0" w:color="auto"/>
+          <w:left w:val="nil"/>
+          <w:bottom w:val="single" w:sz="18" w:space="0" w:color="auto"/>
           <w:right w:val="nil"/>
           <w:insideH w:val="nil"/>
           <w:insideV w:val="nil"/>
@@ -6887,9 +6141,9 @@
       <w:tblPr/>
       <w:tcPr>
         <w:tcBorders>
-          <w:top w:val="double" w:color="auto" w:sz="6" w:space="0"/>
-          <w:left w:val="nil"/>
-          <w:bottom w:val="single" w:color="auto" w:sz="18" w:space="0"/>
+          <w:top w:val="double" w:sz="6" w:space="0" w:color="auto"/>
+          <w:left w:val="nil"/>
+          <w:bottom w:val="single" w:sz="18" w:space="0" w:color="auto"/>
           <w:right w:val="nil"/>
           <w:insideH w:val="nil"/>
           <w:insideV w:val="nil"/>
@@ -6908,7 +6162,7 @@
         <w:tcBorders>
           <w:top w:val="nil"/>
           <w:left w:val="nil"/>
-          <w:bottom w:val="single" w:color="auto" w:sz="18" w:space="0"/>
+          <w:bottom w:val="single" w:sz="18" w:space="0" w:color="auto"/>
           <w:right w:val="nil"/>
           <w:insideH w:val="nil"/>
           <w:insideV w:val="nil"/>
@@ -6955,9 +6209,9 @@
       <w:tblPr/>
       <w:tcPr>
         <w:tcBorders>
-          <w:top w:val="single" w:color="auto" w:sz="18" w:space="0"/>
-          <w:left w:val="nil"/>
-          <w:bottom w:val="single" w:color="auto" w:sz="18" w:space="0"/>
+          <w:top w:val="single" w:sz="18" w:space="0" w:color="auto"/>
+          <w:left w:val="nil"/>
+          <w:bottom w:val="single" w:sz="18" w:space="0" w:color="auto"/>
           <w:right w:val="nil"/>
           <w:insideH w:val="nil"/>
           <w:insideV w:val="nil"/>
@@ -6971,9 +6225,9 @@
       <w:tblPr/>
       <w:tcPr>
         <w:tcBorders>
-          <w:top w:val="single" w:color="auto" w:sz="18" w:space="0"/>
-          <w:left w:val="nil"/>
-          <w:bottom w:val="single" w:color="auto" w:sz="18" w:space="0"/>
+          <w:top w:val="single" w:sz="18" w:space="0" w:color="auto"/>
+          <w:left w:val="nil"/>
+          <w:bottom w:val="single" w:sz="18" w:space="0" w:color="auto"/>
           <w:right w:val="nil"/>
           <w:insideH w:val="nil"/>
           <w:insideV w:val="nil"/>
@@ -6993,8 +6247,8 @@
       <w:tblStyleRowBandSize w:val="1"/>
       <w:tblStyleColBandSize w:val="1"/>
       <w:tblBorders>
-        <w:top w:val="single" w:color="auto" w:sz="18" w:space="0"/>
-        <w:bottom w:val="single" w:color="auto" w:sz="18" w:space="0"/>
+        <w:top w:val="single" w:sz="18" w:space="0" w:color="auto"/>
+        <w:bottom w:val="single" w:sz="18" w:space="0" w:color="auto"/>
       </w:tblBorders>
     </w:tblPr>
     <w:tblStylePr w:type="firstRow">
@@ -7009,9 +6263,9 @@
       <w:tblPr/>
       <w:tcPr>
         <w:tcBorders>
-          <w:top w:val="single" w:color="auto" w:sz="18" w:space="0"/>
-          <w:left w:val="nil"/>
-          <w:bottom w:val="single" w:color="auto" w:sz="18" w:space="0"/>
+          <w:top w:val="single" w:sz="18" w:space="0" w:color="auto"/>
+          <w:left w:val="nil"/>
+          <w:bottom w:val="single" w:sz="18" w:space="0" w:color="auto"/>
           <w:right w:val="nil"/>
           <w:insideH w:val="nil"/>
           <w:insideV w:val="nil"/>
@@ -7029,9 +6283,9 @@
       <w:tblPr/>
       <w:tcPr>
         <w:tcBorders>
-          <w:top w:val="double" w:color="auto" w:sz="6" w:space="0"/>
-          <w:left w:val="nil"/>
-          <w:bottom w:val="single" w:color="auto" w:sz="18" w:space="0"/>
+          <w:top w:val="double" w:sz="6" w:space="0" w:color="auto"/>
+          <w:left w:val="nil"/>
+          <w:bottom w:val="single" w:sz="18" w:space="0" w:color="auto"/>
           <w:right w:val="nil"/>
           <w:insideH w:val="nil"/>
           <w:insideV w:val="nil"/>
@@ -7050,7 +6304,7 @@
         <w:tcBorders>
           <w:top w:val="nil"/>
           <w:left w:val="nil"/>
-          <w:bottom w:val="single" w:color="auto" w:sz="18" w:space="0"/>
+          <w:bottom w:val="single" w:sz="18" w:space="0" w:color="auto"/>
           <w:right w:val="nil"/>
           <w:insideH w:val="nil"/>
           <w:insideV w:val="nil"/>
@@ -7097,9 +6351,9 @@
       <w:tblPr/>
       <w:tcPr>
         <w:tcBorders>
-          <w:top w:val="single" w:color="auto" w:sz="18" w:space="0"/>
-          <w:left w:val="nil"/>
-          <w:bottom w:val="single" w:color="auto" w:sz="18" w:space="0"/>
+          <w:top w:val="single" w:sz="18" w:space="0" w:color="auto"/>
+          <w:left w:val="nil"/>
+          <w:bottom w:val="single" w:sz="18" w:space="0" w:color="auto"/>
           <w:right w:val="nil"/>
           <w:insideH w:val="nil"/>
           <w:insideV w:val="nil"/>
@@ -7113,9 +6367,9 @@
       <w:tblPr/>
       <w:tcPr>
         <w:tcBorders>
-          <w:top w:val="single" w:color="auto" w:sz="18" w:space="0"/>
-          <w:left w:val="nil"/>
-          <w:bottom w:val="single" w:color="auto" w:sz="18" w:space="0"/>
+          <w:top w:val="single" w:sz="18" w:space="0" w:color="auto"/>
+          <w:left w:val="nil"/>
+          <w:bottom w:val="single" w:sz="18" w:space="0" w:color="auto"/>
           <w:right w:val="nil"/>
           <w:insideH w:val="nil"/>
           <w:insideV w:val="nil"/>
@@ -7135,8 +6389,8 @@
       <w:tblStyleRowBandSize w:val="1"/>
       <w:tblStyleColBandSize w:val="1"/>
       <w:tblBorders>
-        <w:top w:val="single" w:color="auto" w:sz="18" w:space="0"/>
-        <w:bottom w:val="single" w:color="auto" w:sz="18" w:space="0"/>
+        <w:top w:val="single" w:sz="18" w:space="0" w:color="auto"/>
+        <w:bottom w:val="single" w:sz="18" w:space="0" w:color="auto"/>
       </w:tblBorders>
     </w:tblPr>
     <w:tblStylePr w:type="firstRow">
@@ -7151,9 +6405,9 @@
       <w:tblPr/>
       <w:tcPr>
         <w:tcBorders>
-          <w:top w:val="single" w:color="auto" w:sz="18" w:space="0"/>
-          <w:left w:val="nil"/>
-          <w:bottom w:val="single" w:color="auto" w:sz="18" w:space="0"/>
+          <w:top w:val="single" w:sz="18" w:space="0" w:color="auto"/>
+          <w:left w:val="nil"/>
+          <w:bottom w:val="single" w:sz="18" w:space="0" w:color="auto"/>
           <w:right w:val="nil"/>
           <w:insideH w:val="nil"/>
           <w:insideV w:val="nil"/>
@@ -7171,9 +6425,9 @@
       <w:tblPr/>
       <w:tcPr>
         <w:tcBorders>
-          <w:top w:val="double" w:color="auto" w:sz="6" w:space="0"/>
-          <w:left w:val="nil"/>
-          <w:bottom w:val="single" w:color="auto" w:sz="18" w:space="0"/>
+          <w:top w:val="double" w:sz="6" w:space="0" w:color="auto"/>
+          <w:left w:val="nil"/>
+          <w:bottom w:val="single" w:sz="18" w:space="0" w:color="auto"/>
           <w:right w:val="nil"/>
           <w:insideH w:val="nil"/>
           <w:insideV w:val="nil"/>
@@ -7192,7 +6446,7 @@
         <w:tcBorders>
           <w:top w:val="nil"/>
           <w:left w:val="nil"/>
-          <w:bottom w:val="single" w:color="auto" w:sz="18" w:space="0"/>
+          <w:bottom w:val="single" w:sz="18" w:space="0" w:color="auto"/>
           <w:right w:val="nil"/>
           <w:insideH w:val="nil"/>
           <w:insideV w:val="nil"/>
@@ -7239,9 +6493,9 @@
       <w:tblPr/>
       <w:tcPr>
         <w:tcBorders>
-          <w:top w:val="single" w:color="auto" w:sz="18" w:space="0"/>
-          <w:left w:val="nil"/>
-          <w:bottom w:val="single" w:color="auto" w:sz="18" w:space="0"/>
+          <w:top w:val="single" w:sz="18" w:space="0" w:color="auto"/>
+          <w:left w:val="nil"/>
+          <w:bottom w:val="single" w:sz="18" w:space="0" w:color="auto"/>
           <w:right w:val="nil"/>
           <w:insideH w:val="nil"/>
           <w:insideV w:val="nil"/>
@@ -7255,9 +6509,9 @@
       <w:tblPr/>
       <w:tcPr>
         <w:tcBorders>
-          <w:top w:val="single" w:color="auto" w:sz="18" w:space="0"/>
-          <w:left w:val="nil"/>
-          <w:bottom w:val="single" w:color="auto" w:sz="18" w:space="0"/>
+          <w:top w:val="single" w:sz="18" w:space="0" w:color="auto"/>
+          <w:left w:val="nil"/>
+          <w:bottom w:val="single" w:sz="18" w:space="0" w:color="auto"/>
           <w:right w:val="nil"/>
           <w:insideH w:val="nil"/>
           <w:insideV w:val="nil"/>
@@ -7280,19 +6534,19 @@
       <w:tblStyleRowBandSize w:val="1"/>
       <w:tblStyleColBandSize w:val="1"/>
       <w:tblBorders>
-        <w:top w:val="single" w:color="000000" w:themeColor="text1" w:sz="8" w:space="0"/>
-        <w:bottom w:val="single" w:color="000000" w:themeColor="text1" w:sz="8" w:space="0"/>
+        <w:top w:val="single" w:sz="8" w:space="0" w:color="000000" w:themeColor="text1"/>
+        <w:bottom w:val="single" w:sz="8" w:space="0" w:color="000000" w:themeColor="text1"/>
       </w:tblBorders>
     </w:tblPr>
     <w:tblStylePr w:type="firstRow">
       <w:rPr>
-        <w:rFonts w:asciiTheme="majorHAnsi" w:hAnsiTheme="majorHAnsi" w:eastAsiaTheme="majorEastAsia" w:cstheme="majorBidi"/>
-      </w:rPr>
-      <w:tblPr/>
-      <w:tcPr>
-        <w:tcBorders>
-          <w:top w:val="nil"/>
-          <w:bottom w:val="single" w:color="000000" w:themeColor="text1" w:sz="8" w:space="0"/>
+        <w:rFonts w:asciiTheme="majorHAnsi" w:eastAsiaTheme="majorEastAsia" w:hAnsiTheme="majorHAnsi" w:cstheme="majorBidi"/>
+      </w:rPr>
+      <w:tblPr/>
+      <w:tcPr>
+        <w:tcBorders>
+          <w:top w:val="nil"/>
+          <w:bottom w:val="single" w:sz="8" w:space="0" w:color="000000" w:themeColor="text1"/>
         </w:tcBorders>
       </w:tcPr>
     </w:tblStylePr>
@@ -7305,8 +6559,8 @@
       <w:tblPr/>
       <w:tcPr>
         <w:tcBorders>
-          <w:top w:val="single" w:color="000000" w:themeColor="text1" w:sz="8" w:space="0"/>
-          <w:bottom w:val="single" w:color="000000" w:themeColor="text1" w:sz="8" w:space="0"/>
+          <w:top w:val="single" w:sz="8" w:space="0" w:color="000000" w:themeColor="text1"/>
+          <w:bottom w:val="single" w:sz="8" w:space="0" w:color="000000" w:themeColor="text1"/>
         </w:tcBorders>
       </w:tcPr>
     </w:tblStylePr>
@@ -7324,8 +6578,8 @@
       <w:tblPr/>
       <w:tcPr>
         <w:tcBorders>
-          <w:top w:val="single" w:color="000000" w:themeColor="text1" w:sz="8" w:space="0"/>
-          <w:bottom w:val="single" w:color="000000" w:themeColor="text1" w:sz="8" w:space="0"/>
+          <w:top w:val="single" w:sz="8" w:space="0" w:color="000000" w:themeColor="text1"/>
+          <w:bottom w:val="single" w:sz="8" w:space="0" w:color="000000" w:themeColor="text1"/>
         </w:tcBorders>
       </w:tcPr>
     </w:tblStylePr>
@@ -7357,19 +6611,19 @@
       <w:tblStyleRowBandSize w:val="1"/>
       <w:tblStyleColBandSize w:val="1"/>
       <w:tblBorders>
-        <w:top w:val="single" w:color="4F81BD" w:themeColor="accent1" w:sz="8" w:space="0"/>
-        <w:bottom w:val="single" w:color="4F81BD" w:themeColor="accent1" w:sz="8" w:space="0"/>
+        <w:top w:val="single" w:sz="8" w:space="0" w:color="4F81BD" w:themeColor="accent1"/>
+        <w:bottom w:val="single" w:sz="8" w:space="0" w:color="4F81BD" w:themeColor="accent1"/>
       </w:tblBorders>
     </w:tblPr>
     <w:tblStylePr w:type="firstRow">
       <w:rPr>
-        <w:rFonts w:asciiTheme="majorHAnsi" w:hAnsiTheme="majorHAnsi" w:eastAsiaTheme="majorEastAsia" w:cstheme="majorBidi"/>
-      </w:rPr>
-      <w:tblPr/>
-      <w:tcPr>
-        <w:tcBorders>
-          <w:top w:val="nil"/>
-          <w:bottom w:val="single" w:color="4F81BD" w:themeColor="accent1" w:sz="8" w:space="0"/>
+        <w:rFonts w:asciiTheme="majorHAnsi" w:eastAsiaTheme="majorEastAsia" w:hAnsiTheme="majorHAnsi" w:cstheme="majorBidi"/>
+      </w:rPr>
+      <w:tblPr/>
+      <w:tcPr>
+        <w:tcBorders>
+          <w:top w:val="nil"/>
+          <w:bottom w:val="single" w:sz="8" w:space="0" w:color="4F81BD" w:themeColor="accent1"/>
         </w:tcBorders>
       </w:tcPr>
     </w:tblStylePr>
@@ -7382,8 +6636,8 @@
       <w:tblPr/>
       <w:tcPr>
         <w:tcBorders>
-          <w:top w:val="single" w:color="4F81BD" w:themeColor="accent1" w:sz="8" w:space="0"/>
-          <w:bottom w:val="single" w:color="4F81BD" w:themeColor="accent1" w:sz="8" w:space="0"/>
+          <w:top w:val="single" w:sz="8" w:space="0" w:color="4F81BD" w:themeColor="accent1"/>
+          <w:bottom w:val="single" w:sz="8" w:space="0" w:color="4F81BD" w:themeColor="accent1"/>
         </w:tcBorders>
       </w:tcPr>
     </w:tblStylePr>
@@ -7401,8 +6655,8 @@
       <w:tblPr/>
       <w:tcPr>
         <w:tcBorders>
-          <w:top w:val="single" w:color="4F81BD" w:themeColor="accent1" w:sz="8" w:space="0"/>
-          <w:bottom w:val="single" w:color="4F81BD" w:themeColor="accent1" w:sz="8" w:space="0"/>
+          <w:top w:val="single" w:sz="8" w:space="0" w:color="4F81BD" w:themeColor="accent1"/>
+          <w:bottom w:val="single" w:sz="8" w:space="0" w:color="4F81BD" w:themeColor="accent1"/>
         </w:tcBorders>
       </w:tcPr>
     </w:tblStylePr>
@@ -7434,19 +6688,19 @@
       <w:tblStyleRowBandSize w:val="1"/>
       <w:tblStyleColBandSize w:val="1"/>
       <w:tblBorders>
-        <w:top w:val="single" w:color="C0504D" w:themeColor="accent2" w:sz="8" w:space="0"/>
-        <w:bottom w:val="single" w:color="C0504D" w:themeColor="accent2" w:sz="8" w:space="0"/>
+        <w:top w:val="single" w:sz="8" w:space="0" w:color="C0504D" w:themeColor="accent2"/>
+        <w:bottom w:val="single" w:sz="8" w:space="0" w:color="C0504D" w:themeColor="accent2"/>
       </w:tblBorders>
     </w:tblPr>
     <w:tblStylePr w:type="firstRow">
       <w:rPr>
-        <w:rFonts w:asciiTheme="majorHAnsi" w:hAnsiTheme="majorHAnsi" w:eastAsiaTheme="majorEastAsia" w:cstheme="majorBidi"/>
-      </w:rPr>
-      <w:tblPr/>
-      <w:tcPr>
-        <w:tcBorders>
-          <w:top w:val="nil"/>
-          <w:bottom w:val="single" w:color="C0504D" w:themeColor="accent2" w:sz="8" w:space="0"/>
+        <w:rFonts w:asciiTheme="majorHAnsi" w:eastAsiaTheme="majorEastAsia" w:hAnsiTheme="majorHAnsi" w:cstheme="majorBidi"/>
+      </w:rPr>
+      <w:tblPr/>
+      <w:tcPr>
+        <w:tcBorders>
+          <w:top w:val="nil"/>
+          <w:bottom w:val="single" w:sz="8" w:space="0" w:color="C0504D" w:themeColor="accent2"/>
         </w:tcBorders>
       </w:tcPr>
     </w:tblStylePr>
@@ -7459,8 +6713,8 @@
       <w:tblPr/>
       <w:tcPr>
         <w:tcBorders>
-          <w:top w:val="single" w:color="C0504D" w:themeColor="accent2" w:sz="8" w:space="0"/>
-          <w:bottom w:val="single" w:color="C0504D" w:themeColor="accent2" w:sz="8" w:space="0"/>
+          <w:top w:val="single" w:sz="8" w:space="0" w:color="C0504D" w:themeColor="accent2"/>
+          <w:bottom w:val="single" w:sz="8" w:space="0" w:color="C0504D" w:themeColor="accent2"/>
         </w:tcBorders>
       </w:tcPr>
     </w:tblStylePr>
@@ -7478,8 +6732,8 @@
       <w:tblPr/>
       <w:tcPr>
         <w:tcBorders>
-          <w:top w:val="single" w:color="C0504D" w:themeColor="accent2" w:sz="8" w:space="0"/>
-          <w:bottom w:val="single" w:color="C0504D" w:themeColor="accent2" w:sz="8" w:space="0"/>
+          <w:top w:val="single" w:sz="8" w:space="0" w:color="C0504D" w:themeColor="accent2"/>
+          <w:bottom w:val="single" w:sz="8" w:space="0" w:color="C0504D" w:themeColor="accent2"/>
         </w:tcBorders>
       </w:tcPr>
     </w:tblStylePr>
@@ -7511,19 +6765,19 @@
       <w:tblStyleRowBandSize w:val="1"/>
       <w:tblStyleColBandSize w:val="1"/>
       <w:tblBorders>
-        <w:top w:val="single" w:color="9BBB59" w:themeColor="accent3" w:sz="8" w:space="0"/>
-        <w:bottom w:val="single" w:color="9BBB59" w:themeColor="accent3" w:sz="8" w:space="0"/>
+        <w:top w:val="single" w:sz="8" w:space="0" w:color="9BBB59" w:themeColor="accent3"/>
+        <w:bottom w:val="single" w:sz="8" w:space="0" w:color="9BBB59" w:themeColor="accent3"/>
       </w:tblBorders>
     </w:tblPr>
     <w:tblStylePr w:type="firstRow">
       <w:rPr>
-        <w:rFonts w:asciiTheme="majorHAnsi" w:hAnsiTheme="majorHAnsi" w:eastAsiaTheme="majorEastAsia" w:cstheme="majorBidi"/>
-      </w:rPr>
-      <w:tblPr/>
-      <w:tcPr>
-        <w:tcBorders>
-          <w:top w:val="nil"/>
-          <w:bottom w:val="single" w:color="9BBB59" w:themeColor="accent3" w:sz="8" w:space="0"/>
+        <w:rFonts w:asciiTheme="majorHAnsi" w:eastAsiaTheme="majorEastAsia" w:hAnsiTheme="majorHAnsi" w:cstheme="majorBidi"/>
+      </w:rPr>
+      <w:tblPr/>
+      <w:tcPr>
+        <w:tcBorders>
+          <w:top w:val="nil"/>
+          <w:bottom w:val="single" w:sz="8" w:space="0" w:color="9BBB59" w:themeColor="accent3"/>
         </w:tcBorders>
       </w:tcPr>
     </w:tblStylePr>
@@ -7536,8 +6790,8 @@
       <w:tblPr/>
       <w:tcPr>
         <w:tcBorders>
-          <w:top w:val="single" w:color="9BBB59" w:themeColor="accent3" w:sz="8" w:space="0"/>
-          <w:bottom w:val="single" w:color="9BBB59" w:themeColor="accent3" w:sz="8" w:space="0"/>
+          <w:top w:val="single" w:sz="8" w:space="0" w:color="9BBB59" w:themeColor="accent3"/>
+          <w:bottom w:val="single" w:sz="8" w:space="0" w:color="9BBB59" w:themeColor="accent3"/>
         </w:tcBorders>
       </w:tcPr>
     </w:tblStylePr>
@@ -7555,8 +6809,8 @@
       <w:tblPr/>
       <w:tcPr>
         <w:tcBorders>
-          <w:top w:val="single" w:color="9BBB59" w:themeColor="accent3" w:sz="8" w:space="0"/>
-          <w:bottom w:val="single" w:color="9BBB59" w:themeColor="accent3" w:sz="8" w:space="0"/>
+          <w:top w:val="single" w:sz="8" w:space="0" w:color="9BBB59" w:themeColor="accent3"/>
+          <w:bottom w:val="single" w:sz="8" w:space="0" w:color="9BBB59" w:themeColor="accent3"/>
         </w:tcBorders>
       </w:tcPr>
     </w:tblStylePr>
@@ -7588,19 +6842,19 @@
       <w:tblStyleRowBandSize w:val="1"/>
       <w:tblStyleColBandSize w:val="1"/>
       <w:tblBorders>
-        <w:top w:val="single" w:color="8064A2" w:themeColor="accent4" w:sz="8" w:space="0"/>
-        <w:bottom w:val="single" w:color="8064A2" w:themeColor="accent4" w:sz="8" w:space="0"/>
+        <w:top w:val="single" w:sz="8" w:space="0" w:color="8064A2" w:themeColor="accent4"/>
+        <w:bottom w:val="single" w:sz="8" w:space="0" w:color="8064A2" w:themeColor="accent4"/>
       </w:tblBorders>
     </w:tblPr>
     <w:tblStylePr w:type="firstRow">
       <w:rPr>
-        <w:rFonts w:asciiTheme="majorHAnsi" w:hAnsiTheme="majorHAnsi" w:eastAsiaTheme="majorEastAsia" w:cstheme="majorBidi"/>
-      </w:rPr>
-      <w:tblPr/>
-      <w:tcPr>
-        <w:tcBorders>
-          <w:top w:val="nil"/>
-          <w:bottom w:val="single" w:color="8064A2" w:themeColor="accent4" w:sz="8" w:space="0"/>
+        <w:rFonts w:asciiTheme="majorHAnsi" w:eastAsiaTheme="majorEastAsia" w:hAnsiTheme="majorHAnsi" w:cstheme="majorBidi"/>
+      </w:rPr>
+      <w:tblPr/>
+      <w:tcPr>
+        <w:tcBorders>
+          <w:top w:val="nil"/>
+          <w:bottom w:val="single" w:sz="8" w:space="0" w:color="8064A2" w:themeColor="accent4"/>
         </w:tcBorders>
       </w:tcPr>
     </w:tblStylePr>
@@ -7613,8 +6867,8 @@
       <w:tblPr/>
       <w:tcPr>
         <w:tcBorders>
-          <w:top w:val="single" w:color="8064A2" w:themeColor="accent4" w:sz="8" w:space="0"/>
-          <w:bottom w:val="single" w:color="8064A2" w:themeColor="accent4" w:sz="8" w:space="0"/>
+          <w:top w:val="single" w:sz="8" w:space="0" w:color="8064A2" w:themeColor="accent4"/>
+          <w:bottom w:val="single" w:sz="8" w:space="0" w:color="8064A2" w:themeColor="accent4"/>
         </w:tcBorders>
       </w:tcPr>
     </w:tblStylePr>
@@ -7632,8 +6886,8 @@
       <w:tblPr/>
       <w:tcPr>
         <w:tcBorders>
-          <w:top w:val="single" w:color="8064A2" w:themeColor="accent4" w:sz="8" w:space="0"/>
-          <w:bottom w:val="single" w:color="8064A2" w:themeColor="accent4" w:sz="8" w:space="0"/>
+          <w:top w:val="single" w:sz="8" w:space="0" w:color="8064A2" w:themeColor="accent4"/>
+          <w:bottom w:val="single" w:sz="8" w:space="0" w:color="8064A2" w:themeColor="accent4"/>
         </w:tcBorders>
       </w:tcPr>
     </w:tblStylePr>
@@ -7665,19 +6919,19 @@
       <w:tblStyleRowBandSize w:val="1"/>
       <w:tblStyleColBandSize w:val="1"/>
       <w:tblBorders>
-        <w:top w:val="single" w:color="4BACC6" w:themeColor="accent5" w:sz="8" w:space="0"/>
-        <w:bottom w:val="single" w:color="4BACC6" w:themeColor="accent5" w:sz="8" w:space="0"/>
+        <w:top w:val="single" w:sz="8" w:space="0" w:color="4BACC6" w:themeColor="accent5"/>
+        <w:bottom w:val="single" w:sz="8" w:space="0" w:color="4BACC6" w:themeColor="accent5"/>
       </w:tblBorders>
     </w:tblPr>
     <w:tblStylePr w:type="firstRow">
       <w:rPr>
-        <w:rFonts w:asciiTheme="majorHAnsi" w:hAnsiTheme="majorHAnsi" w:eastAsiaTheme="majorEastAsia" w:cstheme="majorBidi"/>
-      </w:rPr>
-      <w:tblPr/>
-      <w:tcPr>
-        <w:tcBorders>
-          <w:top w:val="nil"/>
-          <w:bottom w:val="single" w:color="4BACC6" w:themeColor="accent5" w:sz="8" w:space="0"/>
+        <w:rFonts w:asciiTheme="majorHAnsi" w:eastAsiaTheme="majorEastAsia" w:hAnsiTheme="majorHAnsi" w:cstheme="majorBidi"/>
+      </w:rPr>
+      <w:tblPr/>
+      <w:tcPr>
+        <w:tcBorders>
+          <w:top w:val="nil"/>
+          <w:bottom w:val="single" w:sz="8" w:space="0" w:color="4BACC6" w:themeColor="accent5"/>
         </w:tcBorders>
       </w:tcPr>
     </w:tblStylePr>
@@ -7690,8 +6944,8 @@
       <w:tblPr/>
       <w:tcPr>
         <w:tcBorders>
-          <w:top w:val="single" w:color="4BACC6" w:themeColor="accent5" w:sz="8" w:space="0"/>
-          <w:bottom w:val="single" w:color="4BACC6" w:themeColor="accent5" w:sz="8" w:space="0"/>
+          <w:top w:val="single" w:sz="8" w:space="0" w:color="4BACC6" w:themeColor="accent5"/>
+          <w:bottom w:val="single" w:sz="8" w:space="0" w:color="4BACC6" w:themeColor="accent5"/>
         </w:tcBorders>
       </w:tcPr>
     </w:tblStylePr>
@@ -7709,8 +6963,8 @@
       <w:tblPr/>
       <w:tcPr>
         <w:tcBorders>
-          <w:top w:val="single" w:color="4BACC6" w:themeColor="accent5" w:sz="8" w:space="0"/>
-          <w:bottom w:val="single" w:color="4BACC6" w:themeColor="accent5" w:sz="8" w:space="0"/>
+          <w:top w:val="single" w:sz="8" w:space="0" w:color="4BACC6" w:themeColor="accent5"/>
+          <w:bottom w:val="single" w:sz="8" w:space="0" w:color="4BACC6" w:themeColor="accent5"/>
         </w:tcBorders>
       </w:tcPr>
     </w:tblStylePr>
@@ -7742,19 +6996,19 @@
       <w:tblStyleRowBandSize w:val="1"/>
       <w:tblStyleColBandSize w:val="1"/>
       <w:tblBorders>
-        <w:top w:val="single" w:color="F79646" w:themeColor="accent6" w:sz="8" w:space="0"/>
-        <w:bottom w:val="single" w:color="F79646" w:themeColor="accent6" w:sz="8" w:space="0"/>
+        <w:top w:val="single" w:sz="8" w:space="0" w:color="F79646" w:themeColor="accent6"/>
+        <w:bottom w:val="single" w:sz="8" w:space="0" w:color="F79646" w:themeColor="accent6"/>
       </w:tblBorders>
     </w:tblPr>
     <w:tblStylePr w:type="firstRow">
       <w:rPr>
-        <w:rFonts w:asciiTheme="majorHAnsi" w:hAnsiTheme="majorHAnsi" w:eastAsiaTheme="majorEastAsia" w:cstheme="majorBidi"/>
-      </w:rPr>
-      <w:tblPr/>
-      <w:tcPr>
-        <w:tcBorders>
-          <w:top w:val="nil"/>
-          <w:bottom w:val="single" w:color="F79646" w:themeColor="accent6" w:sz="8" w:space="0"/>
+        <w:rFonts w:asciiTheme="majorHAnsi" w:eastAsiaTheme="majorEastAsia" w:hAnsiTheme="majorHAnsi" w:cstheme="majorBidi"/>
+      </w:rPr>
+      <w:tblPr/>
+      <w:tcPr>
+        <w:tcBorders>
+          <w:top w:val="nil"/>
+          <w:bottom w:val="single" w:sz="8" w:space="0" w:color="F79646" w:themeColor="accent6"/>
         </w:tcBorders>
       </w:tcPr>
     </w:tblStylePr>
@@ -7767,8 +7021,8 @@
       <w:tblPr/>
       <w:tcPr>
         <w:tcBorders>
-          <w:top w:val="single" w:color="F79646" w:themeColor="accent6" w:sz="8" w:space="0"/>
-          <w:bottom w:val="single" w:color="F79646" w:themeColor="accent6" w:sz="8" w:space="0"/>
+          <w:top w:val="single" w:sz="8" w:space="0" w:color="F79646" w:themeColor="accent6"/>
+          <w:bottom w:val="single" w:sz="8" w:space="0" w:color="F79646" w:themeColor="accent6"/>
         </w:tcBorders>
       </w:tcPr>
     </w:tblStylePr>
@@ -7786,8 +7040,8 @@
       <w:tblPr/>
       <w:tcPr>
         <w:tcBorders>
-          <w:top w:val="single" w:color="F79646" w:themeColor="accent6" w:sz="8" w:space="0"/>
-          <w:bottom w:val="single" w:color="F79646" w:themeColor="accent6" w:sz="8" w:space="0"/>
+          <w:top w:val="single" w:sz="8" w:space="0" w:color="F79646" w:themeColor="accent6"/>
+          <w:bottom w:val="single" w:sz="8" w:space="0" w:color="F79646" w:themeColor="accent6"/>
         </w:tcBorders>
       </w:tcPr>
     </w:tblStylePr>
@@ -7813,17 +7067,17 @@
       <w:spacing w:after="0" w:line="240" w:lineRule="auto"/>
     </w:pPr>
     <w:rPr>
-      <w:rFonts w:asciiTheme="majorHAnsi" w:hAnsiTheme="majorHAnsi" w:eastAsiaTheme="majorEastAsia" w:cstheme="majorBidi"/>
+      <w:rFonts w:asciiTheme="majorHAnsi" w:eastAsiaTheme="majorEastAsia" w:hAnsiTheme="majorHAnsi" w:cstheme="majorBidi"/>
       <w:color w:val="000000" w:themeColor="text1"/>
     </w:rPr>
     <w:tblPr>
       <w:tblStyleRowBandSize w:val="1"/>
       <w:tblStyleColBandSize w:val="1"/>
       <w:tblBorders>
-        <w:top w:val="single" w:color="000000" w:themeColor="text1" w:sz="8" w:space="0"/>
-        <w:left w:val="single" w:color="000000" w:themeColor="text1" w:sz="8" w:space="0"/>
-        <w:bottom w:val="single" w:color="000000" w:themeColor="text1" w:sz="8" w:space="0"/>
-        <w:right w:val="single" w:color="000000" w:themeColor="text1" w:sz="8" w:space="0"/>
+        <w:top w:val="single" w:sz="8" w:space="0" w:color="000000" w:themeColor="text1"/>
+        <w:left w:val="single" w:sz="8" w:space="0" w:color="000000" w:themeColor="text1"/>
+        <w:bottom w:val="single" w:sz="8" w:space="0" w:color="000000" w:themeColor="text1"/>
+        <w:right w:val="single" w:sz="8" w:space="0" w:color="000000" w:themeColor="text1"/>
       </w:tblBorders>
     </w:tblPr>
     <w:tblStylePr w:type="firstRow">
@@ -7836,7 +7090,7 @@
         <w:tcBorders>
           <w:top w:val="nil"/>
           <w:left w:val="nil"/>
-          <w:bottom w:val="single" w:color="000000" w:themeColor="text1" w:sz="24" w:space="0"/>
+          <w:bottom w:val="single" w:sz="24" w:space="0" w:color="000000" w:themeColor="text1"/>
           <w:right w:val="nil"/>
           <w:insideH w:val="nil"/>
           <w:insideV w:val="nil"/>
@@ -7848,7 +7102,7 @@
       <w:tblPr/>
       <w:tcPr>
         <w:tcBorders>
-          <w:top w:val="single" w:color="000000" w:themeColor="text1" w:sz="8" w:space="0"/>
+          <w:top w:val="single" w:sz="8" w:space="0" w:color="000000" w:themeColor="text1"/>
           <w:left w:val="nil"/>
           <w:bottom w:val="nil"/>
           <w:right w:val="nil"/>
@@ -7865,7 +7119,7 @@
           <w:top w:val="nil"/>
           <w:left w:val="nil"/>
           <w:bottom w:val="nil"/>
-          <w:right w:val="single" w:color="000000" w:themeColor="text1" w:sz="8" w:space="0"/>
+          <w:right w:val="single" w:sz="8" w:space="0" w:color="000000" w:themeColor="text1"/>
           <w:insideH w:val="nil"/>
           <w:insideV w:val="nil"/>
         </w:tcBorders>
@@ -7877,7 +7131,7 @@
       <w:tcPr>
         <w:tcBorders>
           <w:top w:val="nil"/>
-          <w:left w:val="single" w:color="000000" w:themeColor="text1" w:sz="8" w:space="0"/>
+          <w:left w:val="single" w:sz="8" w:space="0" w:color="000000" w:themeColor="text1"/>
           <w:bottom w:val="nil"/>
           <w:right w:val="nil"/>
           <w:insideH w:val="nil"/>
@@ -7934,17 +7188,17 @@
       <w:spacing w:after="0" w:line="240" w:lineRule="auto"/>
     </w:pPr>
     <w:rPr>
-      <w:rFonts w:asciiTheme="majorHAnsi" w:hAnsiTheme="majorHAnsi" w:eastAsiaTheme="majorEastAsia" w:cstheme="majorBidi"/>
+      <w:rFonts w:asciiTheme="majorHAnsi" w:eastAsiaTheme="majorEastAsia" w:hAnsiTheme="majorHAnsi" w:cstheme="majorBidi"/>
       <w:color w:val="000000" w:themeColor="text1"/>
     </w:rPr>
     <w:tblPr>
       <w:tblStyleRowBandSize w:val="1"/>
       <w:tblStyleColBandSize w:val="1"/>
       <w:tblBorders>
-        <w:top w:val="single" w:color="4F81BD" w:themeColor="accent1" w:sz="8" w:space="0"/>
-        <w:left w:val="single" w:color="4F81BD" w:themeColor="accent1" w:sz="8" w:space="0"/>
-        <w:bottom w:val="single" w:color="4F81BD" w:themeColor="accent1" w:sz="8" w:space="0"/>
-        <w:right w:val="single" w:color="4F81BD" w:themeColor="accent1" w:sz="8" w:space="0"/>
+        <w:top w:val="single" w:sz="8" w:space="0" w:color="4F81BD" w:themeColor="accent1"/>
+        <w:left w:val="single" w:sz="8" w:space="0" w:color="4F81BD" w:themeColor="accent1"/>
+        <w:bottom w:val="single" w:sz="8" w:space="0" w:color="4F81BD" w:themeColor="accent1"/>
+        <w:right w:val="single" w:sz="8" w:space="0" w:color="4F81BD" w:themeColor="accent1"/>
       </w:tblBorders>
     </w:tblPr>
     <w:tblStylePr w:type="firstRow">
@@ -7957,7 +7211,7 @@
         <w:tcBorders>
           <w:top w:val="nil"/>
           <w:left w:val="nil"/>
-          <w:bottom w:val="single" w:color="4F81BD" w:themeColor="accent1" w:sz="24" w:space="0"/>
+          <w:bottom w:val="single" w:sz="24" w:space="0" w:color="4F81BD" w:themeColor="accent1"/>
           <w:right w:val="nil"/>
           <w:insideH w:val="nil"/>
           <w:insideV w:val="nil"/>
@@ -7969,7 +7223,7 @@
       <w:tblPr/>
       <w:tcPr>
         <w:tcBorders>
-          <w:top w:val="single" w:color="4F81BD" w:themeColor="accent1" w:sz="8" w:space="0"/>
+          <w:top w:val="single" w:sz="8" w:space="0" w:color="4F81BD" w:themeColor="accent1"/>
           <w:left w:val="nil"/>
           <w:bottom w:val="nil"/>
           <w:right w:val="nil"/>
@@ -7986,7 +7240,7 @@
           <w:top w:val="nil"/>
           <w:left w:val="nil"/>
           <w:bottom w:val="nil"/>
-          <w:right w:val="single" w:color="4F81BD" w:themeColor="accent1" w:sz="8" w:space="0"/>
+          <w:right w:val="single" w:sz="8" w:space="0" w:color="4F81BD" w:themeColor="accent1"/>
           <w:insideH w:val="nil"/>
           <w:insideV w:val="nil"/>
         </w:tcBorders>
@@ -7998,7 +7252,7 @@
       <w:tcPr>
         <w:tcBorders>
           <w:top w:val="nil"/>
-          <w:left w:val="single" w:color="4F81BD" w:themeColor="accent1" w:sz="8" w:space="0"/>
+          <w:left w:val="single" w:sz="8" w:space="0" w:color="4F81BD" w:themeColor="accent1"/>
           <w:bottom w:val="nil"/>
           <w:right w:val="nil"/>
           <w:insideH w:val="nil"/>
@@ -8055,17 +7309,17 @@
       <w:spacing w:after="0" w:line="240" w:lineRule="auto"/>
     </w:pPr>
     <w:rPr>
-      <w:rFonts w:asciiTheme="majorHAnsi" w:hAnsiTheme="majorHAnsi" w:eastAsiaTheme="majorEastAsia" w:cstheme="majorBidi"/>
+      <w:rFonts w:asciiTheme="majorHAnsi" w:eastAsiaTheme="majorEastAsia" w:hAnsiTheme="majorHAnsi" w:cstheme="majorBidi"/>
       <w:color w:val="000000" w:themeColor="text1"/>
     </w:rPr>
     <w:tblPr>
       <w:tblStyleRowBandSize w:val="1"/>
       <w:tblStyleColBandSize w:val="1"/>
       <w:tblBorders>
-        <w:top w:val="single" w:color="C0504D" w:themeColor="accent2" w:sz="8" w:space="0"/>
-        <w:left w:val="single" w:color="C0504D" w:themeColor="accent2" w:sz="8" w:space="0"/>
-        <w:bottom w:val="single" w:color="C0504D" w:themeColor="accent2" w:sz="8" w:space="0"/>
-        <w:right w:val="single" w:color="C0504D" w:themeColor="accent2" w:sz="8" w:space="0"/>
+        <w:top w:val="single" w:sz="8" w:space="0" w:color="C0504D" w:themeColor="accent2"/>
+        <w:left w:val="single" w:sz="8" w:space="0" w:color="C0504D" w:themeColor="accent2"/>
+        <w:bottom w:val="single" w:sz="8" w:space="0" w:color="C0504D" w:themeColor="accent2"/>
+        <w:right w:val="single" w:sz="8" w:space="0" w:color="C0504D" w:themeColor="accent2"/>
       </w:tblBorders>
     </w:tblPr>
     <w:tblStylePr w:type="firstRow">
@@ -8078,7 +7332,7 @@
         <w:tcBorders>
           <w:top w:val="nil"/>
           <w:left w:val="nil"/>
-          <w:bottom w:val="single" w:color="C0504D" w:themeColor="accent2" w:sz="24" w:space="0"/>
+          <w:bottom w:val="single" w:sz="24" w:space="0" w:color="C0504D" w:themeColor="accent2"/>
           <w:right w:val="nil"/>
           <w:insideH w:val="nil"/>
           <w:insideV w:val="nil"/>
@@ -8090,7 +7344,7 @@
       <w:tblPr/>
       <w:tcPr>
         <w:tcBorders>
-          <w:top w:val="single" w:color="C0504D" w:themeColor="accent2" w:sz="8" w:space="0"/>
+          <w:top w:val="single" w:sz="8" w:space="0" w:color="C0504D" w:themeColor="accent2"/>
           <w:left w:val="nil"/>
           <w:bottom w:val="nil"/>
           <w:right w:val="nil"/>
@@ -8107,7 +7361,7 @@
           <w:top w:val="nil"/>
           <w:left w:val="nil"/>
           <w:bottom w:val="nil"/>
-          <w:right w:val="single" w:color="C0504D" w:themeColor="accent2" w:sz="8" w:space="0"/>
+          <w:right w:val="single" w:sz="8" w:space="0" w:color="C0504D" w:themeColor="accent2"/>
           <w:insideH w:val="nil"/>
           <w:insideV w:val="nil"/>
         </w:tcBorders>
@@ -8119,7 +7373,7 @@
       <w:tcPr>
         <w:tcBorders>
           <w:top w:val="nil"/>
-          <w:left w:val="single" w:color="C0504D" w:themeColor="accent2" w:sz="8" w:space="0"/>
+          <w:left w:val="single" w:sz="8" w:space="0" w:color="C0504D" w:themeColor="accent2"/>
           <w:bottom w:val="nil"/>
           <w:right w:val="nil"/>
           <w:insideH w:val="nil"/>
@@ -8176,17 +7430,17 @@
       <w:spacing w:after="0" w:line="240" w:lineRule="auto"/>
     </w:pPr>
     <w:rPr>
-      <w:rFonts w:asciiTheme="majorHAnsi" w:hAnsiTheme="majorHAnsi" w:eastAsiaTheme="majorEastAsia" w:cstheme="majorBidi"/>
+      <w:rFonts w:asciiTheme="majorHAnsi" w:eastAsiaTheme="majorEastAsia" w:hAnsiTheme="majorHAnsi" w:cstheme="majorBidi"/>
       <w:color w:val="000000" w:themeColor="text1"/>
     </w:rPr>
     <w:tblPr>
       <w:tblStyleRowBandSize w:val="1"/>
       <w:tblStyleColBandSize w:val="1"/>
       <w:tblBorders>
-        <w:top w:val="single" w:color="9BBB59" w:themeColor="accent3" w:sz="8" w:space="0"/>
-        <w:left w:val="single" w:color="9BBB59" w:themeColor="accent3" w:sz="8" w:space="0"/>
-        <w:bottom w:val="single" w:color="9BBB59" w:themeColor="accent3" w:sz="8" w:space="0"/>
-        <w:right w:val="single" w:color="9BBB59" w:themeColor="accent3" w:sz="8" w:space="0"/>
+        <w:top w:val="single" w:sz="8" w:space="0" w:color="9BBB59" w:themeColor="accent3"/>
+        <w:left w:val="single" w:sz="8" w:space="0" w:color="9BBB59" w:themeColor="accent3"/>
+        <w:bottom w:val="single" w:sz="8" w:space="0" w:color="9BBB59" w:themeColor="accent3"/>
+        <w:right w:val="single" w:sz="8" w:space="0" w:color="9BBB59" w:themeColor="accent3"/>
       </w:tblBorders>
     </w:tblPr>
     <w:tblStylePr w:type="firstRow">
@@ -8199,7 +7453,7 @@
         <w:tcBorders>
           <w:top w:val="nil"/>
           <w:left w:val="nil"/>
-          <w:bottom w:val="single" w:color="9BBB59" w:themeColor="accent3" w:sz="24" w:space="0"/>
+          <w:bottom w:val="single" w:sz="24" w:space="0" w:color="9BBB59" w:themeColor="accent3"/>
           <w:right w:val="nil"/>
           <w:insideH w:val="nil"/>
           <w:insideV w:val="nil"/>
@@ -8211,7 +7465,7 @@
       <w:tblPr/>
       <w:tcPr>
         <w:tcBorders>
-          <w:top w:val="single" w:color="9BBB59" w:themeColor="accent3" w:sz="8" w:space="0"/>
+          <w:top w:val="single" w:sz="8" w:space="0" w:color="9BBB59" w:themeColor="accent3"/>
           <w:left w:val="nil"/>
           <w:bottom w:val="nil"/>
           <w:right w:val="nil"/>
@@ -8228,7 +7482,7 @@
           <w:top w:val="nil"/>
           <w:left w:val="nil"/>
           <w:bottom w:val="nil"/>
-          <w:right w:val="single" w:color="9BBB59" w:themeColor="accent3" w:sz="8" w:space="0"/>
+          <w:right w:val="single" w:sz="8" w:space="0" w:color="9BBB59" w:themeColor="accent3"/>
           <w:insideH w:val="nil"/>
           <w:insideV w:val="nil"/>
         </w:tcBorders>
@@ -8240,7 +7494,7 @@
       <w:tcPr>
         <w:tcBorders>
           <w:top w:val="nil"/>
-          <w:left w:val="single" w:color="9BBB59" w:themeColor="accent3" w:sz="8" w:space="0"/>
+          <w:left w:val="single" w:sz="8" w:space="0" w:color="9BBB59" w:themeColor="accent3"/>
           <w:bottom w:val="nil"/>
           <w:right w:val="nil"/>
           <w:insideH w:val="nil"/>
@@ -8297,17 +7551,17 @@
       <w:spacing w:after="0" w:line="240" w:lineRule="auto"/>
     </w:pPr>
     <w:rPr>
-      <w:rFonts w:asciiTheme="majorHAnsi" w:hAnsiTheme="majorHAnsi" w:eastAsiaTheme="majorEastAsia" w:cstheme="majorBidi"/>
+      <w:rFonts w:asciiTheme="majorHAnsi" w:eastAsiaTheme="majorEastAsia" w:hAnsiTheme="majorHAnsi" w:cstheme="majorBidi"/>
       <w:color w:val="000000" w:themeColor="text1"/>
     </w:rPr>
     <w:tblPr>
       <w:tblStyleRowBandSize w:val="1"/>
       <w:tblStyleColBandSize w:val="1"/>
       <w:tblBorders>
-        <w:top w:val="single" w:color="8064A2" w:themeColor="accent4" w:sz="8" w:space="0"/>
-        <w:left w:val="single" w:color="8064A2" w:themeColor="accent4" w:sz="8" w:space="0"/>
-        <w:bottom w:val="single" w:color="8064A2" w:themeColor="accent4" w:sz="8" w:space="0"/>
-        <w:right w:val="single" w:color="8064A2" w:themeColor="accent4" w:sz="8" w:space="0"/>
+        <w:top w:val="single" w:sz="8" w:space="0" w:color="8064A2" w:themeColor="accent4"/>
+        <w:left w:val="single" w:sz="8" w:space="0" w:color="8064A2" w:themeColor="accent4"/>
+        <w:bottom w:val="single" w:sz="8" w:space="0" w:color="8064A2" w:themeColor="accent4"/>
+        <w:right w:val="single" w:sz="8" w:space="0" w:color="8064A2" w:themeColor="accent4"/>
       </w:tblBorders>
     </w:tblPr>
     <w:tblStylePr w:type="firstRow">
@@ -8320,7 +7574,7 @@
         <w:tcBorders>
           <w:top w:val="nil"/>
           <w:left w:val="nil"/>
-          <w:bottom w:val="single" w:color="8064A2" w:themeColor="accent4" w:sz="24" w:space="0"/>
+          <w:bottom w:val="single" w:sz="24" w:space="0" w:color="8064A2" w:themeColor="accent4"/>
           <w:right w:val="nil"/>
           <w:insideH w:val="nil"/>
           <w:insideV w:val="nil"/>
@@ -8332,7 +7586,7 @@
       <w:tblPr/>
       <w:tcPr>
         <w:tcBorders>
-          <w:top w:val="single" w:color="8064A2" w:themeColor="accent4" w:sz="8" w:space="0"/>
+          <w:top w:val="single" w:sz="8" w:space="0" w:color="8064A2" w:themeColor="accent4"/>
           <w:left w:val="nil"/>
           <w:bottom w:val="nil"/>
           <w:right w:val="nil"/>
@@ -8349,7 +7603,7 @@
           <w:top w:val="nil"/>
           <w:left w:val="nil"/>
           <w:bottom w:val="nil"/>
-          <w:right w:val="single" w:color="8064A2" w:themeColor="accent4" w:sz="8" w:space="0"/>
+          <w:right w:val="single" w:sz="8" w:space="0" w:color="8064A2" w:themeColor="accent4"/>
           <w:insideH w:val="nil"/>
           <w:insideV w:val="nil"/>
         </w:tcBorders>
@@ -8361,7 +7615,7 @@
       <w:tcPr>
         <w:tcBorders>
           <w:top w:val="nil"/>
-          <w:left w:val="single" w:color="8064A2" w:themeColor="accent4" w:sz="8" w:space="0"/>
+          <w:left w:val="single" w:sz="8" w:space="0" w:color="8064A2" w:themeColor="accent4"/>
           <w:bottom w:val="nil"/>
           <w:right w:val="nil"/>
           <w:insideH w:val="nil"/>
@@ -8418,17 +7672,17 @@
       <w:spacing w:after="0" w:line="240" w:lineRule="auto"/>
     </w:pPr>
     <w:rPr>
-      <w:rFonts w:asciiTheme="majorHAnsi" w:hAnsiTheme="majorHAnsi" w:eastAsiaTheme="majorEastAsia" w:cstheme="majorBidi"/>
+      <w:rFonts w:asciiTheme="majorHAnsi" w:eastAsiaTheme="majorEastAsia" w:hAnsiTheme="majorHAnsi" w:cstheme="majorBidi"/>
       <w:color w:val="000000" w:themeColor="text1"/>
     </w:rPr>
     <w:tblPr>
       <w:tblStyleRowBandSize w:val="1"/>
       <w:tblStyleColBandSize w:val="1"/>
       <w:tblBorders>
-        <w:top w:val="single" w:color="4BACC6" w:themeColor="accent5" w:sz="8" w:space="0"/>
-        <w:left w:val="single" w:color="4BACC6" w:themeColor="accent5" w:sz="8" w:space="0"/>
-        <w:bottom w:val="single" w:color="4BACC6" w:themeColor="accent5" w:sz="8" w:space="0"/>
-        <w:right w:val="single" w:color="4BACC6" w:themeColor="accent5" w:sz="8" w:space="0"/>
+        <w:top w:val="single" w:sz="8" w:space="0" w:color="4BACC6" w:themeColor="accent5"/>
+        <w:left w:val="single" w:sz="8" w:space="0" w:color="4BACC6" w:themeColor="accent5"/>
+        <w:bottom w:val="single" w:sz="8" w:space="0" w:color="4BACC6" w:themeColor="accent5"/>
+        <w:right w:val="single" w:sz="8" w:space="0" w:color="4BACC6" w:themeColor="accent5"/>
       </w:tblBorders>
     </w:tblPr>
     <w:tblStylePr w:type="firstRow">
@@ -8441,7 +7695,7 @@
         <w:tcBorders>
           <w:top w:val="nil"/>
           <w:left w:val="nil"/>
-          <w:bottom w:val="single" w:color="4BACC6" w:themeColor="accent5" w:sz="24" w:space="0"/>
+          <w:bottom w:val="single" w:sz="24" w:space="0" w:color="4BACC6" w:themeColor="accent5"/>
           <w:right w:val="nil"/>
           <w:insideH w:val="nil"/>
           <w:insideV w:val="nil"/>
@@ -8453,7 +7707,7 @@
       <w:tblPr/>
       <w:tcPr>
         <w:tcBorders>
-          <w:top w:val="single" w:color="4BACC6" w:themeColor="accent5" w:sz="8" w:space="0"/>
+          <w:top w:val="single" w:sz="8" w:space="0" w:color="4BACC6" w:themeColor="accent5"/>
           <w:left w:val="nil"/>
           <w:bottom w:val="nil"/>
           <w:right w:val="nil"/>
@@ -8470,7 +7724,7 @@
           <w:top w:val="nil"/>
           <w:left w:val="nil"/>
           <w:bottom w:val="nil"/>
-          <w:right w:val="single" w:color="4BACC6" w:themeColor="accent5" w:sz="8" w:space="0"/>
+          <w:right w:val="single" w:sz="8" w:space="0" w:color="4BACC6" w:themeColor="accent5"/>
           <w:insideH w:val="nil"/>
           <w:insideV w:val="nil"/>
         </w:tcBorders>
@@ -8482,7 +7736,7 @@
       <w:tcPr>
         <w:tcBorders>
           <w:top w:val="nil"/>
-          <w:left w:val="single" w:color="4BACC6" w:themeColor="accent5" w:sz="8" w:space="0"/>
+          <w:left w:val="single" w:sz="8" w:space="0" w:color="4BACC6" w:themeColor="accent5"/>
           <w:bottom w:val="nil"/>
           <w:right w:val="nil"/>
           <w:insideH w:val="nil"/>
@@ -8539,17 +7793,17 @@
       <w:spacing w:after="0" w:line="240" w:lineRule="auto"/>
     </w:pPr>
     <w:rPr>
-      <w:rFonts w:asciiTheme="majorHAnsi" w:hAnsiTheme="majorHAnsi" w:eastAsiaTheme="majorEastAsia" w:cstheme="majorBidi"/>
+      <w:rFonts w:asciiTheme="majorHAnsi" w:eastAsiaTheme="majorEastAsia" w:hAnsiTheme="majorHAnsi" w:cstheme="majorBidi"/>
       <w:color w:val="000000" w:themeColor="text1"/>
     </w:rPr>
     <w:tblPr>
       <w:tblStyleRowBandSize w:val="1"/>
       <w:tblStyleColBandSize w:val="1"/>
       <w:tblBorders>
-        <w:top w:val="single" w:color="F79646" w:themeColor="accent6" w:sz="8" w:space="0"/>
-        <w:left w:val="single" w:color="F79646" w:themeColor="accent6" w:sz="8" w:space="0"/>
-        <w:bottom w:val="single" w:color="F79646" w:themeColor="accent6" w:sz="8" w:space="0"/>
-        <w:right w:val="single" w:color="F79646" w:themeColor="accent6" w:sz="8" w:space="0"/>
+        <w:top w:val="single" w:sz="8" w:space="0" w:color="F79646" w:themeColor="accent6"/>
+        <w:left w:val="single" w:sz="8" w:space="0" w:color="F79646" w:themeColor="accent6"/>
+        <w:bottom w:val="single" w:sz="8" w:space="0" w:color="F79646" w:themeColor="accent6"/>
+        <w:right w:val="single" w:sz="8" w:space="0" w:color="F79646" w:themeColor="accent6"/>
       </w:tblBorders>
     </w:tblPr>
     <w:tblStylePr w:type="firstRow">
@@ -8562,7 +7816,7 @@
         <w:tcBorders>
           <w:top w:val="nil"/>
           <w:left w:val="nil"/>
-          <w:bottom w:val="single" w:color="F79646" w:themeColor="accent6" w:sz="24" w:space="0"/>
+          <w:bottom w:val="single" w:sz="24" w:space="0" w:color="F79646" w:themeColor="accent6"/>
           <w:right w:val="nil"/>
           <w:insideH w:val="nil"/>
           <w:insideV w:val="nil"/>
@@ -8574,7 +7828,7 @@
       <w:tblPr/>
       <w:tcPr>
         <w:tcBorders>
-          <w:top w:val="single" w:color="F79646" w:themeColor="accent6" w:sz="8" w:space="0"/>
+          <w:top w:val="single" w:sz="8" w:space="0" w:color="F79646" w:themeColor="accent6"/>
           <w:left w:val="nil"/>
           <w:bottom w:val="nil"/>
           <w:right w:val="nil"/>
@@ -8591,7 +7845,7 @@
           <w:top w:val="nil"/>
           <w:left w:val="nil"/>
           <w:bottom w:val="nil"/>
-          <w:right w:val="single" w:color="F79646" w:themeColor="accent6" w:sz="8" w:space="0"/>
+          <w:right w:val="single" w:sz="8" w:space="0" w:color="F79646" w:themeColor="accent6"/>
           <w:insideH w:val="nil"/>
           <w:insideV w:val="nil"/>
         </w:tcBorders>
@@ -8603,7 +7857,7 @@
       <w:tcPr>
         <w:tcBorders>
           <w:top w:val="nil"/>
-          <w:left w:val="single" w:color="F79646" w:themeColor="accent6" w:sz="8" w:space="0"/>
+          <w:left w:val="single" w:sz="8" w:space="0" w:color="F79646" w:themeColor="accent6"/>
           <w:bottom w:val="nil"/>
           <w:right w:val="nil"/>
           <w:insideH w:val="nil"/>
@@ -8663,12 +7917,12 @@
       <w:tblStyleRowBandSize w:val="1"/>
       <w:tblStyleColBandSize w:val="1"/>
       <w:tblBorders>
-        <w:top w:val="single" w:color="404040" w:themeColor="text1" w:themeTint="BF" w:sz="8" w:space="0"/>
-        <w:left w:val="single" w:color="404040" w:themeColor="text1" w:themeTint="BF" w:sz="8" w:space="0"/>
-        <w:bottom w:val="single" w:color="404040" w:themeColor="text1" w:themeTint="BF" w:sz="8" w:space="0"/>
-        <w:right w:val="single" w:color="404040" w:themeColor="text1" w:themeTint="BF" w:sz="8" w:space="0"/>
-        <w:insideH w:val="single" w:color="404040" w:themeColor="text1" w:themeTint="BF" w:sz="8" w:space="0"/>
-        <w:insideV w:val="single" w:color="404040" w:themeColor="text1" w:themeTint="BF" w:sz="8" w:space="0"/>
+        <w:top w:val="single" w:sz="8" w:space="0" w:color="404040" w:themeColor="text1" w:themeTint="BF"/>
+        <w:left w:val="single" w:sz="8" w:space="0" w:color="404040" w:themeColor="text1" w:themeTint="BF"/>
+        <w:bottom w:val="single" w:sz="8" w:space="0" w:color="404040" w:themeColor="text1" w:themeTint="BF"/>
+        <w:right w:val="single" w:sz="8" w:space="0" w:color="404040" w:themeColor="text1" w:themeTint="BF"/>
+        <w:insideH w:val="single" w:sz="8" w:space="0" w:color="404040" w:themeColor="text1" w:themeTint="BF"/>
+        <w:insideV w:val="single" w:sz="8" w:space="0" w:color="404040" w:themeColor="text1" w:themeTint="BF"/>
       </w:tblBorders>
     </w:tblPr>
     <w:tcPr>
@@ -8688,7 +7942,7 @@
       <w:tblPr/>
       <w:tcPr>
         <w:tcBorders>
-          <w:top w:val="single" w:color="404040" w:themeColor="text1" w:themeTint="BF" w:sz="18" w:space="0"/>
+          <w:top w:val="single" w:sz="18" w:space="0" w:color="404040" w:themeColor="text1" w:themeTint="BF"/>
         </w:tcBorders>
       </w:tcPr>
     </w:tblStylePr>
@@ -8729,12 +7983,12 @@
       <w:tblStyleRowBandSize w:val="1"/>
       <w:tblStyleColBandSize w:val="1"/>
       <w:tblBorders>
-        <w:top w:val="single" w:color="7BA0CD" w:themeColor="accent1" w:themeTint="BF" w:sz="8" w:space="0"/>
-        <w:left w:val="single" w:color="7BA0CD" w:themeColor="accent1" w:themeTint="BF" w:sz="8" w:space="0"/>
-        <w:bottom w:val="single" w:color="7BA0CD" w:themeColor="accent1" w:themeTint="BF" w:sz="8" w:space="0"/>
-        <w:right w:val="single" w:color="7BA0CD" w:themeColor="accent1" w:themeTint="BF" w:sz="8" w:space="0"/>
-        <w:insideH w:val="single" w:color="7BA0CD" w:themeColor="accent1" w:themeTint="BF" w:sz="8" w:space="0"/>
-        <w:insideV w:val="single" w:color="7BA0CD" w:themeColor="accent1" w:themeTint="BF" w:sz="8" w:space="0"/>
+        <w:top w:val="single" w:sz="8" w:space="0" w:color="7BA0CD" w:themeColor="accent1" w:themeTint="BF"/>
+        <w:left w:val="single" w:sz="8" w:space="0" w:color="7BA0CD" w:themeColor="accent1" w:themeTint="BF"/>
+        <w:bottom w:val="single" w:sz="8" w:space="0" w:color="7BA0CD" w:themeColor="accent1" w:themeTint="BF"/>
+        <w:right w:val="single" w:sz="8" w:space="0" w:color="7BA0CD" w:themeColor="accent1" w:themeTint="BF"/>
+        <w:insideH w:val="single" w:sz="8" w:space="0" w:color="7BA0CD" w:themeColor="accent1" w:themeTint="BF"/>
+        <w:insideV w:val="single" w:sz="8" w:space="0" w:color="7BA0CD" w:themeColor="accent1" w:themeTint="BF"/>
       </w:tblBorders>
     </w:tblPr>
     <w:tcPr>
@@ -8754,7 +8008,7 @@
       <w:tblPr/>
       <w:tcPr>
         <w:tcBorders>
-          <w:top w:val="single" w:color="7BA0CD" w:themeColor="accent1" w:themeTint="BF" w:sz="18" w:space="0"/>
+          <w:top w:val="single" w:sz="18" w:space="0" w:color="7BA0CD" w:themeColor="accent1" w:themeTint="BF"/>
         </w:tcBorders>
       </w:tcPr>
     </w:tblStylePr>
@@ -8795,12 +8049,12 @@
       <w:tblStyleRowBandSize w:val="1"/>
       <w:tblStyleColBandSize w:val="1"/>
       <w:tblBorders>
-        <w:top w:val="single" w:color="CF7B79" w:themeColor="accent2" w:themeTint="BF" w:sz="8" w:space="0"/>
-        <w:left w:val="single" w:color="CF7B79" w:themeColor="accent2" w:themeTint="BF" w:sz="8" w:space="0"/>
-        <w:bottom w:val="single" w:color="CF7B79" w:themeColor="accent2" w:themeTint="BF" w:sz="8" w:space="0"/>
-        <w:right w:val="single" w:color="CF7B79" w:themeColor="accent2" w:themeTint="BF" w:sz="8" w:space="0"/>
-        <w:insideH w:val="single" w:color="CF7B79" w:themeColor="accent2" w:themeTint="BF" w:sz="8" w:space="0"/>
-        <w:insideV w:val="single" w:color="CF7B79" w:themeColor="accent2" w:themeTint="BF" w:sz="8" w:space="0"/>
+        <w:top w:val="single" w:sz="8" w:space="0" w:color="CF7B79" w:themeColor="accent2" w:themeTint="BF"/>
+        <w:left w:val="single" w:sz="8" w:space="0" w:color="CF7B79" w:themeColor="accent2" w:themeTint="BF"/>
+        <w:bottom w:val="single" w:sz="8" w:space="0" w:color="CF7B79" w:themeColor="accent2" w:themeTint="BF"/>
+        <w:right w:val="single" w:sz="8" w:space="0" w:color="CF7B79" w:themeColor="accent2" w:themeTint="BF"/>
+        <w:insideH w:val="single" w:sz="8" w:space="0" w:color="CF7B79" w:themeColor="accent2" w:themeTint="BF"/>
+        <w:insideV w:val="single" w:sz="8" w:space="0" w:color="CF7B79" w:themeColor="accent2" w:themeTint="BF"/>
       </w:tblBorders>
     </w:tblPr>
     <w:tcPr>
@@ -8820,7 +8074,7 @@
       <w:tblPr/>
       <w:tcPr>
         <w:tcBorders>
-          <w:top w:val="single" w:color="CF7B79" w:themeColor="accent2" w:themeTint="BF" w:sz="18" w:space="0"/>
+          <w:top w:val="single" w:sz="18" w:space="0" w:color="CF7B79" w:themeColor="accent2" w:themeTint="BF"/>
         </w:tcBorders>
       </w:tcPr>
     </w:tblStylePr>
@@ -8861,12 +8115,12 @@
       <w:tblStyleRowBandSize w:val="1"/>
       <w:tblStyleColBandSize w:val="1"/>
       <w:tblBorders>
-        <w:top w:val="single" w:color="B3CC82" w:themeColor="accent3" w:themeTint="BF" w:sz="8" w:space="0"/>
-        <w:left w:val="single" w:color="B3CC82" w:themeColor="accent3" w:themeTint="BF" w:sz="8" w:space="0"/>
-        <w:bottom w:val="single" w:color="B3CC82" w:themeColor="accent3" w:themeTint="BF" w:sz="8" w:space="0"/>
-        <w:right w:val="single" w:color="B3CC82" w:themeColor="accent3" w:themeTint="BF" w:sz="8" w:space="0"/>
-        <w:insideH w:val="single" w:color="B3CC82" w:themeColor="accent3" w:themeTint="BF" w:sz="8" w:space="0"/>
-        <w:insideV w:val="single" w:color="B3CC82" w:themeColor="accent3" w:themeTint="BF" w:sz="8" w:space="0"/>
+        <w:top w:val="single" w:sz="8" w:space="0" w:color="B3CC82" w:themeColor="accent3" w:themeTint="BF"/>
+        <w:left w:val="single" w:sz="8" w:space="0" w:color="B3CC82" w:themeColor="accent3" w:themeTint="BF"/>
+        <w:bottom w:val="single" w:sz="8" w:space="0" w:color="B3CC82" w:themeColor="accent3" w:themeTint="BF"/>
+        <w:right w:val="single" w:sz="8" w:space="0" w:color="B3CC82" w:themeColor="accent3" w:themeTint="BF"/>
+        <w:insideH w:val="single" w:sz="8" w:space="0" w:color="B3CC82" w:themeColor="accent3" w:themeTint="BF"/>
+        <w:insideV w:val="single" w:sz="8" w:space="0" w:color="B3CC82" w:themeColor="accent3" w:themeTint="BF"/>
       </w:tblBorders>
     </w:tblPr>
     <w:tcPr>
@@ -8886,7 +8140,7 @@
       <w:tblPr/>
       <w:tcPr>
         <w:tcBorders>
-          <w:top w:val="single" w:color="B3CC82" w:themeColor="accent3" w:themeTint="BF" w:sz="18" w:space="0"/>
+          <w:top w:val="single" w:sz="18" w:space="0" w:color="B3CC82" w:themeColor="accent3" w:themeTint="BF"/>
         </w:tcBorders>
       </w:tcPr>
     </w:tblStylePr>
@@ -8927,12 +8181,12 @@
       <w:tblStyleRowBandSize w:val="1"/>
       <w:tblStyleColBandSize w:val="1"/>
       <w:tblBorders>
-        <w:top w:val="single" w:color="9F8AB9" w:themeColor="accent4" w:themeTint="BF" w:sz="8" w:space="0"/>
-        <w:left w:val="single" w:color="9F8AB9" w:themeColor="accent4" w:themeTint="BF" w:sz="8" w:space="0"/>
-        <w:bottom w:val="single" w:color="9F8AB9" w:themeColor="accent4" w:themeTint="BF" w:sz="8" w:space="0"/>
-        <w:right w:val="single" w:color="9F8AB9" w:themeColor="accent4" w:themeTint="BF" w:sz="8" w:space="0"/>
-        <w:insideH w:val="single" w:color="9F8AB9" w:themeColor="accent4" w:themeTint="BF" w:sz="8" w:space="0"/>
-        <w:insideV w:val="single" w:color="9F8AB9" w:themeColor="accent4" w:themeTint="BF" w:sz="8" w:space="0"/>
+        <w:top w:val="single" w:sz="8" w:space="0" w:color="9F8AB9" w:themeColor="accent4" w:themeTint="BF"/>
+        <w:left w:val="single" w:sz="8" w:space="0" w:color="9F8AB9" w:themeColor="accent4" w:themeTint="BF"/>
+        <w:bottom w:val="single" w:sz="8" w:space="0" w:color="9F8AB9" w:themeColor="accent4" w:themeTint="BF"/>
+        <w:right w:val="single" w:sz="8" w:space="0" w:color="9F8AB9" w:themeColor="accent4" w:themeTint="BF"/>
+        <w:insideH w:val="single" w:sz="8" w:space="0" w:color="9F8AB9" w:themeColor="accent4" w:themeTint="BF"/>
+        <w:insideV w:val="single" w:sz="8" w:space="0" w:color="9F8AB9" w:themeColor="accent4" w:themeTint="BF"/>
       </w:tblBorders>
     </w:tblPr>
     <w:tcPr>
@@ -8952,7 +8206,7 @@
       <w:tblPr/>
       <w:tcPr>
         <w:tcBorders>
-          <w:top w:val="single" w:color="9F8AB9" w:themeColor="accent4" w:themeTint="BF" w:sz="18" w:space="0"/>
+          <w:top w:val="single" w:sz="18" w:space="0" w:color="9F8AB9" w:themeColor="accent4" w:themeTint="BF"/>
         </w:tcBorders>
       </w:tcPr>
     </w:tblStylePr>
@@ -8993,12 +8247,12 @@
       <w:tblStyleRowBandSize w:val="1"/>
       <w:tblStyleColBandSize w:val="1"/>
       <w:tblBorders>
-        <w:top w:val="single" w:color="78C0D4" w:themeColor="accent5" w:themeTint="BF" w:sz="8" w:space="0"/>
-        <w:left w:val="single" w:color="78C0D4" w:themeColor="accent5" w:themeTint="BF" w:sz="8" w:space="0"/>
-        <w:bottom w:val="single" w:color="78C0D4" w:themeColor="accent5" w:themeTint="BF" w:sz="8" w:space="0"/>
-        <w:right w:val="single" w:color="78C0D4" w:themeColor="accent5" w:themeTint="BF" w:sz="8" w:space="0"/>
-        <w:insideH w:val="single" w:color="78C0D4" w:themeColor="accent5" w:themeTint="BF" w:sz="8" w:space="0"/>
-        <w:insideV w:val="single" w:color="78C0D4" w:themeColor="accent5" w:themeTint="BF" w:sz="8" w:space="0"/>
+        <w:top w:val="single" w:sz="8" w:space="0" w:color="78C0D4" w:themeColor="accent5" w:themeTint="BF"/>
+        <w:left w:val="single" w:sz="8" w:space="0" w:color="78C0D4" w:themeColor="accent5" w:themeTint="BF"/>
+        <w:bottom w:val="single" w:sz="8" w:space="0" w:color="78C0D4" w:themeColor="accent5" w:themeTint="BF"/>
+        <w:right w:val="single" w:sz="8" w:space="0" w:color="78C0D4" w:themeColor="accent5" w:themeTint="BF"/>
+        <w:insideH w:val="single" w:sz="8" w:space="0" w:color="78C0D4" w:themeColor="accent5" w:themeTint="BF"/>
+        <w:insideV w:val="single" w:sz="8" w:space="0" w:color="78C0D4" w:themeColor="accent5" w:themeTint="BF"/>
       </w:tblBorders>
     </w:tblPr>
     <w:tcPr>
@@ -9018,7 +8272,7 @@
       <w:tblPr/>
       <w:tcPr>
         <w:tcBorders>
-          <w:top w:val="single" w:color="78C0D4" w:themeColor="accent5" w:themeTint="BF" w:sz="18" w:space="0"/>
+          <w:top w:val="single" w:sz="18" w:space="0" w:color="78C0D4" w:themeColor="accent5" w:themeTint="BF"/>
         </w:tcBorders>
       </w:tcPr>
     </w:tblStylePr>
@@ -9059,12 +8313,12 @@
       <w:tblStyleRowBandSize w:val="1"/>
       <w:tblStyleColBandSize w:val="1"/>
       <w:tblBorders>
-        <w:top w:val="single" w:color="F9B074" w:themeColor="accent6" w:themeTint="BF" w:sz="8" w:space="0"/>
-        <w:left w:val="single" w:color="F9B074" w:themeColor="accent6" w:themeTint="BF" w:sz="8" w:space="0"/>
-        <w:bottom w:val="single" w:color="F9B074" w:themeColor="accent6" w:themeTint="BF" w:sz="8" w:space="0"/>
-        <w:right w:val="single" w:color="F9B074" w:themeColor="accent6" w:themeTint="BF" w:sz="8" w:space="0"/>
-        <w:insideH w:val="single" w:color="F9B074" w:themeColor="accent6" w:themeTint="BF" w:sz="8" w:space="0"/>
-        <w:insideV w:val="single" w:color="F9B074" w:themeColor="accent6" w:themeTint="BF" w:sz="8" w:space="0"/>
+        <w:top w:val="single" w:sz="8" w:space="0" w:color="F9B074" w:themeColor="accent6" w:themeTint="BF"/>
+        <w:left w:val="single" w:sz="8" w:space="0" w:color="F9B074" w:themeColor="accent6" w:themeTint="BF"/>
+        <w:bottom w:val="single" w:sz="8" w:space="0" w:color="F9B074" w:themeColor="accent6" w:themeTint="BF"/>
+        <w:right w:val="single" w:sz="8" w:space="0" w:color="F9B074" w:themeColor="accent6" w:themeTint="BF"/>
+        <w:insideH w:val="single" w:sz="8" w:space="0" w:color="F9B074" w:themeColor="accent6" w:themeTint="BF"/>
+        <w:insideV w:val="single" w:sz="8" w:space="0" w:color="F9B074" w:themeColor="accent6" w:themeTint="BF"/>
       </w:tblBorders>
     </w:tblPr>
     <w:tcPr>
@@ -9084,7 +8338,7 @@
       <w:tblPr/>
       <w:tcPr>
         <w:tcBorders>
-          <w:top w:val="single" w:color="F9B074" w:themeColor="accent6" w:themeTint="BF" w:sz="18" w:space="0"/>
+          <w:top w:val="single" w:sz="18" w:space="0" w:color="F9B074" w:themeColor="accent6" w:themeTint="BF"/>
         </w:tcBorders>
       </w:tcPr>
     </w:tblStylePr>
@@ -9122,19 +8376,19 @@
       <w:spacing w:after="0" w:line="240" w:lineRule="auto"/>
     </w:pPr>
     <w:rPr>
-      <w:rFonts w:asciiTheme="majorHAnsi" w:hAnsiTheme="majorHAnsi" w:eastAsiaTheme="majorEastAsia" w:cstheme="majorBidi"/>
+      <w:rFonts w:asciiTheme="majorHAnsi" w:eastAsiaTheme="majorEastAsia" w:hAnsiTheme="majorHAnsi" w:cstheme="majorBidi"/>
       <w:color w:val="000000" w:themeColor="text1"/>
     </w:rPr>
     <w:tblPr>
       <w:tblStyleRowBandSize w:val="1"/>
       <w:tblStyleColBandSize w:val="1"/>
       <w:tblBorders>
-        <w:top w:val="single" w:color="000000" w:themeColor="text1" w:sz="8" w:space="0"/>
-        <w:left w:val="single" w:color="000000" w:themeColor="text1" w:sz="8" w:space="0"/>
-        <w:bottom w:val="single" w:color="000000" w:themeColor="text1" w:sz="8" w:space="0"/>
-        <w:right w:val="single" w:color="000000" w:themeColor="text1" w:sz="8" w:space="0"/>
-        <w:insideH w:val="single" w:color="000000" w:themeColor="text1" w:sz="8" w:space="0"/>
-        <w:insideV w:val="single" w:color="000000" w:themeColor="text1" w:sz="8" w:space="0"/>
+        <w:top w:val="single" w:sz="8" w:space="0" w:color="000000" w:themeColor="text1"/>
+        <w:left w:val="single" w:sz="8" w:space="0" w:color="000000" w:themeColor="text1"/>
+        <w:bottom w:val="single" w:sz="8" w:space="0" w:color="000000" w:themeColor="text1"/>
+        <w:right w:val="single" w:sz="8" w:space="0" w:color="000000" w:themeColor="text1"/>
+        <w:insideH w:val="single" w:sz="8" w:space="0" w:color="000000" w:themeColor="text1"/>
+        <w:insideV w:val="single" w:sz="8" w:space="0" w:color="000000" w:themeColor="text1"/>
       </w:tblBorders>
     </w:tblPr>
     <w:tcPr>
@@ -9160,7 +8414,7 @@
       <w:tblPr/>
       <w:tcPr>
         <w:tcBorders>
-          <w:top w:val="single" w:color="000000" w:themeColor="text1" w:sz="12" w:space="0"/>
+          <w:top w:val="single" w:sz="12" w:space="0" w:color="000000" w:themeColor="text1"/>
           <w:left w:val="nil"/>
           <w:bottom w:val="nil"/>
           <w:right w:val="nil"/>
@@ -9218,8 +8472,8 @@
       <w:tblPr/>
       <w:tcPr>
         <w:tcBorders>
-          <w:insideH w:val="single" w:color="000000" w:themeColor="text1" w:sz="6" w:space="0"/>
-          <w:insideV w:val="single" w:color="000000" w:themeColor="text1" w:sz="6" w:space="0"/>
+          <w:insideH w:val="single" w:sz="6" w:space="0" w:color="000000" w:themeColor="text1"/>
+          <w:insideV w:val="single" w:sz="6" w:space="0" w:color="000000" w:themeColor="text1"/>
         </w:tcBorders>
         <w:shd w:val="clear" w:color="auto" w:fill="808080" w:themeFill="text1" w:themeFillTint="7F"/>
       </w:tcPr>
@@ -9240,19 +8494,19 @@
       <w:spacing w:after="0" w:line="240" w:lineRule="auto"/>
     </w:pPr>
     <w:rPr>
-      <w:rFonts w:asciiTheme="majorHAnsi" w:hAnsiTheme="majorHAnsi" w:eastAsiaTheme="majorEastAsia" w:cstheme="majorBidi"/>
+      <w:rFonts w:asciiTheme="majorHAnsi" w:eastAsiaTheme="majorEastAsia" w:hAnsiTheme="majorHAnsi" w:cstheme="majorBidi"/>
       <w:color w:val="000000" w:themeColor="text1"/>
     </w:rPr>
     <w:tblPr>
       <w:tblStyleRowBandSize w:val="1"/>
       <w:tblStyleColBandSize w:val="1"/>
       <w:tblBorders>
-        <w:top w:val="single" w:color="4F81BD" w:themeColor="accent1" w:sz="8" w:space="0"/>
-        <w:left w:val="single" w:color="4F81BD" w:themeColor="accent1" w:sz="8" w:space="0"/>
-        <w:bottom w:val="single" w:color="4F81BD" w:themeColor="accent1" w:sz="8" w:space="0"/>
-        <w:right w:val="single" w:color="4F81BD" w:themeColor="accent1" w:sz="8" w:space="0"/>
-        <w:insideH w:val="single" w:color="4F81BD" w:themeColor="accent1" w:sz="8" w:space="0"/>
-        <w:insideV w:val="single" w:color="4F81BD" w:themeColor="accent1" w:sz="8" w:space="0"/>
+        <w:top w:val="single" w:sz="8" w:space="0" w:color="4F81BD" w:themeColor="accent1"/>
+        <w:left w:val="single" w:sz="8" w:space="0" w:color="4F81BD" w:themeColor="accent1"/>
+        <w:bottom w:val="single" w:sz="8" w:space="0" w:color="4F81BD" w:themeColor="accent1"/>
+        <w:right w:val="single" w:sz="8" w:space="0" w:color="4F81BD" w:themeColor="accent1"/>
+        <w:insideH w:val="single" w:sz="8" w:space="0" w:color="4F81BD" w:themeColor="accent1"/>
+        <w:insideV w:val="single" w:sz="8" w:space="0" w:color="4F81BD" w:themeColor="accent1"/>
       </w:tblBorders>
     </w:tblPr>
     <w:tcPr>
@@ -9278,7 +8532,7 @@
       <w:tblPr/>
       <w:tcPr>
         <w:tcBorders>
-          <w:top w:val="single" w:color="000000" w:themeColor="text1" w:sz="12" w:space="0"/>
+          <w:top w:val="single" w:sz="12" w:space="0" w:color="000000" w:themeColor="text1"/>
           <w:left w:val="nil"/>
           <w:bottom w:val="nil"/>
           <w:right w:val="nil"/>
@@ -9336,8 +8590,8 @@
       <w:tblPr/>
       <w:tcPr>
         <w:tcBorders>
-          <w:insideH w:val="single" w:color="4F81BD" w:themeColor="accent1" w:sz="6" w:space="0"/>
-          <w:insideV w:val="single" w:color="4F81BD" w:themeColor="accent1" w:sz="6" w:space="0"/>
+          <w:insideH w:val="single" w:sz="6" w:space="0" w:color="4F81BD" w:themeColor="accent1"/>
+          <w:insideV w:val="single" w:sz="6" w:space="0" w:color="4F81BD" w:themeColor="accent1"/>
         </w:tcBorders>
         <w:shd w:val="clear" w:color="auto" w:fill="A7BFDE" w:themeFill="accent1" w:themeFillTint="7F"/>
       </w:tcPr>
@@ -9358,19 +8612,19 @@
       <w:spacing w:after="0" w:line="240" w:lineRule="auto"/>
     </w:pPr>
     <w:rPr>
-      <w:rFonts w:asciiTheme="majorHAnsi" w:hAnsiTheme="majorHAnsi" w:eastAsiaTheme="majorEastAsia" w:cstheme="majorBidi"/>
+      <w:rFonts w:asciiTheme="majorHAnsi" w:eastAsiaTheme="majorEastAsia" w:hAnsiTheme="majorHAnsi" w:cstheme="majorBidi"/>
       <w:color w:val="000000" w:themeColor="text1"/>
     </w:rPr>
     <w:tblPr>
       <w:tblStyleRowBandSize w:val="1"/>
       <w:tblStyleColBandSize w:val="1"/>
       <w:tblBorders>
-        <w:top w:val="single" w:color="C0504D" w:themeColor="accent2" w:sz="8" w:space="0"/>
-        <w:left w:val="single" w:color="C0504D" w:themeColor="accent2" w:sz="8" w:space="0"/>
-        <w:bottom w:val="single" w:color="C0504D" w:themeColor="accent2" w:sz="8" w:space="0"/>
-        <w:right w:val="single" w:color="C0504D" w:themeColor="accent2" w:sz="8" w:space="0"/>
-        <w:insideH w:val="single" w:color="C0504D" w:themeColor="accent2" w:sz="8" w:space="0"/>
-        <w:insideV w:val="single" w:color="C0504D" w:themeColor="accent2" w:sz="8" w:space="0"/>
+        <w:top w:val="single" w:sz="8" w:space="0" w:color="C0504D" w:themeColor="accent2"/>
+        <w:left w:val="single" w:sz="8" w:space="0" w:color="C0504D" w:themeColor="accent2"/>
+        <w:bottom w:val="single" w:sz="8" w:space="0" w:color="C0504D" w:themeColor="accent2"/>
+        <w:right w:val="single" w:sz="8" w:space="0" w:color="C0504D" w:themeColor="accent2"/>
+        <w:insideH w:val="single" w:sz="8" w:space="0" w:color="C0504D" w:themeColor="accent2"/>
+        <w:insideV w:val="single" w:sz="8" w:space="0" w:color="C0504D" w:themeColor="accent2"/>
       </w:tblBorders>
     </w:tblPr>
     <w:tcPr>
@@ -9396,7 +8650,7 @@
       <w:tblPr/>
       <w:tcPr>
         <w:tcBorders>
-          <w:top w:val="single" w:color="000000" w:themeColor="text1" w:sz="12" w:space="0"/>
+          <w:top w:val="single" w:sz="12" w:space="0" w:color="000000" w:themeColor="text1"/>
           <w:left w:val="nil"/>
           <w:bottom w:val="nil"/>
           <w:right w:val="nil"/>
@@ -9454,8 +8708,8 @@
       <w:tblPr/>
       <w:tcPr>
         <w:tcBorders>
-          <w:insideH w:val="single" w:color="C0504D" w:themeColor="accent2" w:sz="6" w:space="0"/>
-          <w:insideV w:val="single" w:color="C0504D" w:themeColor="accent2" w:sz="6" w:space="0"/>
+          <w:insideH w:val="single" w:sz="6" w:space="0" w:color="C0504D" w:themeColor="accent2"/>
+          <w:insideV w:val="single" w:sz="6" w:space="0" w:color="C0504D" w:themeColor="accent2"/>
         </w:tcBorders>
         <w:shd w:val="clear" w:color="auto" w:fill="DFA7A6" w:themeFill="accent2" w:themeFillTint="7F"/>
       </w:tcPr>
@@ -9476,19 +8730,19 @@
       <w:spacing w:after="0" w:line="240" w:lineRule="auto"/>
     </w:pPr>
     <w:rPr>
-      <w:rFonts w:asciiTheme="majorHAnsi" w:hAnsiTheme="majorHAnsi" w:eastAsiaTheme="majorEastAsia" w:cstheme="majorBidi"/>
+      <w:rFonts w:asciiTheme="majorHAnsi" w:eastAsiaTheme="majorEastAsia" w:hAnsiTheme="majorHAnsi" w:cstheme="majorBidi"/>
       <w:color w:val="000000" w:themeColor="text1"/>
     </w:rPr>
     <w:tblPr>
       <w:tblStyleRowBandSize w:val="1"/>
       <w:tblStyleColBandSize w:val="1"/>
       <w:tblBorders>
-        <w:top w:val="single" w:color="9BBB59" w:themeColor="accent3" w:sz="8" w:space="0"/>
-        <w:left w:val="single" w:color="9BBB59" w:themeColor="accent3" w:sz="8" w:space="0"/>
-        <w:bottom w:val="single" w:color="9BBB59" w:themeColor="accent3" w:sz="8" w:space="0"/>
-        <w:right w:val="single" w:color="9BBB59" w:themeColor="accent3" w:sz="8" w:space="0"/>
-        <w:insideH w:val="single" w:color="9BBB59" w:themeColor="accent3" w:sz="8" w:space="0"/>
-        <w:insideV w:val="single" w:color="9BBB59" w:themeColor="accent3" w:sz="8" w:space="0"/>
+        <w:top w:val="single" w:sz="8" w:space="0" w:color="9BBB59" w:themeColor="accent3"/>
+        <w:left w:val="single" w:sz="8" w:space="0" w:color="9BBB59" w:themeColor="accent3"/>
+        <w:bottom w:val="single" w:sz="8" w:space="0" w:color="9BBB59" w:themeColor="accent3"/>
+        <w:right w:val="single" w:sz="8" w:space="0" w:color="9BBB59" w:themeColor="accent3"/>
+        <w:insideH w:val="single" w:sz="8" w:space="0" w:color="9BBB59" w:themeColor="accent3"/>
+        <w:insideV w:val="single" w:sz="8" w:space="0" w:color="9BBB59" w:themeColor="accent3"/>
       </w:tblBorders>
     </w:tblPr>
     <w:tcPr>
@@ -9514,7 +8768,7 @@
       <w:tblPr/>
       <w:tcPr>
         <w:tcBorders>
-          <w:top w:val="single" w:color="000000" w:themeColor="text1" w:sz="12" w:space="0"/>
+          <w:top w:val="single" w:sz="12" w:space="0" w:color="000000" w:themeColor="text1"/>
           <w:left w:val="nil"/>
           <w:bottom w:val="nil"/>
           <w:right w:val="nil"/>
@@ -9572,8 +8826,8 @@
       <w:tblPr/>
       <w:tcPr>
         <w:tcBorders>
-          <w:insideH w:val="single" w:color="9BBB59" w:themeColor="accent3" w:sz="6" w:space="0"/>
-          <w:insideV w:val="single" w:color="9BBB59" w:themeColor="accent3" w:sz="6" w:space="0"/>
+          <w:insideH w:val="single" w:sz="6" w:space="0" w:color="9BBB59" w:themeColor="accent3"/>
+          <w:insideV w:val="single" w:sz="6" w:space="0" w:color="9BBB59" w:themeColor="accent3"/>
         </w:tcBorders>
         <w:shd w:val="clear" w:color="auto" w:fill="CDDDAC" w:themeFill="accent3" w:themeFillTint="7F"/>
       </w:tcPr>
@@ -9594,19 +8848,19 @@
       <w:spacing w:after="0" w:line="240" w:lineRule="auto"/>
     </w:pPr>
     <w:rPr>
-      <w:rFonts w:asciiTheme="majorHAnsi" w:hAnsiTheme="majorHAnsi" w:eastAsiaTheme="majorEastAsia" w:cstheme="majorBidi"/>
+      <w:rFonts w:asciiTheme="majorHAnsi" w:eastAsiaTheme="majorEastAsia" w:hAnsiTheme="majorHAnsi" w:cstheme="majorBidi"/>
       <w:color w:val="000000" w:themeColor="text1"/>
     </w:rPr>
     <w:tblPr>
       <w:tblStyleRowBandSize w:val="1"/>
       <w:tblStyleColBandSize w:val="1"/>
       <w:tblBorders>
-        <w:top w:val="single" w:color="8064A2" w:themeColor="accent4" w:sz="8" w:space="0"/>
-        <w:left w:val="single" w:color="8064A2" w:themeColor="accent4" w:sz="8" w:space="0"/>
-        <w:bottom w:val="single" w:color="8064A2" w:themeColor="accent4" w:sz="8" w:space="0"/>
-        <w:right w:val="single" w:color="8064A2" w:themeColor="accent4" w:sz="8" w:space="0"/>
-        <w:insideH w:val="single" w:color="8064A2" w:themeColor="accent4" w:sz="8" w:space="0"/>
-        <w:insideV w:val="single" w:color="8064A2" w:themeColor="accent4" w:sz="8" w:space="0"/>
+        <w:top w:val="single" w:sz="8" w:space="0" w:color="8064A2" w:themeColor="accent4"/>
+        <w:left w:val="single" w:sz="8" w:space="0" w:color="8064A2" w:themeColor="accent4"/>
+        <w:bottom w:val="single" w:sz="8" w:space="0" w:color="8064A2" w:themeColor="accent4"/>
+        <w:right w:val="single" w:sz="8" w:space="0" w:color="8064A2" w:themeColor="accent4"/>
+        <w:insideH w:val="single" w:sz="8" w:space="0" w:color="8064A2" w:themeColor="accent4"/>
+        <w:insideV w:val="single" w:sz="8" w:space="0" w:color="8064A2" w:themeColor="accent4"/>
       </w:tblBorders>
     </w:tblPr>
     <w:tcPr>
@@ -9632,7 +8886,7 @@
       <w:tblPr/>
       <w:tcPr>
         <w:tcBorders>
-          <w:top w:val="single" w:color="000000" w:themeColor="text1" w:sz="12" w:space="0"/>
+          <w:top w:val="single" w:sz="12" w:space="0" w:color="000000" w:themeColor="text1"/>
           <w:left w:val="nil"/>
           <w:bottom w:val="nil"/>
           <w:right w:val="nil"/>
@@ -9690,8 +8944,8 @@
       <w:tblPr/>
       <w:tcPr>
         <w:tcBorders>
-          <w:insideH w:val="single" w:color="8064A2" w:themeColor="accent4" w:sz="6" w:space="0"/>
-          <w:insideV w:val="single" w:color="8064A2" w:themeColor="accent4" w:sz="6" w:space="0"/>
+          <w:insideH w:val="single" w:sz="6" w:space="0" w:color="8064A2" w:themeColor="accent4"/>
+          <w:insideV w:val="single" w:sz="6" w:space="0" w:color="8064A2" w:themeColor="accent4"/>
         </w:tcBorders>
         <w:shd w:val="clear" w:color="auto" w:fill="BFB1D0" w:themeFill="accent4" w:themeFillTint="7F"/>
       </w:tcPr>
@@ -9712,19 +8966,19 @@
       <w:spacing w:after="0" w:line="240" w:lineRule="auto"/>
     </w:pPr>
     <w:rPr>
-      <w:rFonts w:asciiTheme="majorHAnsi" w:hAnsiTheme="majorHAnsi" w:eastAsiaTheme="majorEastAsia" w:cstheme="majorBidi"/>
+      <w:rFonts w:asciiTheme="majorHAnsi" w:eastAsiaTheme="majorEastAsia" w:hAnsiTheme="majorHAnsi" w:cstheme="majorBidi"/>
       <w:color w:val="000000" w:themeColor="text1"/>
     </w:rPr>
     <w:tblPr>
       <w:tblStyleRowBandSize w:val="1"/>
       <w:tblStyleColBandSize w:val="1"/>
       <w:tblBorders>
-        <w:top w:val="single" w:color="4BACC6" w:themeColor="accent5" w:sz="8" w:space="0"/>
-        <w:left w:val="single" w:color="4BACC6" w:themeColor="accent5" w:sz="8" w:space="0"/>
-        <w:bottom w:val="single" w:color="4BACC6" w:themeColor="accent5" w:sz="8" w:space="0"/>
-        <w:right w:val="single" w:color="4BACC6" w:themeColor="accent5" w:sz="8" w:space="0"/>
-        <w:insideH w:val="single" w:color="4BACC6" w:themeColor="accent5" w:sz="8" w:space="0"/>
-        <w:insideV w:val="single" w:color="4BACC6" w:themeColor="accent5" w:sz="8" w:space="0"/>
+        <w:top w:val="single" w:sz="8" w:space="0" w:color="4BACC6" w:themeColor="accent5"/>
+        <w:left w:val="single" w:sz="8" w:space="0" w:color="4BACC6" w:themeColor="accent5"/>
+        <w:bottom w:val="single" w:sz="8" w:space="0" w:color="4BACC6" w:themeColor="accent5"/>
+        <w:right w:val="single" w:sz="8" w:space="0" w:color="4BACC6" w:themeColor="accent5"/>
+        <w:insideH w:val="single" w:sz="8" w:space="0" w:color="4BACC6" w:themeColor="accent5"/>
+        <w:insideV w:val="single" w:sz="8" w:space="0" w:color="4BACC6" w:themeColor="accent5"/>
       </w:tblBorders>
     </w:tblPr>
     <w:tcPr>
@@ -9750,7 +9004,7 @@
       <w:tblPr/>
       <w:tcPr>
         <w:tcBorders>
-          <w:top w:val="single" w:color="000000" w:themeColor="text1" w:sz="12" w:space="0"/>
+          <w:top w:val="single" w:sz="12" w:space="0" w:color="000000" w:themeColor="text1"/>
           <w:left w:val="nil"/>
           <w:bottom w:val="nil"/>
           <w:right w:val="nil"/>
@@ -9808,8 +9062,8 @@
       <w:tblPr/>
       <w:tcPr>
         <w:tcBorders>
-          <w:insideH w:val="single" w:color="4BACC6" w:themeColor="accent5" w:sz="6" w:space="0"/>
-          <w:insideV w:val="single" w:color="4BACC6" w:themeColor="accent5" w:sz="6" w:space="0"/>
+          <w:insideH w:val="single" w:sz="6" w:space="0" w:color="4BACC6" w:themeColor="accent5"/>
+          <w:insideV w:val="single" w:sz="6" w:space="0" w:color="4BACC6" w:themeColor="accent5"/>
         </w:tcBorders>
         <w:shd w:val="clear" w:color="auto" w:fill="A5D5E2" w:themeFill="accent5" w:themeFillTint="7F"/>
       </w:tcPr>
@@ -9830,19 +9084,19 @@
       <w:spacing w:after="0" w:line="240" w:lineRule="auto"/>
     </w:pPr>
     <w:rPr>
-      <w:rFonts w:asciiTheme="majorHAnsi" w:hAnsiTheme="majorHAnsi" w:eastAsiaTheme="majorEastAsia" w:cstheme="majorBidi"/>
+      <w:rFonts w:asciiTheme="majorHAnsi" w:eastAsiaTheme="majorEastAsia" w:hAnsiTheme="majorHAnsi" w:cstheme="majorBidi"/>
       <w:color w:val="000000" w:themeColor="text1"/>
     </w:rPr>
     <w:tblPr>
       <w:tblStyleRowBandSize w:val="1"/>
       <w:tblStyleColBandSize w:val="1"/>
       <w:tblBorders>
-        <w:top w:val="single" w:color="F79646" w:themeColor="accent6" w:sz="8" w:space="0"/>
-        <w:left w:val="single" w:color="F79646" w:themeColor="accent6" w:sz="8" w:space="0"/>
-        <w:bottom w:val="single" w:color="F79646" w:themeColor="accent6" w:sz="8" w:space="0"/>
-        <w:right w:val="single" w:color="F79646" w:themeColor="accent6" w:sz="8" w:space="0"/>
-        <w:insideH w:val="single" w:color="F79646" w:themeColor="accent6" w:sz="8" w:space="0"/>
-        <w:insideV w:val="single" w:color="F79646" w:themeColor="accent6" w:sz="8" w:space="0"/>
+        <w:top w:val="single" w:sz="8" w:space="0" w:color="F79646" w:themeColor="accent6"/>
+        <w:left w:val="single" w:sz="8" w:space="0" w:color="F79646" w:themeColor="accent6"/>
+        <w:bottom w:val="single" w:sz="8" w:space="0" w:color="F79646" w:themeColor="accent6"/>
+        <w:right w:val="single" w:sz="8" w:space="0" w:color="F79646" w:themeColor="accent6"/>
+        <w:insideH w:val="single" w:sz="8" w:space="0" w:color="F79646" w:themeColor="accent6"/>
+        <w:insideV w:val="single" w:sz="8" w:space="0" w:color="F79646" w:themeColor="accent6"/>
       </w:tblBorders>
     </w:tblPr>
     <w:tcPr>
@@ -9868,7 +9122,7 @@
       <w:tblPr/>
       <w:tcPr>
         <w:tcBorders>
-          <w:top w:val="single" w:color="000000" w:themeColor="text1" w:sz="12" w:space="0"/>
+          <w:top w:val="single" w:sz="12" w:space="0" w:color="000000" w:themeColor="text1"/>
           <w:left w:val="nil"/>
           <w:bottom w:val="nil"/>
           <w:right w:val="nil"/>
@@ -9926,8 +9180,8 @@
       <w:tblPr/>
       <w:tcPr>
         <w:tcBorders>
-          <w:insideH w:val="single" w:color="F79646" w:themeColor="accent6" w:sz="6" w:space="0"/>
-          <w:insideV w:val="single" w:color="F79646" w:themeColor="accent6" w:sz="6" w:space="0"/>
+          <w:insideH w:val="single" w:sz="6" w:space="0" w:color="F79646" w:themeColor="accent6"/>
+          <w:insideV w:val="single" w:sz="6" w:space="0" w:color="F79646" w:themeColor="accent6"/>
         </w:tcBorders>
         <w:shd w:val="clear" w:color="auto" w:fill="FBCAA2" w:themeFill="accent6" w:themeFillTint="7F"/>
       </w:tcPr>
@@ -9951,12 +9205,12 @@
       <w:tblStyleRowBandSize w:val="1"/>
       <w:tblStyleColBandSize w:val="1"/>
       <w:tblBorders>
-        <w:top w:val="single" w:color="FFFFFF" w:themeColor="background1" w:sz="8" w:space="0"/>
-        <w:left w:val="single" w:color="FFFFFF" w:themeColor="background1" w:sz="8" w:space="0"/>
-        <w:bottom w:val="single" w:color="FFFFFF" w:themeColor="background1" w:sz="8" w:space="0"/>
-        <w:right w:val="single" w:color="FFFFFF" w:themeColor="background1" w:sz="8" w:space="0"/>
-        <w:insideH w:val="single" w:color="FFFFFF" w:themeColor="background1" w:sz="6" w:space="0"/>
-        <w:insideV w:val="single" w:color="FFFFFF" w:themeColor="background1" w:sz="6" w:space="0"/>
+        <w:top w:val="single" w:sz="8" w:space="0" w:color="FFFFFF" w:themeColor="background1"/>
+        <w:left w:val="single" w:sz="8" w:space="0" w:color="FFFFFF" w:themeColor="background1"/>
+        <w:bottom w:val="single" w:sz="8" w:space="0" w:color="FFFFFF" w:themeColor="background1"/>
+        <w:right w:val="single" w:sz="8" w:space="0" w:color="FFFFFF" w:themeColor="background1"/>
+        <w:insideH w:val="single" w:sz="6" w:space="0" w:color="FFFFFF" w:themeColor="background1"/>
+        <w:insideV w:val="single" w:sz="6" w:space="0" w:color="FFFFFF" w:themeColor="background1"/>
       </w:tblBorders>
     </w:tblPr>
     <w:tcPr>
@@ -9973,12 +9227,12 @@
       <w:tblPr/>
       <w:tcPr>
         <w:tcBorders>
-          <w:top w:val="single" w:color="FFFFFF" w:themeColor="background1" w:sz="8" w:space="0"/>
-          <w:left w:val="single" w:color="FFFFFF" w:themeColor="background1" w:sz="8" w:space="0"/>
-          <w:bottom w:val="single" w:color="FFFFFF" w:themeColor="background1" w:sz="24" w:space="0"/>
-          <w:right w:val="single" w:color="FFFFFF" w:themeColor="background1" w:sz="8" w:space="0"/>
-          <w:insideH w:val="nil"/>
-          <w:insideV w:val="single" w:color="FFFFFF" w:themeColor="background1" w:sz="8" w:space="0"/>
+          <w:top w:val="single" w:sz="8" w:space="0" w:color="FFFFFF" w:themeColor="background1"/>
+          <w:left w:val="single" w:sz="8" w:space="0" w:color="FFFFFF" w:themeColor="background1"/>
+          <w:bottom w:val="single" w:sz="24" w:space="0" w:color="FFFFFF" w:themeColor="background1"/>
+          <w:right w:val="single" w:sz="8" w:space="0" w:color="FFFFFF" w:themeColor="background1"/>
+          <w:insideH w:val="nil"/>
+          <w:insideV w:val="single" w:sz="8" w:space="0" w:color="FFFFFF" w:themeColor="background1"/>
         </w:tcBorders>
         <w:shd w:val="clear" w:color="auto" w:fill="000000" w:themeFill="text1"/>
       </w:tcPr>
@@ -9994,12 +9248,12 @@
       <w:tblPr/>
       <w:tcPr>
         <w:tcBorders>
-          <w:top w:val="single" w:color="FFFFFF" w:themeColor="background1" w:sz="24" w:space="0"/>
-          <w:left w:val="single" w:color="FFFFFF" w:themeColor="background1" w:sz="8" w:space="0"/>
-          <w:bottom w:val="single" w:color="FFFFFF" w:themeColor="background1" w:sz="8" w:space="0"/>
-          <w:right w:val="single" w:color="FFFFFF" w:themeColor="background1" w:sz="8" w:space="0"/>
-          <w:insideH w:val="nil"/>
-          <w:insideV w:val="single" w:color="FFFFFF" w:themeColor="background1" w:sz="8" w:space="0"/>
+          <w:top w:val="single" w:sz="24" w:space="0" w:color="FFFFFF" w:themeColor="background1"/>
+          <w:left w:val="single" w:sz="8" w:space="0" w:color="FFFFFF" w:themeColor="background1"/>
+          <w:bottom w:val="single" w:sz="8" w:space="0" w:color="FFFFFF" w:themeColor="background1"/>
+          <w:right w:val="single" w:sz="8" w:space="0" w:color="FFFFFF" w:themeColor="background1"/>
+          <w:insideH w:val="nil"/>
+          <w:insideV w:val="single" w:sz="8" w:space="0" w:color="FFFFFF" w:themeColor="background1"/>
         </w:tcBorders>
         <w:shd w:val="clear" w:color="auto" w:fill="000000" w:themeFill="text1"/>
       </w:tcPr>
@@ -10015,8 +9269,8 @@
       <w:tblPr/>
       <w:tcPr>
         <w:tcBorders>
-          <w:left w:val="single" w:color="FFFFFF" w:themeColor="background1" w:sz="8" w:space="0"/>
-          <w:right w:val="single" w:color="FFFFFF" w:themeColor="background1" w:sz="24" w:space="0"/>
+          <w:left w:val="single" w:sz="8" w:space="0" w:color="FFFFFF" w:themeColor="background1"/>
+          <w:right w:val="single" w:sz="24" w:space="0" w:color="FFFFFF" w:themeColor="background1"/>
           <w:insideH w:val="nil"/>
           <w:insideV w:val="nil"/>
         </w:tcBorders>
@@ -10035,7 +9289,7 @@
       <w:tcPr>
         <w:tcBorders>
           <w:top w:val="nil"/>
-          <w:left w:val="single" w:color="FFFFFF" w:themeColor="background1" w:sz="24" w:space="0"/>
+          <w:left w:val="single" w:sz="24" w:space="0" w:color="FFFFFF" w:themeColor="background1"/>
           <w:bottom w:val="nil"/>
           <w:right w:val="nil"/>
           <w:insideH w:val="nil"/>
@@ -10048,10 +9302,10 @@
       <w:tblPr/>
       <w:tcPr>
         <w:tcBorders>
-          <w:top w:val="single" w:color="FFFFFF" w:themeColor="background1" w:sz="8" w:space="0"/>
-          <w:left w:val="single" w:color="FFFFFF" w:themeColor="background1" w:sz="8" w:space="0"/>
-          <w:bottom w:val="single" w:color="FFFFFF" w:themeColor="background1" w:sz="8" w:space="0"/>
-          <w:right w:val="single" w:color="FFFFFF" w:themeColor="background1" w:sz="8" w:space="0"/>
+          <w:top w:val="single" w:sz="8" w:space="0" w:color="FFFFFF" w:themeColor="background1"/>
+          <w:left w:val="single" w:sz="8" w:space="0" w:color="FFFFFF" w:themeColor="background1"/>
+          <w:bottom w:val="single" w:sz="8" w:space="0" w:color="FFFFFF" w:themeColor="background1"/>
+          <w:right w:val="single" w:sz="8" w:space="0" w:color="FFFFFF" w:themeColor="background1"/>
           <w:insideH w:val="nil"/>
           <w:insideV w:val="nil"/>
         </w:tcBorders>
@@ -10062,12 +9316,12 @@
       <w:tblPr/>
       <w:tcPr>
         <w:tcBorders>
-          <w:top w:val="single" w:color="FFFFFF" w:themeColor="background1" w:sz="8" w:space="0"/>
-          <w:left w:val="single" w:color="FFFFFF" w:themeColor="background1" w:sz="8" w:space="0"/>
-          <w:bottom w:val="single" w:color="FFFFFF" w:themeColor="background1" w:sz="8" w:space="0"/>
-          <w:right w:val="single" w:color="FFFFFF" w:themeColor="background1" w:sz="8" w:space="0"/>
-          <w:insideH w:val="single" w:color="FFFFFF" w:themeColor="background1" w:sz="8" w:space="0"/>
-          <w:insideV w:val="single" w:color="FFFFFF" w:themeColor="background1" w:sz="8" w:space="0"/>
+          <w:top w:val="single" w:sz="8" w:space="0" w:color="FFFFFF" w:themeColor="background1"/>
+          <w:left w:val="single" w:sz="8" w:space="0" w:color="FFFFFF" w:themeColor="background1"/>
+          <w:bottom w:val="single" w:sz="8" w:space="0" w:color="FFFFFF" w:themeColor="background1"/>
+          <w:right w:val="single" w:sz="8" w:space="0" w:color="FFFFFF" w:themeColor="background1"/>
+          <w:insideH w:val="single" w:sz="8" w:space="0" w:color="FFFFFF" w:themeColor="background1"/>
+          <w:insideV w:val="single" w:sz="8" w:space="0" w:color="FFFFFF" w:themeColor="background1"/>
         </w:tcBorders>
         <w:shd w:val="clear" w:color="auto" w:fill="808080" w:themeFill="text1" w:themeFillTint="7F"/>
       </w:tcPr>
@@ -10085,12 +9339,12 @@
       <w:tblStyleRowBandSize w:val="1"/>
       <w:tblStyleColBandSize w:val="1"/>
       <w:tblBorders>
-        <w:top w:val="single" w:color="FFFFFF" w:themeColor="background1" w:sz="8" w:space="0"/>
-        <w:left w:val="single" w:color="FFFFFF" w:themeColor="background1" w:sz="8" w:space="0"/>
-        <w:bottom w:val="single" w:color="FFFFFF" w:themeColor="background1" w:sz="8" w:space="0"/>
-        <w:right w:val="single" w:color="FFFFFF" w:themeColor="background1" w:sz="8" w:space="0"/>
-        <w:insideH w:val="single" w:color="FFFFFF" w:themeColor="background1" w:sz="6" w:space="0"/>
-        <w:insideV w:val="single" w:color="FFFFFF" w:themeColor="background1" w:sz="6" w:space="0"/>
+        <w:top w:val="single" w:sz="8" w:space="0" w:color="FFFFFF" w:themeColor="background1"/>
+        <w:left w:val="single" w:sz="8" w:space="0" w:color="FFFFFF" w:themeColor="background1"/>
+        <w:bottom w:val="single" w:sz="8" w:space="0" w:color="FFFFFF" w:themeColor="background1"/>
+        <w:right w:val="single" w:sz="8" w:space="0" w:color="FFFFFF" w:themeColor="background1"/>
+        <w:insideH w:val="single" w:sz="6" w:space="0" w:color="FFFFFF" w:themeColor="background1"/>
+        <w:insideV w:val="single" w:sz="6" w:space="0" w:color="FFFFFF" w:themeColor="background1"/>
       </w:tblBorders>
     </w:tblPr>
     <w:tcPr>
@@ -10107,12 +9361,12 @@
       <w:tblPr/>
       <w:tcPr>
         <w:tcBorders>
-          <w:top w:val="single" w:color="FFFFFF" w:themeColor="background1" w:sz="8" w:space="0"/>
-          <w:left w:val="single" w:color="FFFFFF" w:themeColor="background1" w:sz="8" w:space="0"/>
-          <w:bottom w:val="single" w:color="FFFFFF" w:themeColor="background1" w:sz="24" w:space="0"/>
-          <w:right w:val="single" w:color="FFFFFF" w:themeColor="background1" w:sz="8" w:space="0"/>
-          <w:insideH w:val="nil"/>
-          <w:insideV w:val="single" w:color="FFFFFF" w:themeColor="background1" w:sz="8" w:space="0"/>
+          <w:top w:val="single" w:sz="8" w:space="0" w:color="FFFFFF" w:themeColor="background1"/>
+          <w:left w:val="single" w:sz="8" w:space="0" w:color="FFFFFF" w:themeColor="background1"/>
+          <w:bottom w:val="single" w:sz="24" w:space="0" w:color="FFFFFF" w:themeColor="background1"/>
+          <w:right w:val="single" w:sz="8" w:space="0" w:color="FFFFFF" w:themeColor="background1"/>
+          <w:insideH w:val="nil"/>
+          <w:insideV w:val="single" w:sz="8" w:space="0" w:color="FFFFFF" w:themeColor="background1"/>
         </w:tcBorders>
         <w:shd w:val="clear" w:color="auto" w:fill="4F81BD" w:themeFill="accent1"/>
       </w:tcPr>
@@ -10128,12 +9382,12 @@
       <w:tblPr/>
       <w:tcPr>
         <w:tcBorders>
-          <w:top w:val="single" w:color="FFFFFF" w:themeColor="background1" w:sz="24" w:space="0"/>
-          <w:left w:val="single" w:color="FFFFFF" w:themeColor="background1" w:sz="8" w:space="0"/>
-          <w:bottom w:val="single" w:color="FFFFFF" w:themeColor="background1" w:sz="8" w:space="0"/>
-          <w:right w:val="single" w:color="FFFFFF" w:themeColor="background1" w:sz="8" w:space="0"/>
-          <w:insideH w:val="nil"/>
-          <w:insideV w:val="single" w:color="FFFFFF" w:themeColor="background1" w:sz="8" w:space="0"/>
+          <w:top w:val="single" w:sz="24" w:space="0" w:color="FFFFFF" w:themeColor="background1"/>
+          <w:left w:val="single" w:sz="8" w:space="0" w:color="FFFFFF" w:themeColor="background1"/>
+          <w:bottom w:val="single" w:sz="8" w:space="0" w:color="FFFFFF" w:themeColor="background1"/>
+          <w:right w:val="single" w:sz="8" w:space="0" w:color="FFFFFF" w:themeColor="background1"/>
+          <w:insideH w:val="nil"/>
+          <w:insideV w:val="single" w:sz="8" w:space="0" w:color="FFFFFF" w:themeColor="background1"/>
         </w:tcBorders>
         <w:shd w:val="clear" w:color="auto" w:fill="4F81BD" w:themeFill="accent1"/>
       </w:tcPr>
@@ -10149,8 +9403,8 @@
       <w:tblPr/>
       <w:tcPr>
         <w:tcBorders>
-          <w:left w:val="single" w:color="FFFFFF" w:themeColor="background1" w:sz="8" w:space="0"/>
-          <w:right w:val="single" w:color="FFFFFF" w:themeColor="background1" w:sz="24" w:space="0"/>
+          <w:left w:val="single" w:sz="8" w:space="0" w:color="FFFFFF" w:themeColor="background1"/>
+          <w:right w:val="single" w:sz="24" w:space="0" w:color="FFFFFF" w:themeColor="background1"/>
           <w:insideH w:val="nil"/>
           <w:insideV w:val="nil"/>
         </w:tcBorders>
@@ -10169,7 +9423,7 @@
       <w:tcPr>
         <w:tcBorders>
           <w:top w:val="nil"/>
-          <w:left w:val="single" w:color="FFFFFF" w:themeColor="background1" w:sz="24" w:space="0"/>
+          <w:left w:val="single" w:sz="24" w:space="0" w:color="FFFFFF" w:themeColor="background1"/>
           <w:bottom w:val="nil"/>
           <w:right w:val="nil"/>
           <w:insideH w:val="nil"/>
@@ -10182,10 +9436,10 @@
       <w:tblPr/>
       <w:tcPr>
         <w:tcBorders>
-          <w:top w:val="single" w:color="FFFFFF" w:themeColor="background1" w:sz="8" w:space="0"/>
-          <w:left w:val="single" w:color="FFFFFF" w:themeColor="background1" w:sz="8" w:space="0"/>
-          <w:bottom w:val="single" w:color="FFFFFF" w:themeColor="background1" w:sz="8" w:space="0"/>
-          <w:right w:val="single" w:color="FFFFFF" w:themeColor="background1" w:sz="8" w:space="0"/>
+          <w:top w:val="single" w:sz="8" w:space="0" w:color="FFFFFF" w:themeColor="background1"/>
+          <w:left w:val="single" w:sz="8" w:space="0" w:color="FFFFFF" w:themeColor="background1"/>
+          <w:bottom w:val="single" w:sz="8" w:space="0" w:color="FFFFFF" w:themeColor="background1"/>
+          <w:right w:val="single" w:sz="8" w:space="0" w:color="FFFFFF" w:themeColor="background1"/>
           <w:insideH w:val="nil"/>
           <w:insideV w:val="nil"/>
         </w:tcBorders>
@@ -10196,12 +9450,12 @@
       <w:tblPr/>
       <w:tcPr>
         <w:tcBorders>
-          <w:top w:val="single" w:color="FFFFFF" w:themeColor="background1" w:sz="8" w:space="0"/>
-          <w:left w:val="single" w:color="FFFFFF" w:themeColor="background1" w:sz="8" w:space="0"/>
-          <w:bottom w:val="single" w:color="FFFFFF" w:themeColor="background1" w:sz="8" w:space="0"/>
-          <w:right w:val="single" w:color="FFFFFF" w:themeColor="background1" w:sz="8" w:space="0"/>
-          <w:insideH w:val="single" w:color="FFFFFF" w:themeColor="background1" w:sz="8" w:space="0"/>
-          <w:insideV w:val="single" w:color="FFFFFF" w:themeColor="background1" w:sz="8" w:space="0"/>
+          <w:top w:val="single" w:sz="8" w:space="0" w:color="FFFFFF" w:themeColor="background1"/>
+          <w:left w:val="single" w:sz="8" w:space="0" w:color="FFFFFF" w:themeColor="background1"/>
+          <w:bottom w:val="single" w:sz="8" w:space="0" w:color="FFFFFF" w:themeColor="background1"/>
+          <w:right w:val="single" w:sz="8" w:space="0" w:color="FFFFFF" w:themeColor="background1"/>
+          <w:insideH w:val="single" w:sz="8" w:space="0" w:color="FFFFFF" w:themeColor="background1"/>
+          <w:insideV w:val="single" w:sz="8" w:space="0" w:color="FFFFFF" w:themeColor="background1"/>
         </w:tcBorders>
         <w:shd w:val="clear" w:color="auto" w:fill="A7BFDE" w:themeFill="accent1" w:themeFillTint="7F"/>
       </w:tcPr>
@@ -10219,12 +9473,12 @@
       <w:tblStyleRowBandSize w:val="1"/>
       <w:tblStyleColBandSize w:val="1"/>
       <w:tblBorders>
-        <w:top w:val="single" w:color="FFFFFF" w:themeColor="background1" w:sz="8" w:space="0"/>
-        <w:left w:val="single" w:color="FFFFFF" w:themeColor="background1" w:sz="8" w:space="0"/>
-        <w:bottom w:val="single" w:color="FFFFFF" w:themeColor="background1" w:sz="8" w:space="0"/>
-        <w:right w:val="single" w:color="FFFFFF" w:themeColor="background1" w:sz="8" w:space="0"/>
-        <w:insideH w:val="single" w:color="FFFFFF" w:themeColor="background1" w:sz="6" w:space="0"/>
-        <w:insideV w:val="single" w:color="FFFFFF" w:themeColor="background1" w:sz="6" w:space="0"/>
+        <w:top w:val="single" w:sz="8" w:space="0" w:color="FFFFFF" w:themeColor="background1"/>
+        <w:left w:val="single" w:sz="8" w:space="0" w:color="FFFFFF" w:themeColor="background1"/>
+        <w:bottom w:val="single" w:sz="8" w:space="0" w:color="FFFFFF" w:themeColor="background1"/>
+        <w:right w:val="single" w:sz="8" w:space="0" w:color="FFFFFF" w:themeColor="background1"/>
+        <w:insideH w:val="single" w:sz="6" w:space="0" w:color="FFFFFF" w:themeColor="background1"/>
+        <w:insideV w:val="single" w:sz="6" w:space="0" w:color="FFFFFF" w:themeColor="background1"/>
       </w:tblBorders>
     </w:tblPr>
     <w:tcPr>
@@ -10241,12 +9495,12 @@
       <w:tblPr/>
       <w:tcPr>
         <w:tcBorders>
-          <w:top w:val="single" w:color="FFFFFF" w:themeColor="background1" w:sz="8" w:space="0"/>
-          <w:left w:val="single" w:color="FFFFFF" w:themeColor="background1" w:sz="8" w:space="0"/>
-          <w:bottom w:val="single" w:color="FFFFFF" w:themeColor="background1" w:sz="24" w:space="0"/>
-          <w:right w:val="single" w:color="FFFFFF" w:themeColor="background1" w:sz="8" w:space="0"/>
-          <w:insideH w:val="nil"/>
-          <w:insideV w:val="single" w:color="FFFFFF" w:themeColor="background1" w:sz="8" w:space="0"/>
+          <w:top w:val="single" w:sz="8" w:space="0" w:color="FFFFFF" w:themeColor="background1"/>
+          <w:left w:val="single" w:sz="8" w:space="0" w:color="FFFFFF" w:themeColor="background1"/>
+          <w:bottom w:val="single" w:sz="24" w:space="0" w:color="FFFFFF" w:themeColor="background1"/>
+          <w:right w:val="single" w:sz="8" w:space="0" w:color="FFFFFF" w:themeColor="background1"/>
+          <w:insideH w:val="nil"/>
+          <w:insideV w:val="single" w:sz="8" w:space="0" w:color="FFFFFF" w:themeColor="background1"/>
         </w:tcBorders>
         <w:shd w:val="clear" w:color="auto" w:fill="C0504D" w:themeFill="accent2"/>
       </w:tcPr>
@@ -10262,12 +9516,12 @@
       <w:tblPr/>
       <w:tcPr>
         <w:tcBorders>
-          <w:top w:val="single" w:color="FFFFFF" w:themeColor="background1" w:sz="24" w:space="0"/>
-          <w:left w:val="single" w:color="FFFFFF" w:themeColor="background1" w:sz="8" w:space="0"/>
-          <w:bottom w:val="single" w:color="FFFFFF" w:themeColor="background1" w:sz="8" w:space="0"/>
-          <w:right w:val="single" w:color="FFFFFF" w:themeColor="background1" w:sz="8" w:space="0"/>
-          <w:insideH w:val="nil"/>
-          <w:insideV w:val="single" w:color="FFFFFF" w:themeColor="background1" w:sz="8" w:space="0"/>
+          <w:top w:val="single" w:sz="24" w:space="0" w:color="FFFFFF" w:themeColor="background1"/>
+          <w:left w:val="single" w:sz="8" w:space="0" w:color="FFFFFF" w:themeColor="background1"/>
+          <w:bottom w:val="single" w:sz="8" w:space="0" w:color="FFFFFF" w:themeColor="background1"/>
+          <w:right w:val="single" w:sz="8" w:space="0" w:color="FFFFFF" w:themeColor="background1"/>
+          <w:insideH w:val="nil"/>
+          <w:insideV w:val="single" w:sz="8" w:space="0" w:color="FFFFFF" w:themeColor="background1"/>
         </w:tcBorders>
         <w:shd w:val="clear" w:color="auto" w:fill="C0504D" w:themeFill="accent2"/>
       </w:tcPr>
@@ -10283,8 +9537,8 @@
       <w:tblPr/>
       <w:tcPr>
         <w:tcBorders>
-          <w:left w:val="single" w:color="FFFFFF" w:themeColor="background1" w:sz="8" w:space="0"/>
-          <w:right w:val="single" w:color="FFFFFF" w:themeColor="background1" w:sz="24" w:space="0"/>
+          <w:left w:val="single" w:sz="8" w:space="0" w:color="FFFFFF" w:themeColor="background1"/>
+          <w:right w:val="single" w:sz="24" w:space="0" w:color="FFFFFF" w:themeColor="background1"/>
           <w:insideH w:val="nil"/>
           <w:insideV w:val="nil"/>
         </w:tcBorders>
@@ -10303,7 +9557,7 @@
       <w:tcPr>
         <w:tcBorders>
           <w:top w:val="nil"/>
-          <w:left w:val="single" w:color="FFFFFF" w:themeColor="background1" w:sz="24" w:space="0"/>
+          <w:left w:val="single" w:sz="24" w:space="0" w:color="FFFFFF" w:themeColor="background1"/>
           <w:bottom w:val="nil"/>
           <w:right w:val="nil"/>
           <w:insideH w:val="nil"/>
@@ -10316,10 +9570,10 @@
       <w:tblPr/>
       <w:tcPr>
         <w:tcBorders>
-          <w:top w:val="single" w:color="FFFFFF" w:themeColor="background1" w:sz="8" w:space="0"/>
-          <w:left w:val="single" w:color="FFFFFF" w:themeColor="background1" w:sz="8" w:space="0"/>
-          <w:bottom w:val="single" w:color="FFFFFF" w:themeColor="background1" w:sz="8" w:space="0"/>
-          <w:right w:val="single" w:color="FFFFFF" w:themeColor="background1" w:sz="8" w:space="0"/>
+          <w:top w:val="single" w:sz="8" w:space="0" w:color="FFFFFF" w:themeColor="background1"/>
+          <w:left w:val="single" w:sz="8" w:space="0" w:color="FFFFFF" w:themeColor="background1"/>
+          <w:bottom w:val="single" w:sz="8" w:space="0" w:color="FFFFFF" w:themeColor="background1"/>
+          <w:right w:val="single" w:sz="8" w:space="0" w:color="FFFFFF" w:themeColor="background1"/>
           <w:insideH w:val="nil"/>
           <w:insideV w:val="nil"/>
         </w:tcBorders>
@@ -10330,12 +9584,12 @@
       <w:tblPr/>
       <w:tcPr>
         <w:tcBorders>
-          <w:top w:val="single" w:color="FFFFFF" w:themeColor="background1" w:sz="8" w:space="0"/>
-          <w:left w:val="single" w:color="FFFFFF" w:themeColor="background1" w:sz="8" w:space="0"/>
-          <w:bottom w:val="single" w:color="FFFFFF" w:themeColor="background1" w:sz="8" w:space="0"/>
-          <w:right w:val="single" w:color="FFFFFF" w:themeColor="background1" w:sz="8" w:space="0"/>
-          <w:insideH w:val="single" w:color="FFFFFF" w:themeColor="background1" w:sz="8" w:space="0"/>
-          <w:insideV w:val="single" w:color="FFFFFF" w:themeColor="background1" w:sz="8" w:space="0"/>
+          <w:top w:val="single" w:sz="8" w:space="0" w:color="FFFFFF" w:themeColor="background1"/>
+          <w:left w:val="single" w:sz="8" w:space="0" w:color="FFFFFF" w:themeColor="background1"/>
+          <w:bottom w:val="single" w:sz="8" w:space="0" w:color="FFFFFF" w:themeColor="background1"/>
+          <w:right w:val="single" w:sz="8" w:space="0" w:color="FFFFFF" w:themeColor="background1"/>
+          <w:insideH w:val="single" w:sz="8" w:space="0" w:color="FFFFFF" w:themeColor="background1"/>
+          <w:insideV w:val="single" w:sz="8" w:space="0" w:color="FFFFFF" w:themeColor="background1"/>
         </w:tcBorders>
         <w:shd w:val="clear" w:color="auto" w:fill="DFA7A6" w:themeFill="accent2" w:themeFillTint="7F"/>
       </w:tcPr>
@@ -10353,12 +9607,12 @@
       <w:tblStyleRowBandSize w:val="1"/>
       <w:tblStyleColBandSize w:val="1"/>
       <w:tblBorders>
-        <w:top w:val="single" w:color="FFFFFF" w:themeColor="background1" w:sz="8" w:space="0"/>
-        <w:left w:val="single" w:color="FFFFFF" w:themeColor="background1" w:sz="8" w:space="0"/>
-        <w:bottom w:val="single" w:color="FFFFFF" w:themeColor="background1" w:sz="8" w:space="0"/>
-        <w:right w:val="single" w:color="FFFFFF" w:themeColor="background1" w:sz="8" w:space="0"/>
-        <w:insideH w:val="single" w:color="FFFFFF" w:themeColor="background1" w:sz="6" w:space="0"/>
-        <w:insideV w:val="single" w:color="FFFFFF" w:themeColor="background1" w:sz="6" w:space="0"/>
+        <w:top w:val="single" w:sz="8" w:space="0" w:color="FFFFFF" w:themeColor="background1"/>
+        <w:left w:val="single" w:sz="8" w:space="0" w:color="FFFFFF" w:themeColor="background1"/>
+        <w:bottom w:val="single" w:sz="8" w:space="0" w:color="FFFFFF" w:themeColor="background1"/>
+        <w:right w:val="single" w:sz="8" w:space="0" w:color="FFFFFF" w:themeColor="background1"/>
+        <w:insideH w:val="single" w:sz="6" w:space="0" w:color="FFFFFF" w:themeColor="background1"/>
+        <w:insideV w:val="single" w:sz="6" w:space="0" w:color="FFFFFF" w:themeColor="background1"/>
       </w:tblBorders>
     </w:tblPr>
     <w:tcPr>
@@ -10375,12 +9629,12 @@
       <w:tblPr/>
       <w:tcPr>
         <w:tcBorders>
-          <w:top w:val="single" w:color="FFFFFF" w:themeColor="background1" w:sz="8" w:space="0"/>
-          <w:left w:val="single" w:color="FFFFFF" w:themeColor="background1" w:sz="8" w:space="0"/>
-          <w:bottom w:val="single" w:color="FFFFFF" w:themeColor="background1" w:sz="24" w:space="0"/>
-          <w:right w:val="single" w:color="FFFFFF" w:themeColor="background1" w:sz="8" w:space="0"/>
-          <w:insideH w:val="nil"/>
-          <w:insideV w:val="single" w:color="FFFFFF" w:themeColor="background1" w:sz="8" w:space="0"/>
+          <w:top w:val="single" w:sz="8" w:space="0" w:color="FFFFFF" w:themeColor="background1"/>
+          <w:left w:val="single" w:sz="8" w:space="0" w:color="FFFFFF" w:themeColor="background1"/>
+          <w:bottom w:val="single" w:sz="24" w:space="0" w:color="FFFFFF" w:themeColor="background1"/>
+          <w:right w:val="single" w:sz="8" w:space="0" w:color="FFFFFF" w:themeColor="background1"/>
+          <w:insideH w:val="nil"/>
+          <w:insideV w:val="single" w:sz="8" w:space="0" w:color="FFFFFF" w:themeColor="background1"/>
         </w:tcBorders>
         <w:shd w:val="clear" w:color="auto" w:fill="9BBB59" w:themeFill="accent3"/>
       </w:tcPr>
@@ -10396,12 +9650,12 @@
       <w:tblPr/>
       <w:tcPr>
         <w:tcBorders>
-          <w:top w:val="single" w:color="FFFFFF" w:themeColor="background1" w:sz="24" w:space="0"/>
-          <w:left w:val="single" w:color="FFFFFF" w:themeColor="background1" w:sz="8" w:space="0"/>
-          <w:bottom w:val="single" w:color="FFFFFF" w:themeColor="background1" w:sz="8" w:space="0"/>
-          <w:right w:val="single" w:color="FFFFFF" w:themeColor="background1" w:sz="8" w:space="0"/>
-          <w:insideH w:val="nil"/>
-          <w:insideV w:val="single" w:color="FFFFFF" w:themeColor="background1" w:sz="8" w:space="0"/>
+          <w:top w:val="single" w:sz="24" w:space="0" w:color="FFFFFF" w:themeColor="background1"/>
+          <w:left w:val="single" w:sz="8" w:space="0" w:color="FFFFFF" w:themeColor="background1"/>
+          <w:bottom w:val="single" w:sz="8" w:space="0" w:color="FFFFFF" w:themeColor="background1"/>
+          <w:right w:val="single" w:sz="8" w:space="0" w:color="FFFFFF" w:themeColor="background1"/>
+          <w:insideH w:val="nil"/>
+          <w:insideV w:val="single" w:sz="8" w:space="0" w:color="FFFFFF" w:themeColor="background1"/>
         </w:tcBorders>
         <w:shd w:val="clear" w:color="auto" w:fill="9BBB59" w:themeFill="accent3"/>
       </w:tcPr>
@@ -10417,8 +9671,8 @@
       <w:tblPr/>
       <w:tcPr>
         <w:tcBorders>
-          <w:left w:val="single" w:color="FFFFFF" w:themeColor="background1" w:sz="8" w:space="0"/>
-          <w:right w:val="single" w:color="FFFFFF" w:themeColor="background1" w:sz="24" w:space="0"/>
+          <w:left w:val="single" w:sz="8" w:space="0" w:color="FFFFFF" w:themeColor="background1"/>
+          <w:right w:val="single" w:sz="24" w:space="0" w:color="FFFFFF" w:themeColor="background1"/>
           <w:insideH w:val="nil"/>
           <w:insideV w:val="nil"/>
         </w:tcBorders>
@@ -10437,7 +9691,7 @@
       <w:tcPr>
         <w:tcBorders>
           <w:top w:val="nil"/>
-          <w:left w:val="single" w:color="FFFFFF" w:themeColor="background1" w:sz="24" w:space="0"/>
+          <w:left w:val="single" w:sz="24" w:space="0" w:color="FFFFFF" w:themeColor="background1"/>
           <w:bottom w:val="nil"/>
           <w:right w:val="nil"/>
           <w:insideH w:val="nil"/>
@@ -10450,10 +9704,10 @@
       <w:tblPr/>
       <w:tcPr>
         <w:tcBorders>
-          <w:top w:val="single" w:color="FFFFFF" w:themeColor="background1" w:sz="8" w:space="0"/>
-          <w:left w:val="single" w:color="FFFFFF" w:themeColor="background1" w:sz="8" w:space="0"/>
-          <w:bottom w:val="single" w:color="FFFFFF" w:themeColor="background1" w:sz="8" w:space="0"/>
-          <w:right w:val="single" w:color="FFFFFF" w:themeColor="background1" w:sz="8" w:space="0"/>
+          <w:top w:val="single" w:sz="8" w:space="0" w:color="FFFFFF" w:themeColor="background1"/>
+          <w:left w:val="single" w:sz="8" w:space="0" w:color="FFFFFF" w:themeColor="background1"/>
+          <w:bottom w:val="single" w:sz="8" w:space="0" w:color="FFFFFF" w:themeColor="background1"/>
+          <w:right w:val="single" w:sz="8" w:space="0" w:color="FFFFFF" w:themeColor="background1"/>
           <w:insideH w:val="nil"/>
           <w:insideV w:val="nil"/>
         </w:tcBorders>
@@ -10464,12 +9718,12 @@
       <w:tblPr/>
       <w:tcPr>
         <w:tcBorders>
-          <w:top w:val="single" w:color="FFFFFF" w:themeColor="background1" w:sz="8" w:space="0"/>
-          <w:left w:val="single" w:color="FFFFFF" w:themeColor="background1" w:sz="8" w:space="0"/>
-          <w:bottom w:val="single" w:color="FFFFFF" w:themeColor="background1" w:sz="8" w:space="0"/>
-          <w:right w:val="single" w:color="FFFFFF" w:themeColor="background1" w:sz="8" w:space="0"/>
-          <w:insideH w:val="single" w:color="FFFFFF" w:themeColor="background1" w:sz="8" w:space="0"/>
-          <w:insideV w:val="single" w:color="FFFFFF" w:themeColor="background1" w:sz="8" w:space="0"/>
+          <w:top w:val="single" w:sz="8" w:space="0" w:color="FFFFFF" w:themeColor="background1"/>
+          <w:left w:val="single" w:sz="8" w:space="0" w:color="FFFFFF" w:themeColor="background1"/>
+          <w:bottom w:val="single" w:sz="8" w:space="0" w:color="FFFFFF" w:themeColor="background1"/>
+          <w:right w:val="single" w:sz="8" w:space="0" w:color="FFFFFF" w:themeColor="background1"/>
+          <w:insideH w:val="single" w:sz="8" w:space="0" w:color="FFFFFF" w:themeColor="background1"/>
+          <w:insideV w:val="single" w:sz="8" w:space="0" w:color="FFFFFF" w:themeColor="background1"/>
         </w:tcBorders>
         <w:shd w:val="clear" w:color="auto" w:fill="CDDDAC" w:themeFill="accent3" w:themeFillTint="7F"/>
       </w:tcPr>
@@ -10487,12 +9741,12 @@
       <w:tblStyleRowBandSize w:val="1"/>
       <w:tblStyleColBandSize w:val="1"/>
       <w:tblBorders>
-        <w:top w:val="single" w:color="FFFFFF" w:themeColor="background1" w:sz="8" w:space="0"/>
-        <w:left w:val="single" w:color="FFFFFF" w:themeColor="background1" w:sz="8" w:space="0"/>
-        <w:bottom w:val="single" w:color="FFFFFF" w:themeColor="background1" w:sz="8" w:space="0"/>
-        <w:right w:val="single" w:color="FFFFFF" w:themeColor="background1" w:sz="8" w:space="0"/>
-        <w:insideH w:val="single" w:color="FFFFFF" w:themeColor="background1" w:sz="6" w:space="0"/>
-        <w:insideV w:val="single" w:color="FFFFFF" w:themeColor="background1" w:sz="6" w:space="0"/>
+        <w:top w:val="single" w:sz="8" w:space="0" w:color="FFFFFF" w:themeColor="background1"/>
+        <w:left w:val="single" w:sz="8" w:space="0" w:color="FFFFFF" w:themeColor="background1"/>
+        <w:bottom w:val="single" w:sz="8" w:space="0" w:color="FFFFFF" w:themeColor="background1"/>
+        <w:right w:val="single" w:sz="8" w:space="0" w:color="FFFFFF" w:themeColor="background1"/>
+        <w:insideH w:val="single" w:sz="6" w:space="0" w:color="FFFFFF" w:themeColor="background1"/>
+        <w:insideV w:val="single" w:sz="6" w:space="0" w:color="FFFFFF" w:themeColor="background1"/>
       </w:tblBorders>
     </w:tblPr>
     <w:tcPr>
@@ -10509,12 +9763,12 @@
       <w:tblPr/>
       <w:tcPr>
         <w:tcBorders>
-          <w:top w:val="single" w:color="FFFFFF" w:themeColor="background1" w:sz="8" w:space="0"/>
-          <w:left w:val="single" w:color="FFFFFF" w:themeColor="background1" w:sz="8" w:space="0"/>
-          <w:bottom w:val="single" w:color="FFFFFF" w:themeColor="background1" w:sz="24" w:space="0"/>
-          <w:right w:val="single" w:color="FFFFFF" w:themeColor="background1" w:sz="8" w:space="0"/>
-          <w:insideH w:val="nil"/>
-          <w:insideV w:val="single" w:color="FFFFFF" w:themeColor="background1" w:sz="8" w:space="0"/>
+          <w:top w:val="single" w:sz="8" w:space="0" w:color="FFFFFF" w:themeColor="background1"/>
+          <w:left w:val="single" w:sz="8" w:space="0" w:color="FFFFFF" w:themeColor="background1"/>
+          <w:bottom w:val="single" w:sz="24" w:space="0" w:color="FFFFFF" w:themeColor="background1"/>
+          <w:right w:val="single" w:sz="8" w:space="0" w:color="FFFFFF" w:themeColor="background1"/>
+          <w:insideH w:val="nil"/>
+          <w:insideV w:val="single" w:sz="8" w:space="0" w:color="FFFFFF" w:themeColor="background1"/>
         </w:tcBorders>
         <w:shd w:val="clear" w:color="auto" w:fill="8064A2" w:themeFill="accent4"/>
       </w:tcPr>
@@ -10530,12 +9784,12 @@
       <w:tblPr/>
       <w:tcPr>
         <w:tcBorders>
-          <w:top w:val="single" w:color="FFFFFF" w:themeColor="background1" w:sz="24" w:space="0"/>
-          <w:left w:val="single" w:color="FFFFFF" w:themeColor="background1" w:sz="8" w:space="0"/>
-          <w:bottom w:val="single" w:color="FFFFFF" w:themeColor="background1" w:sz="8" w:space="0"/>
-          <w:right w:val="single" w:color="FFFFFF" w:themeColor="background1" w:sz="8" w:space="0"/>
-          <w:insideH w:val="nil"/>
-          <w:insideV w:val="single" w:color="FFFFFF" w:themeColor="background1" w:sz="8" w:space="0"/>
+          <w:top w:val="single" w:sz="24" w:space="0" w:color="FFFFFF" w:themeColor="background1"/>
+          <w:left w:val="single" w:sz="8" w:space="0" w:color="FFFFFF" w:themeColor="background1"/>
+          <w:bottom w:val="single" w:sz="8" w:space="0" w:color="FFFFFF" w:themeColor="background1"/>
+          <w:right w:val="single" w:sz="8" w:space="0" w:color="FFFFFF" w:themeColor="background1"/>
+          <w:insideH w:val="nil"/>
+          <w:insideV w:val="single" w:sz="8" w:space="0" w:color="FFFFFF" w:themeColor="background1"/>
         </w:tcBorders>
         <w:shd w:val="clear" w:color="auto" w:fill="8064A2" w:themeFill="accent4"/>
       </w:tcPr>
@@ -10551,8 +9805,8 @@
       <w:tblPr/>
       <w:tcPr>
         <w:tcBorders>
-          <w:left w:val="single" w:color="FFFFFF" w:themeColor="background1" w:sz="8" w:space="0"/>
-          <w:right w:val="single" w:color="FFFFFF" w:themeColor="background1" w:sz="24" w:space="0"/>
+          <w:left w:val="single" w:sz="8" w:space="0" w:color="FFFFFF" w:themeColor="background1"/>
+          <w:right w:val="single" w:sz="24" w:space="0" w:color="FFFFFF" w:themeColor="background1"/>
           <w:insideH w:val="nil"/>
           <w:insideV w:val="nil"/>
         </w:tcBorders>
@@ -10571,7 +9825,7 @@
       <w:tcPr>
         <w:tcBorders>
           <w:top w:val="nil"/>
-          <w:left w:val="single" w:color="FFFFFF" w:themeColor="background1" w:sz="24" w:space="0"/>
+          <w:left w:val="single" w:sz="24" w:space="0" w:color="FFFFFF" w:themeColor="background1"/>
           <w:bottom w:val="nil"/>
           <w:right w:val="nil"/>
           <w:insideH w:val="nil"/>
@@ -10584,10 +9838,10 @@
       <w:tblPr/>
       <w:tcPr>
         <w:tcBorders>
-          <w:top w:val="single" w:color="FFFFFF" w:themeColor="background1" w:sz="8" w:space="0"/>
-          <w:left w:val="single" w:color="FFFFFF" w:themeColor="background1" w:sz="8" w:space="0"/>
-          <w:bottom w:val="single" w:color="FFFFFF" w:themeColor="background1" w:sz="8" w:space="0"/>
-          <w:right w:val="single" w:color="FFFFFF" w:themeColor="background1" w:sz="8" w:space="0"/>
+          <w:top w:val="single" w:sz="8" w:space="0" w:color="FFFFFF" w:themeColor="background1"/>
+          <w:left w:val="single" w:sz="8" w:space="0" w:color="FFFFFF" w:themeColor="background1"/>
+          <w:bottom w:val="single" w:sz="8" w:space="0" w:color="FFFFFF" w:themeColor="background1"/>
+          <w:right w:val="single" w:sz="8" w:space="0" w:color="FFFFFF" w:themeColor="background1"/>
           <w:insideH w:val="nil"/>
           <w:insideV w:val="nil"/>
         </w:tcBorders>
@@ -10598,12 +9852,12 @@
       <w:tblPr/>
       <w:tcPr>
         <w:tcBorders>
-          <w:top w:val="single" w:color="FFFFFF" w:themeColor="background1" w:sz="8" w:space="0"/>
-          <w:left w:val="single" w:color="FFFFFF" w:themeColor="background1" w:sz="8" w:space="0"/>
-          <w:bottom w:val="single" w:color="FFFFFF" w:themeColor="background1" w:sz="8" w:space="0"/>
-          <w:right w:val="single" w:color="FFFFFF" w:themeColor="background1" w:sz="8" w:space="0"/>
-          <w:insideH w:val="single" w:color="FFFFFF" w:themeColor="background1" w:sz="8" w:space="0"/>
-          <w:insideV w:val="single" w:color="FFFFFF" w:themeColor="background1" w:sz="8" w:space="0"/>
+          <w:top w:val="single" w:sz="8" w:space="0" w:color="FFFFFF" w:themeColor="background1"/>
+          <w:left w:val="single" w:sz="8" w:space="0" w:color="FFFFFF" w:themeColor="background1"/>
+          <w:bottom w:val="single" w:sz="8" w:space="0" w:color="FFFFFF" w:themeColor="background1"/>
+          <w:right w:val="single" w:sz="8" w:space="0" w:color="FFFFFF" w:themeColor="background1"/>
+          <w:insideH w:val="single" w:sz="8" w:space="0" w:color="FFFFFF" w:themeColor="background1"/>
+          <w:insideV w:val="single" w:sz="8" w:space="0" w:color="FFFFFF" w:themeColor="background1"/>
         </w:tcBorders>
         <w:shd w:val="clear" w:color="auto" w:fill="BFB1D0" w:themeFill="accent4" w:themeFillTint="7F"/>
       </w:tcPr>
@@ -10621,12 +9875,12 @@
       <w:tblStyleRowBandSize w:val="1"/>
       <w:tblStyleColBandSize w:val="1"/>
       <w:tblBorders>
-        <w:top w:val="single" w:color="FFFFFF" w:themeColor="background1" w:sz="8" w:space="0"/>
-        <w:left w:val="single" w:color="FFFFFF" w:themeColor="background1" w:sz="8" w:space="0"/>
-        <w:bottom w:val="single" w:color="FFFFFF" w:themeColor="background1" w:sz="8" w:space="0"/>
-        <w:right w:val="single" w:color="FFFFFF" w:themeColor="background1" w:sz="8" w:space="0"/>
-        <w:insideH w:val="single" w:color="FFFFFF" w:themeColor="background1" w:sz="6" w:space="0"/>
-        <w:insideV w:val="single" w:color="FFFFFF" w:themeColor="background1" w:sz="6" w:space="0"/>
+        <w:top w:val="single" w:sz="8" w:space="0" w:color="FFFFFF" w:themeColor="background1"/>
+        <w:left w:val="single" w:sz="8" w:space="0" w:color="FFFFFF" w:themeColor="background1"/>
+        <w:bottom w:val="single" w:sz="8" w:space="0" w:color="FFFFFF" w:themeColor="background1"/>
+        <w:right w:val="single" w:sz="8" w:space="0" w:color="FFFFFF" w:themeColor="background1"/>
+        <w:insideH w:val="single" w:sz="6" w:space="0" w:color="FFFFFF" w:themeColor="background1"/>
+        <w:insideV w:val="single" w:sz="6" w:space="0" w:color="FFFFFF" w:themeColor="background1"/>
       </w:tblBorders>
     </w:tblPr>
     <w:tcPr>
@@ -10643,12 +9897,12 @@
       <w:tblPr/>
       <w:tcPr>
         <w:tcBorders>
-          <w:top w:val="single" w:color="FFFFFF" w:themeColor="background1" w:sz="8" w:space="0"/>
-          <w:left w:val="single" w:color="FFFFFF" w:themeColor="background1" w:sz="8" w:space="0"/>
-          <w:bottom w:val="single" w:color="FFFFFF" w:themeColor="background1" w:sz="24" w:space="0"/>
-          <w:right w:val="single" w:color="FFFFFF" w:themeColor="background1" w:sz="8" w:space="0"/>
-          <w:insideH w:val="nil"/>
-          <w:insideV w:val="single" w:color="FFFFFF" w:themeColor="background1" w:sz="8" w:space="0"/>
+          <w:top w:val="single" w:sz="8" w:space="0" w:color="FFFFFF" w:themeColor="background1"/>
+          <w:left w:val="single" w:sz="8" w:space="0" w:color="FFFFFF" w:themeColor="background1"/>
+          <w:bottom w:val="single" w:sz="24" w:space="0" w:color="FFFFFF" w:themeColor="background1"/>
+          <w:right w:val="single" w:sz="8" w:space="0" w:color="FFFFFF" w:themeColor="background1"/>
+          <w:insideH w:val="nil"/>
+          <w:insideV w:val="single" w:sz="8" w:space="0" w:color="FFFFFF" w:themeColor="background1"/>
         </w:tcBorders>
         <w:shd w:val="clear" w:color="auto" w:fill="4BACC6" w:themeFill="accent5"/>
       </w:tcPr>
@@ -10664,12 +9918,12 @@
       <w:tblPr/>
       <w:tcPr>
         <w:tcBorders>
-          <w:top w:val="single" w:color="FFFFFF" w:themeColor="background1" w:sz="24" w:space="0"/>
-          <w:left w:val="single" w:color="FFFFFF" w:themeColor="background1" w:sz="8" w:space="0"/>
-          <w:bottom w:val="single" w:color="FFFFFF" w:themeColor="background1" w:sz="8" w:space="0"/>
-          <w:right w:val="single" w:color="FFFFFF" w:themeColor="background1" w:sz="8" w:space="0"/>
-          <w:insideH w:val="nil"/>
-          <w:insideV w:val="single" w:color="FFFFFF" w:themeColor="background1" w:sz="8" w:space="0"/>
+          <w:top w:val="single" w:sz="24" w:space="0" w:color="FFFFFF" w:themeColor="background1"/>
+          <w:left w:val="single" w:sz="8" w:space="0" w:color="FFFFFF" w:themeColor="background1"/>
+          <w:bottom w:val="single" w:sz="8" w:space="0" w:color="FFFFFF" w:themeColor="background1"/>
+          <w:right w:val="single" w:sz="8" w:space="0" w:color="FFFFFF" w:themeColor="background1"/>
+          <w:insideH w:val="nil"/>
+          <w:insideV w:val="single" w:sz="8" w:space="0" w:color="FFFFFF" w:themeColor="background1"/>
         </w:tcBorders>
         <w:shd w:val="clear" w:color="auto" w:fill="4BACC6" w:themeFill="accent5"/>
       </w:tcPr>
@@ -10685,8 +9939,8 @@
       <w:tblPr/>
       <w:tcPr>
         <w:tcBorders>
-          <w:left w:val="single" w:color="FFFFFF" w:themeColor="background1" w:sz="8" w:space="0"/>
-          <w:right w:val="single" w:color="FFFFFF" w:themeColor="background1" w:sz="24" w:space="0"/>
+          <w:left w:val="single" w:sz="8" w:space="0" w:color="FFFFFF" w:themeColor="background1"/>
+          <w:right w:val="single" w:sz="24" w:space="0" w:color="FFFFFF" w:themeColor="background1"/>
           <w:insideH w:val="nil"/>
           <w:insideV w:val="nil"/>
         </w:tcBorders>
@@ -10705,7 +9959,7 @@
       <w:tcPr>
         <w:tcBorders>
           <w:top w:val="nil"/>
-          <w:left w:val="single" w:color="FFFFFF" w:themeColor="background1" w:sz="24" w:space="0"/>
+          <w:left w:val="single" w:sz="24" w:space="0" w:color="FFFFFF" w:themeColor="background1"/>
           <w:bottom w:val="nil"/>
           <w:right w:val="nil"/>
           <w:insideH w:val="nil"/>
@@ -10718,10 +9972,10 @@
       <w:tblPr/>
       <w:tcPr>
         <w:tcBorders>
-          <w:top w:val="single" w:color="FFFFFF" w:themeColor="background1" w:sz="8" w:space="0"/>
-          <w:left w:val="single" w:color="FFFFFF" w:themeColor="background1" w:sz="8" w:space="0"/>
-          <w:bottom w:val="single" w:color="FFFFFF" w:themeColor="background1" w:sz="8" w:space="0"/>
-          <w:right w:val="single" w:color="FFFFFF" w:themeColor="background1" w:sz="8" w:space="0"/>
+          <w:top w:val="single" w:sz="8" w:space="0" w:color="FFFFFF" w:themeColor="background1"/>
+          <w:left w:val="single" w:sz="8" w:space="0" w:color="FFFFFF" w:themeColor="background1"/>
+          <w:bottom w:val="single" w:sz="8" w:space="0" w:color="FFFFFF" w:themeColor="background1"/>
+          <w:right w:val="single" w:sz="8" w:space="0" w:color="FFFFFF" w:themeColor="background1"/>
           <w:insideH w:val="nil"/>
           <w:insideV w:val="nil"/>
         </w:tcBorders>
@@ -10732,12 +9986,12 @@
       <w:tblPr/>
       <w:tcPr>
         <w:tcBorders>
-          <w:top w:val="single" w:color="FFFFFF" w:themeColor="background1" w:sz="8" w:space="0"/>
-          <w:left w:val="single" w:color="FFFFFF" w:themeColor="background1" w:sz="8" w:space="0"/>
-          <w:bottom w:val="single" w:color="FFFFFF" w:themeColor="background1" w:sz="8" w:space="0"/>
-          <w:right w:val="single" w:color="FFFFFF" w:themeColor="background1" w:sz="8" w:space="0"/>
-          <w:insideH w:val="single" w:color="FFFFFF" w:themeColor="background1" w:sz="8" w:space="0"/>
-          <w:insideV w:val="single" w:color="FFFFFF" w:themeColor="background1" w:sz="8" w:space="0"/>
+          <w:top w:val="single" w:sz="8" w:space="0" w:color="FFFFFF" w:themeColor="background1"/>
+          <w:left w:val="single" w:sz="8" w:space="0" w:color="FFFFFF" w:themeColor="background1"/>
+          <w:bottom w:val="single" w:sz="8" w:space="0" w:color="FFFFFF" w:themeColor="background1"/>
+          <w:right w:val="single" w:sz="8" w:space="0" w:color="FFFFFF" w:themeColor="background1"/>
+          <w:insideH w:val="single" w:sz="8" w:space="0" w:color="FFFFFF" w:themeColor="background1"/>
+          <w:insideV w:val="single" w:sz="8" w:space="0" w:color="FFFFFF" w:themeColor="background1"/>
         </w:tcBorders>
         <w:shd w:val="clear" w:color="auto" w:fill="A5D5E2" w:themeFill="accent5" w:themeFillTint="7F"/>
       </w:tcPr>
@@ -10755,12 +10009,12 @@
       <w:tblStyleRowBandSize w:val="1"/>
       <w:tblStyleColBandSize w:val="1"/>
       <w:tblBorders>
-        <w:top w:val="single" w:color="FFFFFF" w:themeColor="background1" w:sz="8" w:space="0"/>
-        <w:left w:val="single" w:color="FFFFFF" w:themeColor="background1" w:sz="8" w:space="0"/>
-        <w:bottom w:val="single" w:color="FFFFFF" w:themeColor="background1" w:sz="8" w:space="0"/>
-        <w:right w:val="single" w:color="FFFFFF" w:themeColor="background1" w:sz="8" w:space="0"/>
-        <w:insideH w:val="single" w:color="FFFFFF" w:themeColor="background1" w:sz="6" w:space="0"/>
-        <w:insideV w:val="single" w:color="FFFFFF" w:themeColor="background1" w:sz="6" w:space="0"/>
+        <w:top w:val="single" w:sz="8" w:space="0" w:color="FFFFFF" w:themeColor="background1"/>
+        <w:left w:val="single" w:sz="8" w:space="0" w:color="FFFFFF" w:themeColor="background1"/>
+        <w:bottom w:val="single" w:sz="8" w:space="0" w:color="FFFFFF" w:themeColor="background1"/>
+        <w:right w:val="single" w:sz="8" w:space="0" w:color="FFFFFF" w:themeColor="background1"/>
+        <w:insideH w:val="single" w:sz="6" w:space="0" w:color="FFFFFF" w:themeColor="background1"/>
+        <w:insideV w:val="single" w:sz="6" w:space="0" w:color="FFFFFF" w:themeColor="background1"/>
       </w:tblBorders>
     </w:tblPr>
     <w:tcPr>
@@ -10777,12 +10031,12 @@
       <w:tblPr/>
       <w:tcPr>
         <w:tcBorders>
-          <w:top w:val="single" w:color="FFFFFF" w:themeColor="background1" w:sz="8" w:space="0"/>
-          <w:left w:val="single" w:color="FFFFFF" w:themeColor="background1" w:sz="8" w:space="0"/>
-          <w:bottom w:val="single" w:color="FFFFFF" w:themeColor="background1" w:sz="24" w:space="0"/>
-          <w:right w:val="single" w:color="FFFFFF" w:themeColor="background1" w:sz="8" w:space="0"/>
-          <w:insideH w:val="nil"/>
-          <w:insideV w:val="single" w:color="FFFFFF" w:themeColor="background1" w:sz="8" w:space="0"/>
+          <w:top w:val="single" w:sz="8" w:space="0" w:color="FFFFFF" w:themeColor="background1"/>
+          <w:left w:val="single" w:sz="8" w:space="0" w:color="FFFFFF" w:themeColor="background1"/>
+          <w:bottom w:val="single" w:sz="24" w:space="0" w:color="FFFFFF" w:themeColor="background1"/>
+          <w:right w:val="single" w:sz="8" w:space="0" w:color="FFFFFF" w:themeColor="background1"/>
+          <w:insideH w:val="nil"/>
+          <w:insideV w:val="single" w:sz="8" w:space="0" w:color="FFFFFF" w:themeColor="background1"/>
         </w:tcBorders>
         <w:shd w:val="clear" w:color="auto" w:fill="F79646" w:themeFill="accent6"/>
       </w:tcPr>
@@ -10798,12 +10052,12 @@
       <w:tblPr/>
       <w:tcPr>
         <w:tcBorders>
-          <w:top w:val="single" w:color="FFFFFF" w:themeColor="background1" w:sz="24" w:space="0"/>
-          <w:left w:val="single" w:color="FFFFFF" w:themeColor="background1" w:sz="8" w:space="0"/>
-          <w:bottom w:val="single" w:color="FFFFFF" w:themeColor="background1" w:sz="8" w:space="0"/>
-          <w:right w:val="single" w:color="FFFFFF" w:themeColor="background1" w:sz="8" w:space="0"/>
-          <w:insideH w:val="nil"/>
-          <w:insideV w:val="single" w:color="FFFFFF" w:themeColor="background1" w:sz="8" w:space="0"/>
+          <w:top w:val="single" w:sz="24" w:space="0" w:color="FFFFFF" w:themeColor="background1"/>
+          <w:left w:val="single" w:sz="8" w:space="0" w:color="FFFFFF" w:themeColor="background1"/>
+          <w:bottom w:val="single" w:sz="8" w:space="0" w:color="FFFFFF" w:themeColor="background1"/>
+          <w:right w:val="single" w:sz="8" w:space="0" w:color="FFFFFF" w:themeColor="background1"/>
+          <w:insideH w:val="nil"/>
+          <w:insideV w:val="single" w:sz="8" w:space="0" w:color="FFFFFF" w:themeColor="background1"/>
         </w:tcBorders>
         <w:shd w:val="clear" w:color="auto" w:fill="F79646" w:themeFill="accent6"/>
       </w:tcPr>
@@ -10819,8 +10073,8 @@
       <w:tblPr/>
       <w:tcPr>
         <w:tcBorders>
-          <w:left w:val="single" w:color="FFFFFF" w:themeColor="background1" w:sz="8" w:space="0"/>
-          <w:right w:val="single" w:color="FFFFFF" w:themeColor="background1" w:sz="24" w:space="0"/>
+          <w:left w:val="single" w:sz="8" w:space="0" w:color="FFFFFF" w:themeColor="background1"/>
+          <w:right w:val="single" w:sz="24" w:space="0" w:color="FFFFFF" w:themeColor="background1"/>
           <w:insideH w:val="nil"/>
           <w:insideV w:val="nil"/>
         </w:tcBorders>
@@ -10839,7 +10093,7 @@
       <w:tcPr>
         <w:tcBorders>
           <w:top w:val="nil"/>
-          <w:left w:val="single" w:color="FFFFFF" w:themeColor="background1" w:sz="24" w:space="0"/>
+          <w:left w:val="single" w:sz="24" w:space="0" w:color="FFFFFF" w:themeColor="background1"/>
           <w:bottom w:val="nil"/>
           <w:right w:val="nil"/>
           <w:insideH w:val="nil"/>
@@ -10852,10 +10106,10 @@
       <w:tblPr/>
       <w:tcPr>
         <w:tcBorders>
-          <w:top w:val="single" w:color="FFFFFF" w:themeColor="background1" w:sz="8" w:space="0"/>
-          <w:left w:val="single" w:color="FFFFFF" w:themeColor="background1" w:sz="8" w:space="0"/>
-          <w:bottom w:val="single" w:color="FFFFFF" w:themeColor="background1" w:sz="8" w:space="0"/>
-          <w:right w:val="single" w:color="FFFFFF" w:themeColor="background1" w:sz="8" w:space="0"/>
+          <w:top w:val="single" w:sz="8" w:space="0" w:color="FFFFFF" w:themeColor="background1"/>
+          <w:left w:val="single" w:sz="8" w:space="0" w:color="FFFFFF" w:themeColor="background1"/>
+          <w:bottom w:val="single" w:sz="8" w:space="0" w:color="FFFFFF" w:themeColor="background1"/>
+          <w:right w:val="single" w:sz="8" w:space="0" w:color="FFFFFF" w:themeColor="background1"/>
           <w:insideH w:val="nil"/>
           <w:insideV w:val="nil"/>
         </w:tcBorders>
@@ -10866,12 +10120,12 @@
       <w:tblPr/>
       <w:tcPr>
         <w:tcBorders>
-          <w:top w:val="single" w:color="FFFFFF" w:themeColor="background1" w:sz="8" w:space="0"/>
-          <w:left w:val="single" w:color="FFFFFF" w:themeColor="background1" w:sz="8" w:space="0"/>
-          <w:bottom w:val="single" w:color="FFFFFF" w:themeColor="background1" w:sz="8" w:space="0"/>
-          <w:right w:val="single" w:color="FFFFFF" w:themeColor="background1" w:sz="8" w:space="0"/>
-          <w:insideH w:val="single" w:color="FFFFFF" w:themeColor="background1" w:sz="8" w:space="0"/>
-          <w:insideV w:val="single" w:color="FFFFFF" w:themeColor="background1" w:sz="8" w:space="0"/>
+          <w:top w:val="single" w:sz="8" w:space="0" w:color="FFFFFF" w:themeColor="background1"/>
+          <w:left w:val="single" w:sz="8" w:space="0" w:color="FFFFFF" w:themeColor="background1"/>
+          <w:bottom w:val="single" w:sz="8" w:space="0" w:color="FFFFFF" w:themeColor="background1"/>
+          <w:right w:val="single" w:sz="8" w:space="0" w:color="FFFFFF" w:themeColor="background1"/>
+          <w:insideH w:val="single" w:sz="8" w:space="0" w:color="FFFFFF" w:themeColor="background1"/>
+          <w:insideV w:val="single" w:sz="8" w:space="0" w:color="FFFFFF" w:themeColor="background1"/>
         </w:tcBorders>
         <w:shd w:val="clear" w:color="auto" w:fill="FBCAA2" w:themeFill="accent6" w:themeFillTint="7F"/>
       </w:tcPr>
@@ -10905,7 +10159,7 @@
         <w:tcBorders>
           <w:top w:val="nil"/>
           <w:left w:val="nil"/>
-          <w:bottom w:val="single" w:color="FFFFFF" w:themeColor="background1" w:sz="18" w:space="0"/>
+          <w:bottom w:val="single" w:sz="18" w:space="0" w:color="FFFFFF" w:themeColor="background1"/>
           <w:right w:val="nil"/>
           <w:insideH w:val="nil"/>
           <w:insideV w:val="nil"/>
@@ -10917,7 +10171,7 @@
       <w:tblPr/>
       <w:tcPr>
         <w:tcBorders>
-          <w:top w:val="single" w:color="FFFFFF" w:themeColor="background1" w:sz="18" w:space="0"/>
+          <w:top w:val="single" w:sz="18" w:space="0" w:color="FFFFFF" w:themeColor="background1"/>
           <w:left w:val="nil"/>
           <w:bottom w:val="nil"/>
           <w:right w:val="nil"/>
@@ -10934,7 +10188,7 @@
           <w:top w:val="nil"/>
           <w:left w:val="nil"/>
           <w:bottom w:val="nil"/>
-          <w:right w:val="single" w:color="FFFFFF" w:themeColor="background1" w:sz="18" w:space="0"/>
+          <w:right w:val="single" w:sz="18" w:space="0" w:color="FFFFFF" w:themeColor="background1"/>
           <w:insideH w:val="nil"/>
           <w:insideV w:val="nil"/>
         </w:tcBorders>
@@ -10946,7 +10200,7 @@
       <w:tcPr>
         <w:tcBorders>
           <w:top w:val="nil"/>
-          <w:left w:val="single" w:color="FFFFFF" w:themeColor="background1" w:sz="18" w:space="0"/>
+          <w:left w:val="single" w:sz="18" w:space="0" w:color="FFFFFF" w:themeColor="background1"/>
           <w:bottom w:val="nil"/>
           <w:right w:val="nil"/>
           <w:insideH w:val="nil"/>
@@ -11012,7 +10266,7 @@
         <w:tcBorders>
           <w:top w:val="nil"/>
           <w:left w:val="nil"/>
-          <w:bottom w:val="single" w:color="FFFFFF" w:themeColor="background1" w:sz="18" w:space="0"/>
+          <w:bottom w:val="single" w:sz="18" w:space="0" w:color="FFFFFF" w:themeColor="background1"/>
           <w:right w:val="nil"/>
           <w:insideH w:val="nil"/>
           <w:insideV w:val="nil"/>
@@ -11024,7 +10278,7 @@
       <w:tblPr/>
       <w:tcPr>
         <w:tcBorders>
-          <w:top w:val="single" w:color="FFFFFF" w:themeColor="background1" w:sz="18" w:space="0"/>
+          <w:top w:val="single" w:sz="18" w:space="0" w:color="FFFFFF" w:themeColor="background1"/>
           <w:left w:val="nil"/>
           <w:bottom w:val="nil"/>
           <w:right w:val="nil"/>
@@ -11041,7 +10295,7 @@
           <w:top w:val="nil"/>
           <w:left w:val="nil"/>
           <w:bottom w:val="nil"/>
-          <w:right w:val="single" w:color="FFFFFF" w:themeColor="background1" w:sz="18" w:space="0"/>
+          <w:right w:val="single" w:sz="18" w:space="0" w:color="FFFFFF" w:themeColor="background1"/>
           <w:insideH w:val="nil"/>
           <w:insideV w:val="nil"/>
         </w:tcBorders>
@@ -11053,7 +10307,7 @@
       <w:tcPr>
         <w:tcBorders>
           <w:top w:val="nil"/>
-          <w:left w:val="single" w:color="FFFFFF" w:themeColor="background1" w:sz="18" w:space="0"/>
+          <w:left w:val="single" w:sz="18" w:space="0" w:color="FFFFFF" w:themeColor="background1"/>
           <w:bottom w:val="nil"/>
           <w:right w:val="nil"/>
           <w:insideH w:val="nil"/>
@@ -11119,7 +10373,7 @@
         <w:tcBorders>
           <w:top w:val="nil"/>
           <w:left w:val="nil"/>
-          <w:bottom w:val="single" w:color="FFFFFF" w:themeColor="background1" w:sz="18" w:space="0"/>
+          <w:bottom w:val="single" w:sz="18" w:space="0" w:color="FFFFFF" w:themeColor="background1"/>
           <w:right w:val="nil"/>
           <w:insideH w:val="nil"/>
           <w:insideV w:val="nil"/>
@@ -11131,7 +10385,7 @@
       <w:tblPr/>
       <w:tcPr>
         <w:tcBorders>
-          <w:top w:val="single" w:color="FFFFFF" w:themeColor="background1" w:sz="18" w:space="0"/>
+          <w:top w:val="single" w:sz="18" w:space="0" w:color="FFFFFF" w:themeColor="background1"/>
           <w:left w:val="nil"/>
           <w:bottom w:val="nil"/>
           <w:right w:val="nil"/>
@@ -11148,7 +10402,7 @@
           <w:top w:val="nil"/>
           <w:left w:val="nil"/>
           <w:bottom w:val="nil"/>
-          <w:right w:val="single" w:color="FFFFFF" w:themeColor="background1" w:sz="18" w:space="0"/>
+          <w:right w:val="single" w:sz="18" w:space="0" w:color="FFFFFF" w:themeColor="background1"/>
           <w:insideH w:val="nil"/>
           <w:insideV w:val="nil"/>
         </w:tcBorders>
@@ -11160,7 +10414,7 @@
       <w:tcPr>
         <w:tcBorders>
           <w:top w:val="nil"/>
-          <w:left w:val="single" w:color="FFFFFF" w:themeColor="background1" w:sz="18" w:space="0"/>
+          <w:left w:val="single" w:sz="18" w:space="0" w:color="FFFFFF" w:themeColor="background1"/>
           <w:bottom w:val="nil"/>
           <w:right w:val="nil"/>
           <w:insideH w:val="nil"/>
@@ -11226,7 +10480,7 @@
         <w:tcBorders>
           <w:top w:val="nil"/>
           <w:left w:val="nil"/>
-          <w:bottom w:val="single" w:color="FFFFFF" w:themeColor="background1" w:sz="18" w:space="0"/>
+          <w:bottom w:val="single" w:sz="18" w:space="0" w:color="FFFFFF" w:themeColor="background1"/>
           <w:right w:val="nil"/>
           <w:insideH w:val="nil"/>
           <w:insideV w:val="nil"/>
@@ -11238,7 +10492,7 @@
       <w:tblPr/>
       <w:tcPr>
         <w:tcBorders>
-          <w:top w:val="single" w:color="FFFFFF" w:themeColor="background1" w:sz="18" w:space="0"/>
+          <w:top w:val="single" w:sz="18" w:space="0" w:color="FFFFFF" w:themeColor="background1"/>
           <w:left w:val="nil"/>
           <w:bottom w:val="nil"/>
           <w:right w:val="nil"/>
@@ -11255,7 +10509,7 @@
           <w:top w:val="nil"/>
           <w:left w:val="nil"/>
           <w:bottom w:val="nil"/>
-          <w:right w:val="single" w:color="FFFFFF" w:themeColor="background1" w:sz="18" w:space="0"/>
+          <w:right w:val="single" w:sz="18" w:space="0" w:color="FFFFFF" w:themeColor="background1"/>
           <w:insideH w:val="nil"/>
           <w:insideV w:val="nil"/>
         </w:tcBorders>
@@ -11267,7 +10521,7 @@
       <w:tcPr>
         <w:tcBorders>
           <w:top w:val="nil"/>
-          <w:left w:val="single" w:color="FFFFFF" w:themeColor="background1" w:sz="18" w:space="0"/>
+          <w:left w:val="single" w:sz="18" w:space="0" w:color="FFFFFF" w:themeColor="background1"/>
           <w:bottom w:val="nil"/>
           <w:right w:val="nil"/>
           <w:insideH w:val="nil"/>
@@ -11333,7 +10587,7 @@
         <w:tcBorders>
           <w:top w:val="nil"/>
           <w:left w:val="nil"/>
-          <w:bottom w:val="single" w:color="FFFFFF" w:themeColor="background1" w:sz="18" w:space="0"/>
+          <w:bottom w:val="single" w:sz="18" w:space="0" w:color="FFFFFF" w:themeColor="background1"/>
           <w:right w:val="nil"/>
           <w:insideH w:val="nil"/>
           <w:insideV w:val="nil"/>
@@ -11345,7 +10599,7 @@
       <w:tblPr/>
       <w:tcPr>
         <w:tcBorders>
-          <w:top w:val="single" w:color="FFFFFF" w:themeColor="background1" w:sz="18" w:space="0"/>
+          <w:top w:val="single" w:sz="18" w:space="0" w:color="FFFFFF" w:themeColor="background1"/>
           <w:left w:val="nil"/>
           <w:bottom w:val="nil"/>
           <w:right w:val="nil"/>
@@ -11362,7 +10616,7 @@
           <w:top w:val="nil"/>
           <w:left w:val="nil"/>
           <w:bottom w:val="nil"/>
-          <w:right w:val="single" w:color="FFFFFF" w:themeColor="background1" w:sz="18" w:space="0"/>
+          <w:right w:val="single" w:sz="18" w:space="0" w:color="FFFFFF" w:themeColor="background1"/>
           <w:insideH w:val="nil"/>
           <w:insideV w:val="nil"/>
         </w:tcBorders>
@@ -11374,7 +10628,7 @@
       <w:tcPr>
         <w:tcBorders>
           <w:top w:val="nil"/>
-          <w:left w:val="single" w:color="FFFFFF" w:themeColor="background1" w:sz="18" w:space="0"/>
+          <w:left w:val="single" w:sz="18" w:space="0" w:color="FFFFFF" w:themeColor="background1"/>
           <w:bottom w:val="nil"/>
           <w:right w:val="nil"/>
           <w:insideH w:val="nil"/>
@@ -11440,7 +10694,7 @@
         <w:tcBorders>
           <w:top w:val="nil"/>
           <w:left w:val="nil"/>
-          <w:bottom w:val="single" w:color="FFFFFF" w:themeColor="background1" w:sz="18" w:space="0"/>
+          <w:bottom w:val="single" w:sz="18" w:space="0" w:color="FFFFFF" w:themeColor="background1"/>
           <w:right w:val="nil"/>
           <w:insideH w:val="nil"/>
           <w:insideV w:val="nil"/>
@@ -11452,7 +10706,7 @@
       <w:tblPr/>
       <w:tcPr>
         <w:tcBorders>
-          <w:top w:val="single" w:color="FFFFFF" w:themeColor="background1" w:sz="18" w:space="0"/>
+          <w:top w:val="single" w:sz="18" w:space="0" w:color="FFFFFF" w:themeColor="background1"/>
           <w:left w:val="nil"/>
           <w:bottom w:val="nil"/>
           <w:right w:val="nil"/>
@@ -11469,7 +10723,7 @@
           <w:top w:val="nil"/>
           <w:left w:val="nil"/>
           <w:bottom w:val="nil"/>
-          <w:right w:val="single" w:color="FFFFFF" w:themeColor="background1" w:sz="18" w:space="0"/>
+          <w:right w:val="single" w:sz="18" w:space="0" w:color="FFFFFF" w:themeColor="background1"/>
           <w:insideH w:val="nil"/>
           <w:insideV w:val="nil"/>
         </w:tcBorders>
@@ -11481,7 +10735,7 @@
       <w:tcPr>
         <w:tcBorders>
           <w:top w:val="nil"/>
-          <w:left w:val="single" w:color="FFFFFF" w:themeColor="background1" w:sz="18" w:space="0"/>
+          <w:left w:val="single" w:sz="18" w:space="0" w:color="FFFFFF" w:themeColor="background1"/>
           <w:bottom w:val="nil"/>
           <w:right w:val="nil"/>
           <w:insideH w:val="nil"/>
@@ -11547,7 +10801,7 @@
         <w:tcBorders>
           <w:top w:val="nil"/>
           <w:left w:val="nil"/>
-          <w:bottom w:val="single" w:color="FFFFFF" w:themeColor="background1" w:sz="18" w:space="0"/>
+          <w:bottom w:val="single" w:sz="18" w:space="0" w:color="FFFFFF" w:themeColor="background1"/>
           <w:right w:val="nil"/>
           <w:insideH w:val="nil"/>
           <w:insideV w:val="nil"/>
@@ -11559,7 +10813,7 @@
       <w:tblPr/>
       <w:tcPr>
         <w:tcBorders>
-          <w:top w:val="single" w:color="FFFFFF" w:themeColor="background1" w:sz="18" w:space="0"/>
+          <w:top w:val="single" w:sz="18" w:space="0" w:color="FFFFFF" w:themeColor="background1"/>
           <w:left w:val="nil"/>
           <w:bottom w:val="nil"/>
           <w:right w:val="nil"/>
@@ -11576,7 +10830,7 @@
           <w:top w:val="nil"/>
           <w:left w:val="nil"/>
           <w:bottom w:val="nil"/>
-          <w:right w:val="single" w:color="FFFFFF" w:themeColor="background1" w:sz="18" w:space="0"/>
+          <w:right w:val="single" w:sz="18" w:space="0" w:color="FFFFFF" w:themeColor="background1"/>
           <w:insideH w:val="nil"/>
           <w:insideV w:val="nil"/>
         </w:tcBorders>
@@ -11588,7 +10842,7 @@
       <w:tcPr>
         <w:tcBorders>
           <w:top w:val="nil"/>
-          <w:left w:val="single" w:color="FFFFFF" w:themeColor="background1" w:sz="18" w:space="0"/>
+          <w:left w:val="single" w:sz="18" w:space="0" w:color="FFFFFF" w:themeColor="background1"/>
           <w:bottom w:val="nil"/>
           <w:right w:val="nil"/>
           <w:insideH w:val="nil"/>
@@ -11641,12 +10895,12 @@
       <w:tblStyleRowBandSize w:val="1"/>
       <w:tblStyleColBandSize w:val="1"/>
       <w:tblBorders>
-        <w:top w:val="single" w:color="C0504D" w:themeColor="accent2" w:sz="24" w:space="0"/>
-        <w:left w:val="single" w:color="000000" w:themeColor="text1" w:sz="4" w:space="0"/>
-        <w:bottom w:val="single" w:color="000000" w:themeColor="text1" w:sz="4" w:space="0"/>
-        <w:right w:val="single" w:color="000000" w:themeColor="text1" w:sz="4" w:space="0"/>
-        <w:insideH w:val="single" w:color="FFFFFF" w:themeColor="background1" w:sz="4" w:space="0"/>
-        <w:insideV w:val="single" w:color="FFFFFF" w:themeColor="background1" w:sz="4" w:space="0"/>
+        <w:top w:val="single" w:sz="24" w:space="0" w:color="C0504D" w:themeColor="accent2"/>
+        <w:left w:val="single" w:sz="4" w:space="0" w:color="000000" w:themeColor="text1"/>
+        <w:bottom w:val="single" w:sz="4" w:space="0" w:color="000000" w:themeColor="text1"/>
+        <w:right w:val="single" w:sz="4" w:space="0" w:color="000000" w:themeColor="text1"/>
+        <w:insideH w:val="single" w:sz="4" w:space="0" w:color="FFFFFF" w:themeColor="background1"/>
+        <w:insideV w:val="single" w:sz="4" w:space="0" w:color="FFFFFF" w:themeColor="background1"/>
       </w:tblBorders>
     </w:tblPr>
     <w:tcPr>
@@ -11662,7 +10916,7 @@
         <w:tcBorders>
           <w:top w:val="nil"/>
           <w:left w:val="nil"/>
-          <w:bottom w:val="single" w:color="C0504D" w:themeColor="accent2" w:sz="24" w:space="0"/>
+          <w:bottom w:val="single" w:sz="24" w:space="0" w:color="C0504D" w:themeColor="accent2"/>
           <w:right w:val="nil"/>
           <w:insideH w:val="nil"/>
           <w:insideV w:val="nil"/>
@@ -11679,7 +10933,7 @@
       <w:tblPr/>
       <w:tcPr>
         <w:tcBorders>
-          <w:top w:val="single" w:color="FFFFFF" w:themeColor="background1" w:sz="6" w:space="0"/>
+          <w:top w:val="single" w:sz="6" w:space="0" w:color="FFFFFF" w:themeColor="background1"/>
         </w:tcBorders>
         <w:shd w:val="clear" w:color="auto" w:fill="000000" w:themeFill="text1" w:themeFillShade="99"/>
       </w:tcPr>
@@ -11695,7 +10949,7 @@
           <w:left w:val="nil"/>
           <w:bottom w:val="nil"/>
           <w:right w:val="nil"/>
-          <w:insideH w:val="single" w:color="000000" w:themeColor="text1" w:themeShade="99" w:sz="4" w:space="0"/>
+          <w:insideH w:val="single" w:sz="4" w:space="0" w:color="000000" w:themeColor="text1" w:themeShade="99"/>
           <w:insideV w:val="nil"/>
         </w:tcBorders>
         <w:shd w:val="clear" w:color="auto" w:fill="000000" w:themeFill="text1" w:themeFillShade="99"/>
@@ -11756,12 +11010,12 @@
       <w:tblStyleRowBandSize w:val="1"/>
       <w:tblStyleColBandSize w:val="1"/>
       <w:tblBorders>
-        <w:top w:val="single" w:color="C0504D" w:themeColor="accent2" w:sz="24" w:space="0"/>
-        <w:left w:val="single" w:color="4F81BD" w:themeColor="accent1" w:sz="4" w:space="0"/>
-        <w:bottom w:val="single" w:color="4F81BD" w:themeColor="accent1" w:sz="4" w:space="0"/>
-        <w:right w:val="single" w:color="4F81BD" w:themeColor="accent1" w:sz="4" w:space="0"/>
-        <w:insideH w:val="single" w:color="FFFFFF" w:themeColor="background1" w:sz="4" w:space="0"/>
-        <w:insideV w:val="single" w:color="FFFFFF" w:themeColor="background1" w:sz="4" w:space="0"/>
+        <w:top w:val="single" w:sz="24" w:space="0" w:color="C0504D" w:themeColor="accent2"/>
+        <w:left w:val="single" w:sz="4" w:space="0" w:color="4F81BD" w:themeColor="accent1"/>
+        <w:bottom w:val="single" w:sz="4" w:space="0" w:color="4F81BD" w:themeColor="accent1"/>
+        <w:right w:val="single" w:sz="4" w:space="0" w:color="4F81BD" w:themeColor="accent1"/>
+        <w:insideH w:val="single" w:sz="4" w:space="0" w:color="FFFFFF" w:themeColor="background1"/>
+        <w:insideV w:val="single" w:sz="4" w:space="0" w:color="FFFFFF" w:themeColor="background1"/>
       </w:tblBorders>
     </w:tblPr>
     <w:tcPr>
@@ -11777,7 +11031,7 @@
         <w:tcBorders>
           <w:top w:val="nil"/>
           <w:left w:val="nil"/>
-          <w:bottom w:val="single" w:color="C0504D" w:themeColor="accent2" w:sz="24" w:space="0"/>
+          <w:bottom w:val="single" w:sz="24" w:space="0" w:color="C0504D" w:themeColor="accent2"/>
           <w:right w:val="nil"/>
           <w:insideH w:val="nil"/>
           <w:insideV w:val="nil"/>
@@ -11794,7 +11048,7 @@
       <w:tblPr/>
       <w:tcPr>
         <w:tcBorders>
-          <w:top w:val="single" w:color="FFFFFF" w:themeColor="background1" w:sz="6" w:space="0"/>
+          <w:top w:val="single" w:sz="6" w:space="0" w:color="FFFFFF" w:themeColor="background1"/>
         </w:tcBorders>
         <w:shd w:val="clear" w:color="auto" w:fill="2C4C74" w:themeFill="accent1" w:themeFillShade="99"/>
       </w:tcPr>
@@ -11810,7 +11064,7 @@
           <w:left w:val="nil"/>
           <w:bottom w:val="nil"/>
           <w:right w:val="nil"/>
-          <w:insideH w:val="single" w:color="2C4C74" w:themeColor="accent1" w:themeShade="99" w:sz="4" w:space="0"/>
+          <w:insideH w:val="single" w:sz="4" w:space="0" w:color="2C4C74" w:themeColor="accent1" w:themeShade="99"/>
           <w:insideV w:val="nil"/>
         </w:tcBorders>
         <w:shd w:val="clear" w:color="auto" w:fill="2C4C74" w:themeFill="accent1" w:themeFillShade="99"/>
@@ -11871,12 +11125,12 @@
       <w:tblStyleRowBandSize w:val="1"/>
       <w:tblStyleColBandSize w:val="1"/>
       <w:tblBorders>
-        <w:top w:val="single" w:color="C0504D" w:themeColor="accent2" w:sz="24" w:space="0"/>
-        <w:left w:val="single" w:color="C0504D" w:themeColor="accent2" w:sz="4" w:space="0"/>
-        <w:bottom w:val="single" w:color="C0504D" w:themeColor="accent2" w:sz="4" w:space="0"/>
-        <w:right w:val="single" w:color="C0504D" w:themeColor="accent2" w:sz="4" w:space="0"/>
-        <w:insideH w:val="single" w:color="FFFFFF" w:themeColor="background1" w:sz="4" w:space="0"/>
-        <w:insideV w:val="single" w:color="FFFFFF" w:themeColor="background1" w:sz="4" w:space="0"/>
+        <w:top w:val="single" w:sz="24" w:space="0" w:color="C0504D" w:themeColor="accent2"/>
+        <w:left w:val="single" w:sz="4" w:space="0" w:color="C0504D" w:themeColor="accent2"/>
+        <w:bottom w:val="single" w:sz="4" w:space="0" w:color="C0504D" w:themeColor="accent2"/>
+        <w:right w:val="single" w:sz="4" w:space="0" w:color="C0504D" w:themeColor="accent2"/>
+        <w:insideH w:val="single" w:sz="4" w:space="0" w:color="FFFFFF" w:themeColor="background1"/>
+        <w:insideV w:val="single" w:sz="4" w:space="0" w:color="FFFFFF" w:themeColor="background1"/>
       </w:tblBorders>
     </w:tblPr>
     <w:tcPr>
@@ -11892,7 +11146,7 @@
         <w:tcBorders>
           <w:top w:val="nil"/>
           <w:left w:val="nil"/>
-          <w:bottom w:val="single" w:color="C0504D" w:themeColor="accent2" w:sz="24" w:space="0"/>
+          <w:bottom w:val="single" w:sz="24" w:space="0" w:color="C0504D" w:themeColor="accent2"/>
           <w:right w:val="nil"/>
           <w:insideH w:val="nil"/>
           <w:insideV w:val="nil"/>
@@ -11909,7 +11163,7 @@
       <w:tblPr/>
       <w:tcPr>
         <w:tcBorders>
-          <w:top w:val="single" w:color="FFFFFF" w:themeColor="background1" w:sz="6" w:space="0"/>
+          <w:top w:val="single" w:sz="6" w:space="0" w:color="FFFFFF" w:themeColor="background1"/>
         </w:tcBorders>
         <w:shd w:val="clear" w:color="auto" w:fill="772C2A" w:themeFill="accent2" w:themeFillShade="99"/>
       </w:tcPr>
@@ -11925,7 +11179,7 @@
           <w:left w:val="nil"/>
           <w:bottom w:val="nil"/>
           <w:right w:val="nil"/>
-          <w:insideH w:val="single" w:color="772C2A" w:themeColor="accent2" w:themeShade="99" w:sz="4" w:space="0"/>
+          <w:insideH w:val="single" w:sz="4" w:space="0" w:color="772C2A" w:themeColor="accent2" w:themeShade="99"/>
           <w:insideV w:val="nil"/>
         </w:tcBorders>
         <w:shd w:val="clear" w:color="auto" w:fill="772C2A" w:themeFill="accent2" w:themeFillShade="99"/>
@@ -11986,12 +11240,12 @@
       <w:tblStyleRowBandSize w:val="1"/>
       <w:tblStyleColBandSize w:val="1"/>
       <w:tblBorders>
-        <w:top w:val="single" w:color="8064A2" w:themeColor="accent4" w:sz="24" w:space="0"/>
-        <w:left w:val="single" w:color="9BBB59" w:themeColor="accent3" w:sz="4" w:space="0"/>
-        <w:bottom w:val="single" w:color="9BBB59" w:themeColor="accent3" w:sz="4" w:space="0"/>
-        <w:right w:val="single" w:color="9BBB59" w:themeColor="accent3" w:sz="4" w:space="0"/>
-        <w:insideH w:val="single" w:color="FFFFFF" w:themeColor="background1" w:sz="4" w:space="0"/>
-        <w:insideV w:val="single" w:color="FFFFFF" w:themeColor="background1" w:sz="4" w:space="0"/>
+        <w:top w:val="single" w:sz="24" w:space="0" w:color="8064A2" w:themeColor="accent4"/>
+        <w:left w:val="single" w:sz="4" w:space="0" w:color="9BBB59" w:themeColor="accent3"/>
+        <w:bottom w:val="single" w:sz="4" w:space="0" w:color="9BBB59" w:themeColor="accent3"/>
+        <w:right w:val="single" w:sz="4" w:space="0" w:color="9BBB59" w:themeColor="accent3"/>
+        <w:insideH w:val="single" w:sz="4" w:space="0" w:color="FFFFFF" w:themeColor="background1"/>
+        <w:insideV w:val="single" w:sz="4" w:space="0" w:color="FFFFFF" w:themeColor="background1"/>
       </w:tblBorders>
     </w:tblPr>
     <w:tcPr>
@@ -12007,7 +11261,7 @@
         <w:tcBorders>
           <w:top w:val="nil"/>
           <w:left w:val="nil"/>
-          <w:bottom w:val="single" w:color="8064A2" w:themeColor="accent4" w:sz="24" w:space="0"/>
+          <w:bottom w:val="single" w:sz="24" w:space="0" w:color="8064A2" w:themeColor="accent4"/>
           <w:right w:val="nil"/>
           <w:insideH w:val="nil"/>
           <w:insideV w:val="nil"/>
@@ -12024,7 +11278,7 @@
       <w:tblPr/>
       <w:tcPr>
         <w:tcBorders>
-          <w:top w:val="single" w:color="FFFFFF" w:themeColor="background1" w:sz="6" w:space="0"/>
+          <w:top w:val="single" w:sz="6" w:space="0" w:color="FFFFFF" w:themeColor="background1"/>
         </w:tcBorders>
         <w:shd w:val="clear" w:color="auto" w:fill="5E7530" w:themeFill="accent3" w:themeFillShade="99"/>
       </w:tcPr>
@@ -12040,7 +11294,7 @@
           <w:left w:val="nil"/>
           <w:bottom w:val="nil"/>
           <w:right w:val="nil"/>
-          <w:insideH w:val="single" w:color="5E7530" w:themeColor="accent3" w:themeShade="99" w:sz="4" w:space="0"/>
+          <w:insideH w:val="single" w:sz="4" w:space="0" w:color="5E7530" w:themeColor="accent3" w:themeShade="99"/>
           <w:insideV w:val="nil"/>
         </w:tcBorders>
         <w:shd w:val="clear" w:color="auto" w:fill="5E7530" w:themeFill="accent3" w:themeFillShade="99"/>
@@ -12091,12 +11345,12 @@
       <w:tblStyleRowBandSize w:val="1"/>
       <w:tblStyleColBandSize w:val="1"/>
       <w:tblBorders>
-        <w:top w:val="single" w:color="9BBB59" w:themeColor="accent3" w:sz="24" w:space="0"/>
-        <w:left w:val="single" w:color="8064A2" w:themeColor="accent4" w:sz="4" w:space="0"/>
-        <w:bottom w:val="single" w:color="8064A2" w:themeColor="accent4" w:sz="4" w:space="0"/>
-        <w:right w:val="single" w:color="8064A2" w:themeColor="accent4" w:sz="4" w:space="0"/>
-        <w:insideH w:val="single" w:color="FFFFFF" w:themeColor="background1" w:sz="4" w:space="0"/>
-        <w:insideV w:val="single" w:color="FFFFFF" w:themeColor="background1" w:sz="4" w:space="0"/>
+        <w:top w:val="single" w:sz="24" w:space="0" w:color="9BBB59" w:themeColor="accent3"/>
+        <w:left w:val="single" w:sz="4" w:space="0" w:color="8064A2" w:themeColor="accent4"/>
+        <w:bottom w:val="single" w:sz="4" w:space="0" w:color="8064A2" w:themeColor="accent4"/>
+        <w:right w:val="single" w:sz="4" w:space="0" w:color="8064A2" w:themeColor="accent4"/>
+        <w:insideH w:val="single" w:sz="4" w:space="0" w:color="FFFFFF" w:themeColor="background1"/>
+        <w:insideV w:val="single" w:sz="4" w:space="0" w:color="FFFFFF" w:themeColor="background1"/>
       </w:tblBorders>
     </w:tblPr>
     <w:tcPr>
@@ -12112,7 +11366,7 @@
         <w:tcBorders>
           <w:top w:val="nil"/>
           <w:left w:val="nil"/>
-          <w:bottom w:val="single" w:color="9BBB59" w:themeColor="accent3" w:sz="24" w:space="0"/>
+          <w:bottom w:val="single" w:sz="24" w:space="0" w:color="9BBB59" w:themeColor="accent3"/>
           <w:right w:val="nil"/>
           <w:insideH w:val="nil"/>
           <w:insideV w:val="nil"/>
@@ -12129,7 +11383,7 @@
       <w:tblPr/>
       <w:tcPr>
         <w:tcBorders>
-          <w:top w:val="single" w:color="FFFFFF" w:themeColor="background1" w:sz="6" w:space="0"/>
+          <w:top w:val="single" w:sz="6" w:space="0" w:color="FFFFFF" w:themeColor="background1"/>
         </w:tcBorders>
         <w:shd w:val="clear" w:color="auto" w:fill="4C3B62" w:themeFill="accent4" w:themeFillShade="99"/>
       </w:tcPr>
@@ -12145,7 +11399,7 @@
           <w:left w:val="nil"/>
           <w:bottom w:val="nil"/>
           <w:right w:val="nil"/>
-          <w:insideH w:val="single" w:color="4C3B62" w:themeColor="accent4" w:themeShade="99" w:sz="4" w:space="0"/>
+          <w:insideH w:val="single" w:sz="4" w:space="0" w:color="4C3B62" w:themeColor="accent4" w:themeShade="99"/>
           <w:insideV w:val="nil"/>
         </w:tcBorders>
         <w:shd w:val="clear" w:color="auto" w:fill="4C3B62" w:themeFill="accent4" w:themeFillShade="99"/>
@@ -12206,12 +11460,12 @@
       <w:tblStyleRowBandSize w:val="1"/>
       <w:tblStyleColBandSize w:val="1"/>
       <w:tblBorders>
-        <w:top w:val="single" w:color="F79646" w:themeColor="accent6" w:sz="24" w:space="0"/>
-        <w:left w:val="single" w:color="4BACC6" w:themeColor="accent5" w:sz="4" w:space="0"/>
-        <w:bottom w:val="single" w:color="4BACC6" w:themeColor="accent5" w:sz="4" w:space="0"/>
-        <w:right w:val="single" w:color="4BACC6" w:themeColor="accent5" w:sz="4" w:space="0"/>
-        <w:insideH w:val="single" w:color="FFFFFF" w:themeColor="background1" w:sz="4" w:space="0"/>
-        <w:insideV w:val="single" w:color="FFFFFF" w:themeColor="background1" w:sz="4" w:space="0"/>
+        <w:top w:val="single" w:sz="24" w:space="0" w:color="F79646" w:themeColor="accent6"/>
+        <w:left w:val="single" w:sz="4" w:space="0" w:color="4BACC6" w:themeColor="accent5"/>
+        <w:bottom w:val="single" w:sz="4" w:space="0" w:color="4BACC6" w:themeColor="accent5"/>
+        <w:right w:val="single" w:sz="4" w:space="0" w:color="4BACC6" w:themeColor="accent5"/>
+        <w:insideH w:val="single" w:sz="4" w:space="0" w:color="FFFFFF" w:themeColor="background1"/>
+        <w:insideV w:val="single" w:sz="4" w:space="0" w:color="FFFFFF" w:themeColor="background1"/>
       </w:tblBorders>
     </w:tblPr>
     <w:tcPr>
@@ -12227,7 +11481,7 @@
         <w:tcBorders>
           <w:top w:val="nil"/>
           <w:left w:val="nil"/>
-          <w:bottom w:val="single" w:color="F79646" w:themeColor="accent6" w:sz="24" w:space="0"/>
+          <w:bottom w:val="single" w:sz="24" w:space="0" w:color="F79646" w:themeColor="accent6"/>
           <w:right w:val="nil"/>
           <w:insideH w:val="nil"/>
           <w:insideV w:val="nil"/>
@@ -12244,7 +11498,7 @@
       <w:tblPr/>
       <w:tcPr>
         <w:tcBorders>
-          <w:top w:val="single" w:color="FFFFFF" w:themeColor="background1" w:sz="6" w:space="0"/>
+          <w:top w:val="single" w:sz="6" w:space="0" w:color="FFFFFF" w:themeColor="background1"/>
         </w:tcBorders>
         <w:shd w:val="clear" w:color="auto" w:fill="276A7C" w:themeFill="accent5" w:themeFillShade="99"/>
       </w:tcPr>
@@ -12260,7 +11514,7 @@
           <w:left w:val="nil"/>
           <w:bottom w:val="nil"/>
           <w:right w:val="nil"/>
-          <w:insideH w:val="single" w:color="276A7C" w:themeColor="accent5" w:themeShade="99" w:sz="4" w:space="0"/>
+          <w:insideH w:val="single" w:sz="4" w:space="0" w:color="276A7C" w:themeColor="accent5" w:themeShade="99"/>
           <w:insideV w:val="nil"/>
         </w:tcBorders>
         <w:shd w:val="clear" w:color="auto" w:fill="276A7C" w:themeFill="accent5" w:themeFillShade="99"/>
@@ -12321,12 +11575,12 @@
       <w:tblStyleRowBandSize w:val="1"/>
       <w:tblStyleColBandSize w:val="1"/>
       <w:tblBorders>
-        <w:top w:val="single" w:color="4BACC6" w:themeColor="accent5" w:sz="24" w:space="0"/>
-        <w:left w:val="single" w:color="F79646" w:themeColor="accent6" w:sz="4" w:space="0"/>
-        <w:bottom w:val="single" w:color="F79646" w:themeColor="accent6" w:sz="4" w:space="0"/>
-        <w:right w:val="single" w:color="F79646" w:themeColor="accent6" w:sz="4" w:space="0"/>
-        <w:insideH w:val="single" w:color="FFFFFF" w:themeColor="background1" w:sz="4" w:space="0"/>
-        <w:insideV w:val="single" w:color="FFFFFF" w:themeColor="background1" w:sz="4" w:space="0"/>
+        <w:top w:val="single" w:sz="24" w:space="0" w:color="4BACC6" w:themeColor="accent5"/>
+        <w:left w:val="single" w:sz="4" w:space="0" w:color="F79646" w:themeColor="accent6"/>
+        <w:bottom w:val="single" w:sz="4" w:space="0" w:color="F79646" w:themeColor="accent6"/>
+        <w:right w:val="single" w:sz="4" w:space="0" w:color="F79646" w:themeColor="accent6"/>
+        <w:insideH w:val="single" w:sz="4" w:space="0" w:color="FFFFFF" w:themeColor="background1"/>
+        <w:insideV w:val="single" w:sz="4" w:space="0" w:color="FFFFFF" w:themeColor="background1"/>
       </w:tblBorders>
     </w:tblPr>
     <w:tcPr>
@@ -12342,7 +11596,7 @@
         <w:tcBorders>
           <w:top w:val="nil"/>
           <w:left w:val="nil"/>
-          <w:bottom w:val="single" w:color="4BACC6" w:themeColor="accent5" w:sz="24" w:space="0"/>
+          <w:bottom w:val="single" w:sz="24" w:space="0" w:color="4BACC6" w:themeColor="accent5"/>
           <w:right w:val="nil"/>
           <w:insideH w:val="nil"/>
           <w:insideV w:val="nil"/>
@@ -12359,7 +11613,7 @@
       <w:tblPr/>
       <w:tcPr>
         <w:tcBorders>
-          <w:top w:val="single" w:color="FFFFFF" w:themeColor="background1" w:sz="6" w:space="0"/>
+          <w:top w:val="single" w:sz="6" w:space="0" w:color="FFFFFF" w:themeColor="background1"/>
         </w:tcBorders>
         <w:shd w:val="clear" w:color="auto" w:fill="B65608" w:themeFill="accent6" w:themeFillShade="99"/>
       </w:tcPr>
@@ -12375,7 +11629,7 @@
           <w:left w:val="nil"/>
           <w:bottom w:val="nil"/>
           <w:right w:val="nil"/>
-          <w:insideH w:val="single" w:color="B65608" w:themeColor="accent6" w:themeShade="99" w:sz="4" w:space="0"/>
+          <w:insideH w:val="single" w:sz="4" w:space="0" w:color="B65608" w:themeColor="accent6" w:themeShade="99"/>
           <w:insideV w:val="nil"/>
         </w:tcBorders>
         <w:shd w:val="clear" w:color="auto" w:fill="B65608" w:themeFill="accent6" w:themeFillShade="99"/>
@@ -12448,7 +11702,7 @@
       <w:tblPr/>
       <w:tcPr>
         <w:tcBorders>
-          <w:bottom w:val="single" w:color="FFFFFF" w:themeColor="background1" w:sz="12" w:space="0"/>
+          <w:bottom w:val="single" w:sz="12" w:space="0" w:color="FFFFFF" w:themeColor="background1"/>
         </w:tcBorders>
         <w:shd w:val="clear" w:color="auto" w:fill="9E3A38" w:themeFill="accent2" w:themeFillShade="CC"/>
       </w:tcPr>
@@ -12462,7 +11716,7 @@
       <w:tblPr/>
       <w:tcPr>
         <w:tcBorders>
-          <w:top w:val="single" w:color="000000" w:themeColor="text1" w:sz="12" w:space="0"/>
+          <w:top w:val="single" w:sz="12" w:space="0" w:color="000000" w:themeColor="text1"/>
         </w:tcBorders>
         <w:shd w:val="clear" w:color="auto" w:fill="FFFFFF" w:themeFill="background1"/>
       </w:tcPr>
@@ -12527,7 +11781,7 @@
       <w:tblPr/>
       <w:tcPr>
         <w:tcBorders>
-          <w:bottom w:val="single" w:color="FFFFFF" w:themeColor="background1" w:sz="12" w:space="0"/>
+          <w:bottom w:val="single" w:sz="12" w:space="0" w:color="FFFFFF" w:themeColor="background1"/>
         </w:tcBorders>
         <w:shd w:val="clear" w:color="auto" w:fill="9E3A38" w:themeFill="accent2" w:themeFillShade="CC"/>
       </w:tcPr>
@@ -12541,7 +11795,7 @@
       <w:tblPr/>
       <w:tcPr>
         <w:tcBorders>
-          <w:top w:val="single" w:color="000000" w:themeColor="text1" w:sz="12" w:space="0"/>
+          <w:top w:val="single" w:sz="12" w:space="0" w:color="000000" w:themeColor="text1"/>
         </w:tcBorders>
         <w:shd w:val="clear" w:color="auto" w:fill="FFFFFF" w:themeFill="background1"/>
       </w:tcPr>
@@ -12606,7 +11860,7 @@
       <w:tblPr/>
       <w:tcPr>
         <w:tcBorders>
-          <w:bottom w:val="single" w:color="FFFFFF" w:themeColor="background1" w:sz="12" w:space="0"/>
+          <w:bottom w:val="single" w:sz="12" w:space="0" w:color="FFFFFF" w:themeColor="background1"/>
         </w:tcBorders>
         <w:shd w:val="clear" w:color="auto" w:fill="9E3A38" w:themeFill="accent2" w:themeFillShade="CC"/>
       </w:tcPr>
@@ -12620,7 +11874,7 @@
       <w:tblPr/>
       <w:tcPr>
         <w:tcBorders>
-          <w:top w:val="single" w:color="000000" w:themeColor="text1" w:sz="12" w:space="0"/>
+          <w:top w:val="single" w:sz="12" w:space="0" w:color="000000" w:themeColor="text1"/>
         </w:tcBorders>
         <w:shd w:val="clear" w:color="auto" w:fill="FFFFFF" w:themeFill="background1"/>
       </w:tcPr>
@@ -12685,7 +11939,7 @@
       <w:tblPr/>
       <w:tcPr>
         <w:tcBorders>
-          <w:bottom w:val="single" w:color="FFFFFF" w:themeColor="background1" w:sz="12" w:space="0"/>
+          <w:bottom w:val="single" w:sz="12" w:space="0" w:color="FFFFFF" w:themeColor="background1"/>
         </w:tcBorders>
         <w:shd w:val="clear" w:color="auto" w:fill="664E82" w:themeFill="accent4" w:themeFillShade="CC"/>
       </w:tcPr>
@@ -12699,7 +11953,7 @@
       <w:tblPr/>
       <w:tcPr>
         <w:tcBorders>
-          <w:top w:val="single" w:color="000000" w:themeColor="text1" w:sz="12" w:space="0"/>
+          <w:top w:val="single" w:sz="12" w:space="0" w:color="000000" w:themeColor="text1"/>
         </w:tcBorders>
         <w:shd w:val="clear" w:color="auto" w:fill="FFFFFF" w:themeFill="background1"/>
       </w:tcPr>
@@ -12764,7 +12018,7 @@
       <w:tblPr/>
       <w:tcPr>
         <w:tcBorders>
-          <w:bottom w:val="single" w:color="FFFFFF" w:themeColor="background1" w:sz="12" w:space="0"/>
+          <w:bottom w:val="single" w:sz="12" w:space="0" w:color="FFFFFF" w:themeColor="background1"/>
         </w:tcBorders>
         <w:shd w:val="clear" w:color="auto" w:fill="7E9C40" w:themeFill="accent3" w:themeFillShade="CC"/>
       </w:tcPr>
@@ -12778,7 +12032,7 @@
       <w:tblPr/>
       <w:tcPr>
         <w:tcBorders>
-          <w:top w:val="single" w:color="000000" w:themeColor="text1" w:sz="12" w:space="0"/>
+          <w:top w:val="single" w:sz="12" w:space="0" w:color="000000" w:themeColor="text1"/>
         </w:tcBorders>
         <w:shd w:val="clear" w:color="auto" w:fill="FFFFFF" w:themeFill="background1"/>
       </w:tcPr>
@@ -12843,7 +12097,7 @@
       <w:tblPr/>
       <w:tcPr>
         <w:tcBorders>
-          <w:bottom w:val="single" w:color="FFFFFF" w:themeColor="background1" w:sz="12" w:space="0"/>
+          <w:bottom w:val="single" w:sz="12" w:space="0" w:color="FFFFFF" w:themeColor="background1"/>
         </w:tcBorders>
         <w:shd w:val="clear" w:color="auto" w:fill="F2730A" w:themeFill="accent6" w:themeFillShade="CC"/>
       </w:tcPr>
@@ -12857,7 +12111,7 @@
       <w:tblPr/>
       <w:tcPr>
         <w:tcBorders>
-          <w:top w:val="single" w:color="000000" w:themeColor="text1" w:sz="12" w:space="0"/>
+          <w:top w:val="single" w:sz="12" w:space="0" w:color="000000" w:themeColor="text1"/>
         </w:tcBorders>
         <w:shd w:val="clear" w:color="auto" w:fill="FFFFFF" w:themeFill="background1"/>
       </w:tcPr>
@@ -12922,7 +12176,7 @@
       <w:tblPr/>
       <w:tcPr>
         <w:tcBorders>
-          <w:bottom w:val="single" w:color="FFFFFF" w:themeColor="background1" w:sz="12" w:space="0"/>
+          <w:bottom w:val="single" w:sz="12" w:space="0" w:color="FFFFFF" w:themeColor="background1"/>
         </w:tcBorders>
         <w:shd w:val="clear" w:color="auto" w:fill="348DA5" w:themeFill="accent5" w:themeFillShade="CC"/>
       </w:tcPr>
@@ -12936,7 +12190,7 @@
       <w:tblPr/>
       <w:tcPr>
         <w:tcBorders>
-          <w:top w:val="single" w:color="000000" w:themeColor="text1" w:sz="12" w:space="0"/>
+          <w:top w:val="single" w:sz="12" w:space="0" w:color="000000" w:themeColor="text1"/>
         </w:tcBorders>
         <w:shd w:val="clear" w:color="auto" w:fill="FFFFFF" w:themeFill="background1"/>
       </w:tcPr>
@@ -12989,7 +12243,7 @@
       <w:tblStyleRowBandSize w:val="1"/>
       <w:tblStyleColBandSize w:val="1"/>
       <w:tblBorders>
-        <w:insideH w:val="single" w:color="FFFFFF" w:themeColor="background1" w:sz="4" w:space="0"/>
+        <w:insideH w:val="single" w:sz="4" w:space="0" w:color="FFFFFF" w:themeColor="background1"/>
       </w:tblBorders>
     </w:tblPr>
     <w:tcPr>
@@ -13062,7 +12316,7 @@
       <w:tblStyleRowBandSize w:val="1"/>
       <w:tblStyleColBandSize w:val="1"/>
       <w:tblBorders>
-        <w:insideH w:val="single" w:color="FFFFFF" w:themeColor="background1" w:sz="4" w:space="0"/>
+        <w:insideH w:val="single" w:sz="4" w:space="0" w:color="FFFFFF" w:themeColor="background1"/>
       </w:tblBorders>
     </w:tblPr>
     <w:tcPr>
@@ -13135,7 +12389,7 @@
       <w:tblStyleRowBandSize w:val="1"/>
       <w:tblStyleColBandSize w:val="1"/>
       <w:tblBorders>
-        <w:insideH w:val="single" w:color="FFFFFF" w:themeColor="background1" w:sz="4" w:space="0"/>
+        <w:insideH w:val="single" w:sz="4" w:space="0" w:color="FFFFFF" w:themeColor="background1"/>
       </w:tblBorders>
     </w:tblPr>
     <w:tcPr>
@@ -13208,7 +12462,7 @@
       <w:tblStyleRowBandSize w:val="1"/>
       <w:tblStyleColBandSize w:val="1"/>
       <w:tblBorders>
-        <w:insideH w:val="single" w:color="FFFFFF" w:themeColor="background1" w:sz="4" w:space="0"/>
+        <w:insideH w:val="single" w:sz="4" w:space="0" w:color="FFFFFF" w:themeColor="background1"/>
       </w:tblBorders>
     </w:tblPr>
     <w:tcPr>
@@ -13281,7 +12535,7 @@
       <w:tblStyleRowBandSize w:val="1"/>
       <w:tblStyleColBandSize w:val="1"/>
       <w:tblBorders>
-        <w:insideH w:val="single" w:color="FFFFFF" w:themeColor="background1" w:sz="4" w:space="0"/>
+        <w:insideH w:val="single" w:sz="4" w:space="0" w:color="FFFFFF" w:themeColor="background1"/>
       </w:tblBorders>
     </w:tblPr>
     <w:tcPr>
@@ -13354,7 +12608,7 @@
       <w:tblStyleRowBandSize w:val="1"/>
       <w:tblStyleColBandSize w:val="1"/>
       <w:tblBorders>
-        <w:insideH w:val="single" w:color="FFFFFF" w:themeColor="background1" w:sz="4" w:space="0"/>
+        <w:insideH w:val="single" w:sz="4" w:space="0" w:color="FFFFFF" w:themeColor="background1"/>
       </w:tblBorders>
     </w:tblPr>
     <w:tcPr>
@@ -13427,7 +12681,7 @@
       <w:tblStyleRowBandSize w:val="1"/>
       <w:tblStyleColBandSize w:val="1"/>
       <w:tblBorders>
-        <w:insideH w:val="single" w:color="FFFFFF" w:themeColor="background1" w:sz="4" w:space="0"/>
+        <w:insideH w:val="single" w:sz="4" w:space="0" w:color="FFFFFF" w:themeColor="background1"/>
       </w:tblBorders>
     </w:tblPr>
     <w:tcPr>
